--- a/public/curriculum/pedro-pizzi-en.docx
+++ b/public/curriculum/pedro-pizzi-en.docx
@@ -3,59 +3,133 @@
 <w:document xmlns:wpc="http://schemas.microsoft.com/office/word/2010/wordprocessingCanvas" xmlns:cx="http://schemas.microsoft.com/office/drawing/2014/chartex" xmlns:cx1="http://schemas.microsoft.com/office/drawing/2015/9/8/chartex" xmlns:cx2="http://schemas.microsoft.com/office/drawing/2015/10/21/chartex" xmlns:cx3="http://schemas.microsoft.com/office/drawing/2016/5/9/chartex" xmlns:cx4="http://schemas.microsoft.com/office/drawing/2016/5/10/chartex" xmlns:cx5="http://schemas.microsoft.com/office/drawing/2016/5/11/chartex" xmlns:cx6="http://schemas.microsoft.com/office/drawing/2016/5/12/chartex" xmlns:cx7="http://schemas.microsoft.com/office/drawing/2016/5/13/chartex" xmlns:cx8="http://schemas.microsoft.com/office/drawing/2016/5/14/chartex" xmlns:mc="http://schemas.openxmlformats.org/markup-compatibility/2006" xmlns:aink="http://schemas.microsoft.com/office/drawing/2016/ink" xmlns:am3d="http://schemas.microsoft.com/office/drawing/2017/model3d" xmlns:o="urn:schemas-microsoft-com:office:office" xmlns:oel="http://schemas.microsoft.com/office/2019/extlst" xmlns:r="http://schemas.openxmlformats.org/officeDocument/2006/relationships" xmlns:m="http://schemas.openxmlformats.org/officeDocument/2006/math" xmlns:v="urn:schemas-microsoft-com:vml" xmlns:wp14="http://schemas.microsoft.com/office/word/2010/wordprocessingDrawing" xmlns:wp="http://schemas.openxmlformats.org/drawingml/2006/wordprocessingDrawing" xmlns:w10="urn:schemas-microsoft-com:office:word" xmlns:w="http://schemas.openxmlformats.org/wordprocessingml/2006/main" xmlns:w14="http://schemas.microsoft.com/office/word/2010/wordml" xmlns:w15="http://schemas.microsoft.com/office/word/2012/wordml" xmlns:w16cex="http://schemas.microsoft.com/office/word/2018/wordml/cex" xmlns:w16cid="http://schemas.microsoft.com/office/word/2016/wordml/cid" xmlns:w16="http://schemas.microsoft.com/office/word/2018/wordml" xmlns:w16du="http://schemas.microsoft.com/office/word/2023/wordml/word16du" xmlns:w16sdtdh="http://schemas.microsoft.com/office/word/2020/wordml/sdtdatahash" xmlns:w16sdtfl="http://schemas.microsoft.com/office/word/2024/wordml/sdtformatlock" xmlns:w16se="http://schemas.microsoft.com/office/word/2015/wordml/symex" xmlns:wpg="http://schemas.microsoft.com/office/word/2010/wordprocessingGroup" xmlns:wpi="http://schemas.microsoft.com/office/word/2010/wordprocessingInk" xmlns:wne="http://schemas.microsoft.com/office/word/2006/wordml" xmlns:wps="http://schemas.microsoft.com/office/word/2010/wordprocessingShape" mc:Ignorable="w14 w15 w16se w16cid w16 w16cex w16sdtdh w16sdtfl w16du wp14">
   <w:body>
     <w:p>
-      <w:r>
-        <w:rPr>
+      <w:pPr>
+        <w:spacing w:after="0"/>
+        <w:rPr>
+          <w:rFonts w:ascii="Calibri" w:hAnsi="Calibri" w:cs="Calibri"/>
+          <w:sz w:val="22"/>
+          <w:szCs w:val="22"/>
+          <w:u w:val="single"/>
+        </w:rPr>
+      </w:pPr>
+      <w:r>
+        <w:rPr>
+          <w:rFonts w:ascii="Calibri" w:hAnsi="Calibri" w:cs="Calibri"/>
           <w:b/>
           <w:bCs/>
+          <w:sz w:val="28"/>
+          <w:szCs w:val="28"/>
         </w:rPr>
         <w:t>Pedro Carneiro Pizzi</w:t>
       </w:r>
       <w:r>
         <w:rPr>
-          <w:b/>
-          <w:bCs/>
+          <w:rFonts w:ascii="Calibri" w:hAnsi="Calibri" w:cs="Calibri"/>
+          <w:sz w:val="22"/>
+          <w:szCs w:val="22"/>
         </w:rPr>
         <w:br/>
-        <w:t>Rio de Janeiro, Brazil</w:t>
-      </w:r>
-      <w:r>
+        <w:t>Rio de Janeiro, Brasil</w:t>
+      </w:r>
+      <w:r>
+        <w:rPr>
+          <w:rFonts w:ascii="Calibri" w:hAnsi="Calibri" w:cs="Calibri"/>
+          <w:sz w:val="22"/>
+          <w:szCs w:val="22"/>
+        </w:rPr>
+        <w:t xml:space="preserve">                                          </w:t>
+      </w:r>
+      <w:r>
+        <w:rPr>
+          <w:rFonts w:ascii="Calibri" w:hAnsi="Calibri" w:cs="Calibri"/>
+          <w:sz w:val="22"/>
+          <w:szCs w:val="22"/>
+        </w:rPr>
+        <w:t>Portfólio Profissional: www.pedropizzi.com</w:t>
+      </w:r>
+      <w:r>
+        <w:rPr>
+          <w:rFonts w:ascii="Calibri" w:hAnsi="Calibri" w:cs="Calibri"/>
+          <w:sz w:val="22"/>
+          <w:szCs w:val="22"/>
+        </w:rPr>
         <w:br/>
-        <w:t>Phone: +55 (24) 98806-6331</w:t>
-      </w:r>
-      <w:r>
+        <w:t>Telefone: +55 (24) 98806-6331</w:t>
+      </w:r>
+      <w:r>
+        <w:rPr>
+          <w:rFonts w:ascii="Calibri" w:hAnsi="Calibri" w:cs="Calibri"/>
+          <w:sz w:val="22"/>
+          <w:szCs w:val="22"/>
+        </w:rPr>
+        <w:t xml:space="preserve">                        Linkedin:</w:t>
+      </w:r>
+      <w:r>
+        <w:rPr>
+          <w:rFonts w:ascii="Calibri" w:hAnsi="Calibri" w:cs="Calibri"/>
+          <w:sz w:val="22"/>
+          <w:szCs w:val="22"/>
+        </w:rPr>
+        <w:t>www.linkedin.com/in/pedrocarneiropizzi</w:t>
+      </w:r>
+      <w:r>
+        <w:rPr>
+          <w:rFonts w:ascii="Calibri" w:hAnsi="Calibri" w:cs="Calibri"/>
+          <w:sz w:val="22"/>
+          <w:szCs w:val="22"/>
+        </w:rPr>
+        <w:t xml:space="preserve">        </w:t>
+      </w:r>
+      <w:r>
+        <w:rPr>
+          <w:rFonts w:ascii="Calibri" w:hAnsi="Calibri" w:cs="Calibri"/>
+          <w:sz w:val="22"/>
+          <w:szCs w:val="22"/>
+        </w:rPr>
         <w:br/>
-        <w:t>Email: pedropizzi23@hotmail.com</w:t>
+        <w:t xml:space="preserve">E-mail: </w:t>
+      </w:r>
+      <w:hyperlink r:id="rId6" w:history="1">
+        <w:r>
+          <w:rPr>
+            <w:rFonts w:ascii="Calibri" w:hAnsi="Calibri" w:cs="Calibri"/>
+            <w:sz w:val="22"/>
+            <w:szCs w:val="22"/>
+          </w:rPr>
+          <w:t>pedropizzi23@hotmail.com</w:t>
+        </w:r>
+      </w:hyperlink>
+      <w:r>
+        <w:rPr>
+          <w:rFonts w:ascii="Calibri" w:hAnsi="Calibri" w:cs="Calibri"/>
+          <w:sz w:val="22"/>
+          <w:szCs w:val="22"/>
+        </w:rPr>
+        <w:t xml:space="preserve">                Github: </w:t>
+      </w:r>
+      <w:r>
+        <w:rPr>
+          <w:rFonts w:ascii="Calibri" w:hAnsi="Calibri" w:cs="Calibri"/>
+          <w:sz w:val="22"/>
+          <w:szCs w:val="22"/>
+        </w:rPr>
+        <w:t>https://github.com/P3dream</w:t>
       </w:r>
     </w:p>
     <w:p>
       <w:pPr>
         <w:rPr>
+          <w:rFonts w:ascii="Calibri" w:hAnsi="Calibri" w:cs="Calibri"/>
+          <w:sz w:val="22"/>
+          <w:szCs w:val="22"/>
           <w:lang w:val="en-US"/>
         </w:rPr>
       </w:pPr>
       <w:r>
         <w:rPr>
-          <w:b/>
-          <w:bCs/>
-          <w:lang w:val="en-US"/>
-        </w:rPr>
-        <w:t>Professional Portfolio</w:t>
-      </w:r>
-      <w:r>
-        <w:rPr>
-          <w:lang w:val="en-US"/>
-        </w:rPr>
-        <w:t>: www.pedropizzi.com</w:t>
-      </w:r>
-    </w:p>
-    <w:p>
-      <w:pPr>
-        <w:rPr>
-          <w:lang w:val="en-US"/>
-        </w:rPr>
-      </w:pPr>
-      <w:r>
-        <w:rPr>
+          <w:rFonts w:ascii="Calibri" w:hAnsi="Calibri" w:cs="Calibri"/>
+          <w:sz w:val="22"/>
+          <w:szCs w:val="22"/>
           <w:lang w:val="en-US"/>
         </w:rPr>
         <w:pict w14:anchorId="7F3632D5">
@@ -66,15 +140,21 @@
     <w:p>
       <w:pPr>
         <w:rPr>
+          <w:rFonts w:ascii="Calibri" w:hAnsi="Calibri" w:cs="Calibri"/>
           <w:b/>
           <w:bCs/>
+          <w:sz w:val="22"/>
+          <w:szCs w:val="22"/>
           <w:lang w:val="en-US"/>
         </w:rPr>
       </w:pPr>
       <w:r>
         <w:rPr>
+          <w:rFonts w:ascii="Calibri" w:hAnsi="Calibri" w:cs="Calibri"/>
           <w:b/>
           <w:bCs/>
+          <w:sz w:val="22"/>
+          <w:szCs w:val="22"/>
           <w:lang w:val="en-US"/>
         </w:rPr>
         <w:t>Professional Summary</w:t>
@@ -83,335 +163,2695 @@
     <w:p>
       <w:pPr>
         <w:rPr>
+          <w:rFonts w:ascii="Calibri" w:hAnsi="Calibri" w:cs="Calibri"/>
+          <w:sz w:val="22"/>
+          <w:szCs w:val="22"/>
+        </w:rPr>
+      </w:pPr>
+      <w:r>
+        <w:rPr>
+          <w:rFonts w:ascii="Calibri" w:hAnsi="Calibri" w:cs="Calibri"/>
+          <w:sz w:val="22"/>
+          <w:szCs w:val="22"/>
+        </w:rPr>
+        <w:t xml:space="preserve">Computer </w:t>
+      </w:r>
+      <w:proofErr w:type="spellStart"/>
+      <w:r>
+        <w:rPr>
+          <w:rFonts w:ascii="Calibri" w:hAnsi="Calibri" w:cs="Calibri"/>
+          <w:sz w:val="22"/>
+          <w:szCs w:val="22"/>
+        </w:rPr>
+        <w:t>Engineering</w:t>
+      </w:r>
+      <w:proofErr w:type="spellEnd"/>
+      <w:r>
+        <w:rPr>
+          <w:rFonts w:ascii="Calibri" w:hAnsi="Calibri" w:cs="Calibri"/>
+          <w:sz w:val="22"/>
+          <w:szCs w:val="22"/>
+        </w:rPr>
+        <w:t xml:space="preserve"> professional </w:t>
+      </w:r>
+      <w:proofErr w:type="spellStart"/>
+      <w:r>
+        <w:rPr>
+          <w:rFonts w:ascii="Calibri" w:hAnsi="Calibri" w:cs="Calibri"/>
+          <w:sz w:val="22"/>
+          <w:szCs w:val="22"/>
+        </w:rPr>
+        <w:t>with</w:t>
+      </w:r>
+      <w:proofErr w:type="spellEnd"/>
+      <w:r>
+        <w:rPr>
+          <w:rFonts w:ascii="Calibri" w:hAnsi="Calibri" w:cs="Calibri"/>
+          <w:sz w:val="22"/>
+          <w:szCs w:val="22"/>
+        </w:rPr>
+        <w:t xml:space="preserve"> 5 </w:t>
+      </w:r>
+      <w:proofErr w:type="spellStart"/>
+      <w:r>
+        <w:rPr>
+          <w:rFonts w:ascii="Calibri" w:hAnsi="Calibri" w:cs="Calibri"/>
+          <w:sz w:val="22"/>
+          <w:szCs w:val="22"/>
+        </w:rPr>
+        <w:t>years</w:t>
+      </w:r>
+      <w:proofErr w:type="spellEnd"/>
+      <w:r>
+        <w:rPr>
+          <w:rFonts w:ascii="Calibri" w:hAnsi="Calibri" w:cs="Calibri"/>
+          <w:sz w:val="22"/>
+          <w:szCs w:val="22"/>
+        </w:rPr>
+        <w:t xml:space="preserve"> </w:t>
+      </w:r>
+      <w:proofErr w:type="spellStart"/>
+      <w:r>
+        <w:rPr>
+          <w:rFonts w:ascii="Calibri" w:hAnsi="Calibri" w:cs="Calibri"/>
+          <w:sz w:val="22"/>
+          <w:szCs w:val="22"/>
+        </w:rPr>
+        <w:t>of</w:t>
+      </w:r>
+      <w:proofErr w:type="spellEnd"/>
+      <w:r>
+        <w:rPr>
+          <w:rFonts w:ascii="Calibri" w:hAnsi="Calibri" w:cs="Calibri"/>
+          <w:sz w:val="22"/>
+          <w:szCs w:val="22"/>
+        </w:rPr>
+        <w:t xml:space="preserve"> </w:t>
+      </w:r>
+      <w:proofErr w:type="spellStart"/>
+      <w:r>
+        <w:rPr>
+          <w:rFonts w:ascii="Calibri" w:hAnsi="Calibri" w:cs="Calibri"/>
+          <w:sz w:val="22"/>
+          <w:szCs w:val="22"/>
+        </w:rPr>
+        <w:t>experience</w:t>
+      </w:r>
+      <w:proofErr w:type="spellEnd"/>
+      <w:r>
+        <w:rPr>
+          <w:rFonts w:ascii="Calibri" w:hAnsi="Calibri" w:cs="Calibri"/>
+          <w:sz w:val="22"/>
+          <w:szCs w:val="22"/>
+        </w:rPr>
+        <w:t xml:space="preserve">, </w:t>
+      </w:r>
+      <w:proofErr w:type="spellStart"/>
+      <w:r>
+        <w:rPr>
+          <w:rFonts w:ascii="Calibri" w:hAnsi="Calibri" w:cs="Calibri"/>
+          <w:sz w:val="22"/>
+          <w:szCs w:val="22"/>
+        </w:rPr>
+        <w:t>including</w:t>
+      </w:r>
+      <w:proofErr w:type="spellEnd"/>
+      <w:r>
+        <w:rPr>
+          <w:rFonts w:ascii="Calibri" w:hAnsi="Calibri" w:cs="Calibri"/>
+          <w:sz w:val="22"/>
+          <w:szCs w:val="22"/>
+        </w:rPr>
+        <w:t xml:space="preserve"> 4 </w:t>
+      </w:r>
+      <w:proofErr w:type="spellStart"/>
+      <w:r>
+        <w:rPr>
+          <w:rFonts w:ascii="Calibri" w:hAnsi="Calibri" w:cs="Calibri"/>
+          <w:sz w:val="22"/>
+          <w:szCs w:val="22"/>
+        </w:rPr>
+        <w:t>years</w:t>
+      </w:r>
+      <w:proofErr w:type="spellEnd"/>
+      <w:r>
+        <w:rPr>
+          <w:rFonts w:ascii="Calibri" w:hAnsi="Calibri" w:cs="Calibri"/>
+          <w:sz w:val="22"/>
+          <w:szCs w:val="22"/>
+        </w:rPr>
+        <w:t xml:space="preserve"> </w:t>
+      </w:r>
+      <w:proofErr w:type="spellStart"/>
+      <w:r>
+        <w:rPr>
+          <w:rFonts w:ascii="Calibri" w:hAnsi="Calibri" w:cs="Calibri"/>
+          <w:sz w:val="22"/>
+          <w:szCs w:val="22"/>
+        </w:rPr>
+        <w:t>focused</w:t>
+      </w:r>
+      <w:proofErr w:type="spellEnd"/>
+      <w:r>
+        <w:rPr>
+          <w:rFonts w:ascii="Calibri" w:hAnsi="Calibri" w:cs="Calibri"/>
+          <w:sz w:val="22"/>
+          <w:szCs w:val="22"/>
+        </w:rPr>
+        <w:t xml:space="preserve"> </w:t>
+      </w:r>
+      <w:proofErr w:type="spellStart"/>
+      <w:r>
+        <w:rPr>
+          <w:rFonts w:ascii="Calibri" w:hAnsi="Calibri" w:cs="Calibri"/>
+          <w:sz w:val="22"/>
+          <w:szCs w:val="22"/>
+        </w:rPr>
+        <w:t>on</w:t>
+      </w:r>
+      <w:proofErr w:type="spellEnd"/>
+      <w:r>
+        <w:rPr>
+          <w:rFonts w:ascii="Calibri" w:hAnsi="Calibri" w:cs="Calibri"/>
+          <w:sz w:val="22"/>
+          <w:szCs w:val="22"/>
+        </w:rPr>
+        <w:t xml:space="preserve"> software </w:t>
+      </w:r>
+      <w:proofErr w:type="spellStart"/>
+      <w:r>
+        <w:rPr>
+          <w:rFonts w:ascii="Calibri" w:hAnsi="Calibri" w:cs="Calibri"/>
+          <w:sz w:val="22"/>
+          <w:szCs w:val="22"/>
+        </w:rPr>
+        <w:t>development</w:t>
+      </w:r>
+      <w:proofErr w:type="spellEnd"/>
+      <w:r>
+        <w:rPr>
+          <w:rFonts w:ascii="Calibri" w:hAnsi="Calibri" w:cs="Calibri"/>
+          <w:sz w:val="22"/>
+          <w:szCs w:val="22"/>
+        </w:rPr>
+        <w:t xml:space="preserve"> in high-</w:t>
+      </w:r>
+      <w:proofErr w:type="spellStart"/>
+      <w:r>
+        <w:rPr>
+          <w:rFonts w:ascii="Calibri" w:hAnsi="Calibri" w:cs="Calibri"/>
+          <w:sz w:val="22"/>
+          <w:szCs w:val="22"/>
+        </w:rPr>
+        <w:t>criticality</w:t>
+      </w:r>
+      <w:proofErr w:type="spellEnd"/>
+      <w:r>
+        <w:rPr>
+          <w:rFonts w:ascii="Calibri" w:hAnsi="Calibri" w:cs="Calibri"/>
+          <w:sz w:val="22"/>
+          <w:szCs w:val="22"/>
+        </w:rPr>
+        <w:t xml:space="preserve"> </w:t>
+      </w:r>
+      <w:proofErr w:type="spellStart"/>
+      <w:r>
+        <w:rPr>
+          <w:rFonts w:ascii="Calibri" w:hAnsi="Calibri" w:cs="Calibri"/>
+          <w:sz w:val="22"/>
+          <w:szCs w:val="22"/>
+        </w:rPr>
+        <w:t>corporate</w:t>
+      </w:r>
+      <w:proofErr w:type="spellEnd"/>
+      <w:r>
+        <w:rPr>
+          <w:rFonts w:ascii="Calibri" w:hAnsi="Calibri" w:cs="Calibri"/>
+          <w:sz w:val="22"/>
+          <w:szCs w:val="22"/>
+        </w:rPr>
+        <w:t xml:space="preserve"> </w:t>
+      </w:r>
+      <w:proofErr w:type="spellStart"/>
+      <w:r>
+        <w:rPr>
+          <w:rFonts w:ascii="Calibri" w:hAnsi="Calibri" w:cs="Calibri"/>
+          <w:sz w:val="22"/>
+          <w:szCs w:val="22"/>
+        </w:rPr>
+        <w:t>environments</w:t>
+      </w:r>
+      <w:proofErr w:type="spellEnd"/>
+      <w:r>
+        <w:rPr>
+          <w:rFonts w:ascii="Calibri" w:hAnsi="Calibri" w:cs="Calibri"/>
+          <w:sz w:val="22"/>
+          <w:szCs w:val="22"/>
+        </w:rPr>
+        <w:t xml:space="preserve"> </w:t>
+      </w:r>
+      <w:proofErr w:type="spellStart"/>
+      <w:r>
+        <w:rPr>
+          <w:rFonts w:ascii="Calibri" w:hAnsi="Calibri" w:cs="Calibri"/>
+          <w:sz w:val="22"/>
+          <w:szCs w:val="22"/>
+        </w:rPr>
+        <w:t>and</w:t>
+      </w:r>
+      <w:proofErr w:type="spellEnd"/>
+      <w:r>
+        <w:rPr>
+          <w:rFonts w:ascii="Calibri" w:hAnsi="Calibri" w:cs="Calibri"/>
+          <w:sz w:val="22"/>
+          <w:szCs w:val="22"/>
+        </w:rPr>
+        <w:t xml:space="preserve"> </w:t>
+      </w:r>
+      <w:proofErr w:type="spellStart"/>
+      <w:r>
+        <w:rPr>
+          <w:rFonts w:ascii="Calibri" w:hAnsi="Calibri" w:cs="Calibri"/>
+          <w:sz w:val="22"/>
+          <w:szCs w:val="22"/>
+        </w:rPr>
+        <w:t>international</w:t>
+      </w:r>
+      <w:proofErr w:type="spellEnd"/>
+      <w:r>
+        <w:rPr>
+          <w:rFonts w:ascii="Calibri" w:hAnsi="Calibri" w:cs="Calibri"/>
+          <w:sz w:val="22"/>
+          <w:szCs w:val="22"/>
+        </w:rPr>
+        <w:t xml:space="preserve"> </w:t>
+      </w:r>
+      <w:proofErr w:type="spellStart"/>
+      <w:r>
+        <w:rPr>
+          <w:rFonts w:ascii="Calibri" w:hAnsi="Calibri" w:cs="Calibri"/>
+          <w:sz w:val="22"/>
+          <w:szCs w:val="22"/>
+        </w:rPr>
+        <w:t>teams</w:t>
+      </w:r>
+      <w:proofErr w:type="spellEnd"/>
+      <w:r>
+        <w:rPr>
+          <w:rFonts w:ascii="Calibri" w:hAnsi="Calibri" w:cs="Calibri"/>
+          <w:sz w:val="22"/>
+          <w:szCs w:val="22"/>
+        </w:rPr>
+        <w:t>.</w:t>
+      </w:r>
+    </w:p>
+    <w:p>
+      <w:pPr>
+        <w:rPr>
+          <w:rFonts w:ascii="Calibri" w:hAnsi="Calibri" w:cs="Calibri"/>
+          <w:sz w:val="22"/>
+          <w:szCs w:val="22"/>
+        </w:rPr>
+      </w:pPr>
+      <w:r>
+        <w:rPr>
+          <w:rFonts w:ascii="Calibri" w:hAnsi="Calibri" w:cs="Calibri"/>
+          <w:sz w:val="22"/>
+          <w:szCs w:val="22"/>
+        </w:rPr>
+        <w:t xml:space="preserve">At GE Aerospace, I led </w:t>
+      </w:r>
+      <w:proofErr w:type="spellStart"/>
+      <w:r>
+        <w:rPr>
+          <w:rFonts w:ascii="Calibri" w:hAnsi="Calibri" w:cs="Calibri"/>
+          <w:sz w:val="22"/>
+          <w:szCs w:val="22"/>
+        </w:rPr>
+        <w:t>the</w:t>
+      </w:r>
+      <w:proofErr w:type="spellEnd"/>
+      <w:r>
+        <w:rPr>
+          <w:rFonts w:ascii="Calibri" w:hAnsi="Calibri" w:cs="Calibri"/>
+          <w:sz w:val="22"/>
+          <w:szCs w:val="22"/>
+        </w:rPr>
+        <w:t xml:space="preserve"> complete </w:t>
+      </w:r>
+      <w:proofErr w:type="spellStart"/>
+      <w:r>
+        <w:rPr>
+          <w:rFonts w:ascii="Calibri" w:hAnsi="Calibri" w:cs="Calibri"/>
+          <w:sz w:val="22"/>
+          <w:szCs w:val="22"/>
+        </w:rPr>
+        <w:t>backend</w:t>
+      </w:r>
+      <w:proofErr w:type="spellEnd"/>
+      <w:r>
+        <w:rPr>
+          <w:rFonts w:ascii="Calibri" w:hAnsi="Calibri" w:cs="Calibri"/>
+          <w:sz w:val="22"/>
+          <w:szCs w:val="22"/>
+        </w:rPr>
+        <w:t xml:space="preserve"> </w:t>
+      </w:r>
+      <w:proofErr w:type="spellStart"/>
+      <w:r>
+        <w:rPr>
+          <w:rFonts w:ascii="Calibri" w:hAnsi="Calibri" w:cs="Calibri"/>
+          <w:sz w:val="22"/>
+          <w:szCs w:val="22"/>
+        </w:rPr>
+        <w:t>rewrite</w:t>
+      </w:r>
+      <w:proofErr w:type="spellEnd"/>
+      <w:r>
+        <w:rPr>
+          <w:rFonts w:ascii="Calibri" w:hAnsi="Calibri" w:cs="Calibri"/>
+          <w:sz w:val="22"/>
+          <w:szCs w:val="22"/>
+        </w:rPr>
+        <w:t xml:space="preserve"> </w:t>
+      </w:r>
+      <w:proofErr w:type="spellStart"/>
+      <w:r>
+        <w:rPr>
+          <w:rFonts w:ascii="Calibri" w:hAnsi="Calibri" w:cs="Calibri"/>
+          <w:sz w:val="22"/>
+          <w:szCs w:val="22"/>
+        </w:rPr>
+        <w:t>of</w:t>
+      </w:r>
+      <w:proofErr w:type="spellEnd"/>
+      <w:r>
+        <w:rPr>
+          <w:rFonts w:ascii="Calibri" w:hAnsi="Calibri" w:cs="Calibri"/>
+          <w:sz w:val="22"/>
+          <w:szCs w:val="22"/>
+        </w:rPr>
+        <w:t xml:space="preserve"> a </w:t>
+      </w:r>
+      <w:proofErr w:type="spellStart"/>
+      <w:r>
+        <w:rPr>
+          <w:rFonts w:ascii="Calibri" w:hAnsi="Calibri" w:cs="Calibri"/>
+          <w:sz w:val="22"/>
+          <w:szCs w:val="22"/>
+        </w:rPr>
+        <w:t>corporate</w:t>
+      </w:r>
+      <w:proofErr w:type="spellEnd"/>
+      <w:r>
+        <w:rPr>
+          <w:rFonts w:ascii="Calibri" w:hAnsi="Calibri" w:cs="Calibri"/>
+          <w:sz w:val="22"/>
+          <w:szCs w:val="22"/>
+        </w:rPr>
+        <w:t xml:space="preserve"> system </w:t>
+      </w:r>
+      <w:proofErr w:type="spellStart"/>
+      <w:r>
+        <w:rPr>
+          <w:rFonts w:ascii="Calibri" w:hAnsi="Calibri" w:cs="Calibri"/>
+          <w:sz w:val="22"/>
+          <w:szCs w:val="22"/>
+        </w:rPr>
+        <w:t>with</w:t>
+      </w:r>
+      <w:proofErr w:type="spellEnd"/>
+      <w:r>
+        <w:rPr>
+          <w:rFonts w:ascii="Calibri" w:hAnsi="Calibri" w:cs="Calibri"/>
+          <w:sz w:val="22"/>
+          <w:szCs w:val="22"/>
+        </w:rPr>
+        <w:t xml:space="preserve"> over 130 </w:t>
+      </w:r>
+      <w:proofErr w:type="spellStart"/>
+      <w:r>
+        <w:rPr>
+          <w:rFonts w:ascii="Calibri" w:hAnsi="Calibri" w:cs="Calibri"/>
+          <w:sz w:val="22"/>
+          <w:szCs w:val="22"/>
+        </w:rPr>
+        <w:t>active</w:t>
+      </w:r>
+      <w:proofErr w:type="spellEnd"/>
+      <w:r>
+        <w:rPr>
+          <w:rFonts w:ascii="Calibri" w:hAnsi="Calibri" w:cs="Calibri"/>
+          <w:sz w:val="22"/>
+          <w:szCs w:val="22"/>
+        </w:rPr>
+        <w:t xml:space="preserve"> </w:t>
+      </w:r>
+      <w:proofErr w:type="spellStart"/>
+      <w:r>
+        <w:rPr>
+          <w:rFonts w:ascii="Calibri" w:hAnsi="Calibri" w:cs="Calibri"/>
+          <w:sz w:val="22"/>
+          <w:szCs w:val="22"/>
+        </w:rPr>
+        <w:t>endpoints</w:t>
+      </w:r>
+      <w:proofErr w:type="spellEnd"/>
+      <w:r>
+        <w:rPr>
+          <w:rFonts w:ascii="Calibri" w:hAnsi="Calibri" w:cs="Calibri"/>
+          <w:sz w:val="22"/>
+          <w:szCs w:val="22"/>
+        </w:rPr>
+        <w:t xml:space="preserve"> </w:t>
+      </w:r>
+      <w:proofErr w:type="spellStart"/>
+      <w:r>
+        <w:rPr>
+          <w:rFonts w:ascii="Calibri" w:hAnsi="Calibri" w:cs="Calibri"/>
+          <w:sz w:val="22"/>
+          <w:szCs w:val="22"/>
+        </w:rPr>
+        <w:t>and</w:t>
+      </w:r>
+      <w:proofErr w:type="spellEnd"/>
+      <w:r>
+        <w:rPr>
+          <w:rFonts w:ascii="Calibri" w:hAnsi="Calibri" w:cs="Calibri"/>
+          <w:sz w:val="22"/>
+          <w:szCs w:val="22"/>
+        </w:rPr>
+        <w:t xml:space="preserve"> 1,300+ </w:t>
+      </w:r>
+      <w:proofErr w:type="spellStart"/>
+      <w:r>
+        <w:rPr>
+          <w:rFonts w:ascii="Calibri" w:hAnsi="Calibri" w:cs="Calibri"/>
+          <w:sz w:val="22"/>
+          <w:szCs w:val="22"/>
+        </w:rPr>
+        <w:t>users</w:t>
+      </w:r>
+      <w:proofErr w:type="spellEnd"/>
+      <w:r>
+        <w:rPr>
+          <w:rFonts w:ascii="Calibri" w:hAnsi="Calibri" w:cs="Calibri"/>
+          <w:sz w:val="22"/>
+          <w:szCs w:val="22"/>
+        </w:rPr>
+        <w:t xml:space="preserve">, </w:t>
+      </w:r>
+      <w:proofErr w:type="spellStart"/>
+      <w:r>
+        <w:rPr>
+          <w:rFonts w:ascii="Calibri" w:hAnsi="Calibri" w:cs="Calibri"/>
+          <w:sz w:val="22"/>
+          <w:szCs w:val="22"/>
+        </w:rPr>
+        <w:t>migrating</w:t>
+      </w:r>
+      <w:proofErr w:type="spellEnd"/>
+      <w:r>
+        <w:rPr>
+          <w:rFonts w:ascii="Calibri" w:hAnsi="Calibri" w:cs="Calibri"/>
+          <w:sz w:val="22"/>
+          <w:szCs w:val="22"/>
+        </w:rPr>
+        <w:t xml:space="preserve"> </w:t>
+      </w:r>
+      <w:proofErr w:type="spellStart"/>
+      <w:r>
+        <w:rPr>
+          <w:rFonts w:ascii="Calibri" w:hAnsi="Calibri" w:cs="Calibri"/>
+          <w:sz w:val="22"/>
+          <w:szCs w:val="22"/>
+        </w:rPr>
+        <w:t>from</w:t>
+      </w:r>
+      <w:proofErr w:type="spellEnd"/>
+      <w:r>
+        <w:rPr>
+          <w:rFonts w:ascii="Calibri" w:hAnsi="Calibri" w:cs="Calibri"/>
+          <w:sz w:val="22"/>
+          <w:szCs w:val="22"/>
+        </w:rPr>
+        <w:t xml:space="preserve"> a </w:t>
+      </w:r>
+      <w:proofErr w:type="spellStart"/>
+      <w:r>
+        <w:rPr>
+          <w:rFonts w:ascii="Calibri" w:hAnsi="Calibri" w:cs="Calibri"/>
+          <w:sz w:val="22"/>
+          <w:szCs w:val="22"/>
+        </w:rPr>
+        <w:t>simple</w:t>
+      </w:r>
+      <w:proofErr w:type="spellEnd"/>
+      <w:r>
+        <w:rPr>
+          <w:rFonts w:ascii="Calibri" w:hAnsi="Calibri" w:cs="Calibri"/>
+          <w:sz w:val="22"/>
+          <w:szCs w:val="22"/>
+        </w:rPr>
+        <w:t xml:space="preserve"> Node.js </w:t>
+      </w:r>
+      <w:proofErr w:type="spellStart"/>
+      <w:r>
+        <w:rPr>
+          <w:rFonts w:ascii="Calibri" w:hAnsi="Calibri" w:cs="Calibri"/>
+          <w:sz w:val="22"/>
+          <w:szCs w:val="22"/>
+        </w:rPr>
+        <w:t>structure</w:t>
+      </w:r>
+      <w:proofErr w:type="spellEnd"/>
+      <w:r>
+        <w:rPr>
+          <w:rFonts w:ascii="Calibri" w:hAnsi="Calibri" w:cs="Calibri"/>
+          <w:sz w:val="22"/>
+          <w:szCs w:val="22"/>
+        </w:rPr>
+        <w:t xml:space="preserve"> </w:t>
+      </w:r>
+      <w:proofErr w:type="spellStart"/>
+      <w:r>
+        <w:rPr>
+          <w:rFonts w:ascii="Calibri" w:hAnsi="Calibri" w:cs="Calibri"/>
+          <w:sz w:val="22"/>
+          <w:szCs w:val="22"/>
+        </w:rPr>
+        <w:t>to</w:t>
+      </w:r>
+      <w:proofErr w:type="spellEnd"/>
+      <w:r>
+        <w:rPr>
+          <w:rFonts w:ascii="Calibri" w:hAnsi="Calibri" w:cs="Calibri"/>
+          <w:sz w:val="22"/>
+          <w:szCs w:val="22"/>
+        </w:rPr>
+        <w:t xml:space="preserve"> a </w:t>
+      </w:r>
+      <w:proofErr w:type="spellStart"/>
+      <w:r>
+        <w:rPr>
+          <w:rFonts w:ascii="Calibri" w:hAnsi="Calibri" w:cs="Calibri"/>
+          <w:sz w:val="22"/>
+          <w:szCs w:val="22"/>
+        </w:rPr>
+        <w:t>well-structured</w:t>
+      </w:r>
+      <w:proofErr w:type="spellEnd"/>
+      <w:r>
+        <w:rPr>
+          <w:rFonts w:ascii="Calibri" w:hAnsi="Calibri" w:cs="Calibri"/>
+          <w:sz w:val="22"/>
+          <w:szCs w:val="22"/>
+        </w:rPr>
+        <w:t xml:space="preserve"> </w:t>
+      </w:r>
+      <w:proofErr w:type="spellStart"/>
+      <w:r>
+        <w:rPr>
+          <w:rFonts w:ascii="Calibri" w:hAnsi="Calibri" w:cs="Calibri"/>
+          <w:sz w:val="22"/>
+          <w:szCs w:val="22"/>
+        </w:rPr>
+        <w:t>NestJS</w:t>
+      </w:r>
+      <w:proofErr w:type="spellEnd"/>
+      <w:r>
+        <w:rPr>
+          <w:rFonts w:ascii="Calibri" w:hAnsi="Calibri" w:cs="Calibri"/>
+          <w:sz w:val="22"/>
+          <w:szCs w:val="22"/>
+        </w:rPr>
+        <w:t xml:space="preserve"> </w:t>
+      </w:r>
+      <w:proofErr w:type="spellStart"/>
+      <w:r>
+        <w:rPr>
+          <w:rFonts w:ascii="Calibri" w:hAnsi="Calibri" w:cs="Calibri"/>
+          <w:sz w:val="22"/>
+          <w:szCs w:val="22"/>
+        </w:rPr>
+        <w:t>architecture</w:t>
+      </w:r>
+      <w:proofErr w:type="spellEnd"/>
+      <w:r>
+        <w:rPr>
+          <w:rFonts w:ascii="Calibri" w:hAnsi="Calibri" w:cs="Calibri"/>
+          <w:sz w:val="22"/>
+          <w:szCs w:val="22"/>
+        </w:rPr>
+        <w:t xml:space="preserve">. I </w:t>
+      </w:r>
+      <w:proofErr w:type="spellStart"/>
+      <w:r>
+        <w:rPr>
+          <w:rFonts w:ascii="Calibri" w:hAnsi="Calibri" w:cs="Calibri"/>
+          <w:sz w:val="22"/>
+          <w:szCs w:val="22"/>
+        </w:rPr>
+        <w:t>implemented</w:t>
+      </w:r>
+      <w:proofErr w:type="spellEnd"/>
+      <w:r>
+        <w:rPr>
+          <w:rFonts w:ascii="Calibri" w:hAnsi="Calibri" w:cs="Calibri"/>
+          <w:sz w:val="22"/>
+          <w:szCs w:val="22"/>
+        </w:rPr>
+        <w:t xml:space="preserve"> OAuth2 </w:t>
+      </w:r>
+      <w:proofErr w:type="spellStart"/>
+      <w:r>
+        <w:rPr>
+          <w:rFonts w:ascii="Calibri" w:hAnsi="Calibri" w:cs="Calibri"/>
+          <w:sz w:val="22"/>
+          <w:szCs w:val="22"/>
+        </w:rPr>
+        <w:t>authentication</w:t>
+      </w:r>
+      <w:proofErr w:type="spellEnd"/>
+      <w:r>
+        <w:rPr>
+          <w:rFonts w:ascii="Calibri" w:hAnsi="Calibri" w:cs="Calibri"/>
+          <w:sz w:val="22"/>
+          <w:szCs w:val="22"/>
+        </w:rPr>
+        <w:t xml:space="preserve"> </w:t>
+      </w:r>
+      <w:proofErr w:type="spellStart"/>
+      <w:r>
+        <w:rPr>
+          <w:rFonts w:ascii="Calibri" w:hAnsi="Calibri" w:cs="Calibri"/>
+          <w:sz w:val="22"/>
+          <w:szCs w:val="22"/>
+        </w:rPr>
+        <w:t>and</w:t>
+      </w:r>
+      <w:proofErr w:type="spellEnd"/>
+      <w:r>
+        <w:rPr>
+          <w:rFonts w:ascii="Calibri" w:hAnsi="Calibri" w:cs="Calibri"/>
+          <w:sz w:val="22"/>
+          <w:szCs w:val="22"/>
+        </w:rPr>
+        <w:t xml:space="preserve"> </w:t>
+      </w:r>
+      <w:proofErr w:type="spellStart"/>
+      <w:r>
+        <w:rPr>
+          <w:rFonts w:ascii="Calibri" w:hAnsi="Calibri" w:cs="Calibri"/>
+          <w:sz w:val="22"/>
+          <w:szCs w:val="22"/>
+        </w:rPr>
+        <w:t>authorization</w:t>
+      </w:r>
+      <w:proofErr w:type="spellEnd"/>
+      <w:r>
+        <w:rPr>
+          <w:rFonts w:ascii="Calibri" w:hAnsi="Calibri" w:cs="Calibri"/>
+          <w:sz w:val="22"/>
+          <w:szCs w:val="22"/>
+        </w:rPr>
+        <w:t xml:space="preserve">, </w:t>
+      </w:r>
+      <w:proofErr w:type="spellStart"/>
+      <w:r>
+        <w:rPr>
+          <w:rFonts w:ascii="Calibri" w:hAnsi="Calibri" w:cs="Calibri"/>
+          <w:sz w:val="22"/>
+          <w:szCs w:val="22"/>
+        </w:rPr>
+        <w:t>automated</w:t>
+      </w:r>
+      <w:proofErr w:type="spellEnd"/>
+      <w:r>
+        <w:rPr>
+          <w:rFonts w:ascii="Calibri" w:hAnsi="Calibri" w:cs="Calibri"/>
+          <w:sz w:val="22"/>
+          <w:szCs w:val="22"/>
+        </w:rPr>
+        <w:t xml:space="preserve"> </w:t>
+      </w:r>
+      <w:proofErr w:type="spellStart"/>
+      <w:r>
+        <w:rPr>
+          <w:rFonts w:ascii="Calibri" w:hAnsi="Calibri" w:cs="Calibri"/>
+          <w:sz w:val="22"/>
+          <w:szCs w:val="22"/>
+        </w:rPr>
+        <w:t>testing</w:t>
+      </w:r>
+      <w:proofErr w:type="spellEnd"/>
+      <w:r>
+        <w:rPr>
+          <w:rFonts w:ascii="Calibri" w:hAnsi="Calibri" w:cs="Calibri"/>
+          <w:sz w:val="22"/>
+          <w:szCs w:val="22"/>
+        </w:rPr>
+        <w:t xml:space="preserve"> </w:t>
+      </w:r>
+      <w:proofErr w:type="spellStart"/>
+      <w:r>
+        <w:rPr>
+          <w:rFonts w:ascii="Calibri" w:hAnsi="Calibri" w:cs="Calibri"/>
+          <w:sz w:val="22"/>
+          <w:szCs w:val="22"/>
+        </w:rPr>
+        <w:t>with</w:t>
+      </w:r>
+      <w:proofErr w:type="spellEnd"/>
+      <w:r>
+        <w:rPr>
+          <w:rFonts w:ascii="Calibri" w:hAnsi="Calibri" w:cs="Calibri"/>
+          <w:sz w:val="22"/>
+          <w:szCs w:val="22"/>
+        </w:rPr>
+        <w:t xml:space="preserve"> </w:t>
+      </w:r>
+      <w:proofErr w:type="spellStart"/>
+      <w:r>
+        <w:rPr>
+          <w:rFonts w:ascii="Calibri" w:hAnsi="Calibri" w:cs="Calibri"/>
+          <w:sz w:val="22"/>
+          <w:szCs w:val="22"/>
+        </w:rPr>
+        <w:t>Jest</w:t>
+      </w:r>
+      <w:proofErr w:type="spellEnd"/>
+      <w:r>
+        <w:rPr>
+          <w:rFonts w:ascii="Calibri" w:hAnsi="Calibri" w:cs="Calibri"/>
+          <w:sz w:val="22"/>
+          <w:szCs w:val="22"/>
+        </w:rPr>
+        <w:t xml:space="preserve"> </w:t>
+      </w:r>
+      <w:proofErr w:type="spellStart"/>
+      <w:r>
+        <w:rPr>
+          <w:rFonts w:ascii="Calibri" w:hAnsi="Calibri" w:cs="Calibri"/>
+          <w:sz w:val="22"/>
+          <w:szCs w:val="22"/>
+        </w:rPr>
+        <w:t>and</w:t>
+      </w:r>
+      <w:proofErr w:type="spellEnd"/>
+      <w:r>
+        <w:rPr>
+          <w:rFonts w:ascii="Calibri" w:hAnsi="Calibri" w:cs="Calibri"/>
+          <w:sz w:val="22"/>
+          <w:szCs w:val="22"/>
+        </w:rPr>
+        <w:t xml:space="preserve"> </w:t>
+      </w:r>
+      <w:proofErr w:type="spellStart"/>
+      <w:r>
+        <w:rPr>
+          <w:rFonts w:ascii="Calibri" w:hAnsi="Calibri" w:cs="Calibri"/>
+          <w:sz w:val="22"/>
+          <w:szCs w:val="22"/>
+        </w:rPr>
+        <w:t>Supertest</w:t>
+      </w:r>
+      <w:proofErr w:type="spellEnd"/>
+      <w:r>
+        <w:rPr>
+          <w:rFonts w:ascii="Calibri" w:hAnsi="Calibri" w:cs="Calibri"/>
+          <w:sz w:val="22"/>
+          <w:szCs w:val="22"/>
+        </w:rPr>
+        <w:t xml:space="preserve">, </w:t>
+      </w:r>
+      <w:proofErr w:type="spellStart"/>
+      <w:r>
+        <w:rPr>
+          <w:rFonts w:ascii="Calibri" w:hAnsi="Calibri" w:cs="Calibri"/>
+          <w:sz w:val="22"/>
+          <w:szCs w:val="22"/>
+        </w:rPr>
+        <w:t>automatic</w:t>
+      </w:r>
+      <w:proofErr w:type="spellEnd"/>
+      <w:r>
+        <w:rPr>
+          <w:rFonts w:ascii="Calibri" w:hAnsi="Calibri" w:cs="Calibri"/>
+          <w:sz w:val="22"/>
+          <w:szCs w:val="22"/>
+        </w:rPr>
+        <w:t xml:space="preserve"> API </w:t>
+      </w:r>
+      <w:proofErr w:type="spellStart"/>
+      <w:r>
+        <w:rPr>
+          <w:rFonts w:ascii="Calibri" w:hAnsi="Calibri" w:cs="Calibri"/>
+          <w:sz w:val="22"/>
+          <w:szCs w:val="22"/>
+        </w:rPr>
+        <w:t>documentation</w:t>
+      </w:r>
+      <w:proofErr w:type="spellEnd"/>
+      <w:r>
+        <w:rPr>
+          <w:rFonts w:ascii="Calibri" w:hAnsi="Calibri" w:cs="Calibri"/>
+          <w:sz w:val="22"/>
+          <w:szCs w:val="22"/>
+        </w:rPr>
+        <w:t xml:space="preserve"> </w:t>
+      </w:r>
+      <w:proofErr w:type="spellStart"/>
+      <w:r>
+        <w:rPr>
+          <w:rFonts w:ascii="Calibri" w:hAnsi="Calibri" w:cs="Calibri"/>
+          <w:sz w:val="22"/>
+          <w:szCs w:val="22"/>
+        </w:rPr>
+        <w:t>with</w:t>
+      </w:r>
+      <w:proofErr w:type="spellEnd"/>
+      <w:r>
+        <w:rPr>
+          <w:rFonts w:ascii="Calibri" w:hAnsi="Calibri" w:cs="Calibri"/>
+          <w:sz w:val="22"/>
+          <w:szCs w:val="22"/>
+        </w:rPr>
+        <w:t xml:space="preserve"> Swagger, </w:t>
+      </w:r>
+      <w:proofErr w:type="spellStart"/>
+      <w:r>
+        <w:rPr>
+          <w:rFonts w:ascii="Calibri" w:hAnsi="Calibri" w:cs="Calibri"/>
+          <w:sz w:val="22"/>
+          <w:szCs w:val="22"/>
+        </w:rPr>
+        <w:t>and</w:t>
+      </w:r>
+      <w:proofErr w:type="spellEnd"/>
+      <w:r>
+        <w:rPr>
+          <w:rFonts w:ascii="Calibri" w:hAnsi="Calibri" w:cs="Calibri"/>
+          <w:sz w:val="22"/>
+          <w:szCs w:val="22"/>
+        </w:rPr>
+        <w:t xml:space="preserve"> </w:t>
+      </w:r>
+      <w:proofErr w:type="spellStart"/>
+      <w:r>
+        <w:rPr>
+          <w:rFonts w:ascii="Calibri" w:hAnsi="Calibri" w:cs="Calibri"/>
+          <w:sz w:val="22"/>
+          <w:szCs w:val="22"/>
+        </w:rPr>
+        <w:t>observability</w:t>
+      </w:r>
+      <w:proofErr w:type="spellEnd"/>
+      <w:r>
+        <w:rPr>
+          <w:rFonts w:ascii="Calibri" w:hAnsi="Calibri" w:cs="Calibri"/>
+          <w:sz w:val="22"/>
+          <w:szCs w:val="22"/>
+        </w:rPr>
+        <w:t xml:space="preserve"> </w:t>
+      </w:r>
+      <w:proofErr w:type="spellStart"/>
+      <w:r>
+        <w:rPr>
+          <w:rFonts w:ascii="Calibri" w:hAnsi="Calibri" w:cs="Calibri"/>
+          <w:sz w:val="22"/>
+          <w:szCs w:val="22"/>
+        </w:rPr>
+        <w:t>using</w:t>
+      </w:r>
+      <w:proofErr w:type="spellEnd"/>
+      <w:r>
+        <w:rPr>
+          <w:rFonts w:ascii="Calibri" w:hAnsi="Calibri" w:cs="Calibri"/>
+          <w:sz w:val="22"/>
+          <w:szCs w:val="22"/>
+        </w:rPr>
+        <w:t xml:space="preserve"> </w:t>
+      </w:r>
+      <w:proofErr w:type="spellStart"/>
+      <w:r>
+        <w:rPr>
+          <w:rFonts w:ascii="Calibri" w:hAnsi="Calibri" w:cs="Calibri"/>
+          <w:sz w:val="22"/>
+          <w:szCs w:val="22"/>
+        </w:rPr>
+        <w:t>Prometheus</w:t>
+      </w:r>
+      <w:proofErr w:type="spellEnd"/>
+      <w:r>
+        <w:rPr>
+          <w:rFonts w:ascii="Calibri" w:hAnsi="Calibri" w:cs="Calibri"/>
+          <w:sz w:val="22"/>
+          <w:szCs w:val="22"/>
+        </w:rPr>
+        <w:t xml:space="preserve"> </w:t>
+      </w:r>
+      <w:proofErr w:type="spellStart"/>
+      <w:r>
+        <w:rPr>
+          <w:rFonts w:ascii="Calibri" w:hAnsi="Calibri" w:cs="Calibri"/>
+          <w:sz w:val="22"/>
+          <w:szCs w:val="22"/>
+        </w:rPr>
+        <w:t>and</w:t>
+      </w:r>
+      <w:proofErr w:type="spellEnd"/>
+      <w:r>
+        <w:rPr>
+          <w:rFonts w:ascii="Calibri" w:hAnsi="Calibri" w:cs="Calibri"/>
+          <w:sz w:val="22"/>
+          <w:szCs w:val="22"/>
+        </w:rPr>
+        <w:t xml:space="preserve"> </w:t>
+      </w:r>
+      <w:proofErr w:type="spellStart"/>
+      <w:r>
+        <w:rPr>
+          <w:rFonts w:ascii="Calibri" w:hAnsi="Calibri" w:cs="Calibri"/>
+          <w:sz w:val="22"/>
+          <w:szCs w:val="22"/>
+        </w:rPr>
+        <w:t>Grafana</w:t>
+      </w:r>
+      <w:proofErr w:type="spellEnd"/>
+      <w:r>
+        <w:rPr>
+          <w:rFonts w:ascii="Calibri" w:hAnsi="Calibri" w:cs="Calibri"/>
+          <w:sz w:val="22"/>
+          <w:szCs w:val="22"/>
+        </w:rPr>
+        <w:t xml:space="preserve">. I </w:t>
+      </w:r>
+      <w:proofErr w:type="spellStart"/>
+      <w:r>
+        <w:rPr>
+          <w:rFonts w:ascii="Calibri" w:hAnsi="Calibri" w:cs="Calibri"/>
+          <w:sz w:val="22"/>
+          <w:szCs w:val="22"/>
+        </w:rPr>
+        <w:t>managed</w:t>
+      </w:r>
+      <w:proofErr w:type="spellEnd"/>
+      <w:r>
+        <w:rPr>
+          <w:rFonts w:ascii="Calibri" w:hAnsi="Calibri" w:cs="Calibri"/>
+          <w:sz w:val="22"/>
+          <w:szCs w:val="22"/>
+        </w:rPr>
+        <w:t xml:space="preserve"> </w:t>
+      </w:r>
+      <w:proofErr w:type="spellStart"/>
+      <w:r>
+        <w:rPr>
+          <w:rFonts w:ascii="Calibri" w:hAnsi="Calibri" w:cs="Calibri"/>
+          <w:sz w:val="22"/>
+          <w:szCs w:val="22"/>
+        </w:rPr>
+        <w:t>the</w:t>
+      </w:r>
+      <w:proofErr w:type="spellEnd"/>
+      <w:r>
+        <w:rPr>
+          <w:rFonts w:ascii="Calibri" w:hAnsi="Calibri" w:cs="Calibri"/>
+          <w:sz w:val="22"/>
+          <w:szCs w:val="22"/>
+        </w:rPr>
+        <w:t xml:space="preserve"> full </w:t>
+      </w:r>
+      <w:proofErr w:type="spellStart"/>
+      <w:r>
+        <w:rPr>
+          <w:rFonts w:ascii="Calibri" w:hAnsi="Calibri" w:cs="Calibri"/>
+          <w:sz w:val="22"/>
+          <w:szCs w:val="22"/>
+        </w:rPr>
+        <w:t>development</w:t>
+      </w:r>
+      <w:proofErr w:type="spellEnd"/>
+      <w:r>
+        <w:rPr>
+          <w:rFonts w:ascii="Calibri" w:hAnsi="Calibri" w:cs="Calibri"/>
+          <w:sz w:val="22"/>
+          <w:szCs w:val="22"/>
+        </w:rPr>
+        <w:t xml:space="preserve"> </w:t>
+      </w:r>
+      <w:proofErr w:type="spellStart"/>
+      <w:r>
+        <w:rPr>
+          <w:rFonts w:ascii="Calibri" w:hAnsi="Calibri" w:cs="Calibri"/>
+          <w:sz w:val="22"/>
+          <w:szCs w:val="22"/>
+        </w:rPr>
+        <w:t>lifecycle</w:t>
+      </w:r>
+      <w:proofErr w:type="spellEnd"/>
+      <w:r>
+        <w:rPr>
+          <w:rFonts w:ascii="Calibri" w:hAnsi="Calibri" w:cs="Calibri"/>
+          <w:sz w:val="22"/>
+          <w:szCs w:val="22"/>
+        </w:rPr>
+        <w:t xml:space="preserve">, </w:t>
+      </w:r>
+      <w:proofErr w:type="spellStart"/>
+      <w:r>
+        <w:rPr>
+          <w:rFonts w:ascii="Calibri" w:hAnsi="Calibri" w:cs="Calibri"/>
+          <w:sz w:val="22"/>
+          <w:szCs w:val="22"/>
+        </w:rPr>
+        <w:t>from</w:t>
+      </w:r>
+      <w:proofErr w:type="spellEnd"/>
+      <w:r>
+        <w:rPr>
+          <w:rFonts w:ascii="Calibri" w:hAnsi="Calibri" w:cs="Calibri"/>
+          <w:sz w:val="22"/>
+          <w:szCs w:val="22"/>
+        </w:rPr>
+        <w:t xml:space="preserve"> </w:t>
+      </w:r>
+      <w:proofErr w:type="spellStart"/>
+      <w:r>
+        <w:rPr>
+          <w:rFonts w:ascii="Calibri" w:hAnsi="Calibri" w:cs="Calibri"/>
+          <w:sz w:val="22"/>
+          <w:szCs w:val="22"/>
+        </w:rPr>
+        <w:t>technical</w:t>
+      </w:r>
+      <w:proofErr w:type="spellEnd"/>
+      <w:r>
+        <w:rPr>
+          <w:rFonts w:ascii="Calibri" w:hAnsi="Calibri" w:cs="Calibri"/>
+          <w:sz w:val="22"/>
+          <w:szCs w:val="22"/>
+        </w:rPr>
+        <w:t xml:space="preserve"> design </w:t>
+      </w:r>
+      <w:proofErr w:type="spellStart"/>
+      <w:r>
+        <w:rPr>
+          <w:rFonts w:ascii="Calibri" w:hAnsi="Calibri" w:cs="Calibri"/>
+          <w:sz w:val="22"/>
+          <w:szCs w:val="22"/>
+        </w:rPr>
+        <w:t>to</w:t>
+      </w:r>
+      <w:proofErr w:type="spellEnd"/>
+      <w:r>
+        <w:rPr>
+          <w:rFonts w:ascii="Calibri" w:hAnsi="Calibri" w:cs="Calibri"/>
+          <w:sz w:val="22"/>
+          <w:szCs w:val="22"/>
+        </w:rPr>
+        <w:t xml:space="preserve"> </w:t>
+      </w:r>
+      <w:proofErr w:type="spellStart"/>
+      <w:r>
+        <w:rPr>
+          <w:rFonts w:ascii="Calibri" w:hAnsi="Calibri" w:cs="Calibri"/>
+          <w:sz w:val="22"/>
+          <w:szCs w:val="22"/>
+        </w:rPr>
+        <w:t>production</w:t>
+      </w:r>
+      <w:proofErr w:type="spellEnd"/>
+      <w:r>
+        <w:rPr>
+          <w:rFonts w:ascii="Calibri" w:hAnsi="Calibri" w:cs="Calibri"/>
+          <w:sz w:val="22"/>
+          <w:szCs w:val="22"/>
+        </w:rPr>
+        <w:t xml:space="preserve"> </w:t>
+      </w:r>
+      <w:proofErr w:type="spellStart"/>
+      <w:r>
+        <w:rPr>
+          <w:rFonts w:ascii="Calibri" w:hAnsi="Calibri" w:cs="Calibri"/>
+          <w:sz w:val="22"/>
+          <w:szCs w:val="22"/>
+        </w:rPr>
+        <w:t>deployment</w:t>
+      </w:r>
+      <w:proofErr w:type="spellEnd"/>
+      <w:r>
+        <w:rPr>
+          <w:rFonts w:ascii="Calibri" w:hAnsi="Calibri" w:cs="Calibri"/>
+          <w:sz w:val="22"/>
+          <w:szCs w:val="22"/>
+        </w:rPr>
+        <w:t xml:space="preserve">. The </w:t>
+      </w:r>
+      <w:proofErr w:type="spellStart"/>
+      <w:r>
+        <w:rPr>
+          <w:rFonts w:ascii="Calibri" w:hAnsi="Calibri" w:cs="Calibri"/>
+          <w:sz w:val="22"/>
+          <w:szCs w:val="22"/>
+        </w:rPr>
+        <w:t>project</w:t>
+      </w:r>
+      <w:proofErr w:type="spellEnd"/>
+      <w:r>
+        <w:rPr>
+          <w:rFonts w:ascii="Calibri" w:hAnsi="Calibri" w:cs="Calibri"/>
+          <w:sz w:val="22"/>
+          <w:szCs w:val="22"/>
+        </w:rPr>
+        <w:t xml:space="preserve"> </w:t>
+      </w:r>
+      <w:proofErr w:type="spellStart"/>
+      <w:r>
+        <w:rPr>
+          <w:rFonts w:ascii="Calibri" w:hAnsi="Calibri" w:cs="Calibri"/>
+          <w:sz w:val="22"/>
+          <w:szCs w:val="22"/>
+        </w:rPr>
+        <w:t>enabled</w:t>
+      </w:r>
+      <w:proofErr w:type="spellEnd"/>
+      <w:r>
+        <w:rPr>
+          <w:rFonts w:ascii="Calibri" w:hAnsi="Calibri" w:cs="Calibri"/>
+          <w:sz w:val="22"/>
+          <w:szCs w:val="22"/>
+        </w:rPr>
+        <w:t xml:space="preserve"> global </w:t>
+      </w:r>
+      <w:proofErr w:type="spellStart"/>
+      <w:r>
+        <w:rPr>
+          <w:rFonts w:ascii="Calibri" w:hAnsi="Calibri" w:cs="Calibri"/>
+          <w:sz w:val="22"/>
+          <w:szCs w:val="22"/>
+        </w:rPr>
+        <w:t>adoption</w:t>
+      </w:r>
+      <w:proofErr w:type="spellEnd"/>
+      <w:r>
+        <w:rPr>
+          <w:rFonts w:ascii="Calibri" w:hAnsi="Calibri" w:cs="Calibri"/>
+          <w:sz w:val="22"/>
+          <w:szCs w:val="22"/>
+        </w:rPr>
+        <w:t xml:space="preserve"> </w:t>
+      </w:r>
+      <w:proofErr w:type="spellStart"/>
+      <w:r>
+        <w:rPr>
+          <w:rFonts w:ascii="Calibri" w:hAnsi="Calibri" w:cs="Calibri"/>
+          <w:sz w:val="22"/>
+          <w:szCs w:val="22"/>
+        </w:rPr>
+        <w:t>of</w:t>
+      </w:r>
+      <w:proofErr w:type="spellEnd"/>
+      <w:r>
+        <w:rPr>
+          <w:rFonts w:ascii="Calibri" w:hAnsi="Calibri" w:cs="Calibri"/>
+          <w:sz w:val="22"/>
+          <w:szCs w:val="22"/>
+        </w:rPr>
+        <w:t xml:space="preserve"> </w:t>
+      </w:r>
+      <w:proofErr w:type="spellStart"/>
+      <w:r>
+        <w:rPr>
+          <w:rFonts w:ascii="Calibri" w:hAnsi="Calibri" w:cs="Calibri"/>
+          <w:sz w:val="22"/>
+          <w:szCs w:val="22"/>
+        </w:rPr>
+        <w:t>the</w:t>
+      </w:r>
+      <w:proofErr w:type="spellEnd"/>
+      <w:r>
+        <w:rPr>
+          <w:rFonts w:ascii="Calibri" w:hAnsi="Calibri" w:cs="Calibri"/>
+          <w:sz w:val="22"/>
+          <w:szCs w:val="22"/>
+        </w:rPr>
+        <w:t xml:space="preserve"> </w:t>
+      </w:r>
+      <w:proofErr w:type="spellStart"/>
+      <w:r>
+        <w:rPr>
+          <w:rFonts w:ascii="Calibri" w:hAnsi="Calibri" w:cs="Calibri"/>
+          <w:sz w:val="22"/>
+          <w:szCs w:val="22"/>
+        </w:rPr>
+        <w:t>application</w:t>
+      </w:r>
+      <w:proofErr w:type="spellEnd"/>
+      <w:r>
+        <w:rPr>
+          <w:rFonts w:ascii="Calibri" w:hAnsi="Calibri" w:cs="Calibri"/>
+          <w:sz w:val="22"/>
+          <w:szCs w:val="22"/>
+        </w:rPr>
+        <w:t xml:space="preserve"> </w:t>
+      </w:r>
+      <w:proofErr w:type="spellStart"/>
+      <w:r>
+        <w:rPr>
+          <w:rFonts w:ascii="Calibri" w:hAnsi="Calibri" w:cs="Calibri"/>
+          <w:sz w:val="22"/>
+          <w:szCs w:val="22"/>
+        </w:rPr>
+        <w:t>and</w:t>
+      </w:r>
+      <w:proofErr w:type="spellEnd"/>
+      <w:r>
+        <w:rPr>
+          <w:rFonts w:ascii="Calibri" w:hAnsi="Calibri" w:cs="Calibri"/>
+          <w:sz w:val="22"/>
+          <w:szCs w:val="22"/>
+        </w:rPr>
+        <w:t xml:space="preserve"> </w:t>
+      </w:r>
+      <w:proofErr w:type="spellStart"/>
+      <w:r>
+        <w:rPr>
+          <w:rFonts w:ascii="Calibri" w:hAnsi="Calibri" w:cs="Calibri"/>
+          <w:sz w:val="22"/>
+          <w:szCs w:val="22"/>
+        </w:rPr>
+        <w:t>resulted</w:t>
+      </w:r>
+      <w:proofErr w:type="spellEnd"/>
+      <w:r>
+        <w:rPr>
+          <w:rFonts w:ascii="Calibri" w:hAnsi="Calibri" w:cs="Calibri"/>
+          <w:sz w:val="22"/>
+          <w:szCs w:val="22"/>
+        </w:rPr>
+        <w:t xml:space="preserve"> in </w:t>
+      </w:r>
+      <w:proofErr w:type="spellStart"/>
+      <w:r>
+        <w:rPr>
+          <w:rFonts w:ascii="Calibri" w:hAnsi="Calibri" w:cs="Calibri"/>
+          <w:sz w:val="22"/>
+          <w:szCs w:val="22"/>
+        </w:rPr>
+        <w:t>the</w:t>
+      </w:r>
+      <w:proofErr w:type="spellEnd"/>
+      <w:r>
+        <w:rPr>
+          <w:rFonts w:ascii="Calibri" w:hAnsi="Calibri" w:cs="Calibri"/>
+          <w:sz w:val="22"/>
+          <w:szCs w:val="22"/>
+        </w:rPr>
+        <w:t xml:space="preserve"> </w:t>
+      </w:r>
+      <w:proofErr w:type="spellStart"/>
+      <w:r>
+        <w:rPr>
+          <w:rFonts w:ascii="Calibri" w:hAnsi="Calibri" w:cs="Calibri"/>
+          <w:sz w:val="22"/>
+          <w:szCs w:val="22"/>
+        </w:rPr>
+        <w:t>elimination</w:t>
+      </w:r>
+      <w:proofErr w:type="spellEnd"/>
+      <w:r>
+        <w:rPr>
+          <w:rFonts w:ascii="Calibri" w:hAnsi="Calibri" w:cs="Calibri"/>
+          <w:sz w:val="22"/>
+          <w:szCs w:val="22"/>
+        </w:rPr>
+        <w:t xml:space="preserve"> </w:t>
+      </w:r>
+      <w:proofErr w:type="spellStart"/>
+      <w:r>
+        <w:rPr>
+          <w:rFonts w:ascii="Calibri" w:hAnsi="Calibri" w:cs="Calibri"/>
+          <w:sz w:val="22"/>
+          <w:szCs w:val="22"/>
+        </w:rPr>
+        <w:t>of</w:t>
+      </w:r>
+      <w:proofErr w:type="spellEnd"/>
+      <w:r>
+        <w:rPr>
+          <w:rFonts w:ascii="Calibri" w:hAnsi="Calibri" w:cs="Calibri"/>
+          <w:sz w:val="22"/>
+          <w:szCs w:val="22"/>
+        </w:rPr>
+        <w:t xml:space="preserve"> </w:t>
+      </w:r>
+      <w:proofErr w:type="spellStart"/>
+      <w:r>
+        <w:rPr>
+          <w:rFonts w:ascii="Calibri" w:hAnsi="Calibri" w:cs="Calibri"/>
+          <w:sz w:val="22"/>
+          <w:szCs w:val="22"/>
+        </w:rPr>
+        <w:t>approximately</w:t>
+      </w:r>
+      <w:proofErr w:type="spellEnd"/>
+      <w:r>
+        <w:rPr>
+          <w:rFonts w:ascii="Calibri" w:hAnsi="Calibri" w:cs="Calibri"/>
+          <w:sz w:val="22"/>
+          <w:szCs w:val="22"/>
+        </w:rPr>
+        <w:t xml:space="preserve"> 800 </w:t>
+      </w:r>
+      <w:proofErr w:type="spellStart"/>
+      <w:r>
+        <w:rPr>
+          <w:rFonts w:ascii="Calibri" w:hAnsi="Calibri" w:cs="Calibri"/>
+          <w:sz w:val="22"/>
+          <w:szCs w:val="22"/>
+        </w:rPr>
+        <w:t>security</w:t>
+      </w:r>
+      <w:proofErr w:type="spellEnd"/>
+      <w:r>
+        <w:rPr>
+          <w:rFonts w:ascii="Calibri" w:hAnsi="Calibri" w:cs="Calibri"/>
+          <w:sz w:val="22"/>
+          <w:szCs w:val="22"/>
+        </w:rPr>
+        <w:t xml:space="preserve"> </w:t>
+      </w:r>
+      <w:proofErr w:type="spellStart"/>
+      <w:r>
+        <w:rPr>
+          <w:rFonts w:ascii="Calibri" w:hAnsi="Calibri" w:cs="Calibri"/>
+          <w:sz w:val="22"/>
+          <w:szCs w:val="22"/>
+        </w:rPr>
+        <w:t>vulnerabilities</w:t>
+      </w:r>
+      <w:proofErr w:type="spellEnd"/>
+      <w:r>
+        <w:rPr>
+          <w:rFonts w:ascii="Calibri" w:hAnsi="Calibri" w:cs="Calibri"/>
+          <w:sz w:val="22"/>
+          <w:szCs w:val="22"/>
+        </w:rPr>
+        <w:t>.</w:t>
+      </w:r>
+    </w:p>
+    <w:p>
+      <w:pPr>
+        <w:rPr>
+          <w:rFonts w:ascii="Calibri" w:hAnsi="Calibri" w:cs="Calibri"/>
+          <w:sz w:val="22"/>
+          <w:szCs w:val="22"/>
           <w:lang w:val="en-US"/>
         </w:rPr>
       </w:pPr>
       <w:r>
         <w:rPr>
+          <w:rFonts w:ascii="Calibri" w:hAnsi="Calibri" w:cs="Calibri"/>
+          <w:sz w:val="22"/>
+          <w:szCs w:val="22"/>
+        </w:rPr>
+        <w:t xml:space="preserve">Strong </w:t>
+      </w:r>
+      <w:proofErr w:type="spellStart"/>
+      <w:r>
+        <w:rPr>
+          <w:rFonts w:ascii="Calibri" w:hAnsi="Calibri" w:cs="Calibri"/>
+          <w:sz w:val="22"/>
+          <w:szCs w:val="22"/>
+        </w:rPr>
+        <w:t>experience</w:t>
+      </w:r>
+      <w:proofErr w:type="spellEnd"/>
+      <w:r>
+        <w:rPr>
+          <w:rFonts w:ascii="Calibri" w:hAnsi="Calibri" w:cs="Calibri"/>
+          <w:sz w:val="22"/>
+          <w:szCs w:val="22"/>
+        </w:rPr>
+        <w:t xml:space="preserve"> </w:t>
+      </w:r>
+      <w:proofErr w:type="spellStart"/>
+      <w:r>
+        <w:rPr>
+          <w:rFonts w:ascii="Calibri" w:hAnsi="Calibri" w:cs="Calibri"/>
+          <w:sz w:val="22"/>
+          <w:szCs w:val="22"/>
+        </w:rPr>
+        <w:t>with</w:t>
+      </w:r>
+      <w:proofErr w:type="spellEnd"/>
+      <w:r>
+        <w:rPr>
+          <w:rFonts w:ascii="Calibri" w:hAnsi="Calibri" w:cs="Calibri"/>
+          <w:sz w:val="22"/>
+          <w:szCs w:val="22"/>
+        </w:rPr>
+        <w:t xml:space="preserve"> Node.js </w:t>
+      </w:r>
+      <w:proofErr w:type="spellStart"/>
+      <w:r>
+        <w:rPr>
+          <w:rFonts w:ascii="Calibri" w:hAnsi="Calibri" w:cs="Calibri"/>
+          <w:sz w:val="22"/>
+          <w:szCs w:val="22"/>
+        </w:rPr>
+        <w:t>and</w:t>
+      </w:r>
+      <w:proofErr w:type="spellEnd"/>
+      <w:r>
+        <w:rPr>
+          <w:rFonts w:ascii="Calibri" w:hAnsi="Calibri" w:cs="Calibri"/>
+          <w:sz w:val="22"/>
+          <w:szCs w:val="22"/>
+        </w:rPr>
+        <w:t xml:space="preserve"> </w:t>
+      </w:r>
+      <w:proofErr w:type="spellStart"/>
+      <w:r>
+        <w:rPr>
+          <w:rFonts w:ascii="Calibri" w:hAnsi="Calibri" w:cs="Calibri"/>
+          <w:sz w:val="22"/>
+          <w:szCs w:val="22"/>
+        </w:rPr>
+        <w:t>TypeScript</w:t>
+      </w:r>
+      <w:proofErr w:type="spellEnd"/>
+      <w:r>
+        <w:rPr>
+          <w:rFonts w:ascii="Calibri" w:hAnsi="Calibri" w:cs="Calibri"/>
+          <w:sz w:val="22"/>
+          <w:szCs w:val="22"/>
+        </w:rPr>
+        <w:t xml:space="preserve">, </w:t>
+      </w:r>
+      <w:proofErr w:type="spellStart"/>
+      <w:r>
+        <w:rPr>
+          <w:rFonts w:ascii="Calibri" w:hAnsi="Calibri" w:cs="Calibri"/>
+          <w:sz w:val="22"/>
+          <w:szCs w:val="22"/>
+        </w:rPr>
+        <w:t>RESTful</w:t>
+      </w:r>
+      <w:proofErr w:type="spellEnd"/>
+      <w:r>
+        <w:rPr>
+          <w:rFonts w:ascii="Calibri" w:hAnsi="Calibri" w:cs="Calibri"/>
+          <w:sz w:val="22"/>
+          <w:szCs w:val="22"/>
+        </w:rPr>
+        <w:t xml:space="preserve"> API </w:t>
+      </w:r>
+      <w:proofErr w:type="spellStart"/>
+      <w:r>
+        <w:rPr>
+          <w:rFonts w:ascii="Calibri" w:hAnsi="Calibri" w:cs="Calibri"/>
+          <w:sz w:val="22"/>
+          <w:szCs w:val="22"/>
+        </w:rPr>
+        <w:t>development</w:t>
+      </w:r>
+      <w:proofErr w:type="spellEnd"/>
+      <w:r>
+        <w:rPr>
+          <w:rFonts w:ascii="Calibri" w:hAnsi="Calibri" w:cs="Calibri"/>
+          <w:sz w:val="22"/>
+          <w:szCs w:val="22"/>
+        </w:rPr>
+        <w:t xml:space="preserve">, </w:t>
+      </w:r>
+      <w:proofErr w:type="spellStart"/>
+      <w:r>
+        <w:rPr>
+          <w:rFonts w:ascii="Calibri" w:hAnsi="Calibri" w:cs="Calibri"/>
+          <w:sz w:val="22"/>
+          <w:szCs w:val="22"/>
+        </w:rPr>
+        <w:t>relational</w:t>
+      </w:r>
+      <w:proofErr w:type="spellEnd"/>
+      <w:r>
+        <w:rPr>
+          <w:rFonts w:ascii="Calibri" w:hAnsi="Calibri" w:cs="Calibri"/>
+          <w:sz w:val="22"/>
+          <w:szCs w:val="22"/>
+        </w:rPr>
+        <w:t xml:space="preserve"> </w:t>
+      </w:r>
+      <w:proofErr w:type="spellStart"/>
+      <w:r>
+        <w:rPr>
+          <w:rFonts w:ascii="Calibri" w:hAnsi="Calibri" w:cs="Calibri"/>
+          <w:sz w:val="22"/>
+          <w:szCs w:val="22"/>
+        </w:rPr>
+        <w:t>database</w:t>
+      </w:r>
+      <w:proofErr w:type="spellEnd"/>
+      <w:r>
+        <w:rPr>
+          <w:rFonts w:ascii="Calibri" w:hAnsi="Calibri" w:cs="Calibri"/>
+          <w:sz w:val="22"/>
+          <w:szCs w:val="22"/>
+        </w:rPr>
+        <w:t xml:space="preserve"> </w:t>
+      </w:r>
+      <w:proofErr w:type="spellStart"/>
+      <w:r>
+        <w:rPr>
+          <w:rFonts w:ascii="Calibri" w:hAnsi="Calibri" w:cs="Calibri"/>
+          <w:sz w:val="22"/>
+          <w:szCs w:val="22"/>
+        </w:rPr>
+        <w:t>integration</w:t>
+      </w:r>
+      <w:proofErr w:type="spellEnd"/>
+      <w:r>
+        <w:rPr>
+          <w:rFonts w:ascii="Calibri" w:hAnsi="Calibri" w:cs="Calibri"/>
+          <w:sz w:val="22"/>
+          <w:szCs w:val="22"/>
+        </w:rPr>
+        <w:t xml:space="preserve">, CI/CD </w:t>
+      </w:r>
+      <w:proofErr w:type="spellStart"/>
+      <w:r>
+        <w:rPr>
+          <w:rFonts w:ascii="Calibri" w:hAnsi="Calibri" w:cs="Calibri"/>
+          <w:sz w:val="22"/>
+          <w:szCs w:val="22"/>
+        </w:rPr>
+        <w:t>practices</w:t>
+      </w:r>
+      <w:proofErr w:type="spellEnd"/>
+      <w:r>
+        <w:rPr>
+          <w:rFonts w:ascii="Calibri" w:hAnsi="Calibri" w:cs="Calibri"/>
+          <w:sz w:val="22"/>
+          <w:szCs w:val="22"/>
+        </w:rPr>
+        <w:t xml:space="preserve">, </w:t>
+      </w:r>
+      <w:proofErr w:type="spellStart"/>
+      <w:r>
+        <w:rPr>
+          <w:rFonts w:ascii="Calibri" w:hAnsi="Calibri" w:cs="Calibri"/>
+          <w:sz w:val="22"/>
+          <w:szCs w:val="22"/>
+        </w:rPr>
+        <w:t>and</w:t>
+      </w:r>
+      <w:proofErr w:type="spellEnd"/>
+      <w:r>
+        <w:rPr>
+          <w:rFonts w:ascii="Calibri" w:hAnsi="Calibri" w:cs="Calibri"/>
+          <w:sz w:val="22"/>
+          <w:szCs w:val="22"/>
+        </w:rPr>
+        <w:t xml:space="preserve"> AWS </w:t>
+      </w:r>
+      <w:proofErr w:type="spellStart"/>
+      <w:r>
+        <w:rPr>
+          <w:rFonts w:ascii="Calibri" w:hAnsi="Calibri" w:cs="Calibri"/>
+          <w:sz w:val="22"/>
+          <w:szCs w:val="22"/>
+        </w:rPr>
+        <w:t>environments</w:t>
+      </w:r>
+      <w:proofErr w:type="spellEnd"/>
+      <w:r>
+        <w:rPr>
+          <w:rFonts w:ascii="Calibri" w:hAnsi="Calibri" w:cs="Calibri"/>
+          <w:sz w:val="22"/>
+          <w:szCs w:val="22"/>
+        </w:rPr>
+        <w:t xml:space="preserve">. </w:t>
+      </w:r>
+      <w:proofErr w:type="spellStart"/>
+      <w:r>
+        <w:rPr>
+          <w:rFonts w:ascii="Calibri" w:hAnsi="Calibri" w:cs="Calibri"/>
+          <w:sz w:val="22"/>
+          <w:szCs w:val="22"/>
+        </w:rPr>
+        <w:t>International</w:t>
+      </w:r>
+      <w:proofErr w:type="spellEnd"/>
+      <w:r>
+        <w:rPr>
+          <w:rFonts w:ascii="Calibri" w:hAnsi="Calibri" w:cs="Calibri"/>
+          <w:sz w:val="22"/>
+          <w:szCs w:val="22"/>
+        </w:rPr>
+        <w:t xml:space="preserve"> </w:t>
+      </w:r>
+      <w:proofErr w:type="spellStart"/>
+      <w:r>
+        <w:rPr>
+          <w:rFonts w:ascii="Calibri" w:hAnsi="Calibri" w:cs="Calibri"/>
+          <w:sz w:val="22"/>
+          <w:szCs w:val="22"/>
+        </w:rPr>
+        <w:t>experience</w:t>
+      </w:r>
+      <w:proofErr w:type="spellEnd"/>
+      <w:r>
+        <w:rPr>
+          <w:rFonts w:ascii="Calibri" w:hAnsi="Calibri" w:cs="Calibri"/>
+          <w:sz w:val="22"/>
+          <w:szCs w:val="22"/>
+        </w:rPr>
+        <w:t xml:space="preserve"> in Spain </w:t>
+      </w:r>
+      <w:proofErr w:type="spellStart"/>
+      <w:r>
+        <w:rPr>
+          <w:rFonts w:ascii="Calibri" w:hAnsi="Calibri" w:cs="Calibri"/>
+          <w:sz w:val="22"/>
+          <w:szCs w:val="22"/>
+        </w:rPr>
+        <w:t>with</w:t>
+      </w:r>
+      <w:proofErr w:type="spellEnd"/>
+      <w:r>
+        <w:rPr>
+          <w:rFonts w:ascii="Calibri" w:hAnsi="Calibri" w:cs="Calibri"/>
+          <w:sz w:val="22"/>
+          <w:szCs w:val="22"/>
+        </w:rPr>
+        <w:t xml:space="preserve"> </w:t>
+      </w:r>
+      <w:proofErr w:type="spellStart"/>
+      <w:r>
+        <w:rPr>
+          <w:rFonts w:ascii="Calibri" w:hAnsi="Calibri" w:cs="Calibri"/>
+          <w:sz w:val="22"/>
+          <w:szCs w:val="22"/>
+        </w:rPr>
+        <w:t>both</w:t>
+      </w:r>
+      <w:proofErr w:type="spellEnd"/>
+      <w:r>
+        <w:rPr>
+          <w:rFonts w:ascii="Calibri" w:hAnsi="Calibri" w:cs="Calibri"/>
+          <w:sz w:val="22"/>
+          <w:szCs w:val="22"/>
+        </w:rPr>
+        <w:t xml:space="preserve"> </w:t>
+      </w:r>
+      <w:proofErr w:type="spellStart"/>
+      <w:r>
+        <w:rPr>
+          <w:rFonts w:ascii="Calibri" w:hAnsi="Calibri" w:cs="Calibri"/>
+          <w:sz w:val="22"/>
+          <w:szCs w:val="22"/>
+        </w:rPr>
+        <w:t>academic</w:t>
+      </w:r>
+      <w:proofErr w:type="spellEnd"/>
+      <w:r>
+        <w:rPr>
+          <w:rFonts w:ascii="Calibri" w:hAnsi="Calibri" w:cs="Calibri"/>
+          <w:sz w:val="22"/>
+          <w:szCs w:val="22"/>
+        </w:rPr>
+        <w:t xml:space="preserve"> </w:t>
+      </w:r>
+      <w:proofErr w:type="spellStart"/>
+      <w:r>
+        <w:rPr>
+          <w:rFonts w:ascii="Calibri" w:hAnsi="Calibri" w:cs="Calibri"/>
+          <w:sz w:val="22"/>
+          <w:szCs w:val="22"/>
+        </w:rPr>
+        <w:t>and</w:t>
+      </w:r>
+      <w:proofErr w:type="spellEnd"/>
+      <w:r>
+        <w:rPr>
+          <w:rFonts w:ascii="Calibri" w:hAnsi="Calibri" w:cs="Calibri"/>
+          <w:sz w:val="22"/>
+          <w:szCs w:val="22"/>
+        </w:rPr>
+        <w:t xml:space="preserve"> professional </w:t>
+      </w:r>
+      <w:proofErr w:type="spellStart"/>
+      <w:r>
+        <w:rPr>
+          <w:rFonts w:ascii="Calibri" w:hAnsi="Calibri" w:cs="Calibri"/>
+          <w:sz w:val="22"/>
+          <w:szCs w:val="22"/>
+        </w:rPr>
+        <w:t>engagement</w:t>
+      </w:r>
+      <w:proofErr w:type="spellEnd"/>
+      <w:r>
+        <w:rPr>
+          <w:rFonts w:ascii="Calibri" w:hAnsi="Calibri" w:cs="Calibri"/>
+          <w:sz w:val="22"/>
+          <w:szCs w:val="22"/>
+        </w:rPr>
+        <w:t xml:space="preserve">. Creator </w:t>
+      </w:r>
+      <w:proofErr w:type="spellStart"/>
+      <w:r>
+        <w:rPr>
+          <w:rFonts w:ascii="Calibri" w:hAnsi="Calibri" w:cs="Calibri"/>
+          <w:sz w:val="22"/>
+          <w:szCs w:val="22"/>
+        </w:rPr>
+        <w:t>of</w:t>
+      </w:r>
+      <w:proofErr w:type="spellEnd"/>
+      <w:r>
+        <w:rPr>
+          <w:rFonts w:ascii="Calibri" w:hAnsi="Calibri" w:cs="Calibri"/>
+          <w:sz w:val="22"/>
+          <w:szCs w:val="22"/>
+        </w:rPr>
+        <w:t xml:space="preserve"> </w:t>
+      </w:r>
+      <w:proofErr w:type="spellStart"/>
+      <w:r>
+        <w:rPr>
+          <w:rFonts w:ascii="Calibri" w:hAnsi="Calibri" w:cs="Calibri"/>
+          <w:sz w:val="22"/>
+          <w:szCs w:val="22"/>
+        </w:rPr>
+        <w:t>GenGuardian</w:t>
+      </w:r>
+      <w:proofErr w:type="spellEnd"/>
+      <w:r>
+        <w:rPr>
+          <w:rFonts w:ascii="Calibri" w:hAnsi="Calibri" w:cs="Calibri"/>
+          <w:sz w:val="22"/>
+          <w:szCs w:val="22"/>
+        </w:rPr>
+        <w:t xml:space="preserve">, a tool </w:t>
+      </w:r>
+      <w:proofErr w:type="spellStart"/>
+      <w:r>
+        <w:rPr>
+          <w:rFonts w:ascii="Calibri" w:hAnsi="Calibri" w:cs="Calibri"/>
+          <w:sz w:val="22"/>
+          <w:szCs w:val="22"/>
+        </w:rPr>
+        <w:t>developed</w:t>
+      </w:r>
+      <w:proofErr w:type="spellEnd"/>
+      <w:r>
+        <w:rPr>
+          <w:rFonts w:ascii="Calibri" w:hAnsi="Calibri" w:cs="Calibri"/>
+          <w:sz w:val="22"/>
+          <w:szCs w:val="22"/>
+        </w:rPr>
+        <w:t xml:space="preserve"> for </w:t>
+      </w:r>
+      <w:proofErr w:type="spellStart"/>
+      <w:r>
+        <w:rPr>
+          <w:rFonts w:ascii="Calibri" w:hAnsi="Calibri" w:cs="Calibri"/>
+          <w:sz w:val="22"/>
+          <w:szCs w:val="22"/>
+        </w:rPr>
+        <w:t>my</w:t>
+      </w:r>
+      <w:proofErr w:type="spellEnd"/>
+      <w:r>
+        <w:rPr>
+          <w:rFonts w:ascii="Calibri" w:hAnsi="Calibri" w:cs="Calibri"/>
+          <w:sz w:val="22"/>
+          <w:szCs w:val="22"/>
+        </w:rPr>
+        <w:t xml:space="preserve"> final </w:t>
+      </w:r>
+      <w:proofErr w:type="spellStart"/>
+      <w:r>
+        <w:rPr>
+          <w:rFonts w:ascii="Calibri" w:hAnsi="Calibri" w:cs="Calibri"/>
+          <w:sz w:val="22"/>
+          <w:szCs w:val="22"/>
+        </w:rPr>
+        <w:t>thesis</w:t>
+      </w:r>
+      <w:proofErr w:type="spellEnd"/>
+      <w:r>
+        <w:rPr>
+          <w:rFonts w:ascii="Calibri" w:hAnsi="Calibri" w:cs="Calibri"/>
+          <w:sz w:val="22"/>
+          <w:szCs w:val="22"/>
+        </w:rPr>
+        <w:t xml:space="preserve"> </w:t>
+      </w:r>
+      <w:proofErr w:type="spellStart"/>
+      <w:r>
+        <w:rPr>
+          <w:rFonts w:ascii="Calibri" w:hAnsi="Calibri" w:cs="Calibri"/>
+          <w:sz w:val="22"/>
+          <w:szCs w:val="22"/>
+        </w:rPr>
+        <w:t>project</w:t>
+      </w:r>
+      <w:proofErr w:type="spellEnd"/>
+      <w:r>
+        <w:rPr>
+          <w:rFonts w:ascii="Calibri" w:hAnsi="Calibri" w:cs="Calibri"/>
+          <w:sz w:val="22"/>
+          <w:szCs w:val="22"/>
+        </w:rPr>
+        <w:t xml:space="preserve"> </w:t>
+      </w:r>
+      <w:proofErr w:type="spellStart"/>
+      <w:r>
+        <w:rPr>
+          <w:rFonts w:ascii="Calibri" w:hAnsi="Calibri" w:cs="Calibri"/>
+          <w:sz w:val="22"/>
+          <w:szCs w:val="22"/>
+        </w:rPr>
+        <w:t>using</w:t>
+      </w:r>
+      <w:proofErr w:type="spellEnd"/>
+      <w:r>
+        <w:rPr>
+          <w:rFonts w:ascii="Calibri" w:hAnsi="Calibri" w:cs="Calibri"/>
+          <w:sz w:val="22"/>
+          <w:szCs w:val="22"/>
+        </w:rPr>
+        <w:t xml:space="preserve"> LLM fine-</w:t>
+      </w:r>
+      <w:proofErr w:type="spellStart"/>
+      <w:r>
+        <w:rPr>
+          <w:rFonts w:ascii="Calibri" w:hAnsi="Calibri" w:cs="Calibri"/>
+          <w:sz w:val="22"/>
+          <w:szCs w:val="22"/>
+        </w:rPr>
+        <w:t>tuning</w:t>
+      </w:r>
+      <w:proofErr w:type="spellEnd"/>
+      <w:r>
+        <w:rPr>
+          <w:rFonts w:ascii="Calibri" w:hAnsi="Calibri" w:cs="Calibri"/>
+          <w:sz w:val="22"/>
+          <w:szCs w:val="22"/>
+        </w:rPr>
+        <w:t xml:space="preserve"> </w:t>
+      </w:r>
+      <w:proofErr w:type="spellStart"/>
+      <w:r>
+        <w:rPr>
+          <w:rFonts w:ascii="Calibri" w:hAnsi="Calibri" w:cs="Calibri"/>
+          <w:sz w:val="22"/>
+          <w:szCs w:val="22"/>
+        </w:rPr>
+        <w:t>to</w:t>
+      </w:r>
+      <w:proofErr w:type="spellEnd"/>
+      <w:r>
+        <w:rPr>
+          <w:rFonts w:ascii="Calibri" w:hAnsi="Calibri" w:cs="Calibri"/>
+          <w:sz w:val="22"/>
+          <w:szCs w:val="22"/>
+        </w:rPr>
+        <w:t xml:space="preserve"> </w:t>
+      </w:r>
+      <w:proofErr w:type="spellStart"/>
+      <w:r>
+        <w:rPr>
+          <w:rFonts w:ascii="Calibri" w:hAnsi="Calibri" w:cs="Calibri"/>
+          <w:sz w:val="22"/>
+          <w:szCs w:val="22"/>
+        </w:rPr>
+        <w:t>detect</w:t>
+      </w:r>
+      <w:proofErr w:type="spellEnd"/>
+      <w:r>
+        <w:rPr>
+          <w:rFonts w:ascii="Calibri" w:hAnsi="Calibri" w:cs="Calibri"/>
+          <w:sz w:val="22"/>
+          <w:szCs w:val="22"/>
+        </w:rPr>
+        <w:t xml:space="preserve"> </w:t>
+      </w:r>
+      <w:proofErr w:type="spellStart"/>
+      <w:r>
+        <w:rPr>
+          <w:rFonts w:ascii="Calibri" w:hAnsi="Calibri" w:cs="Calibri"/>
+          <w:sz w:val="22"/>
+          <w:szCs w:val="22"/>
+        </w:rPr>
+        <w:t>DDoS</w:t>
+      </w:r>
+      <w:proofErr w:type="spellEnd"/>
+      <w:r>
+        <w:rPr>
+          <w:rFonts w:ascii="Calibri" w:hAnsi="Calibri" w:cs="Calibri"/>
+          <w:sz w:val="22"/>
+          <w:szCs w:val="22"/>
+        </w:rPr>
+        <w:t xml:space="preserve"> </w:t>
+      </w:r>
+      <w:proofErr w:type="spellStart"/>
+      <w:r>
+        <w:rPr>
+          <w:rFonts w:ascii="Calibri" w:hAnsi="Calibri" w:cs="Calibri"/>
+          <w:sz w:val="22"/>
+          <w:szCs w:val="22"/>
+        </w:rPr>
+        <w:t>attacks</w:t>
+      </w:r>
+      <w:proofErr w:type="spellEnd"/>
+      <w:r>
+        <w:rPr>
+          <w:rFonts w:ascii="Calibri" w:hAnsi="Calibri" w:cs="Calibri"/>
+          <w:sz w:val="22"/>
+          <w:szCs w:val="22"/>
+        </w:rPr>
+        <w:t>.</w:t>
+      </w:r>
+      <w:r>
+        <w:rPr>
+          <w:rFonts w:ascii="Calibri" w:hAnsi="Calibri" w:cs="Calibri"/>
+          <w:sz w:val="22"/>
+          <w:szCs w:val="22"/>
           <w:lang w:val="en-US"/>
         </w:rPr>
-        <w:t xml:space="preserve">Computer Engineer with </w:t>
-      </w:r>
-      <w:r>
-        <w:rPr>
+        <w:pict w14:anchorId="5D49235E">
+          <v:rect id="_x0000_i1026" style="width:0;height:1.5pt" o:hralign="center" o:hrstd="t" o:hr="t" fillcolor="#a0a0a0" stroked="f"/>
+        </w:pict>
+      </w:r>
+    </w:p>
+    <w:p>
+      <w:pPr>
+        <w:rPr>
+          <w:rFonts w:ascii="Calibri" w:hAnsi="Calibri" w:cs="Calibri"/>
           <w:b/>
           <w:bCs/>
+          <w:sz w:val="22"/>
+          <w:szCs w:val="22"/>
           <w:lang w:val="en-US"/>
         </w:rPr>
-        <w:t>five years of professional experience</w:t>
-      </w:r>
-      <w:r>
-        <w:rPr>
-          <w:lang w:val="en-US"/>
-        </w:rPr>
-        <w:t xml:space="preserve">, </w:t>
-      </w:r>
-      <w:r>
-        <w:rPr>
+      </w:pPr>
+      <w:r>
+        <w:rPr>
+          <w:rFonts w:ascii="Calibri" w:hAnsi="Calibri" w:cs="Calibri"/>
           <w:b/>
           <w:bCs/>
+          <w:sz w:val="22"/>
+          <w:szCs w:val="22"/>
           <w:lang w:val="en-US"/>
         </w:rPr>
-        <w:t>including four years as a software developer</w:t>
-      </w:r>
-      <w:r>
-        <w:rPr>
+        <w:t>Professional Experience</w:t>
+      </w:r>
+    </w:p>
+    <w:p>
+      <w:pPr>
+        <w:rPr>
+          <w:rFonts w:ascii="Calibri" w:hAnsi="Calibri" w:cs="Calibri"/>
+          <w:sz w:val="22"/>
+          <w:szCs w:val="22"/>
           <w:lang w:val="en-US"/>
         </w:rPr>
-        <w:t>, working on high-</w:t>
-      </w:r>
-      <w:proofErr w:type="gramStart"/>
-      <w:r>
-        <w:rPr>
-          <w:lang w:val="en-US"/>
-        </w:rPr>
-        <w:t>criticality</w:t>
-      </w:r>
-      <w:proofErr w:type="gramEnd"/>
-      <w:r>
-        <w:rPr>
-          <w:lang w:val="en-US"/>
-        </w:rPr>
-        <w:t xml:space="preserve"> systems, regulated environments, and </w:t>
-      </w:r>
-      <w:r>
-        <w:rPr>
+      </w:pPr>
+      <w:r>
+        <w:rPr>
+          <w:rFonts w:ascii="Calibri" w:hAnsi="Calibri" w:cs="Calibri"/>
           <w:b/>
           <w:bCs/>
-          <w:lang w:val="en-US"/>
-        </w:rPr>
-        <w:t>international teams.</w:t>
-      </w:r>
-    </w:p>
-    <w:p>
-      <w:pPr>
-        <w:rPr>
-          <w:lang w:val="en-US"/>
-        </w:rPr>
-      </w:pPr>
-      <w:r>
-        <w:rPr>
-          <w:lang w:val="en-US"/>
-        </w:rPr>
-        <w:t>At GE Aerospace</w:t>
-      </w:r>
-      <w:r>
-        <w:rPr>
+          <w:sz w:val="22"/>
+          <w:szCs w:val="22"/>
+        </w:rPr>
+        <w:t xml:space="preserve">DUONEX </w:t>
+      </w:r>
+      <w:r>
+        <w:rPr>
+          <w:rFonts w:ascii="Calibri" w:hAnsi="Calibri" w:cs="Calibri"/>
           <w:b/>
           <w:bCs/>
-          <w:lang w:val="en-US"/>
-        </w:rPr>
-        <w:t>, led the modernization of a backend system serving 1,000+ users</w:t>
-      </w:r>
-      <w:r>
-        <w:rPr>
-          <w:lang w:val="en-US"/>
-        </w:rPr>
-        <w:t xml:space="preserve">, </w:t>
-      </w:r>
-      <w:proofErr w:type="gramStart"/>
-      <w:r>
-        <w:rPr>
-          <w:lang w:val="en-US"/>
-        </w:rPr>
-        <w:t xml:space="preserve">eliminating </w:t>
-      </w:r>
-      <w:r>
-        <w:rPr>
-          <w:lang w:val="en-US"/>
-        </w:rPr>
-        <w:t xml:space="preserve"> around</w:t>
-      </w:r>
-      <w:proofErr w:type="gramEnd"/>
-      <w:r>
-        <w:rPr>
-          <w:lang w:val="en-US"/>
-        </w:rPr>
-        <w:t xml:space="preserve"> </w:t>
-      </w:r>
-      <w:r>
-        <w:rPr>
-          <w:lang w:val="en-US"/>
-        </w:rPr>
-        <w:t xml:space="preserve">800 security vulnerabilities through </w:t>
-      </w:r>
-      <w:proofErr w:type="gramStart"/>
-      <w:r>
-        <w:rPr>
-          <w:lang w:val="en-US"/>
-        </w:rPr>
-        <w:t>a technology</w:t>
-      </w:r>
-      <w:proofErr w:type="gramEnd"/>
-      <w:r>
-        <w:rPr>
-          <w:lang w:val="en-US"/>
-        </w:rPr>
-        <w:t xml:space="preserve"> migration, clean code practices, and structured technical documentation.</w:t>
-      </w:r>
-    </w:p>
-    <w:p>
-      <w:pPr>
-        <w:rPr>
-          <w:lang w:val="en-US"/>
-        </w:rPr>
-      </w:pPr>
-      <w:r>
-        <w:rPr>
+          <w:sz w:val="22"/>
+          <w:szCs w:val="22"/>
+        </w:rPr>
+        <w:t>-</w:t>
+      </w:r>
+      <w:r>
+        <w:rPr>
+          <w:rFonts w:ascii="Calibri" w:hAnsi="Calibri" w:cs="Calibri"/>
           <w:b/>
           <w:bCs/>
-          <w:lang w:val="en-US"/>
-        </w:rPr>
-        <w:t>International academic and professional experience in Spain</w:t>
-      </w:r>
-      <w:r>
-        <w:rPr>
-          <w:lang w:val="en-US"/>
-        </w:rPr>
-        <w:t xml:space="preserve">, including a </w:t>
-      </w:r>
-      <w:r>
-        <w:rPr>
+          <w:sz w:val="22"/>
+          <w:szCs w:val="22"/>
+        </w:rPr>
+        <w:t xml:space="preserve"> </w:t>
+      </w:r>
+      <w:proofErr w:type="spellStart"/>
+      <w:r>
+        <w:rPr>
+          <w:rFonts w:ascii="Calibri" w:hAnsi="Calibri" w:cs="Calibri"/>
           <w:b/>
           <w:bCs/>
-          <w:lang w:val="en-US"/>
-        </w:rPr>
-        <w:t>merit-based Santander Open Academy scholarship</w:t>
-      </w:r>
-      <w:r>
-        <w:rPr>
-          <w:lang w:val="en-US"/>
-        </w:rPr>
-        <w:t xml:space="preserve">. </w:t>
-      </w:r>
-      <w:r>
-        <w:rPr>
+          <w:sz w:val="22"/>
+          <w:szCs w:val="22"/>
+        </w:rPr>
+        <w:t>December</w:t>
+      </w:r>
+      <w:proofErr w:type="spellEnd"/>
+      <w:r>
+        <w:rPr>
+          <w:rFonts w:ascii="Calibri" w:hAnsi="Calibri" w:cs="Calibri"/>
           <w:b/>
           <w:bCs/>
-          <w:lang w:val="en-US"/>
-        </w:rPr>
-        <w:t>Final Graduation Project focused on LLM fine-tuning for DDoS attack detection.</w:t>
-      </w:r>
-      <w:r>
-        <w:rPr>
-          <w:lang w:val="en-US"/>
-        </w:rPr>
-        <w:pict w14:anchorId="5D49235E">
-          <v:rect id="_x0000_i1039" style="width:0;height:1.5pt" o:hralign="center" o:hrstd="t" o:hr="t" fillcolor="#a0a0a0" stroked="f"/>
-        </w:pict>
-      </w:r>
-    </w:p>
-    <w:p>
-      <w:pPr>
-        <w:rPr>
-          <w:lang w:val="en-US"/>
-        </w:rPr>
-      </w:pPr>
-      <w:r>
-        <w:rPr>
-          <w:lang w:val="en-US"/>
-        </w:rPr>
-        <w:t>Professional Experience</w:t>
-      </w:r>
-    </w:p>
-    <w:p>
-      <w:pPr>
-        <w:rPr>
-          <w:lang w:val="en-US"/>
-        </w:rPr>
-      </w:pPr>
-      <w:r>
-        <w:rPr>
-          <w:lang w:val="en-US"/>
-        </w:rPr>
-        <w:t>DUONEX – December 2025 – January 2026</w:t>
-      </w:r>
-    </w:p>
-    <w:p>
-      <w:pPr>
-        <w:rPr>
-          <w:lang w:val="en-US"/>
-        </w:rPr>
-      </w:pPr>
-      <w:r>
-        <w:rPr>
+          <w:sz w:val="22"/>
+          <w:szCs w:val="22"/>
+        </w:rPr>
+        <w:t xml:space="preserve"> 2025 </w:t>
+      </w:r>
+      <w:r>
+        <w:rPr>
+          <w:rFonts w:ascii="Calibri" w:hAnsi="Calibri" w:cs="Calibri"/>
           <w:b/>
           <w:bCs/>
-          <w:i/>
-          <w:iCs/>
-          <w:lang w:val="en-US"/>
-        </w:rPr>
-        <w:t>Full Stack Developer</w:t>
-      </w:r>
-      <w:r>
-        <w:rPr>
-          <w:i/>
-          <w:iCs/>
-          <w:lang w:val="en-US"/>
-        </w:rPr>
-        <w:t xml:space="preserve"> – Temporary Contract (Spain)</w:t>
-      </w:r>
-    </w:p>
-    <w:p>
-      <w:pPr>
-        <w:numPr>
-          <w:ilvl w:val="0"/>
-          <w:numId w:val="4"/>
-        </w:numPr>
-        <w:rPr>
-          <w:lang w:val="en-US"/>
-        </w:rPr>
-      </w:pPr>
-      <w:r>
-        <w:rPr>
-          <w:lang w:val="en-US"/>
-        </w:rPr>
-        <w:t>Development of new features for existing applications</w:t>
-      </w:r>
-    </w:p>
-    <w:p>
-      <w:pPr>
-        <w:numPr>
-          <w:ilvl w:val="0"/>
-          <w:numId w:val="4"/>
-        </w:numPr>
-        <w:rPr>
-          <w:lang w:val="en-US"/>
-        </w:rPr>
-      </w:pPr>
-      <w:r>
-        <w:rPr>
-          <w:lang w:val="en-US"/>
-        </w:rPr>
-        <w:t>Hybrid work model, fully Spanish team</w:t>
-      </w:r>
-    </w:p>
-    <w:p>
-      <w:pPr>
-        <w:numPr>
-          <w:ilvl w:val="0"/>
-          <w:numId w:val="4"/>
-        </w:numPr>
-        <w:rPr>
-          <w:lang w:val="en-US"/>
-        </w:rPr>
-      </w:pPr>
-      <w:r>
-        <w:rPr>
-          <w:lang w:val="en-US"/>
-        </w:rPr>
-        <w:t>Architecture based on Clean Architecture and Domain-Driven Design (DDD)</w:t>
-      </w:r>
-    </w:p>
-    <w:p>
-      <w:pPr>
-        <w:rPr>
-          <w:lang w:val="en-US"/>
-        </w:rPr>
-      </w:pPr>
-      <w:r>
-        <w:rPr>
-          <w:lang w:val="en-US"/>
-        </w:rPr>
-        <w:t xml:space="preserve">Tech Stack: Node.js, TypeScript, </w:t>
-      </w:r>
-      <w:proofErr w:type="spellStart"/>
-      <w:r>
-        <w:rPr>
-          <w:lang w:val="en-US"/>
+          <w:sz w:val="22"/>
+          <w:szCs w:val="22"/>
+        </w:rPr>
+        <w:t>-</w:t>
+      </w:r>
+      <w:r>
+        <w:rPr>
+          <w:rFonts w:ascii="Calibri" w:hAnsi="Calibri" w:cs="Calibri"/>
+          <w:b/>
+          <w:bCs/>
+          <w:sz w:val="22"/>
+          <w:szCs w:val="22"/>
+        </w:rPr>
+        <w:t xml:space="preserve"> </w:t>
+      </w:r>
+      <w:proofErr w:type="spellStart"/>
+      <w:r>
+        <w:rPr>
+          <w:rFonts w:ascii="Calibri" w:hAnsi="Calibri" w:cs="Calibri"/>
+          <w:b/>
+          <w:bCs/>
+          <w:sz w:val="22"/>
+          <w:szCs w:val="22"/>
+        </w:rPr>
+        <w:t>January</w:t>
+      </w:r>
+      <w:proofErr w:type="spellEnd"/>
+      <w:r>
+        <w:rPr>
+          <w:rFonts w:ascii="Calibri" w:hAnsi="Calibri" w:cs="Calibri"/>
+          <w:b/>
+          <w:bCs/>
+          <w:sz w:val="22"/>
+          <w:szCs w:val="22"/>
+        </w:rPr>
+        <w:t xml:space="preserve"> </w:t>
+      </w:r>
+      <w:r>
+        <w:rPr>
+          <w:rFonts w:ascii="Calibri" w:hAnsi="Calibri" w:cs="Calibri"/>
+          <w:b/>
+          <w:bCs/>
+          <w:sz w:val="22"/>
+          <w:szCs w:val="22"/>
+        </w:rPr>
+        <w:tab/>
+      </w:r>
+      <w:r>
+        <w:rPr>
+          <w:rFonts w:ascii="Calibri" w:hAnsi="Calibri" w:cs="Calibri"/>
+          <w:b/>
+          <w:bCs/>
+          <w:sz w:val="22"/>
+          <w:szCs w:val="22"/>
+        </w:rPr>
+        <w:tab/>
+      </w:r>
+      <w:r>
+        <w:rPr>
+          <w:rFonts w:ascii="Calibri" w:hAnsi="Calibri" w:cs="Calibri"/>
+          <w:b/>
+          <w:bCs/>
+          <w:sz w:val="22"/>
+          <w:szCs w:val="22"/>
+        </w:rPr>
+        <w:tab/>
+      </w:r>
+      <w:r>
+        <w:rPr>
+          <w:rFonts w:ascii="Calibri" w:hAnsi="Calibri" w:cs="Calibri"/>
+          <w:sz w:val="22"/>
+          <w:szCs w:val="22"/>
+        </w:rPr>
+        <w:br/>
+      </w:r>
+      <w:r>
+        <w:rPr>
+          <w:rFonts w:ascii="Calibri" w:hAnsi="Calibri" w:cs="Calibri"/>
+          <w:b/>
+          <w:bCs/>
+          <w:sz w:val="22"/>
+          <w:szCs w:val="22"/>
+        </w:rPr>
+        <w:t xml:space="preserve">Full Stack </w:t>
+      </w:r>
+      <w:proofErr w:type="spellStart"/>
+      <w:r>
+        <w:rPr>
+          <w:rFonts w:ascii="Calibri" w:hAnsi="Calibri" w:cs="Calibri"/>
+          <w:b/>
+          <w:bCs/>
+          <w:sz w:val="22"/>
+          <w:szCs w:val="22"/>
+        </w:rPr>
+        <w:t>Developer</w:t>
+      </w:r>
+      <w:proofErr w:type="spellEnd"/>
+      <w:r>
+        <w:rPr>
+          <w:rFonts w:ascii="Calibri" w:hAnsi="Calibri" w:cs="Calibri"/>
+          <w:sz w:val="22"/>
+          <w:szCs w:val="22"/>
+        </w:rPr>
+        <w:t xml:space="preserve"> (Professional </w:t>
+      </w:r>
+      <w:proofErr w:type="spellStart"/>
+      <w:r>
+        <w:rPr>
+          <w:rFonts w:ascii="Calibri" w:hAnsi="Calibri" w:cs="Calibri"/>
+          <w:sz w:val="22"/>
+          <w:szCs w:val="22"/>
+        </w:rPr>
+        <w:t>experience</w:t>
+      </w:r>
+      <w:proofErr w:type="spellEnd"/>
+      <w:r>
+        <w:rPr>
+          <w:rFonts w:ascii="Calibri" w:hAnsi="Calibri" w:cs="Calibri"/>
+          <w:sz w:val="22"/>
+          <w:szCs w:val="22"/>
+        </w:rPr>
+        <w:t xml:space="preserve"> </w:t>
+      </w:r>
+      <w:proofErr w:type="spellStart"/>
+      <w:r>
+        <w:rPr>
+          <w:rFonts w:ascii="Calibri" w:hAnsi="Calibri" w:cs="Calibri"/>
+          <w:sz w:val="22"/>
+          <w:szCs w:val="22"/>
+        </w:rPr>
+        <w:t>during</w:t>
+      </w:r>
+      <w:proofErr w:type="spellEnd"/>
+      <w:r>
+        <w:rPr>
+          <w:rFonts w:ascii="Calibri" w:hAnsi="Calibri" w:cs="Calibri"/>
+          <w:sz w:val="22"/>
+          <w:szCs w:val="22"/>
+        </w:rPr>
+        <w:t xml:space="preserve"> </w:t>
+      </w:r>
+      <w:proofErr w:type="spellStart"/>
+      <w:r>
+        <w:rPr>
+          <w:rFonts w:ascii="Calibri" w:hAnsi="Calibri" w:cs="Calibri"/>
+          <w:sz w:val="22"/>
+          <w:szCs w:val="22"/>
+        </w:rPr>
+        <w:t>academic</w:t>
+      </w:r>
+      <w:proofErr w:type="spellEnd"/>
+      <w:r>
+        <w:rPr>
+          <w:rFonts w:ascii="Calibri" w:hAnsi="Calibri" w:cs="Calibri"/>
+          <w:sz w:val="22"/>
+          <w:szCs w:val="22"/>
+        </w:rPr>
+        <w:t xml:space="preserve"> </w:t>
+      </w:r>
+      <w:proofErr w:type="spellStart"/>
+      <w:r>
+        <w:rPr>
+          <w:rFonts w:ascii="Calibri" w:hAnsi="Calibri" w:cs="Calibri"/>
+          <w:sz w:val="22"/>
+          <w:szCs w:val="22"/>
+        </w:rPr>
+        <w:t>exchange</w:t>
+      </w:r>
+      <w:proofErr w:type="spellEnd"/>
+      <w:r>
+        <w:rPr>
+          <w:rFonts w:ascii="Calibri" w:hAnsi="Calibri" w:cs="Calibri"/>
+          <w:sz w:val="22"/>
+          <w:szCs w:val="22"/>
+        </w:rPr>
+        <w:t xml:space="preserve"> </w:t>
+      </w:r>
+      <w:proofErr w:type="spellStart"/>
+      <w:r>
+        <w:rPr>
+          <w:rFonts w:ascii="Calibri" w:hAnsi="Calibri" w:cs="Calibri"/>
+          <w:sz w:val="22"/>
+          <w:szCs w:val="22"/>
+        </w:rPr>
+        <w:t>program</w:t>
+      </w:r>
+      <w:proofErr w:type="spellEnd"/>
+      <w:r>
+        <w:rPr>
+          <w:rFonts w:ascii="Calibri" w:hAnsi="Calibri" w:cs="Calibri"/>
+          <w:sz w:val="22"/>
+          <w:szCs w:val="22"/>
+        </w:rPr>
+        <w:t>)</w:t>
+      </w:r>
+      <w:r>
+        <w:rPr>
+          <w:rFonts w:ascii="Calibri" w:hAnsi="Calibri" w:cs="Calibri"/>
+          <w:sz w:val="22"/>
+          <w:szCs w:val="22"/>
+        </w:rPr>
+        <w:t>,</w:t>
+      </w:r>
+      <w:r>
+        <w:rPr>
+          <w:rFonts w:ascii="Calibri" w:hAnsi="Calibri" w:cs="Calibri"/>
+          <w:sz w:val="22"/>
+          <w:szCs w:val="22"/>
+        </w:rPr>
+        <w:t xml:space="preserve"> Spain</w:t>
+      </w:r>
+      <w:r>
+        <w:rPr>
+          <w:rFonts w:ascii="Calibri" w:hAnsi="Calibri" w:cs="Calibri"/>
+          <w:sz w:val="22"/>
+          <w:szCs w:val="22"/>
+        </w:rPr>
+        <w:br/>
+        <w:t xml:space="preserve">- </w:t>
+      </w:r>
+      <w:proofErr w:type="spellStart"/>
+      <w:r>
+        <w:rPr>
+          <w:rFonts w:ascii="Calibri" w:hAnsi="Calibri" w:cs="Calibri"/>
+          <w:sz w:val="22"/>
+          <w:szCs w:val="22"/>
+        </w:rPr>
+        <w:t>Backend</w:t>
+      </w:r>
+      <w:proofErr w:type="spellEnd"/>
+      <w:r>
+        <w:rPr>
+          <w:rFonts w:ascii="Calibri" w:hAnsi="Calibri" w:cs="Calibri"/>
+          <w:sz w:val="22"/>
+          <w:szCs w:val="22"/>
+        </w:rPr>
+        <w:t xml:space="preserve"> </w:t>
+      </w:r>
+      <w:proofErr w:type="spellStart"/>
+      <w:r>
+        <w:rPr>
+          <w:rFonts w:ascii="Calibri" w:hAnsi="Calibri" w:cs="Calibri"/>
+          <w:sz w:val="22"/>
+          <w:szCs w:val="22"/>
+        </w:rPr>
+        <w:t>development</w:t>
+      </w:r>
+      <w:proofErr w:type="spellEnd"/>
+      <w:r>
+        <w:rPr>
+          <w:rFonts w:ascii="Calibri" w:hAnsi="Calibri" w:cs="Calibri"/>
+          <w:sz w:val="22"/>
+          <w:szCs w:val="22"/>
+        </w:rPr>
+        <w:t xml:space="preserve"> </w:t>
+      </w:r>
+      <w:proofErr w:type="spellStart"/>
+      <w:r>
+        <w:rPr>
+          <w:rFonts w:ascii="Calibri" w:hAnsi="Calibri" w:cs="Calibri"/>
+          <w:sz w:val="22"/>
+          <w:szCs w:val="22"/>
+        </w:rPr>
+        <w:t>using</w:t>
+      </w:r>
+      <w:proofErr w:type="spellEnd"/>
+      <w:r>
+        <w:rPr>
+          <w:rFonts w:ascii="Calibri" w:hAnsi="Calibri" w:cs="Calibri"/>
+          <w:sz w:val="22"/>
+          <w:szCs w:val="22"/>
+        </w:rPr>
+        <w:t xml:space="preserve"> Node.js, </w:t>
+      </w:r>
+      <w:proofErr w:type="spellStart"/>
+      <w:r>
+        <w:rPr>
+          <w:rFonts w:ascii="Calibri" w:hAnsi="Calibri" w:cs="Calibri"/>
+          <w:sz w:val="22"/>
+          <w:szCs w:val="22"/>
+        </w:rPr>
+        <w:t>TypeScript</w:t>
+      </w:r>
+      <w:proofErr w:type="spellEnd"/>
+      <w:r>
+        <w:rPr>
+          <w:rFonts w:ascii="Calibri" w:hAnsi="Calibri" w:cs="Calibri"/>
+          <w:sz w:val="22"/>
+          <w:szCs w:val="22"/>
+        </w:rPr>
+        <w:t xml:space="preserve">, </w:t>
+      </w:r>
+      <w:proofErr w:type="spellStart"/>
+      <w:r>
+        <w:rPr>
+          <w:rFonts w:ascii="Calibri" w:hAnsi="Calibri" w:cs="Calibri"/>
+          <w:sz w:val="22"/>
+          <w:szCs w:val="22"/>
+        </w:rPr>
+        <w:t>and</w:t>
+      </w:r>
+      <w:proofErr w:type="spellEnd"/>
+      <w:r>
+        <w:rPr>
+          <w:rFonts w:ascii="Calibri" w:hAnsi="Calibri" w:cs="Calibri"/>
+          <w:sz w:val="22"/>
+          <w:szCs w:val="22"/>
+        </w:rPr>
+        <w:t xml:space="preserve"> </w:t>
+      </w:r>
+      <w:proofErr w:type="spellStart"/>
+      <w:r>
+        <w:rPr>
+          <w:rFonts w:ascii="Calibri" w:hAnsi="Calibri" w:cs="Calibri"/>
+          <w:sz w:val="22"/>
+          <w:szCs w:val="22"/>
         </w:rPr>
         <w:t>AdonisJS</w:t>
       </w:r>
       <w:proofErr w:type="spellEnd"/>
       <w:r>
         <w:rPr>
-          <w:lang w:val="en-US"/>
-        </w:rPr>
-        <w:t xml:space="preserve">, Angular, MySQL, CI/CD, </w:t>
-      </w:r>
-      <w:proofErr w:type="spellStart"/>
-      <w:r>
-        <w:rPr>
-          <w:lang w:val="en-US"/>
-        </w:rPr>
-        <w:t>RxJS</w:t>
-      </w:r>
-      <w:proofErr w:type="spellEnd"/>
-      <w:r>
-        <w:rPr>
-          <w:lang w:val="en-US"/>
-        </w:rPr>
-        <w:t>, Pipes, Reactive Forms</w:t>
-      </w:r>
-    </w:p>
-    <w:p>
-      <w:pPr>
-        <w:rPr>
-          <w:lang w:val="en-US"/>
-        </w:rPr>
-      </w:pPr>
-      <w:r>
-        <w:rPr>
+          <w:rFonts w:ascii="Calibri" w:hAnsi="Calibri" w:cs="Calibri"/>
+          <w:sz w:val="22"/>
+          <w:szCs w:val="22"/>
+        </w:rPr>
+        <w:br/>
+        <w:t xml:space="preserve">- </w:t>
+      </w:r>
+      <w:proofErr w:type="spellStart"/>
+      <w:r>
+        <w:rPr>
+          <w:rFonts w:ascii="Calibri" w:hAnsi="Calibri" w:cs="Calibri"/>
+          <w:sz w:val="22"/>
+          <w:szCs w:val="22"/>
+        </w:rPr>
+        <w:t>Implementation</w:t>
+      </w:r>
+      <w:proofErr w:type="spellEnd"/>
+      <w:r>
+        <w:rPr>
+          <w:rFonts w:ascii="Calibri" w:hAnsi="Calibri" w:cs="Calibri"/>
+          <w:sz w:val="22"/>
+          <w:szCs w:val="22"/>
+        </w:rPr>
+        <w:t xml:space="preserve"> </w:t>
+      </w:r>
+      <w:proofErr w:type="spellStart"/>
+      <w:r>
+        <w:rPr>
+          <w:rFonts w:ascii="Calibri" w:hAnsi="Calibri" w:cs="Calibri"/>
+          <w:sz w:val="22"/>
+          <w:szCs w:val="22"/>
+        </w:rPr>
+        <w:t>of</w:t>
+      </w:r>
+      <w:proofErr w:type="spellEnd"/>
+      <w:r>
+        <w:rPr>
+          <w:rFonts w:ascii="Calibri" w:hAnsi="Calibri" w:cs="Calibri"/>
+          <w:sz w:val="22"/>
+          <w:szCs w:val="22"/>
+        </w:rPr>
+        <w:t xml:space="preserve"> Clean </w:t>
+      </w:r>
+      <w:proofErr w:type="spellStart"/>
+      <w:r>
+        <w:rPr>
+          <w:rFonts w:ascii="Calibri" w:hAnsi="Calibri" w:cs="Calibri"/>
+          <w:sz w:val="22"/>
+          <w:szCs w:val="22"/>
+        </w:rPr>
+        <w:t>Architecture</w:t>
+      </w:r>
+      <w:proofErr w:type="spellEnd"/>
+      <w:r>
+        <w:rPr>
+          <w:rFonts w:ascii="Calibri" w:hAnsi="Calibri" w:cs="Calibri"/>
+          <w:sz w:val="22"/>
+          <w:szCs w:val="22"/>
+        </w:rPr>
+        <w:t xml:space="preserve"> </w:t>
+      </w:r>
+      <w:proofErr w:type="spellStart"/>
+      <w:r>
+        <w:rPr>
+          <w:rFonts w:ascii="Calibri" w:hAnsi="Calibri" w:cs="Calibri"/>
+          <w:sz w:val="22"/>
+          <w:szCs w:val="22"/>
+        </w:rPr>
+        <w:t>and</w:t>
+      </w:r>
+      <w:proofErr w:type="spellEnd"/>
+      <w:r>
+        <w:rPr>
+          <w:rFonts w:ascii="Calibri" w:hAnsi="Calibri" w:cs="Calibri"/>
+          <w:sz w:val="22"/>
+          <w:szCs w:val="22"/>
+        </w:rPr>
+        <w:t xml:space="preserve"> Domain-</w:t>
+      </w:r>
+      <w:proofErr w:type="spellStart"/>
+      <w:r>
+        <w:rPr>
+          <w:rFonts w:ascii="Calibri" w:hAnsi="Calibri" w:cs="Calibri"/>
+          <w:sz w:val="22"/>
+          <w:szCs w:val="22"/>
+        </w:rPr>
+        <w:t>Driven</w:t>
+      </w:r>
+      <w:proofErr w:type="spellEnd"/>
+      <w:r>
+        <w:rPr>
+          <w:rFonts w:ascii="Calibri" w:hAnsi="Calibri" w:cs="Calibri"/>
+          <w:sz w:val="22"/>
+          <w:szCs w:val="22"/>
+        </w:rPr>
+        <w:t xml:space="preserve"> Design (DDD) </w:t>
+      </w:r>
+      <w:proofErr w:type="spellStart"/>
+      <w:r>
+        <w:rPr>
+          <w:rFonts w:ascii="Calibri" w:hAnsi="Calibri" w:cs="Calibri"/>
+          <w:sz w:val="22"/>
+          <w:szCs w:val="22"/>
+        </w:rPr>
+        <w:t>principles</w:t>
+      </w:r>
+      <w:proofErr w:type="spellEnd"/>
+      <w:r>
+        <w:rPr>
+          <w:rFonts w:ascii="Calibri" w:hAnsi="Calibri" w:cs="Calibri"/>
+          <w:sz w:val="22"/>
+          <w:szCs w:val="22"/>
+        </w:rPr>
+        <w:t xml:space="preserve"> </w:t>
+      </w:r>
+      <w:r>
+        <w:rPr>
+          <w:rFonts w:ascii="Calibri" w:hAnsi="Calibri" w:cs="Calibri"/>
+          <w:sz w:val="22"/>
+          <w:szCs w:val="22"/>
+        </w:rPr>
+        <w:br/>
+        <w:t xml:space="preserve">- </w:t>
+      </w:r>
+      <w:proofErr w:type="spellStart"/>
+      <w:r>
+        <w:rPr>
+          <w:rFonts w:ascii="Calibri" w:hAnsi="Calibri" w:cs="Calibri"/>
+          <w:sz w:val="22"/>
+          <w:szCs w:val="22"/>
+        </w:rPr>
+        <w:t>Frontend</w:t>
+      </w:r>
+      <w:proofErr w:type="spellEnd"/>
+      <w:r>
+        <w:rPr>
+          <w:rFonts w:ascii="Calibri" w:hAnsi="Calibri" w:cs="Calibri"/>
+          <w:sz w:val="22"/>
+          <w:szCs w:val="22"/>
+        </w:rPr>
+        <w:t xml:space="preserve"> </w:t>
+      </w:r>
+      <w:proofErr w:type="spellStart"/>
+      <w:r>
+        <w:rPr>
+          <w:rFonts w:ascii="Calibri" w:hAnsi="Calibri" w:cs="Calibri"/>
+          <w:sz w:val="22"/>
+          <w:szCs w:val="22"/>
+        </w:rPr>
+        <w:t>development</w:t>
+      </w:r>
+      <w:proofErr w:type="spellEnd"/>
+      <w:r>
+        <w:rPr>
+          <w:rFonts w:ascii="Calibri" w:hAnsi="Calibri" w:cs="Calibri"/>
+          <w:sz w:val="22"/>
+          <w:szCs w:val="22"/>
+        </w:rPr>
+        <w:t xml:space="preserve"> </w:t>
+      </w:r>
+      <w:proofErr w:type="spellStart"/>
+      <w:proofErr w:type="gramStart"/>
+      <w:r>
+        <w:rPr>
+          <w:rFonts w:ascii="Calibri" w:hAnsi="Calibri" w:cs="Calibri"/>
+          <w:sz w:val="22"/>
+          <w:szCs w:val="22"/>
+        </w:rPr>
+        <w:t>with</w:t>
+      </w:r>
+      <w:proofErr w:type="spellEnd"/>
+      <w:r>
+        <w:rPr>
+          <w:rFonts w:ascii="Calibri" w:hAnsi="Calibri" w:cs="Calibri"/>
+          <w:sz w:val="22"/>
+          <w:szCs w:val="22"/>
+        </w:rPr>
+        <w:t xml:space="preserve"> Angular</w:t>
+      </w:r>
+      <w:proofErr w:type="gramEnd"/>
+      <w:r>
+        <w:rPr>
+          <w:rFonts w:ascii="Calibri" w:hAnsi="Calibri" w:cs="Calibri"/>
+          <w:sz w:val="22"/>
+          <w:szCs w:val="22"/>
+        </w:rPr>
+        <w:br/>
+        <w:t xml:space="preserve">- </w:t>
+      </w:r>
+      <w:proofErr w:type="spellStart"/>
+      <w:r>
+        <w:rPr>
+          <w:rFonts w:ascii="Calibri" w:hAnsi="Calibri" w:cs="Calibri"/>
+          <w:sz w:val="22"/>
+          <w:szCs w:val="22"/>
+        </w:rPr>
+        <w:t>C</w:t>
+      </w:r>
+      <w:r>
+        <w:rPr>
+          <w:rFonts w:ascii="Calibri" w:hAnsi="Calibri" w:cs="Calibri"/>
+          <w:sz w:val="22"/>
+          <w:szCs w:val="22"/>
+        </w:rPr>
+        <w:t>ollaboration</w:t>
+      </w:r>
+      <w:proofErr w:type="spellEnd"/>
+      <w:r>
+        <w:rPr>
+          <w:rFonts w:ascii="Calibri" w:hAnsi="Calibri" w:cs="Calibri"/>
+          <w:sz w:val="22"/>
+          <w:szCs w:val="22"/>
+        </w:rPr>
+        <w:t xml:space="preserve"> </w:t>
+      </w:r>
+      <w:proofErr w:type="spellStart"/>
+      <w:r>
+        <w:rPr>
+          <w:rFonts w:ascii="Calibri" w:hAnsi="Calibri" w:cs="Calibri"/>
+          <w:sz w:val="22"/>
+          <w:szCs w:val="22"/>
+        </w:rPr>
+        <w:t>within</w:t>
+      </w:r>
+      <w:proofErr w:type="spellEnd"/>
+      <w:r>
+        <w:rPr>
+          <w:rFonts w:ascii="Calibri" w:hAnsi="Calibri" w:cs="Calibri"/>
+          <w:sz w:val="22"/>
+          <w:szCs w:val="22"/>
+        </w:rPr>
+        <w:t xml:space="preserve"> a </w:t>
+      </w:r>
+      <w:proofErr w:type="spellStart"/>
+      <w:r>
+        <w:rPr>
+          <w:rFonts w:ascii="Calibri" w:hAnsi="Calibri" w:cs="Calibri"/>
+          <w:sz w:val="22"/>
+          <w:szCs w:val="22"/>
+        </w:rPr>
+        <w:t>fully</w:t>
+      </w:r>
+      <w:proofErr w:type="spellEnd"/>
+      <w:r>
+        <w:rPr>
+          <w:rFonts w:ascii="Calibri" w:hAnsi="Calibri" w:cs="Calibri"/>
+          <w:sz w:val="22"/>
+          <w:szCs w:val="22"/>
+        </w:rPr>
+        <w:t xml:space="preserve"> </w:t>
+      </w:r>
+      <w:proofErr w:type="spellStart"/>
+      <w:r>
+        <w:rPr>
+          <w:rFonts w:ascii="Calibri" w:hAnsi="Calibri" w:cs="Calibri"/>
+          <w:sz w:val="22"/>
+          <w:szCs w:val="22"/>
+        </w:rPr>
+        <w:t>international</w:t>
+      </w:r>
+      <w:proofErr w:type="spellEnd"/>
+      <w:r>
+        <w:rPr>
+          <w:rFonts w:ascii="Calibri" w:hAnsi="Calibri" w:cs="Calibri"/>
+          <w:sz w:val="22"/>
+          <w:szCs w:val="22"/>
+        </w:rPr>
+        <w:t xml:space="preserve"> </w:t>
+      </w:r>
+      <w:proofErr w:type="spellStart"/>
+      <w:r>
+        <w:rPr>
+          <w:rFonts w:ascii="Calibri" w:hAnsi="Calibri" w:cs="Calibri"/>
+          <w:sz w:val="22"/>
+          <w:szCs w:val="22"/>
+        </w:rPr>
+        <w:t>team</w:t>
+      </w:r>
+      <w:proofErr w:type="spellEnd"/>
+      <w:r>
+        <w:rPr>
+          <w:rFonts w:ascii="Calibri" w:hAnsi="Calibri" w:cs="Calibri"/>
+          <w:sz w:val="22"/>
+          <w:szCs w:val="22"/>
+        </w:rPr>
+        <w:br/>
+      </w:r>
+      <w:r>
+        <w:rPr>
+          <w:rFonts w:ascii="Calibri" w:hAnsi="Calibri" w:cs="Calibri"/>
+          <w:sz w:val="22"/>
+          <w:szCs w:val="22"/>
           <w:lang w:val="en-US"/>
         </w:rPr>
         <w:pict w14:anchorId="59DEAF14">
@@ -422,525 +2862,3047 @@
     <w:p>
       <w:pPr>
         <w:rPr>
-          <w:lang w:val="en-US"/>
-        </w:rPr>
-      </w:pPr>
-      <w:r>
-        <w:rPr>
-          <w:lang w:val="en-US"/>
-        </w:rPr>
-        <w:t>GE Aerospace – May 2025 – August 2025</w:t>
-      </w:r>
+          <w:rFonts w:ascii="Calibri" w:hAnsi="Calibri" w:cs="Calibri"/>
+          <w:sz w:val="22"/>
+          <w:szCs w:val="22"/>
+        </w:rPr>
+      </w:pPr>
+      <w:r>
+        <w:rPr>
+          <w:rFonts w:ascii="Calibri" w:hAnsi="Calibri" w:cs="Calibri"/>
+          <w:b/>
+          <w:bCs/>
+          <w:sz w:val="22"/>
+          <w:szCs w:val="22"/>
+        </w:rPr>
+        <w:t xml:space="preserve">GE Aerospace </w:t>
+      </w:r>
+      <w:r>
+        <w:rPr>
+          <w:rFonts w:ascii="Calibri" w:hAnsi="Calibri" w:cs="Calibri"/>
+          <w:b/>
+          <w:bCs/>
+          <w:sz w:val="22"/>
+          <w:szCs w:val="22"/>
+        </w:rPr>
+        <w:t>-</w:t>
+      </w:r>
+      <w:r>
+        <w:rPr>
+          <w:rFonts w:ascii="Calibri" w:hAnsi="Calibri" w:cs="Calibri"/>
+          <w:b/>
+          <w:bCs/>
+          <w:sz w:val="22"/>
+          <w:szCs w:val="22"/>
+        </w:rPr>
+        <w:t xml:space="preserve"> April 2023 </w:t>
+      </w:r>
+      <w:r>
+        <w:rPr>
+          <w:rFonts w:ascii="Calibri" w:hAnsi="Calibri" w:cs="Calibri"/>
+          <w:b/>
+          <w:bCs/>
+          <w:sz w:val="22"/>
+          <w:szCs w:val="22"/>
+        </w:rPr>
+        <w:t>-</w:t>
+      </w:r>
+      <w:r>
+        <w:rPr>
+          <w:rFonts w:ascii="Calibri" w:hAnsi="Calibri" w:cs="Calibri"/>
+          <w:b/>
+          <w:bCs/>
+          <w:sz w:val="22"/>
+          <w:szCs w:val="22"/>
+        </w:rPr>
+        <w:t xml:space="preserve"> August 2025</w:t>
+      </w:r>
+      <w:r>
+        <w:rPr>
+          <w:rFonts w:ascii="Calibri" w:hAnsi="Calibri" w:cs="Calibri"/>
+          <w:b/>
+          <w:bCs/>
+          <w:sz w:val="22"/>
+          <w:szCs w:val="22"/>
+        </w:rPr>
+        <w:br/>
+        <w:t xml:space="preserve">Full Stack </w:t>
+      </w:r>
+      <w:proofErr w:type="spellStart"/>
+      <w:r>
+        <w:rPr>
+          <w:rFonts w:ascii="Calibri" w:hAnsi="Calibri" w:cs="Calibri"/>
+          <w:b/>
+          <w:bCs/>
+          <w:sz w:val="22"/>
+          <w:szCs w:val="22"/>
+        </w:rPr>
+        <w:t>Developer</w:t>
+      </w:r>
+      <w:proofErr w:type="spellEnd"/>
+      <w:r>
+        <w:rPr>
+          <w:rFonts w:ascii="Calibri" w:hAnsi="Calibri" w:cs="Calibri"/>
+          <w:b/>
+          <w:bCs/>
+          <w:sz w:val="22"/>
+          <w:szCs w:val="22"/>
+        </w:rPr>
+        <w:br/>
+        <w:t xml:space="preserve">- </w:t>
+      </w:r>
+      <w:r>
+        <w:rPr>
+          <w:rFonts w:ascii="Calibri" w:hAnsi="Calibri" w:cs="Calibri"/>
+          <w:sz w:val="22"/>
+          <w:szCs w:val="22"/>
+        </w:rPr>
+        <w:t xml:space="preserve">Led </w:t>
+      </w:r>
+      <w:proofErr w:type="spellStart"/>
+      <w:r>
+        <w:rPr>
+          <w:rFonts w:ascii="Calibri" w:hAnsi="Calibri" w:cs="Calibri"/>
+          <w:sz w:val="22"/>
+          <w:szCs w:val="22"/>
+        </w:rPr>
+        <w:t>the</w:t>
+      </w:r>
+      <w:proofErr w:type="spellEnd"/>
+      <w:r>
+        <w:rPr>
+          <w:rFonts w:ascii="Calibri" w:hAnsi="Calibri" w:cs="Calibri"/>
+          <w:sz w:val="22"/>
+          <w:szCs w:val="22"/>
+        </w:rPr>
+        <w:t xml:space="preserve"> complete </w:t>
+      </w:r>
+      <w:proofErr w:type="spellStart"/>
+      <w:r>
+        <w:rPr>
+          <w:rFonts w:ascii="Calibri" w:hAnsi="Calibri" w:cs="Calibri"/>
+          <w:sz w:val="22"/>
+          <w:szCs w:val="22"/>
+        </w:rPr>
+        <w:t>backend</w:t>
+      </w:r>
+      <w:proofErr w:type="spellEnd"/>
+      <w:r>
+        <w:rPr>
+          <w:rFonts w:ascii="Calibri" w:hAnsi="Calibri" w:cs="Calibri"/>
+          <w:sz w:val="22"/>
+          <w:szCs w:val="22"/>
+        </w:rPr>
+        <w:t xml:space="preserve"> </w:t>
+      </w:r>
+      <w:proofErr w:type="spellStart"/>
+      <w:r>
+        <w:rPr>
+          <w:rFonts w:ascii="Calibri" w:hAnsi="Calibri" w:cs="Calibri"/>
+          <w:sz w:val="22"/>
+          <w:szCs w:val="22"/>
+        </w:rPr>
+        <w:t>rewrite</w:t>
+      </w:r>
+      <w:proofErr w:type="spellEnd"/>
+      <w:r>
+        <w:rPr>
+          <w:rFonts w:ascii="Calibri" w:hAnsi="Calibri" w:cs="Calibri"/>
+          <w:sz w:val="22"/>
+          <w:szCs w:val="22"/>
+        </w:rPr>
+        <w:t xml:space="preserve"> (</w:t>
+      </w:r>
+      <w:r>
+        <w:rPr>
+          <w:rFonts w:ascii="Calibri" w:hAnsi="Calibri" w:cs="Calibri"/>
+          <w:sz w:val="22"/>
+          <w:szCs w:val="22"/>
+          <w:u w:val="single"/>
+        </w:rPr>
+        <w:t>130</w:t>
+      </w:r>
+      <w:r>
+        <w:rPr>
+          <w:rFonts w:ascii="Calibri" w:hAnsi="Calibri" w:cs="Calibri"/>
+          <w:sz w:val="22"/>
+          <w:szCs w:val="22"/>
+        </w:rPr>
+        <w:t xml:space="preserve">+ </w:t>
+      </w:r>
+      <w:proofErr w:type="spellStart"/>
+      <w:r>
+        <w:rPr>
+          <w:rFonts w:ascii="Calibri" w:hAnsi="Calibri" w:cs="Calibri"/>
+          <w:sz w:val="22"/>
+          <w:szCs w:val="22"/>
+        </w:rPr>
+        <w:t>endpoints</w:t>
+      </w:r>
+      <w:proofErr w:type="spellEnd"/>
+      <w:r>
+        <w:rPr>
+          <w:rFonts w:ascii="Calibri" w:hAnsi="Calibri" w:cs="Calibri"/>
+          <w:sz w:val="22"/>
+          <w:szCs w:val="22"/>
+        </w:rPr>
+        <w:t xml:space="preserve">), </w:t>
+      </w:r>
+      <w:proofErr w:type="spellStart"/>
+      <w:r>
+        <w:rPr>
+          <w:rFonts w:ascii="Calibri" w:hAnsi="Calibri" w:cs="Calibri"/>
+          <w:sz w:val="22"/>
+          <w:szCs w:val="22"/>
+        </w:rPr>
+        <w:t>migrating</w:t>
+      </w:r>
+      <w:proofErr w:type="spellEnd"/>
+      <w:r>
+        <w:rPr>
+          <w:rFonts w:ascii="Calibri" w:hAnsi="Calibri" w:cs="Calibri"/>
+          <w:sz w:val="22"/>
+          <w:szCs w:val="22"/>
+        </w:rPr>
+        <w:t xml:space="preserve"> </w:t>
+      </w:r>
+      <w:proofErr w:type="spellStart"/>
+      <w:r>
+        <w:rPr>
+          <w:rFonts w:ascii="Calibri" w:hAnsi="Calibri" w:cs="Calibri"/>
+          <w:sz w:val="22"/>
+          <w:szCs w:val="22"/>
+        </w:rPr>
+        <w:t>from</w:t>
+      </w:r>
+      <w:proofErr w:type="spellEnd"/>
+      <w:r>
+        <w:rPr>
+          <w:rFonts w:ascii="Calibri" w:hAnsi="Calibri" w:cs="Calibri"/>
+          <w:sz w:val="22"/>
+          <w:szCs w:val="22"/>
+        </w:rPr>
+        <w:t xml:space="preserve"> Node.js </w:t>
+      </w:r>
+      <w:proofErr w:type="spellStart"/>
+      <w:r>
+        <w:rPr>
+          <w:rFonts w:ascii="Calibri" w:hAnsi="Calibri" w:cs="Calibri"/>
+          <w:sz w:val="22"/>
+          <w:szCs w:val="22"/>
+        </w:rPr>
+        <w:t>to</w:t>
+      </w:r>
+      <w:proofErr w:type="spellEnd"/>
+      <w:r>
+        <w:rPr>
+          <w:rFonts w:ascii="Calibri" w:hAnsi="Calibri" w:cs="Calibri"/>
+          <w:sz w:val="22"/>
+          <w:szCs w:val="22"/>
+        </w:rPr>
+        <w:t xml:space="preserve"> </w:t>
+      </w:r>
+      <w:proofErr w:type="spellStart"/>
+      <w:r>
+        <w:rPr>
+          <w:rFonts w:ascii="Calibri" w:hAnsi="Calibri" w:cs="Calibri"/>
+          <w:sz w:val="22"/>
+          <w:szCs w:val="22"/>
+        </w:rPr>
+        <w:t>NestJS</w:t>
+      </w:r>
+      <w:proofErr w:type="spellEnd"/>
+      <w:r>
+        <w:rPr>
+          <w:rFonts w:ascii="Calibri" w:hAnsi="Calibri" w:cs="Calibri"/>
+          <w:sz w:val="22"/>
+          <w:szCs w:val="22"/>
+        </w:rPr>
+        <w:t xml:space="preserve"> </w:t>
+      </w:r>
+      <w:proofErr w:type="spellStart"/>
+      <w:r>
+        <w:rPr>
+          <w:rFonts w:ascii="Calibri" w:hAnsi="Calibri" w:cs="Calibri"/>
+          <w:sz w:val="22"/>
+          <w:szCs w:val="22"/>
+        </w:rPr>
+        <w:t>Typescript</w:t>
+      </w:r>
+      <w:proofErr w:type="spellEnd"/>
+      <w:r>
+        <w:rPr>
+          <w:rFonts w:ascii="Calibri" w:hAnsi="Calibri" w:cs="Calibri"/>
+          <w:sz w:val="22"/>
+          <w:szCs w:val="22"/>
+        </w:rPr>
+        <w:br/>
+        <w:t xml:space="preserve">- </w:t>
+      </w:r>
+      <w:proofErr w:type="spellStart"/>
+      <w:r>
+        <w:rPr>
+          <w:rFonts w:ascii="Calibri" w:hAnsi="Calibri" w:cs="Calibri"/>
+          <w:sz w:val="22"/>
+          <w:szCs w:val="22"/>
+        </w:rPr>
+        <w:t>Implemented</w:t>
+      </w:r>
+      <w:proofErr w:type="spellEnd"/>
+      <w:r>
+        <w:rPr>
+          <w:rFonts w:ascii="Calibri" w:hAnsi="Calibri" w:cs="Calibri"/>
+          <w:sz w:val="22"/>
+          <w:szCs w:val="22"/>
+        </w:rPr>
+        <w:t xml:space="preserve"> OAuth2 </w:t>
+      </w:r>
+      <w:proofErr w:type="spellStart"/>
+      <w:r>
+        <w:rPr>
+          <w:rFonts w:ascii="Calibri" w:hAnsi="Calibri" w:cs="Calibri"/>
+          <w:sz w:val="22"/>
+          <w:szCs w:val="22"/>
+        </w:rPr>
+        <w:t>authentication</w:t>
+      </w:r>
+      <w:proofErr w:type="spellEnd"/>
+      <w:r>
+        <w:rPr>
+          <w:rFonts w:ascii="Calibri" w:hAnsi="Calibri" w:cs="Calibri"/>
+          <w:sz w:val="22"/>
+          <w:szCs w:val="22"/>
+        </w:rPr>
+        <w:t xml:space="preserve"> </w:t>
+      </w:r>
+      <w:proofErr w:type="spellStart"/>
+      <w:r>
+        <w:rPr>
+          <w:rFonts w:ascii="Calibri" w:hAnsi="Calibri" w:cs="Calibri"/>
+          <w:sz w:val="22"/>
+          <w:szCs w:val="22"/>
+        </w:rPr>
+        <w:t>and</w:t>
+      </w:r>
+      <w:proofErr w:type="spellEnd"/>
+      <w:r>
+        <w:rPr>
+          <w:rFonts w:ascii="Calibri" w:hAnsi="Calibri" w:cs="Calibri"/>
+          <w:sz w:val="22"/>
+          <w:szCs w:val="22"/>
+        </w:rPr>
+        <w:t xml:space="preserve"> </w:t>
+      </w:r>
+      <w:proofErr w:type="spellStart"/>
+      <w:r>
+        <w:rPr>
+          <w:rFonts w:ascii="Calibri" w:hAnsi="Calibri" w:cs="Calibri"/>
+          <w:sz w:val="22"/>
+          <w:szCs w:val="22"/>
+        </w:rPr>
+        <w:t>authorization</w:t>
+      </w:r>
+      <w:proofErr w:type="spellEnd"/>
+      <w:r>
+        <w:rPr>
+          <w:rFonts w:ascii="Calibri" w:hAnsi="Calibri" w:cs="Calibri"/>
+          <w:sz w:val="22"/>
+          <w:szCs w:val="22"/>
+        </w:rPr>
+        <w:t xml:space="preserve">, </w:t>
+      </w:r>
+      <w:proofErr w:type="spellStart"/>
+      <w:r>
+        <w:rPr>
+          <w:rFonts w:ascii="Calibri" w:hAnsi="Calibri" w:cs="Calibri"/>
+          <w:sz w:val="22"/>
+          <w:szCs w:val="22"/>
+        </w:rPr>
+        <w:t>automated</w:t>
+      </w:r>
+      <w:proofErr w:type="spellEnd"/>
+      <w:r>
+        <w:rPr>
+          <w:rFonts w:ascii="Calibri" w:hAnsi="Calibri" w:cs="Calibri"/>
+          <w:sz w:val="22"/>
+          <w:szCs w:val="22"/>
+        </w:rPr>
+        <w:t xml:space="preserve"> </w:t>
+      </w:r>
+      <w:proofErr w:type="spellStart"/>
+      <w:r>
+        <w:rPr>
+          <w:rFonts w:ascii="Calibri" w:hAnsi="Calibri" w:cs="Calibri"/>
+          <w:sz w:val="22"/>
+          <w:szCs w:val="22"/>
+        </w:rPr>
+        <w:t>testing</w:t>
+      </w:r>
+      <w:proofErr w:type="spellEnd"/>
+      <w:r>
+        <w:rPr>
+          <w:rFonts w:ascii="Calibri" w:hAnsi="Calibri" w:cs="Calibri"/>
+          <w:sz w:val="22"/>
+          <w:szCs w:val="22"/>
+        </w:rPr>
+        <w:t xml:space="preserve"> (</w:t>
+      </w:r>
+      <w:proofErr w:type="spellStart"/>
+      <w:r>
+        <w:rPr>
+          <w:rFonts w:ascii="Calibri" w:hAnsi="Calibri" w:cs="Calibri"/>
+          <w:sz w:val="22"/>
+          <w:szCs w:val="22"/>
+        </w:rPr>
+        <w:t>Jest</w:t>
+      </w:r>
+      <w:proofErr w:type="spellEnd"/>
+      <w:r>
+        <w:rPr>
+          <w:rFonts w:ascii="Calibri" w:hAnsi="Calibri" w:cs="Calibri"/>
+          <w:sz w:val="22"/>
+          <w:szCs w:val="22"/>
+        </w:rPr>
+        <w:t xml:space="preserve">, </w:t>
+      </w:r>
+      <w:proofErr w:type="spellStart"/>
+      <w:r>
+        <w:rPr>
+          <w:rFonts w:ascii="Calibri" w:hAnsi="Calibri" w:cs="Calibri"/>
+          <w:sz w:val="22"/>
+          <w:szCs w:val="22"/>
+        </w:rPr>
+        <w:t>Supertest</w:t>
+      </w:r>
+      <w:proofErr w:type="spellEnd"/>
+      <w:r>
+        <w:rPr>
+          <w:rFonts w:ascii="Calibri" w:hAnsi="Calibri" w:cs="Calibri"/>
+          <w:sz w:val="22"/>
+          <w:szCs w:val="22"/>
+        </w:rPr>
+        <w:t xml:space="preserve">), </w:t>
+      </w:r>
+      <w:proofErr w:type="spellStart"/>
+      <w:r>
+        <w:rPr>
+          <w:rFonts w:ascii="Calibri" w:hAnsi="Calibri" w:cs="Calibri"/>
+          <w:sz w:val="22"/>
+          <w:szCs w:val="22"/>
+        </w:rPr>
+        <w:t>and</w:t>
+      </w:r>
+      <w:proofErr w:type="spellEnd"/>
+      <w:r>
+        <w:rPr>
+          <w:rFonts w:ascii="Calibri" w:hAnsi="Calibri" w:cs="Calibri"/>
+          <w:sz w:val="22"/>
+          <w:szCs w:val="22"/>
+        </w:rPr>
+        <w:t xml:space="preserve"> API </w:t>
+      </w:r>
+      <w:proofErr w:type="spellStart"/>
+      <w:r>
+        <w:rPr>
+          <w:rFonts w:ascii="Calibri" w:hAnsi="Calibri" w:cs="Calibri"/>
+          <w:sz w:val="22"/>
+          <w:szCs w:val="22"/>
+        </w:rPr>
+        <w:t>documentation</w:t>
+      </w:r>
+      <w:proofErr w:type="spellEnd"/>
+      <w:r>
+        <w:rPr>
+          <w:rFonts w:ascii="Calibri" w:hAnsi="Calibri" w:cs="Calibri"/>
+          <w:sz w:val="22"/>
+          <w:szCs w:val="22"/>
+        </w:rPr>
+        <w:t xml:space="preserve"> </w:t>
+      </w:r>
+      <w:proofErr w:type="spellStart"/>
+      <w:r>
+        <w:rPr>
+          <w:rFonts w:ascii="Calibri" w:hAnsi="Calibri" w:cs="Calibri"/>
+          <w:sz w:val="22"/>
+          <w:szCs w:val="22"/>
+        </w:rPr>
+        <w:t>using</w:t>
+      </w:r>
+      <w:proofErr w:type="spellEnd"/>
+      <w:r>
+        <w:rPr>
+          <w:rFonts w:ascii="Calibri" w:hAnsi="Calibri" w:cs="Calibri"/>
+          <w:sz w:val="22"/>
+          <w:szCs w:val="22"/>
+        </w:rPr>
+        <w:t xml:space="preserve"> Swagger</w:t>
+      </w:r>
+      <w:r>
+        <w:rPr>
+          <w:rFonts w:ascii="Calibri" w:hAnsi="Calibri" w:cs="Calibri"/>
+          <w:sz w:val="22"/>
+          <w:szCs w:val="22"/>
+        </w:rPr>
+        <w:br/>
+        <w:t xml:space="preserve">- </w:t>
+      </w:r>
+      <w:proofErr w:type="spellStart"/>
+      <w:r>
+        <w:rPr>
+          <w:rFonts w:ascii="Calibri" w:hAnsi="Calibri" w:cs="Calibri"/>
+          <w:sz w:val="22"/>
+          <w:szCs w:val="22"/>
+        </w:rPr>
+        <w:t>Designed</w:t>
+      </w:r>
+      <w:proofErr w:type="spellEnd"/>
+      <w:r>
+        <w:rPr>
+          <w:rFonts w:ascii="Calibri" w:hAnsi="Calibri" w:cs="Calibri"/>
+          <w:sz w:val="22"/>
+          <w:szCs w:val="22"/>
+        </w:rPr>
+        <w:t xml:space="preserve"> </w:t>
+      </w:r>
+      <w:proofErr w:type="spellStart"/>
+      <w:r>
+        <w:rPr>
+          <w:rFonts w:ascii="Calibri" w:hAnsi="Calibri" w:cs="Calibri"/>
+          <w:sz w:val="22"/>
+          <w:szCs w:val="22"/>
+        </w:rPr>
+        <w:t>and</w:t>
+      </w:r>
+      <w:proofErr w:type="spellEnd"/>
+      <w:r>
+        <w:rPr>
+          <w:rFonts w:ascii="Calibri" w:hAnsi="Calibri" w:cs="Calibri"/>
+          <w:sz w:val="22"/>
+          <w:szCs w:val="22"/>
+        </w:rPr>
+        <w:t xml:space="preserve"> </w:t>
+      </w:r>
+      <w:proofErr w:type="spellStart"/>
+      <w:r>
+        <w:rPr>
+          <w:rFonts w:ascii="Calibri" w:hAnsi="Calibri" w:cs="Calibri"/>
+          <w:sz w:val="22"/>
+          <w:szCs w:val="22"/>
+        </w:rPr>
+        <w:t>implemented</w:t>
+      </w:r>
+      <w:proofErr w:type="spellEnd"/>
+      <w:r>
+        <w:rPr>
+          <w:rFonts w:ascii="Calibri" w:hAnsi="Calibri" w:cs="Calibri"/>
+          <w:sz w:val="22"/>
+          <w:szCs w:val="22"/>
+        </w:rPr>
+        <w:t xml:space="preserve"> </w:t>
+      </w:r>
+      <w:proofErr w:type="spellStart"/>
+      <w:r>
+        <w:rPr>
+          <w:rFonts w:ascii="Calibri" w:hAnsi="Calibri" w:cs="Calibri"/>
+          <w:sz w:val="22"/>
+          <w:szCs w:val="22"/>
+        </w:rPr>
+        <w:t>observability</w:t>
+      </w:r>
+      <w:proofErr w:type="spellEnd"/>
+      <w:r>
+        <w:rPr>
+          <w:rFonts w:ascii="Calibri" w:hAnsi="Calibri" w:cs="Calibri"/>
+          <w:sz w:val="22"/>
+          <w:szCs w:val="22"/>
+        </w:rPr>
+        <w:t xml:space="preserve"> </w:t>
+      </w:r>
+      <w:proofErr w:type="spellStart"/>
+      <w:r>
+        <w:rPr>
+          <w:rFonts w:ascii="Calibri" w:hAnsi="Calibri" w:cs="Calibri"/>
+          <w:sz w:val="22"/>
+          <w:szCs w:val="22"/>
+        </w:rPr>
+        <w:t>solutions</w:t>
+      </w:r>
+      <w:proofErr w:type="spellEnd"/>
+      <w:r>
+        <w:rPr>
+          <w:rFonts w:ascii="Calibri" w:hAnsi="Calibri" w:cs="Calibri"/>
+          <w:sz w:val="22"/>
+          <w:szCs w:val="22"/>
+        </w:rPr>
+        <w:t xml:space="preserve"> </w:t>
+      </w:r>
+      <w:proofErr w:type="spellStart"/>
+      <w:r>
+        <w:rPr>
+          <w:rFonts w:ascii="Calibri" w:hAnsi="Calibri" w:cs="Calibri"/>
+          <w:sz w:val="22"/>
+          <w:szCs w:val="22"/>
+        </w:rPr>
+        <w:t>with</w:t>
+      </w:r>
+      <w:proofErr w:type="spellEnd"/>
+      <w:r>
+        <w:rPr>
+          <w:rFonts w:ascii="Calibri" w:hAnsi="Calibri" w:cs="Calibri"/>
+          <w:sz w:val="22"/>
+          <w:szCs w:val="22"/>
+        </w:rPr>
+        <w:t xml:space="preserve"> </w:t>
+      </w:r>
+      <w:proofErr w:type="spellStart"/>
+      <w:r>
+        <w:rPr>
+          <w:rFonts w:ascii="Calibri" w:hAnsi="Calibri" w:cs="Calibri"/>
+          <w:sz w:val="22"/>
+          <w:szCs w:val="22"/>
+        </w:rPr>
+        <w:t>Prometheus</w:t>
+      </w:r>
+      <w:proofErr w:type="spellEnd"/>
+      <w:r>
+        <w:rPr>
+          <w:rFonts w:ascii="Calibri" w:hAnsi="Calibri" w:cs="Calibri"/>
+          <w:sz w:val="22"/>
+          <w:szCs w:val="22"/>
+        </w:rPr>
+        <w:t xml:space="preserve"> </w:t>
+      </w:r>
+      <w:proofErr w:type="spellStart"/>
+      <w:r>
+        <w:rPr>
+          <w:rFonts w:ascii="Calibri" w:hAnsi="Calibri" w:cs="Calibri"/>
+          <w:sz w:val="22"/>
+          <w:szCs w:val="22"/>
+        </w:rPr>
+        <w:t>and</w:t>
+      </w:r>
+      <w:proofErr w:type="spellEnd"/>
+      <w:r>
+        <w:rPr>
+          <w:rFonts w:ascii="Calibri" w:hAnsi="Calibri" w:cs="Calibri"/>
+          <w:sz w:val="22"/>
+          <w:szCs w:val="22"/>
+        </w:rPr>
+        <w:t xml:space="preserve"> </w:t>
+      </w:r>
+      <w:proofErr w:type="spellStart"/>
+      <w:r>
+        <w:rPr>
+          <w:rFonts w:ascii="Calibri" w:hAnsi="Calibri" w:cs="Calibri"/>
+          <w:sz w:val="22"/>
+          <w:szCs w:val="22"/>
+        </w:rPr>
+        <w:t>Grafana</w:t>
+      </w:r>
+      <w:proofErr w:type="spellEnd"/>
+      <w:r>
+        <w:rPr>
+          <w:rFonts w:ascii="Calibri" w:hAnsi="Calibri" w:cs="Calibri"/>
+          <w:sz w:val="22"/>
+          <w:szCs w:val="22"/>
+        </w:rPr>
+        <w:br/>
+        <w:t xml:space="preserve">- </w:t>
+      </w:r>
+      <w:proofErr w:type="spellStart"/>
+      <w:r>
+        <w:rPr>
+          <w:rFonts w:ascii="Calibri" w:hAnsi="Calibri" w:cs="Calibri"/>
+          <w:sz w:val="22"/>
+          <w:szCs w:val="22"/>
+        </w:rPr>
+        <w:t>I</w:t>
+      </w:r>
+      <w:r>
+        <w:rPr>
+          <w:rFonts w:ascii="Calibri" w:hAnsi="Calibri" w:cs="Calibri"/>
+          <w:sz w:val="22"/>
+          <w:szCs w:val="22"/>
+        </w:rPr>
+        <w:t>ntegrated</w:t>
+      </w:r>
+      <w:proofErr w:type="spellEnd"/>
+      <w:r>
+        <w:rPr>
+          <w:rFonts w:ascii="Calibri" w:hAnsi="Calibri" w:cs="Calibri"/>
+          <w:sz w:val="22"/>
+          <w:szCs w:val="22"/>
+        </w:rPr>
+        <w:t xml:space="preserve"> </w:t>
+      </w:r>
+      <w:proofErr w:type="spellStart"/>
+      <w:r>
+        <w:rPr>
+          <w:rFonts w:ascii="Calibri" w:hAnsi="Calibri" w:cs="Calibri"/>
+          <w:sz w:val="22"/>
+          <w:szCs w:val="22"/>
+        </w:rPr>
+        <w:t>the</w:t>
+      </w:r>
+      <w:proofErr w:type="spellEnd"/>
+      <w:r>
+        <w:rPr>
+          <w:rFonts w:ascii="Calibri" w:hAnsi="Calibri" w:cs="Calibri"/>
+          <w:sz w:val="22"/>
+          <w:szCs w:val="22"/>
+        </w:rPr>
+        <w:t xml:space="preserve"> system </w:t>
+      </w:r>
+      <w:proofErr w:type="spellStart"/>
+      <w:r>
+        <w:rPr>
+          <w:rFonts w:ascii="Calibri" w:hAnsi="Calibri" w:cs="Calibri"/>
+          <w:sz w:val="22"/>
+          <w:szCs w:val="22"/>
+        </w:rPr>
+        <w:t>with</w:t>
+      </w:r>
+      <w:proofErr w:type="spellEnd"/>
+      <w:r>
+        <w:rPr>
+          <w:rFonts w:ascii="Calibri" w:hAnsi="Calibri" w:cs="Calibri"/>
+          <w:sz w:val="22"/>
+          <w:szCs w:val="22"/>
+        </w:rPr>
+        <w:t xml:space="preserve"> PostgreSQL </w:t>
+      </w:r>
+      <w:proofErr w:type="spellStart"/>
+      <w:r>
+        <w:rPr>
+          <w:rFonts w:ascii="Calibri" w:hAnsi="Calibri" w:cs="Calibri"/>
+          <w:sz w:val="22"/>
+          <w:szCs w:val="22"/>
+        </w:rPr>
+        <w:t>and</w:t>
+      </w:r>
+      <w:proofErr w:type="spellEnd"/>
+      <w:r>
+        <w:rPr>
+          <w:rFonts w:ascii="Calibri" w:hAnsi="Calibri" w:cs="Calibri"/>
+          <w:sz w:val="22"/>
+          <w:szCs w:val="22"/>
+        </w:rPr>
+        <w:t xml:space="preserve"> SAP HANA </w:t>
+      </w:r>
+      <w:proofErr w:type="spellStart"/>
+      <w:r>
+        <w:rPr>
+          <w:rFonts w:ascii="Calibri" w:hAnsi="Calibri" w:cs="Calibri"/>
+          <w:sz w:val="22"/>
+          <w:szCs w:val="22"/>
+        </w:rPr>
+        <w:t>databases</w:t>
+      </w:r>
+      <w:proofErr w:type="spellEnd"/>
+      <w:r>
+        <w:rPr>
+          <w:rFonts w:ascii="Calibri" w:hAnsi="Calibri" w:cs="Calibri"/>
+          <w:sz w:val="22"/>
+          <w:szCs w:val="22"/>
+        </w:rPr>
+        <w:br/>
+        <w:t xml:space="preserve">- </w:t>
+      </w:r>
+      <w:proofErr w:type="spellStart"/>
+      <w:r>
+        <w:rPr>
+          <w:rFonts w:ascii="Calibri" w:hAnsi="Calibri" w:cs="Calibri"/>
+          <w:sz w:val="22"/>
+          <w:szCs w:val="22"/>
+        </w:rPr>
+        <w:t>Developed</w:t>
+      </w:r>
+      <w:proofErr w:type="spellEnd"/>
+      <w:r>
+        <w:rPr>
+          <w:rFonts w:ascii="Calibri" w:hAnsi="Calibri" w:cs="Calibri"/>
+          <w:sz w:val="22"/>
+          <w:szCs w:val="22"/>
+        </w:rPr>
+        <w:t xml:space="preserve"> new features </w:t>
+      </w:r>
+      <w:proofErr w:type="spellStart"/>
+      <w:r>
+        <w:rPr>
+          <w:rFonts w:ascii="Calibri" w:hAnsi="Calibri" w:cs="Calibri"/>
+          <w:sz w:val="22"/>
+          <w:szCs w:val="22"/>
+        </w:rPr>
+        <w:t>and</w:t>
+      </w:r>
+      <w:proofErr w:type="spellEnd"/>
+      <w:r>
+        <w:rPr>
+          <w:rFonts w:ascii="Calibri" w:hAnsi="Calibri" w:cs="Calibri"/>
+          <w:sz w:val="22"/>
+          <w:szCs w:val="22"/>
+        </w:rPr>
+        <w:t xml:space="preserve"> </w:t>
+      </w:r>
+      <w:proofErr w:type="spellStart"/>
+      <w:r>
+        <w:rPr>
+          <w:rFonts w:ascii="Calibri" w:hAnsi="Calibri" w:cs="Calibri"/>
+          <w:sz w:val="22"/>
+          <w:szCs w:val="22"/>
+        </w:rPr>
+        <w:t>continuous</w:t>
+      </w:r>
+      <w:proofErr w:type="spellEnd"/>
+      <w:r>
+        <w:rPr>
+          <w:rFonts w:ascii="Calibri" w:hAnsi="Calibri" w:cs="Calibri"/>
+          <w:sz w:val="22"/>
+          <w:szCs w:val="22"/>
+        </w:rPr>
+        <w:t xml:space="preserve"> system </w:t>
+      </w:r>
+      <w:proofErr w:type="spellStart"/>
+      <w:r>
+        <w:rPr>
+          <w:rFonts w:ascii="Calibri" w:hAnsi="Calibri" w:cs="Calibri"/>
+          <w:sz w:val="22"/>
+          <w:szCs w:val="22"/>
+        </w:rPr>
+        <w:t>enhancements</w:t>
+      </w:r>
+      <w:proofErr w:type="spellEnd"/>
+      <w:r>
+        <w:rPr>
+          <w:rFonts w:ascii="Calibri" w:hAnsi="Calibri" w:cs="Calibri"/>
+          <w:sz w:val="22"/>
+          <w:szCs w:val="22"/>
+        </w:rPr>
+        <w:br/>
+        <w:t xml:space="preserve">- </w:t>
+      </w:r>
+      <w:proofErr w:type="spellStart"/>
+      <w:r>
+        <w:rPr>
+          <w:rFonts w:ascii="Calibri" w:hAnsi="Calibri" w:cs="Calibri"/>
+          <w:sz w:val="22"/>
+          <w:szCs w:val="22"/>
+        </w:rPr>
+        <w:t>O</w:t>
+      </w:r>
+      <w:r>
+        <w:rPr>
+          <w:rFonts w:ascii="Calibri" w:hAnsi="Calibri" w:cs="Calibri"/>
+          <w:sz w:val="22"/>
+          <w:szCs w:val="22"/>
+        </w:rPr>
+        <w:t>wned</w:t>
+      </w:r>
+      <w:proofErr w:type="spellEnd"/>
+      <w:r>
+        <w:rPr>
+          <w:rFonts w:ascii="Calibri" w:hAnsi="Calibri" w:cs="Calibri"/>
+          <w:sz w:val="22"/>
+          <w:szCs w:val="22"/>
+        </w:rPr>
+        <w:t xml:space="preserve"> </w:t>
+      </w:r>
+      <w:proofErr w:type="spellStart"/>
+      <w:r>
+        <w:rPr>
+          <w:rFonts w:ascii="Calibri" w:hAnsi="Calibri" w:cs="Calibri"/>
+          <w:sz w:val="22"/>
+          <w:szCs w:val="22"/>
+        </w:rPr>
+        <w:t>the</w:t>
+      </w:r>
+      <w:proofErr w:type="spellEnd"/>
+      <w:r>
+        <w:rPr>
+          <w:rFonts w:ascii="Calibri" w:hAnsi="Calibri" w:cs="Calibri"/>
+          <w:sz w:val="22"/>
+          <w:szCs w:val="22"/>
+        </w:rPr>
+        <w:t xml:space="preserve"> full </w:t>
+      </w:r>
+      <w:proofErr w:type="spellStart"/>
+      <w:r>
+        <w:rPr>
+          <w:rFonts w:ascii="Calibri" w:hAnsi="Calibri" w:cs="Calibri"/>
+          <w:sz w:val="22"/>
+          <w:szCs w:val="22"/>
+        </w:rPr>
+        <w:t>development</w:t>
+      </w:r>
+      <w:proofErr w:type="spellEnd"/>
+      <w:r>
+        <w:rPr>
+          <w:rFonts w:ascii="Calibri" w:hAnsi="Calibri" w:cs="Calibri"/>
+          <w:sz w:val="22"/>
+          <w:szCs w:val="22"/>
+        </w:rPr>
+        <w:t xml:space="preserve"> </w:t>
+      </w:r>
+      <w:proofErr w:type="spellStart"/>
+      <w:r>
+        <w:rPr>
+          <w:rFonts w:ascii="Calibri" w:hAnsi="Calibri" w:cs="Calibri"/>
+          <w:sz w:val="22"/>
+          <w:szCs w:val="22"/>
+        </w:rPr>
+        <w:t>lifecycle</w:t>
+      </w:r>
+      <w:proofErr w:type="spellEnd"/>
+      <w:r>
+        <w:rPr>
+          <w:rFonts w:ascii="Calibri" w:hAnsi="Calibri" w:cs="Calibri"/>
+          <w:sz w:val="22"/>
+          <w:szCs w:val="22"/>
+        </w:rPr>
+        <w:t xml:space="preserve">: </w:t>
+      </w:r>
+      <w:proofErr w:type="spellStart"/>
+      <w:r>
+        <w:rPr>
+          <w:rFonts w:ascii="Calibri" w:hAnsi="Calibri" w:cs="Calibri"/>
+          <w:sz w:val="22"/>
+          <w:szCs w:val="22"/>
+        </w:rPr>
+        <w:t>architecture</w:t>
+      </w:r>
+      <w:proofErr w:type="spellEnd"/>
+      <w:r>
+        <w:rPr>
+          <w:rFonts w:ascii="Calibri" w:hAnsi="Calibri" w:cs="Calibri"/>
+          <w:sz w:val="22"/>
+          <w:szCs w:val="22"/>
+        </w:rPr>
+        <w:t xml:space="preserve"> design, </w:t>
+      </w:r>
+      <w:proofErr w:type="spellStart"/>
+      <w:r>
+        <w:rPr>
+          <w:rFonts w:ascii="Calibri" w:hAnsi="Calibri" w:cs="Calibri"/>
+          <w:sz w:val="22"/>
+          <w:szCs w:val="22"/>
+        </w:rPr>
+        <w:t>implementation</w:t>
+      </w:r>
+      <w:proofErr w:type="spellEnd"/>
+      <w:r>
+        <w:rPr>
+          <w:rFonts w:ascii="Calibri" w:hAnsi="Calibri" w:cs="Calibri"/>
+          <w:sz w:val="22"/>
+          <w:szCs w:val="22"/>
+        </w:rPr>
+        <w:t xml:space="preserve">, </w:t>
+      </w:r>
+      <w:proofErr w:type="spellStart"/>
+      <w:r>
+        <w:rPr>
+          <w:rFonts w:ascii="Calibri" w:hAnsi="Calibri" w:cs="Calibri"/>
+          <w:sz w:val="22"/>
+          <w:szCs w:val="22"/>
+        </w:rPr>
+        <w:t>testing</w:t>
+      </w:r>
+      <w:proofErr w:type="spellEnd"/>
+      <w:r>
+        <w:rPr>
+          <w:rFonts w:ascii="Calibri" w:hAnsi="Calibri" w:cs="Calibri"/>
+          <w:sz w:val="22"/>
+          <w:szCs w:val="22"/>
+        </w:rPr>
+        <w:t xml:space="preserve">, </w:t>
+      </w:r>
+      <w:proofErr w:type="spellStart"/>
+      <w:r>
+        <w:rPr>
+          <w:rFonts w:ascii="Calibri" w:hAnsi="Calibri" w:cs="Calibri"/>
+          <w:sz w:val="22"/>
+          <w:szCs w:val="22"/>
+        </w:rPr>
+        <w:t>and</w:t>
+      </w:r>
+      <w:proofErr w:type="spellEnd"/>
+      <w:r>
+        <w:rPr>
+          <w:rFonts w:ascii="Calibri" w:hAnsi="Calibri" w:cs="Calibri"/>
+          <w:sz w:val="22"/>
+          <w:szCs w:val="22"/>
+        </w:rPr>
+        <w:t xml:space="preserve"> </w:t>
+      </w:r>
+      <w:proofErr w:type="spellStart"/>
+      <w:r>
+        <w:rPr>
+          <w:rFonts w:ascii="Calibri" w:hAnsi="Calibri" w:cs="Calibri"/>
+          <w:sz w:val="22"/>
+          <w:szCs w:val="22"/>
+        </w:rPr>
+        <w:t>production</w:t>
+      </w:r>
+      <w:proofErr w:type="spellEnd"/>
+      <w:r>
+        <w:rPr>
+          <w:rFonts w:ascii="Calibri" w:hAnsi="Calibri" w:cs="Calibri"/>
+          <w:sz w:val="22"/>
+          <w:szCs w:val="22"/>
+        </w:rPr>
+        <w:t xml:space="preserve"> </w:t>
+      </w:r>
+      <w:proofErr w:type="spellStart"/>
+      <w:r>
+        <w:rPr>
+          <w:rFonts w:ascii="Calibri" w:hAnsi="Calibri" w:cs="Calibri"/>
+          <w:sz w:val="22"/>
+          <w:szCs w:val="22"/>
+        </w:rPr>
+        <w:t>deployment</w:t>
+      </w:r>
+      <w:proofErr w:type="spellEnd"/>
+      <w:r>
+        <w:rPr>
+          <w:rFonts w:ascii="Calibri" w:hAnsi="Calibri" w:cs="Calibri"/>
+          <w:sz w:val="22"/>
+          <w:szCs w:val="22"/>
+        </w:rPr>
+        <w:br/>
+        <w:t xml:space="preserve">- </w:t>
+      </w:r>
+      <w:proofErr w:type="spellStart"/>
+      <w:r>
+        <w:rPr>
+          <w:rFonts w:ascii="Calibri" w:hAnsi="Calibri" w:cs="Calibri"/>
+          <w:sz w:val="22"/>
+          <w:szCs w:val="22"/>
+        </w:rPr>
+        <w:t>Delivered</w:t>
+      </w:r>
+      <w:proofErr w:type="spellEnd"/>
+      <w:r>
+        <w:rPr>
+          <w:rFonts w:ascii="Calibri" w:hAnsi="Calibri" w:cs="Calibri"/>
+          <w:sz w:val="22"/>
+          <w:szCs w:val="22"/>
+        </w:rPr>
+        <w:t xml:space="preserve"> a system </w:t>
+      </w:r>
+      <w:proofErr w:type="spellStart"/>
+      <w:r>
+        <w:rPr>
+          <w:rFonts w:ascii="Calibri" w:hAnsi="Calibri" w:cs="Calibri"/>
+          <w:sz w:val="22"/>
+          <w:szCs w:val="22"/>
+        </w:rPr>
+        <w:t>serving</w:t>
+      </w:r>
+      <w:proofErr w:type="spellEnd"/>
+      <w:r>
+        <w:rPr>
+          <w:rFonts w:ascii="Calibri" w:hAnsi="Calibri" w:cs="Calibri"/>
+          <w:sz w:val="22"/>
+          <w:szCs w:val="22"/>
+        </w:rPr>
+        <w:t xml:space="preserve"> 1,300+ </w:t>
+      </w:r>
+      <w:proofErr w:type="spellStart"/>
+      <w:r>
+        <w:rPr>
+          <w:rFonts w:ascii="Calibri" w:hAnsi="Calibri" w:cs="Calibri"/>
+          <w:sz w:val="22"/>
+          <w:szCs w:val="22"/>
+        </w:rPr>
+        <w:t>users</w:t>
+      </w:r>
+      <w:proofErr w:type="spellEnd"/>
+      <w:r>
+        <w:rPr>
+          <w:rFonts w:ascii="Calibri" w:hAnsi="Calibri" w:cs="Calibri"/>
+          <w:sz w:val="22"/>
+          <w:szCs w:val="22"/>
+        </w:rPr>
+        <w:t xml:space="preserve">, </w:t>
+      </w:r>
+      <w:proofErr w:type="spellStart"/>
+      <w:r>
+        <w:rPr>
+          <w:rFonts w:ascii="Calibri" w:hAnsi="Calibri" w:cs="Calibri"/>
+          <w:sz w:val="22"/>
+          <w:szCs w:val="22"/>
+        </w:rPr>
+        <w:t>consolidated</w:t>
+      </w:r>
+      <w:proofErr w:type="spellEnd"/>
+      <w:r>
+        <w:rPr>
+          <w:rFonts w:ascii="Calibri" w:hAnsi="Calibri" w:cs="Calibri"/>
+          <w:sz w:val="22"/>
+          <w:szCs w:val="22"/>
+        </w:rPr>
+        <w:t xml:space="preserve"> for global </w:t>
+      </w:r>
+      <w:proofErr w:type="spellStart"/>
+      <w:r>
+        <w:rPr>
+          <w:rFonts w:ascii="Calibri" w:hAnsi="Calibri" w:cs="Calibri"/>
+          <w:sz w:val="22"/>
+          <w:szCs w:val="22"/>
+        </w:rPr>
+        <w:t>usage</w:t>
+      </w:r>
+      <w:proofErr w:type="spellEnd"/>
+      <w:r>
+        <w:rPr>
+          <w:rFonts w:ascii="Calibri" w:hAnsi="Calibri" w:cs="Calibri"/>
+          <w:sz w:val="22"/>
+          <w:szCs w:val="22"/>
+        </w:rPr>
+        <w:br/>
+        <w:t xml:space="preserve">- </w:t>
+      </w:r>
+      <w:proofErr w:type="spellStart"/>
+      <w:r>
+        <w:rPr>
+          <w:rFonts w:ascii="Calibri" w:hAnsi="Calibri" w:cs="Calibri"/>
+          <w:sz w:val="22"/>
+          <w:szCs w:val="22"/>
+        </w:rPr>
+        <w:t>Eliminated</w:t>
+      </w:r>
+      <w:proofErr w:type="spellEnd"/>
+      <w:r>
+        <w:rPr>
+          <w:rFonts w:ascii="Calibri" w:hAnsi="Calibri" w:cs="Calibri"/>
+          <w:sz w:val="22"/>
+          <w:szCs w:val="22"/>
+        </w:rPr>
+        <w:t xml:space="preserve"> </w:t>
+      </w:r>
+      <w:proofErr w:type="spellStart"/>
+      <w:r>
+        <w:rPr>
+          <w:rFonts w:ascii="Calibri" w:hAnsi="Calibri" w:cs="Calibri"/>
+          <w:sz w:val="22"/>
+          <w:szCs w:val="22"/>
+        </w:rPr>
+        <w:t>approximately</w:t>
+      </w:r>
+      <w:proofErr w:type="spellEnd"/>
+      <w:r>
+        <w:rPr>
+          <w:rFonts w:ascii="Calibri" w:hAnsi="Calibri" w:cs="Calibri"/>
+          <w:sz w:val="22"/>
+          <w:szCs w:val="22"/>
+        </w:rPr>
+        <w:t xml:space="preserve"> 800 </w:t>
+      </w:r>
+      <w:proofErr w:type="spellStart"/>
+      <w:r>
+        <w:rPr>
+          <w:rFonts w:ascii="Calibri" w:hAnsi="Calibri" w:cs="Calibri"/>
+          <w:sz w:val="22"/>
+          <w:szCs w:val="22"/>
+        </w:rPr>
+        <w:t>security</w:t>
+      </w:r>
+      <w:proofErr w:type="spellEnd"/>
+      <w:r>
+        <w:rPr>
+          <w:rFonts w:ascii="Calibri" w:hAnsi="Calibri" w:cs="Calibri"/>
+          <w:sz w:val="22"/>
+          <w:szCs w:val="22"/>
+        </w:rPr>
+        <w:t xml:space="preserve"> </w:t>
+      </w:r>
+      <w:proofErr w:type="spellStart"/>
+      <w:r>
+        <w:rPr>
+          <w:rFonts w:ascii="Calibri" w:hAnsi="Calibri" w:cs="Calibri"/>
+          <w:sz w:val="22"/>
+          <w:szCs w:val="22"/>
+        </w:rPr>
+        <w:t>vulnerabilities</w:t>
+      </w:r>
+      <w:proofErr w:type="spellEnd"/>
     </w:p>
     <w:p>
       <w:pPr>
         <w:rPr>
+          <w:rFonts w:ascii="Calibri" w:hAnsi="Calibri" w:cs="Calibri"/>
+          <w:sz w:val="22"/>
+          <w:szCs w:val="22"/>
+          <w:lang w:val="en-US"/>
+        </w:rPr>
+      </w:pPr>
+      <w:proofErr w:type="spellStart"/>
+      <w:r>
+        <w:rPr>
+          <w:rFonts w:ascii="Calibri" w:hAnsi="Calibri" w:cs="Calibri"/>
           <w:b/>
           <w:bCs/>
-          <w:lang w:val="en-US"/>
-        </w:rPr>
-      </w:pPr>
-      <w:r>
-        <w:rPr>
+          <w:sz w:val="22"/>
+          <w:szCs w:val="22"/>
+        </w:rPr>
+        <w:lastRenderedPageBreak/>
+        <w:t>Advice</w:t>
+      </w:r>
+      <w:proofErr w:type="spellEnd"/>
+      <w:r>
+        <w:rPr>
+          <w:rFonts w:ascii="Calibri" w:hAnsi="Calibri" w:cs="Calibri"/>
           <w:b/>
           <w:bCs/>
-          <w:i/>
-          <w:iCs/>
-          <w:lang w:val="en-US"/>
-        </w:rPr>
-        <w:t>Full Stack Developer</w:t>
-      </w:r>
+          <w:sz w:val="22"/>
+          <w:szCs w:val="22"/>
+        </w:rPr>
+        <w:t xml:space="preserve"> Compliance </w:t>
+      </w:r>
+      <w:proofErr w:type="spellStart"/>
+      <w:r>
+        <w:rPr>
+          <w:rFonts w:ascii="Calibri" w:hAnsi="Calibri" w:cs="Calibri"/>
+          <w:b/>
+          <w:bCs/>
+          <w:sz w:val="22"/>
+          <w:szCs w:val="22"/>
+        </w:rPr>
+        <w:t>Solutions</w:t>
+      </w:r>
+      <w:proofErr w:type="spellEnd"/>
+      <w:r>
+        <w:rPr>
+          <w:rFonts w:ascii="Calibri" w:hAnsi="Calibri" w:cs="Calibri"/>
+          <w:b/>
+          <w:bCs/>
+          <w:sz w:val="22"/>
+          <w:szCs w:val="22"/>
+        </w:rPr>
+        <w:t xml:space="preserve"> </w:t>
+      </w:r>
+      <w:r>
+        <w:rPr>
+          <w:rFonts w:ascii="Calibri" w:hAnsi="Calibri" w:cs="Calibri"/>
+          <w:b/>
+          <w:bCs/>
+          <w:sz w:val="22"/>
+          <w:szCs w:val="22"/>
+        </w:rPr>
+        <w:t>-</w:t>
+      </w:r>
+      <w:r>
+        <w:rPr>
+          <w:rFonts w:ascii="Calibri" w:hAnsi="Calibri" w:cs="Calibri"/>
+          <w:b/>
+          <w:bCs/>
+          <w:sz w:val="22"/>
+          <w:szCs w:val="22"/>
+        </w:rPr>
+        <w:t xml:space="preserve"> </w:t>
+      </w:r>
+      <w:proofErr w:type="spellStart"/>
+      <w:r>
+        <w:rPr>
+          <w:rFonts w:ascii="Calibri" w:hAnsi="Calibri" w:cs="Calibri"/>
+          <w:b/>
+          <w:bCs/>
+          <w:sz w:val="22"/>
+          <w:szCs w:val="22"/>
+        </w:rPr>
+        <w:t>December</w:t>
+      </w:r>
+      <w:proofErr w:type="spellEnd"/>
+      <w:r>
+        <w:rPr>
+          <w:rFonts w:ascii="Calibri" w:hAnsi="Calibri" w:cs="Calibri"/>
+          <w:b/>
+          <w:bCs/>
+          <w:sz w:val="22"/>
+          <w:szCs w:val="22"/>
+        </w:rPr>
+        <w:t xml:space="preserve"> 2021 </w:t>
+      </w:r>
+      <w:r>
+        <w:rPr>
+          <w:rFonts w:ascii="Calibri" w:hAnsi="Calibri" w:cs="Calibri"/>
+          <w:b/>
+          <w:bCs/>
+          <w:sz w:val="22"/>
+          <w:szCs w:val="22"/>
+        </w:rPr>
+        <w:t>-</w:t>
+      </w:r>
+      <w:r>
+        <w:rPr>
+          <w:rFonts w:ascii="Calibri" w:hAnsi="Calibri" w:cs="Calibri"/>
+          <w:b/>
+          <w:bCs/>
+          <w:sz w:val="22"/>
+          <w:szCs w:val="22"/>
+        </w:rPr>
+        <w:t xml:space="preserve"> </w:t>
+      </w:r>
+      <w:proofErr w:type="spellStart"/>
+      <w:r>
+        <w:rPr>
+          <w:rFonts w:ascii="Calibri" w:hAnsi="Calibri" w:cs="Calibri"/>
+          <w:b/>
+          <w:bCs/>
+          <w:sz w:val="22"/>
+          <w:szCs w:val="22"/>
+        </w:rPr>
+        <w:t>January</w:t>
+      </w:r>
+      <w:proofErr w:type="spellEnd"/>
+      <w:r>
+        <w:rPr>
+          <w:rFonts w:ascii="Calibri" w:hAnsi="Calibri" w:cs="Calibri"/>
+          <w:b/>
+          <w:bCs/>
+          <w:sz w:val="22"/>
+          <w:szCs w:val="22"/>
+        </w:rPr>
+        <w:t xml:space="preserve"> 2023</w:t>
+      </w:r>
+      <w:r>
+        <w:rPr>
+          <w:rFonts w:ascii="Calibri" w:hAnsi="Calibri" w:cs="Calibri"/>
+          <w:b/>
+          <w:bCs/>
+          <w:sz w:val="22"/>
+          <w:szCs w:val="22"/>
+        </w:rPr>
+        <w:t xml:space="preserve"> - </w:t>
+      </w:r>
+      <w:r>
+        <w:rPr>
+          <w:rFonts w:ascii="Calibri" w:hAnsi="Calibri" w:cs="Calibri"/>
+          <w:sz w:val="22"/>
+          <w:szCs w:val="22"/>
+        </w:rPr>
+        <w:t xml:space="preserve">C# </w:t>
+      </w:r>
+      <w:proofErr w:type="spellStart"/>
+      <w:r>
+        <w:rPr>
+          <w:rFonts w:ascii="Calibri" w:hAnsi="Calibri" w:cs="Calibri"/>
+          <w:sz w:val="22"/>
+          <w:szCs w:val="22"/>
+        </w:rPr>
+        <w:t>Developer</w:t>
+      </w:r>
+      <w:proofErr w:type="spellEnd"/>
+      <w:r>
+        <w:rPr>
+          <w:rFonts w:ascii="Calibri" w:hAnsi="Calibri" w:cs="Calibri"/>
+          <w:sz w:val="22"/>
+          <w:szCs w:val="22"/>
+        </w:rPr>
+        <w:br/>
+      </w:r>
+      <w:r>
+        <w:rPr>
+          <w:rFonts w:ascii="Calibri" w:hAnsi="Calibri" w:cs="Calibri"/>
+          <w:sz w:val="22"/>
+          <w:szCs w:val="22"/>
+        </w:rPr>
+        <w:t xml:space="preserve">- </w:t>
+      </w:r>
+      <w:proofErr w:type="spellStart"/>
+      <w:r>
+        <w:rPr>
+          <w:rFonts w:ascii="Calibri" w:hAnsi="Calibri" w:cs="Calibri"/>
+          <w:sz w:val="22"/>
+          <w:szCs w:val="22"/>
+        </w:rPr>
+        <w:t>Developed</w:t>
+      </w:r>
+      <w:proofErr w:type="spellEnd"/>
+      <w:r>
+        <w:rPr>
+          <w:rFonts w:ascii="Calibri" w:hAnsi="Calibri" w:cs="Calibri"/>
+          <w:sz w:val="22"/>
+          <w:szCs w:val="22"/>
+        </w:rPr>
+        <w:t xml:space="preserve"> </w:t>
+      </w:r>
+      <w:proofErr w:type="spellStart"/>
+      <w:r>
+        <w:rPr>
+          <w:rFonts w:ascii="Calibri" w:hAnsi="Calibri" w:cs="Calibri"/>
+          <w:sz w:val="22"/>
+          <w:szCs w:val="22"/>
+        </w:rPr>
+        <w:t>RESTful</w:t>
+      </w:r>
+      <w:proofErr w:type="spellEnd"/>
+      <w:r>
+        <w:rPr>
+          <w:rFonts w:ascii="Calibri" w:hAnsi="Calibri" w:cs="Calibri"/>
+          <w:sz w:val="22"/>
+          <w:szCs w:val="22"/>
+        </w:rPr>
+        <w:t xml:space="preserve"> APIs </w:t>
+      </w:r>
+      <w:proofErr w:type="spellStart"/>
+      <w:r>
+        <w:rPr>
+          <w:rFonts w:ascii="Calibri" w:hAnsi="Calibri" w:cs="Calibri"/>
+          <w:sz w:val="22"/>
+          <w:szCs w:val="22"/>
+        </w:rPr>
+        <w:t>using</w:t>
+      </w:r>
+      <w:proofErr w:type="spellEnd"/>
+      <w:r>
+        <w:rPr>
+          <w:rFonts w:ascii="Calibri" w:hAnsi="Calibri" w:cs="Calibri"/>
+          <w:sz w:val="22"/>
+          <w:szCs w:val="22"/>
+        </w:rPr>
+        <w:t xml:space="preserve"> C# </w:t>
+      </w:r>
+      <w:proofErr w:type="spellStart"/>
+      <w:r>
+        <w:rPr>
+          <w:rFonts w:ascii="Calibri" w:hAnsi="Calibri" w:cs="Calibri"/>
+          <w:sz w:val="22"/>
+          <w:szCs w:val="22"/>
+        </w:rPr>
+        <w:t>and</w:t>
+      </w:r>
+      <w:proofErr w:type="spellEnd"/>
+      <w:r>
+        <w:rPr>
+          <w:rFonts w:ascii="Calibri" w:hAnsi="Calibri" w:cs="Calibri"/>
+          <w:sz w:val="22"/>
+          <w:szCs w:val="22"/>
+        </w:rPr>
+        <w:t xml:space="preserve"> .NET</w:t>
+      </w:r>
+      <w:r>
+        <w:rPr>
+          <w:rFonts w:ascii="Calibri" w:hAnsi="Calibri" w:cs="Calibri"/>
+          <w:sz w:val="22"/>
+          <w:szCs w:val="22"/>
+        </w:rPr>
+        <w:br/>
+        <w:t xml:space="preserve">- </w:t>
+      </w:r>
+      <w:proofErr w:type="spellStart"/>
+      <w:r>
+        <w:rPr>
+          <w:rFonts w:ascii="Calibri" w:hAnsi="Calibri" w:cs="Calibri"/>
+          <w:sz w:val="22"/>
+          <w:szCs w:val="22"/>
+        </w:rPr>
+        <w:t>Implemented</w:t>
+      </w:r>
+      <w:proofErr w:type="spellEnd"/>
+      <w:r>
+        <w:rPr>
+          <w:rFonts w:ascii="Calibri" w:hAnsi="Calibri" w:cs="Calibri"/>
+          <w:sz w:val="22"/>
+          <w:szCs w:val="22"/>
+        </w:rPr>
+        <w:t xml:space="preserve"> </w:t>
+      </w:r>
+      <w:proofErr w:type="spellStart"/>
+      <w:r>
+        <w:rPr>
+          <w:rFonts w:ascii="Calibri" w:hAnsi="Calibri" w:cs="Calibri"/>
+          <w:sz w:val="22"/>
+          <w:szCs w:val="22"/>
+        </w:rPr>
+        <w:t>JavaScript-based</w:t>
+      </w:r>
+      <w:proofErr w:type="spellEnd"/>
+      <w:r>
+        <w:rPr>
+          <w:rFonts w:ascii="Calibri" w:hAnsi="Calibri" w:cs="Calibri"/>
+          <w:sz w:val="22"/>
+          <w:szCs w:val="22"/>
+        </w:rPr>
+        <w:t xml:space="preserve"> features </w:t>
+      </w:r>
+      <w:proofErr w:type="spellStart"/>
+      <w:r>
+        <w:rPr>
+          <w:rFonts w:ascii="Calibri" w:hAnsi="Calibri" w:cs="Calibri"/>
+          <w:sz w:val="22"/>
+          <w:szCs w:val="22"/>
+        </w:rPr>
+        <w:t>and</w:t>
+      </w:r>
+      <w:proofErr w:type="spellEnd"/>
+      <w:r>
+        <w:rPr>
+          <w:rFonts w:ascii="Calibri" w:hAnsi="Calibri" w:cs="Calibri"/>
+          <w:sz w:val="22"/>
+          <w:szCs w:val="22"/>
+        </w:rPr>
+        <w:t xml:space="preserve"> </w:t>
+      </w:r>
+      <w:proofErr w:type="spellStart"/>
+      <w:r>
+        <w:rPr>
+          <w:rFonts w:ascii="Calibri" w:hAnsi="Calibri" w:cs="Calibri"/>
+          <w:sz w:val="22"/>
+          <w:szCs w:val="22"/>
+        </w:rPr>
+        <w:t>frontend</w:t>
+      </w:r>
+      <w:proofErr w:type="spellEnd"/>
+      <w:r>
+        <w:rPr>
+          <w:rFonts w:ascii="Calibri" w:hAnsi="Calibri" w:cs="Calibri"/>
+          <w:sz w:val="22"/>
+          <w:szCs w:val="22"/>
+        </w:rPr>
+        <w:t xml:space="preserve"> </w:t>
+      </w:r>
+      <w:proofErr w:type="spellStart"/>
+      <w:r>
+        <w:rPr>
+          <w:rFonts w:ascii="Calibri" w:hAnsi="Calibri" w:cs="Calibri"/>
+          <w:sz w:val="22"/>
+          <w:szCs w:val="22"/>
+        </w:rPr>
+        <w:t>functionalities</w:t>
+      </w:r>
+      <w:proofErr w:type="spellEnd"/>
+      <w:r>
+        <w:rPr>
+          <w:rFonts w:ascii="Calibri" w:hAnsi="Calibri" w:cs="Calibri"/>
+          <w:sz w:val="22"/>
+          <w:szCs w:val="22"/>
+        </w:rPr>
+        <w:br/>
+        <w:t xml:space="preserve">- </w:t>
+      </w:r>
+      <w:proofErr w:type="spellStart"/>
+      <w:r>
+        <w:rPr>
+          <w:rFonts w:ascii="Calibri" w:hAnsi="Calibri" w:cs="Calibri"/>
+          <w:sz w:val="22"/>
+          <w:szCs w:val="22"/>
+        </w:rPr>
+        <w:t>C</w:t>
+      </w:r>
+      <w:r>
+        <w:rPr>
+          <w:rFonts w:ascii="Calibri" w:hAnsi="Calibri" w:cs="Calibri"/>
+          <w:sz w:val="22"/>
+          <w:szCs w:val="22"/>
+        </w:rPr>
+        <w:t>ontributed</w:t>
+      </w:r>
+      <w:proofErr w:type="spellEnd"/>
+      <w:r>
+        <w:rPr>
+          <w:rFonts w:ascii="Calibri" w:hAnsi="Calibri" w:cs="Calibri"/>
+          <w:sz w:val="22"/>
+          <w:szCs w:val="22"/>
+        </w:rPr>
+        <w:t xml:space="preserve"> </w:t>
+      </w:r>
+      <w:proofErr w:type="spellStart"/>
+      <w:r>
+        <w:rPr>
+          <w:rFonts w:ascii="Calibri" w:hAnsi="Calibri" w:cs="Calibri"/>
+          <w:sz w:val="22"/>
+          <w:szCs w:val="22"/>
+        </w:rPr>
+        <w:t>to</w:t>
+      </w:r>
+      <w:proofErr w:type="spellEnd"/>
+      <w:r>
+        <w:rPr>
+          <w:rFonts w:ascii="Calibri" w:hAnsi="Calibri" w:cs="Calibri"/>
+          <w:sz w:val="22"/>
+          <w:szCs w:val="22"/>
+        </w:rPr>
+        <w:t xml:space="preserve"> </w:t>
+      </w:r>
+      <w:proofErr w:type="spellStart"/>
+      <w:r>
+        <w:rPr>
+          <w:rFonts w:ascii="Calibri" w:hAnsi="Calibri" w:cs="Calibri"/>
+          <w:sz w:val="22"/>
+          <w:szCs w:val="22"/>
+        </w:rPr>
+        <w:t>corporate</w:t>
+      </w:r>
+      <w:proofErr w:type="spellEnd"/>
+      <w:r>
+        <w:rPr>
+          <w:rFonts w:ascii="Calibri" w:hAnsi="Calibri" w:cs="Calibri"/>
+          <w:sz w:val="22"/>
+          <w:szCs w:val="22"/>
+        </w:rPr>
+        <w:t xml:space="preserve"> systems </w:t>
+      </w:r>
+      <w:proofErr w:type="spellStart"/>
+      <w:r>
+        <w:rPr>
+          <w:rFonts w:ascii="Calibri" w:hAnsi="Calibri" w:cs="Calibri"/>
+          <w:sz w:val="22"/>
+          <w:szCs w:val="22"/>
+        </w:rPr>
+        <w:t>focused</w:t>
+      </w:r>
+      <w:proofErr w:type="spellEnd"/>
+      <w:r>
+        <w:rPr>
+          <w:rFonts w:ascii="Calibri" w:hAnsi="Calibri" w:cs="Calibri"/>
+          <w:sz w:val="22"/>
+          <w:szCs w:val="22"/>
+        </w:rPr>
+        <w:t xml:space="preserve"> </w:t>
+      </w:r>
+      <w:proofErr w:type="spellStart"/>
+      <w:r>
+        <w:rPr>
+          <w:rFonts w:ascii="Calibri" w:hAnsi="Calibri" w:cs="Calibri"/>
+          <w:sz w:val="22"/>
+          <w:szCs w:val="22"/>
+        </w:rPr>
+        <w:t>on</w:t>
+      </w:r>
+      <w:proofErr w:type="spellEnd"/>
+      <w:r>
+        <w:rPr>
+          <w:rFonts w:ascii="Calibri" w:hAnsi="Calibri" w:cs="Calibri"/>
+          <w:sz w:val="22"/>
+          <w:szCs w:val="22"/>
+        </w:rPr>
+        <w:t xml:space="preserve"> compliance </w:t>
+      </w:r>
+      <w:proofErr w:type="spellStart"/>
+      <w:r>
+        <w:rPr>
+          <w:rFonts w:ascii="Calibri" w:hAnsi="Calibri" w:cs="Calibri"/>
+          <w:sz w:val="22"/>
+          <w:szCs w:val="22"/>
+        </w:rPr>
+        <w:t>and</w:t>
+      </w:r>
+      <w:proofErr w:type="spellEnd"/>
+      <w:r>
+        <w:rPr>
+          <w:rFonts w:ascii="Calibri" w:hAnsi="Calibri" w:cs="Calibri"/>
+          <w:sz w:val="22"/>
+          <w:szCs w:val="22"/>
+        </w:rPr>
+        <w:t xml:space="preserve"> </w:t>
+      </w:r>
+      <w:proofErr w:type="spellStart"/>
+      <w:r>
+        <w:rPr>
+          <w:rFonts w:ascii="Calibri" w:hAnsi="Calibri" w:cs="Calibri"/>
+          <w:sz w:val="22"/>
+          <w:szCs w:val="22"/>
+        </w:rPr>
+        <w:t>regulatory</w:t>
+      </w:r>
+      <w:proofErr w:type="spellEnd"/>
+      <w:r>
+        <w:rPr>
+          <w:rFonts w:ascii="Calibri" w:hAnsi="Calibri" w:cs="Calibri"/>
+          <w:sz w:val="22"/>
+          <w:szCs w:val="22"/>
+        </w:rPr>
+        <w:t xml:space="preserve"> </w:t>
+      </w:r>
+      <w:proofErr w:type="spellStart"/>
+      <w:r>
+        <w:rPr>
+          <w:rFonts w:ascii="Calibri" w:hAnsi="Calibri" w:cs="Calibri"/>
+          <w:sz w:val="22"/>
+          <w:szCs w:val="22"/>
+        </w:rPr>
+        <w:t>requirements</w:t>
+      </w:r>
+      <w:proofErr w:type="spellEnd"/>
     </w:p>
     <w:p>
       <w:pPr>
         <w:rPr>
-          <w:lang w:val="en-US"/>
-        </w:rPr>
-      </w:pPr>
-      <w:r>
-        <w:rPr>
-          <w:lang w:val="en-US"/>
-        </w:rPr>
-        <w:t>-</w:t>
-      </w:r>
-      <w:r>
-        <w:rPr>
-          <w:lang w:val="en-US"/>
-        </w:rPr>
-        <w:t xml:space="preserve">Full Stack system development using </w:t>
-      </w:r>
-      <w:proofErr w:type="spellStart"/>
-      <w:r>
-        <w:rPr>
-          <w:lang w:val="en-US"/>
-        </w:rPr>
-        <w:t>NestJS</w:t>
-      </w:r>
-      <w:proofErr w:type="spellEnd"/>
-      <w:r>
-        <w:rPr>
-          <w:lang w:val="en-US"/>
-        </w:rPr>
-        <w:t xml:space="preserve"> and Vue.js, focusing on scalability and efficiency, from architecture design to production deployment</w:t>
-      </w:r>
-    </w:p>
-    <w:p>
-      <w:pPr>
-        <w:rPr>
-          <w:lang w:val="en-US"/>
-        </w:rPr>
-      </w:pPr>
-      <w:r>
-        <w:rPr>
-          <w:lang w:val="en-US"/>
-        </w:rPr>
-        <w:t>-</w:t>
-      </w:r>
-      <w:r>
-        <w:rPr>
-          <w:lang w:val="en-US"/>
-        </w:rPr>
-        <w:t>Continuous improvements, system maintenance, solution architecture, and data management using PostgreSQL and SAP Hana</w:t>
-      </w:r>
-    </w:p>
-    <w:p>
-      <w:pPr>
-        <w:rPr>
-          <w:lang w:val="en-US"/>
-        </w:rPr>
-      </w:pPr>
-      <w:r>
-        <w:rPr>
-          <w:lang w:val="en-US"/>
-        </w:rPr>
-        <w:lastRenderedPageBreak/>
-        <w:t>-</w:t>
-      </w:r>
-      <w:r>
-        <w:rPr>
-          <w:lang w:val="en-US"/>
-        </w:rPr>
-        <w:t>Implementation of observability with Prometheus and Grafana to identify bottlenecks and apply performance optimizations</w:t>
-      </w:r>
-    </w:p>
-    <w:p>
-      <w:pPr>
-        <w:rPr>
-          <w:lang w:val="en-US"/>
-        </w:rPr>
-      </w:pPr>
-      <w:r>
-        <w:rPr>
-          <w:lang w:val="en-US"/>
-        </w:rPr>
-        <w:t xml:space="preserve">Tech Stack: Node.js, </w:t>
-      </w:r>
-      <w:proofErr w:type="spellStart"/>
-      <w:r>
-        <w:rPr>
-          <w:lang w:val="en-US"/>
-        </w:rPr>
-        <w:t>NestJS</w:t>
-      </w:r>
-      <w:proofErr w:type="spellEnd"/>
-      <w:r>
-        <w:rPr>
-          <w:lang w:val="en-US"/>
-        </w:rPr>
-        <w:t>, React.js, Vue.js, Python, AWS, Prometheus, Grafana, SAP Hana, PostgreSQL, Windows Servers, Unit and Integration Testing</w:t>
-      </w:r>
-    </w:p>
-    <w:p>
-      <w:pPr>
-        <w:rPr>
-          <w:lang w:val="en-US"/>
-        </w:rPr>
-      </w:pPr>
-      <w:r>
-        <w:rPr>
-          <w:lang w:val="en-US"/>
-        </w:rPr>
-        <w:pict w14:anchorId="4EEF7B9D">
-          <v:rect id="_x0000_i1028" style="width:0;height:1.5pt" o:hralign="center" o:hrstd="t" o:hr="t" fillcolor="#a0a0a0" stroked="f"/>
-        </w:pict>
-      </w:r>
-    </w:p>
-    <w:p>
-      <w:pPr>
-        <w:rPr>
-          <w:lang w:val="en-US"/>
-        </w:rPr>
-      </w:pPr>
-      <w:r>
-        <w:rPr>
-          <w:lang w:val="en-US"/>
-        </w:rPr>
-        <w:t>GE Aerospace – April 2023 – May 2025</w:t>
-      </w:r>
-    </w:p>
-    <w:p>
-      <w:pPr>
-        <w:rPr>
-          <w:lang w:val="en-US"/>
-        </w:rPr>
-      </w:pPr>
-      <w:r>
-        <w:rPr>
-          <w:i/>
-          <w:iCs/>
-          <w:lang w:val="en-US"/>
-        </w:rPr>
-        <w:t>Full Stack Developer Intern</w:t>
-      </w:r>
-    </w:p>
-    <w:p>
-      <w:pPr>
-        <w:rPr>
-          <w:lang w:val="en-US"/>
-        </w:rPr>
-      </w:pPr>
-      <w:r>
-        <w:rPr>
-          <w:lang w:val="en-US"/>
-        </w:rPr>
-        <w:pict w14:anchorId="54661EB6">
-          <v:rect id="_x0000_i1029" style="width:0;height:1.5pt" o:hralign="center" o:hrstd="t" o:hr="t" fillcolor="#a0a0a0" stroked="f"/>
-        </w:pict>
-      </w:r>
-    </w:p>
-    <w:p>
-      <w:pPr>
-        <w:rPr>
-          <w:lang w:val="en-US"/>
-        </w:rPr>
-      </w:pPr>
-      <w:r>
-        <w:rPr>
+          <w:rFonts w:ascii="Calibri" w:hAnsi="Calibri" w:cs="Calibri"/>
+          <w:sz w:val="22"/>
+          <w:szCs w:val="22"/>
+        </w:rPr>
+      </w:pPr>
+      <w:r>
+        <w:rPr>
+          <w:rFonts w:ascii="Calibri" w:hAnsi="Calibri" w:cs="Calibri"/>
           <w:b/>
           <w:bCs/>
-          <w:lang w:val="en-US"/>
-        </w:rPr>
-        <w:t>Advice Compliance Solutions</w:t>
-      </w:r>
-      <w:r>
-        <w:rPr>
-          <w:lang w:val="en-US"/>
-        </w:rPr>
-        <w:t xml:space="preserve"> – December 2021 – January 2023</w:t>
-      </w:r>
-    </w:p>
-    <w:p>
-      <w:pPr>
-        <w:rPr>
-          <w:lang w:val="en-US"/>
-        </w:rPr>
-      </w:pPr>
-      <w:r>
-        <w:rPr>
-          <w:i/>
-          <w:iCs/>
-          <w:lang w:val="en-US"/>
-        </w:rPr>
-        <w:t>C# Developer Intern</w:t>
-      </w:r>
-    </w:p>
-    <w:p>
-      <w:pPr>
-        <w:numPr>
-          <w:ilvl w:val="0"/>
-          <w:numId w:val="6"/>
-        </w:numPr>
-        <w:rPr>
-          <w:lang w:val="en-US"/>
-        </w:rPr>
-      </w:pPr>
-      <w:r>
-        <w:rPr>
-          <w:lang w:val="en-US"/>
-        </w:rPr>
-        <w:t>Development of RESTful APIs using C# and .NET with SQL Server integration</w:t>
-      </w:r>
-    </w:p>
-    <w:p>
-      <w:pPr>
-        <w:numPr>
-          <w:ilvl w:val="0"/>
-          <w:numId w:val="6"/>
-        </w:numPr>
-        <w:rPr>
-          <w:lang w:val="en-US"/>
-        </w:rPr>
-      </w:pPr>
-      <w:r>
-        <w:rPr>
-          <w:lang w:val="en-US"/>
-        </w:rPr>
-        <w:t>Optimization of compliance processes for corporate clients</w:t>
-      </w:r>
-    </w:p>
-    <w:p>
-      <w:pPr>
-        <w:numPr>
-          <w:ilvl w:val="0"/>
-          <w:numId w:val="6"/>
-        </w:numPr>
-        <w:rPr>
-          <w:lang w:val="en-US"/>
-        </w:rPr>
-      </w:pPr>
-      <w:r>
-        <w:rPr>
-          <w:lang w:val="en-US"/>
-        </w:rPr>
-        <w:t>Development of JavaScript features for existing compliance applications</w:t>
-      </w:r>
-    </w:p>
-    <w:p>
-      <w:pPr>
-        <w:rPr>
-          <w:lang w:val="en-US"/>
-        </w:rPr>
-      </w:pPr>
-      <w:r>
-        <w:rPr>
-          <w:lang w:val="en-US"/>
-        </w:rPr>
-        <w:t>Tech Stack: .NET, C#, REST APIs, JavaScript</w:t>
-      </w:r>
-    </w:p>
-    <w:p>
-      <w:pPr>
-        <w:rPr>
-          <w:lang w:val="en-US"/>
-        </w:rPr>
-      </w:pPr>
-      <w:r>
-        <w:rPr>
-          <w:lang w:val="en-US"/>
-        </w:rPr>
-        <w:pict w14:anchorId="6CB4FC70">
-          <v:rect id="_x0000_i1030" style="width:0;height:1.5pt" o:hralign="center" o:hrstd="t" o:hr="t" fillcolor="#a0a0a0" stroked="f"/>
-        </w:pict>
-      </w:r>
-    </w:p>
-    <w:p>
-      <w:pPr>
-        <w:rPr>
-          <w:lang w:val="en-US"/>
-        </w:rPr>
-      </w:pPr>
-      <w:r>
-        <w:rPr>
+          <w:sz w:val="22"/>
+          <w:szCs w:val="22"/>
+        </w:rPr>
+        <w:t xml:space="preserve">Orange Business Services </w:t>
+      </w:r>
+      <w:r>
+        <w:rPr>
+          <w:rFonts w:ascii="Calibri" w:hAnsi="Calibri" w:cs="Calibri"/>
           <w:b/>
           <w:bCs/>
-          <w:lang w:val="en-US"/>
-        </w:rPr>
-        <w:t>Orange Business Services</w:t>
-      </w:r>
-      <w:r>
-        <w:rPr>
-          <w:lang w:val="en-US"/>
-        </w:rPr>
-        <w:t xml:space="preserve"> – November 2020 – November 2021</w:t>
-      </w:r>
-    </w:p>
-    <w:p>
-      <w:pPr>
-        <w:rPr>
-          <w:lang w:val="en-US"/>
-        </w:rPr>
-      </w:pPr>
-      <w:r>
-        <w:rPr>
-          <w:i/>
-          <w:iCs/>
-          <w:lang w:val="en-US"/>
-        </w:rPr>
-        <w:t>LDM/NAM Intern</w:t>
-      </w:r>
-    </w:p>
-    <w:p>
-      <w:pPr>
-        <w:numPr>
-          <w:ilvl w:val="0"/>
-          <w:numId w:val="7"/>
-        </w:numPr>
-        <w:rPr>
-          <w:lang w:val="en-US"/>
-        </w:rPr>
-      </w:pPr>
-      <w:r>
-        <w:rPr>
-          <w:lang w:val="en-US"/>
-        </w:rPr>
-        <w:t>Management of orders and network deployment projects for the North America region</w:t>
-      </w:r>
-    </w:p>
-    <w:p>
-      <w:pPr>
-        <w:numPr>
-          <w:ilvl w:val="0"/>
-          <w:numId w:val="7"/>
-        </w:numPr>
-        <w:rPr>
-          <w:lang w:val="en-US"/>
-        </w:rPr>
-      </w:pPr>
-      <w:r>
-        <w:rPr>
-          <w:lang w:val="en-US"/>
-        </w:rPr>
-        <w:t>Work within an international team environment</w:t>
-      </w:r>
-    </w:p>
-    <w:p>
-      <w:pPr>
-        <w:rPr>
-          <w:lang w:val="en-US"/>
-        </w:rPr>
-      </w:pPr>
-      <w:r>
-        <w:rPr>
+          <w:sz w:val="22"/>
+          <w:szCs w:val="22"/>
+        </w:rPr>
+        <w:t>-</w:t>
+      </w:r>
+      <w:r>
+        <w:rPr>
+          <w:rFonts w:ascii="Calibri" w:hAnsi="Calibri" w:cs="Calibri"/>
+          <w:b/>
+          <w:bCs/>
+          <w:sz w:val="22"/>
+          <w:szCs w:val="22"/>
+        </w:rPr>
+        <w:t xml:space="preserve"> </w:t>
+      </w:r>
+      <w:proofErr w:type="spellStart"/>
+      <w:r>
+        <w:rPr>
+          <w:rFonts w:ascii="Calibri" w:hAnsi="Calibri" w:cs="Calibri"/>
+          <w:b/>
+          <w:bCs/>
+          <w:sz w:val="22"/>
+          <w:szCs w:val="22"/>
+        </w:rPr>
+        <w:t>November</w:t>
+      </w:r>
+      <w:proofErr w:type="spellEnd"/>
+      <w:r>
+        <w:rPr>
+          <w:rFonts w:ascii="Calibri" w:hAnsi="Calibri" w:cs="Calibri"/>
+          <w:b/>
+          <w:bCs/>
+          <w:sz w:val="22"/>
+          <w:szCs w:val="22"/>
+        </w:rPr>
+        <w:t xml:space="preserve"> 2020 </w:t>
+      </w:r>
+      <w:r>
+        <w:rPr>
+          <w:rFonts w:ascii="Calibri" w:hAnsi="Calibri" w:cs="Calibri"/>
+          <w:b/>
+          <w:bCs/>
+          <w:sz w:val="22"/>
+          <w:szCs w:val="22"/>
+        </w:rPr>
+        <w:t>-</w:t>
+      </w:r>
+      <w:r>
+        <w:rPr>
+          <w:rFonts w:ascii="Calibri" w:hAnsi="Calibri" w:cs="Calibri"/>
+          <w:b/>
+          <w:bCs/>
+          <w:sz w:val="22"/>
+          <w:szCs w:val="22"/>
+        </w:rPr>
+        <w:t xml:space="preserve"> </w:t>
+      </w:r>
+      <w:proofErr w:type="spellStart"/>
+      <w:r>
+        <w:rPr>
+          <w:rFonts w:ascii="Calibri" w:hAnsi="Calibri" w:cs="Calibri"/>
+          <w:b/>
+          <w:bCs/>
+          <w:sz w:val="22"/>
+          <w:szCs w:val="22"/>
+        </w:rPr>
+        <w:t>November</w:t>
+      </w:r>
+      <w:proofErr w:type="spellEnd"/>
+      <w:r>
+        <w:rPr>
+          <w:rFonts w:ascii="Calibri" w:hAnsi="Calibri" w:cs="Calibri"/>
+          <w:b/>
+          <w:bCs/>
+          <w:sz w:val="22"/>
+          <w:szCs w:val="22"/>
+        </w:rPr>
+        <w:t xml:space="preserve"> 2021</w:t>
+      </w:r>
+      <w:r>
+        <w:rPr>
+          <w:rFonts w:ascii="Calibri" w:hAnsi="Calibri" w:cs="Calibri"/>
+          <w:b/>
+          <w:bCs/>
+          <w:sz w:val="22"/>
+          <w:szCs w:val="22"/>
+        </w:rPr>
+        <w:t xml:space="preserve"> </w:t>
+      </w:r>
+      <w:r>
+        <w:rPr>
+          <w:rFonts w:ascii="Calibri" w:hAnsi="Calibri" w:cs="Calibri"/>
+          <w:b/>
+          <w:bCs/>
+          <w:sz w:val="22"/>
+          <w:szCs w:val="22"/>
+        </w:rPr>
+        <w:t xml:space="preserve">LDM/NAM </w:t>
+      </w:r>
+      <w:proofErr w:type="spellStart"/>
+      <w:r>
+        <w:rPr>
+          <w:rFonts w:ascii="Calibri" w:hAnsi="Calibri" w:cs="Calibri"/>
+          <w:b/>
+          <w:bCs/>
+          <w:sz w:val="22"/>
+          <w:szCs w:val="22"/>
+        </w:rPr>
+        <w:t>Intern</w:t>
+      </w:r>
+      <w:proofErr w:type="spellEnd"/>
+      <w:r>
+        <w:rPr>
+          <w:rFonts w:ascii="Calibri" w:hAnsi="Calibri" w:cs="Calibri"/>
+          <w:b/>
+          <w:bCs/>
+          <w:sz w:val="22"/>
+          <w:szCs w:val="22"/>
+        </w:rPr>
+        <w:br/>
+      </w:r>
+      <w:r>
+        <w:rPr>
+          <w:rFonts w:ascii="Calibri" w:hAnsi="Calibri" w:cs="Calibri"/>
+          <w:sz w:val="22"/>
+          <w:szCs w:val="22"/>
+        </w:rPr>
+        <w:t xml:space="preserve">- </w:t>
+      </w:r>
+      <w:proofErr w:type="spellStart"/>
+      <w:r>
+        <w:rPr>
+          <w:rFonts w:ascii="Calibri" w:hAnsi="Calibri" w:cs="Calibri"/>
+          <w:sz w:val="22"/>
+          <w:szCs w:val="22"/>
+        </w:rPr>
+        <w:t>Managed</w:t>
+      </w:r>
+      <w:proofErr w:type="spellEnd"/>
+      <w:r>
+        <w:rPr>
+          <w:rFonts w:ascii="Calibri" w:hAnsi="Calibri" w:cs="Calibri"/>
+          <w:sz w:val="22"/>
+          <w:szCs w:val="22"/>
+        </w:rPr>
+        <w:t xml:space="preserve"> network </w:t>
+      </w:r>
+      <w:proofErr w:type="spellStart"/>
+      <w:r>
+        <w:rPr>
+          <w:rFonts w:ascii="Calibri" w:hAnsi="Calibri" w:cs="Calibri"/>
+          <w:sz w:val="22"/>
+          <w:szCs w:val="22"/>
+        </w:rPr>
+        <w:t>service</w:t>
+      </w:r>
+      <w:proofErr w:type="spellEnd"/>
+      <w:r>
+        <w:rPr>
+          <w:rFonts w:ascii="Calibri" w:hAnsi="Calibri" w:cs="Calibri"/>
+          <w:sz w:val="22"/>
+          <w:szCs w:val="22"/>
+        </w:rPr>
+        <w:t xml:space="preserve"> </w:t>
+      </w:r>
+      <w:proofErr w:type="spellStart"/>
+      <w:r>
+        <w:rPr>
+          <w:rFonts w:ascii="Calibri" w:hAnsi="Calibri" w:cs="Calibri"/>
+          <w:sz w:val="22"/>
+          <w:szCs w:val="22"/>
+        </w:rPr>
+        <w:t>orders</w:t>
+      </w:r>
+      <w:proofErr w:type="spellEnd"/>
+      <w:r>
+        <w:rPr>
+          <w:rFonts w:ascii="Calibri" w:hAnsi="Calibri" w:cs="Calibri"/>
+          <w:sz w:val="22"/>
+          <w:szCs w:val="22"/>
+        </w:rPr>
+        <w:t xml:space="preserve"> </w:t>
+      </w:r>
+      <w:proofErr w:type="spellStart"/>
+      <w:r>
+        <w:rPr>
+          <w:rFonts w:ascii="Calibri" w:hAnsi="Calibri" w:cs="Calibri"/>
+          <w:sz w:val="22"/>
+          <w:szCs w:val="22"/>
+        </w:rPr>
+        <w:t>and</w:t>
+      </w:r>
+      <w:proofErr w:type="spellEnd"/>
+      <w:r>
+        <w:rPr>
+          <w:rFonts w:ascii="Calibri" w:hAnsi="Calibri" w:cs="Calibri"/>
+          <w:sz w:val="22"/>
+          <w:szCs w:val="22"/>
+        </w:rPr>
+        <w:t xml:space="preserve"> </w:t>
+      </w:r>
+      <w:proofErr w:type="spellStart"/>
+      <w:r>
+        <w:rPr>
+          <w:rFonts w:ascii="Calibri" w:hAnsi="Calibri" w:cs="Calibri"/>
+          <w:sz w:val="22"/>
+          <w:szCs w:val="22"/>
+        </w:rPr>
+        <w:t>projects</w:t>
+      </w:r>
+      <w:proofErr w:type="spellEnd"/>
+      <w:r>
+        <w:rPr>
+          <w:rFonts w:ascii="Calibri" w:hAnsi="Calibri" w:cs="Calibri"/>
+          <w:sz w:val="22"/>
+          <w:szCs w:val="22"/>
+        </w:rPr>
+        <w:t xml:space="preserve"> for </w:t>
+      </w:r>
+      <w:proofErr w:type="spellStart"/>
+      <w:r>
+        <w:rPr>
+          <w:rFonts w:ascii="Calibri" w:hAnsi="Calibri" w:cs="Calibri"/>
+          <w:sz w:val="22"/>
+          <w:szCs w:val="22"/>
+        </w:rPr>
+        <w:t>the</w:t>
+      </w:r>
+      <w:proofErr w:type="spellEnd"/>
+      <w:r>
+        <w:rPr>
+          <w:rFonts w:ascii="Calibri" w:hAnsi="Calibri" w:cs="Calibri"/>
+          <w:sz w:val="22"/>
+          <w:szCs w:val="22"/>
+        </w:rPr>
+        <w:t xml:space="preserve"> North </w:t>
+      </w:r>
+      <w:proofErr w:type="spellStart"/>
+      <w:r>
+        <w:rPr>
+          <w:rFonts w:ascii="Calibri" w:hAnsi="Calibri" w:cs="Calibri"/>
+          <w:sz w:val="22"/>
+          <w:szCs w:val="22"/>
+        </w:rPr>
+        <w:t>America</w:t>
+      </w:r>
+      <w:proofErr w:type="spellEnd"/>
+      <w:r>
+        <w:rPr>
+          <w:rFonts w:ascii="Calibri" w:hAnsi="Calibri" w:cs="Calibri"/>
+          <w:sz w:val="22"/>
+          <w:szCs w:val="22"/>
+        </w:rPr>
+        <w:t xml:space="preserve"> </w:t>
+      </w:r>
+      <w:proofErr w:type="spellStart"/>
+      <w:r>
+        <w:rPr>
+          <w:rFonts w:ascii="Calibri" w:hAnsi="Calibri" w:cs="Calibri"/>
+          <w:sz w:val="22"/>
+          <w:szCs w:val="22"/>
+        </w:rPr>
+        <w:t>region</w:t>
+      </w:r>
+      <w:proofErr w:type="spellEnd"/>
+      <w:r>
+        <w:rPr>
+          <w:rFonts w:ascii="Calibri" w:hAnsi="Calibri" w:cs="Calibri"/>
+          <w:sz w:val="22"/>
+          <w:szCs w:val="22"/>
+        </w:rPr>
+        <w:br/>
+        <w:t xml:space="preserve">- </w:t>
+      </w:r>
+      <w:proofErr w:type="spellStart"/>
+      <w:r>
+        <w:rPr>
+          <w:rFonts w:ascii="Calibri" w:hAnsi="Calibri" w:cs="Calibri"/>
+          <w:sz w:val="22"/>
+          <w:szCs w:val="22"/>
+        </w:rPr>
+        <w:t>Collaborated</w:t>
+      </w:r>
+      <w:proofErr w:type="spellEnd"/>
+      <w:r>
+        <w:rPr>
+          <w:rFonts w:ascii="Calibri" w:hAnsi="Calibri" w:cs="Calibri"/>
+          <w:sz w:val="22"/>
+          <w:szCs w:val="22"/>
+        </w:rPr>
+        <w:t xml:space="preserve"> </w:t>
+      </w:r>
+      <w:proofErr w:type="spellStart"/>
+      <w:r>
+        <w:rPr>
+          <w:rFonts w:ascii="Calibri" w:hAnsi="Calibri" w:cs="Calibri"/>
+          <w:sz w:val="22"/>
+          <w:szCs w:val="22"/>
+        </w:rPr>
+        <w:t>within</w:t>
+      </w:r>
+      <w:proofErr w:type="spellEnd"/>
+      <w:r>
+        <w:rPr>
+          <w:rFonts w:ascii="Calibri" w:hAnsi="Calibri" w:cs="Calibri"/>
+          <w:sz w:val="22"/>
+          <w:szCs w:val="22"/>
+        </w:rPr>
+        <w:t xml:space="preserve"> a U.S.-</w:t>
+      </w:r>
+      <w:proofErr w:type="spellStart"/>
+      <w:r>
+        <w:rPr>
+          <w:rFonts w:ascii="Calibri" w:hAnsi="Calibri" w:cs="Calibri"/>
+          <w:sz w:val="22"/>
+          <w:szCs w:val="22"/>
+        </w:rPr>
+        <w:t>based</w:t>
+      </w:r>
+      <w:proofErr w:type="spellEnd"/>
+      <w:r>
+        <w:rPr>
+          <w:rFonts w:ascii="Calibri" w:hAnsi="Calibri" w:cs="Calibri"/>
+          <w:sz w:val="22"/>
+          <w:szCs w:val="22"/>
+        </w:rPr>
+        <w:t xml:space="preserve"> </w:t>
+      </w:r>
+      <w:proofErr w:type="spellStart"/>
+      <w:r>
+        <w:rPr>
+          <w:rFonts w:ascii="Calibri" w:hAnsi="Calibri" w:cs="Calibri"/>
+          <w:sz w:val="22"/>
+          <w:szCs w:val="22"/>
+        </w:rPr>
+        <w:t>international</w:t>
+      </w:r>
+      <w:proofErr w:type="spellEnd"/>
+      <w:r>
+        <w:rPr>
+          <w:rFonts w:ascii="Calibri" w:hAnsi="Calibri" w:cs="Calibri"/>
+          <w:sz w:val="22"/>
+          <w:szCs w:val="22"/>
+        </w:rPr>
+        <w:t xml:space="preserve"> </w:t>
+      </w:r>
+      <w:proofErr w:type="spellStart"/>
+      <w:r>
+        <w:rPr>
+          <w:rFonts w:ascii="Calibri" w:hAnsi="Calibri" w:cs="Calibri"/>
+          <w:sz w:val="22"/>
+          <w:szCs w:val="22"/>
+        </w:rPr>
+        <w:t>team</w:t>
+      </w:r>
+      <w:proofErr w:type="spellEnd"/>
+      <w:r>
+        <w:rPr>
+          <w:rFonts w:ascii="Calibri" w:hAnsi="Calibri" w:cs="Calibri"/>
+          <w:sz w:val="22"/>
+          <w:szCs w:val="22"/>
+        </w:rPr>
+        <w:br/>
+        <w:t xml:space="preserve">- </w:t>
+      </w:r>
+      <w:proofErr w:type="spellStart"/>
+      <w:r>
+        <w:rPr>
+          <w:rFonts w:ascii="Calibri" w:hAnsi="Calibri" w:cs="Calibri"/>
+          <w:sz w:val="22"/>
+          <w:szCs w:val="22"/>
+        </w:rPr>
+        <w:t>Acted</w:t>
+      </w:r>
+      <w:proofErr w:type="spellEnd"/>
+      <w:r>
+        <w:rPr>
+          <w:rFonts w:ascii="Calibri" w:hAnsi="Calibri" w:cs="Calibri"/>
+          <w:sz w:val="22"/>
+          <w:szCs w:val="22"/>
+        </w:rPr>
+        <w:t xml:space="preserve"> as a </w:t>
+      </w:r>
+      <w:proofErr w:type="spellStart"/>
+      <w:r>
+        <w:rPr>
+          <w:rFonts w:ascii="Calibri" w:hAnsi="Calibri" w:cs="Calibri"/>
+          <w:sz w:val="22"/>
+          <w:szCs w:val="22"/>
+        </w:rPr>
+        <w:t>liaison</w:t>
+      </w:r>
+      <w:proofErr w:type="spellEnd"/>
+      <w:r>
+        <w:rPr>
+          <w:rFonts w:ascii="Calibri" w:hAnsi="Calibri" w:cs="Calibri"/>
+          <w:sz w:val="22"/>
+          <w:szCs w:val="22"/>
+        </w:rPr>
+        <w:t xml:space="preserve"> </w:t>
+      </w:r>
+      <w:proofErr w:type="spellStart"/>
+      <w:r>
+        <w:rPr>
+          <w:rFonts w:ascii="Calibri" w:hAnsi="Calibri" w:cs="Calibri"/>
+          <w:sz w:val="22"/>
+          <w:szCs w:val="22"/>
+        </w:rPr>
+        <w:t>between</w:t>
+      </w:r>
+      <w:proofErr w:type="spellEnd"/>
+      <w:r>
+        <w:rPr>
+          <w:rFonts w:ascii="Calibri" w:hAnsi="Calibri" w:cs="Calibri"/>
+          <w:sz w:val="22"/>
+          <w:szCs w:val="22"/>
+        </w:rPr>
+        <w:t xml:space="preserve"> </w:t>
+      </w:r>
+      <w:proofErr w:type="spellStart"/>
+      <w:r>
+        <w:rPr>
+          <w:rFonts w:ascii="Calibri" w:hAnsi="Calibri" w:cs="Calibri"/>
+          <w:sz w:val="22"/>
+          <w:szCs w:val="22"/>
+        </w:rPr>
+        <w:t>technical</w:t>
+      </w:r>
+      <w:proofErr w:type="spellEnd"/>
+      <w:r>
+        <w:rPr>
+          <w:rFonts w:ascii="Calibri" w:hAnsi="Calibri" w:cs="Calibri"/>
+          <w:sz w:val="22"/>
+          <w:szCs w:val="22"/>
+        </w:rPr>
+        <w:t xml:space="preserve"> </w:t>
+      </w:r>
+      <w:proofErr w:type="spellStart"/>
+      <w:r>
+        <w:rPr>
+          <w:rFonts w:ascii="Calibri" w:hAnsi="Calibri" w:cs="Calibri"/>
+          <w:sz w:val="22"/>
+          <w:szCs w:val="22"/>
+        </w:rPr>
+        <w:t>and</w:t>
+      </w:r>
+      <w:proofErr w:type="spellEnd"/>
+      <w:r>
+        <w:rPr>
+          <w:rFonts w:ascii="Calibri" w:hAnsi="Calibri" w:cs="Calibri"/>
+          <w:sz w:val="22"/>
+          <w:szCs w:val="22"/>
+        </w:rPr>
+        <w:t xml:space="preserve"> </w:t>
+      </w:r>
+      <w:proofErr w:type="spellStart"/>
+      <w:r>
+        <w:rPr>
+          <w:rFonts w:ascii="Calibri" w:hAnsi="Calibri" w:cs="Calibri"/>
+          <w:sz w:val="22"/>
+          <w:szCs w:val="22"/>
+        </w:rPr>
+        <w:t>operational</w:t>
+      </w:r>
+      <w:proofErr w:type="spellEnd"/>
+      <w:r>
+        <w:rPr>
+          <w:rFonts w:ascii="Calibri" w:hAnsi="Calibri" w:cs="Calibri"/>
+          <w:sz w:val="22"/>
+          <w:szCs w:val="22"/>
+        </w:rPr>
+        <w:t xml:space="preserve"> </w:t>
+      </w:r>
+      <w:proofErr w:type="spellStart"/>
+      <w:r>
+        <w:rPr>
+          <w:rFonts w:ascii="Calibri" w:hAnsi="Calibri" w:cs="Calibri"/>
+          <w:sz w:val="22"/>
+          <w:szCs w:val="22"/>
+        </w:rPr>
+        <w:t>departments</w:t>
+      </w:r>
+      <w:proofErr w:type="spellEnd"/>
+      <w:r>
+        <w:rPr>
+          <w:rFonts w:ascii="Calibri" w:hAnsi="Calibri" w:cs="Calibri"/>
+          <w:sz w:val="22"/>
+          <w:szCs w:val="22"/>
+        </w:rPr>
+        <w:br/>
+        <w:t xml:space="preserve">- </w:t>
+      </w:r>
+      <w:proofErr w:type="spellStart"/>
+      <w:r>
+        <w:rPr>
+          <w:rFonts w:ascii="Calibri" w:hAnsi="Calibri" w:cs="Calibri"/>
+          <w:sz w:val="22"/>
+          <w:szCs w:val="22"/>
+        </w:rPr>
+        <w:t>Gained</w:t>
+      </w:r>
+      <w:proofErr w:type="spellEnd"/>
+      <w:r>
+        <w:rPr>
+          <w:rFonts w:ascii="Calibri" w:hAnsi="Calibri" w:cs="Calibri"/>
+          <w:sz w:val="22"/>
+          <w:szCs w:val="22"/>
+        </w:rPr>
+        <w:t xml:space="preserve"> </w:t>
+      </w:r>
+      <w:proofErr w:type="spellStart"/>
+      <w:r>
+        <w:rPr>
+          <w:rFonts w:ascii="Calibri" w:hAnsi="Calibri" w:cs="Calibri"/>
+          <w:sz w:val="22"/>
+          <w:szCs w:val="22"/>
+        </w:rPr>
+        <w:t>experience</w:t>
+      </w:r>
+      <w:proofErr w:type="spellEnd"/>
+      <w:r>
+        <w:rPr>
+          <w:rFonts w:ascii="Calibri" w:hAnsi="Calibri" w:cs="Calibri"/>
+          <w:sz w:val="22"/>
+          <w:szCs w:val="22"/>
+        </w:rPr>
+        <w:t xml:space="preserve"> in a global </w:t>
+      </w:r>
+      <w:proofErr w:type="spellStart"/>
+      <w:r>
+        <w:rPr>
+          <w:rFonts w:ascii="Calibri" w:hAnsi="Calibri" w:cs="Calibri"/>
+          <w:sz w:val="22"/>
+          <w:szCs w:val="22"/>
+        </w:rPr>
+        <w:t>corporate</w:t>
+      </w:r>
+      <w:proofErr w:type="spellEnd"/>
+      <w:r>
+        <w:rPr>
+          <w:rFonts w:ascii="Calibri" w:hAnsi="Calibri" w:cs="Calibri"/>
+          <w:sz w:val="22"/>
+          <w:szCs w:val="22"/>
+        </w:rPr>
+        <w:t xml:space="preserve"> </w:t>
+      </w:r>
+      <w:proofErr w:type="spellStart"/>
+      <w:r>
+        <w:rPr>
+          <w:rFonts w:ascii="Calibri" w:hAnsi="Calibri" w:cs="Calibri"/>
+          <w:sz w:val="22"/>
+          <w:szCs w:val="22"/>
+        </w:rPr>
+        <w:t>environment</w:t>
+      </w:r>
+      <w:proofErr w:type="spellEnd"/>
+      <w:r>
+        <w:rPr>
+          <w:rFonts w:ascii="Calibri" w:hAnsi="Calibri" w:cs="Calibri"/>
+          <w:sz w:val="22"/>
+          <w:szCs w:val="22"/>
+        </w:rPr>
+        <w:t xml:space="preserve"> </w:t>
+      </w:r>
+      <w:proofErr w:type="spellStart"/>
+      <w:r>
+        <w:rPr>
+          <w:rFonts w:ascii="Calibri" w:hAnsi="Calibri" w:cs="Calibri"/>
+          <w:sz w:val="22"/>
+          <w:szCs w:val="22"/>
+        </w:rPr>
+        <w:t>with</w:t>
+      </w:r>
+      <w:proofErr w:type="spellEnd"/>
+      <w:r>
+        <w:rPr>
+          <w:rFonts w:ascii="Calibri" w:hAnsi="Calibri" w:cs="Calibri"/>
+          <w:sz w:val="22"/>
+          <w:szCs w:val="22"/>
+        </w:rPr>
+        <w:t xml:space="preserve"> </w:t>
+      </w:r>
+      <w:proofErr w:type="spellStart"/>
+      <w:r>
+        <w:rPr>
+          <w:rFonts w:ascii="Calibri" w:hAnsi="Calibri" w:cs="Calibri"/>
+          <w:sz w:val="22"/>
+          <w:szCs w:val="22"/>
+        </w:rPr>
+        <w:t>strong</w:t>
+      </w:r>
+      <w:proofErr w:type="spellEnd"/>
+      <w:r>
+        <w:rPr>
+          <w:rFonts w:ascii="Calibri" w:hAnsi="Calibri" w:cs="Calibri"/>
+          <w:sz w:val="22"/>
+          <w:szCs w:val="22"/>
+        </w:rPr>
+        <w:t xml:space="preserve"> </w:t>
+      </w:r>
+      <w:proofErr w:type="spellStart"/>
+      <w:r>
+        <w:rPr>
+          <w:rFonts w:ascii="Calibri" w:hAnsi="Calibri" w:cs="Calibri"/>
+          <w:sz w:val="22"/>
+          <w:szCs w:val="22"/>
+        </w:rPr>
+        <w:t>focus</w:t>
+      </w:r>
+      <w:proofErr w:type="spellEnd"/>
+      <w:r>
+        <w:rPr>
+          <w:rFonts w:ascii="Calibri" w:hAnsi="Calibri" w:cs="Calibri"/>
+          <w:sz w:val="22"/>
+          <w:szCs w:val="22"/>
+        </w:rPr>
+        <w:t xml:space="preserve"> </w:t>
+      </w:r>
+      <w:proofErr w:type="spellStart"/>
+      <w:r>
+        <w:rPr>
+          <w:rFonts w:ascii="Calibri" w:hAnsi="Calibri" w:cs="Calibri"/>
+          <w:sz w:val="22"/>
+          <w:szCs w:val="22"/>
+        </w:rPr>
+        <w:t>on</w:t>
+      </w:r>
+      <w:proofErr w:type="spellEnd"/>
+      <w:r>
+        <w:rPr>
+          <w:rFonts w:ascii="Calibri" w:hAnsi="Calibri" w:cs="Calibri"/>
+          <w:sz w:val="22"/>
+          <w:szCs w:val="22"/>
+        </w:rPr>
+        <w:t xml:space="preserve"> processes </w:t>
+      </w:r>
+      <w:proofErr w:type="spellStart"/>
+      <w:r>
+        <w:rPr>
+          <w:rFonts w:ascii="Calibri" w:hAnsi="Calibri" w:cs="Calibri"/>
+          <w:sz w:val="22"/>
+          <w:szCs w:val="22"/>
+        </w:rPr>
+        <w:t>and</w:t>
+      </w:r>
+      <w:proofErr w:type="spellEnd"/>
+      <w:r>
+        <w:rPr>
+          <w:rFonts w:ascii="Calibri" w:hAnsi="Calibri" w:cs="Calibri"/>
+          <w:sz w:val="22"/>
+          <w:szCs w:val="22"/>
+        </w:rPr>
+        <w:t xml:space="preserve"> </w:t>
+      </w:r>
+      <w:proofErr w:type="spellStart"/>
+      <w:r>
+        <w:rPr>
+          <w:rFonts w:ascii="Calibri" w:hAnsi="Calibri" w:cs="Calibri"/>
+          <w:sz w:val="22"/>
+          <w:szCs w:val="22"/>
+        </w:rPr>
+        <w:t>organizational</w:t>
+      </w:r>
+      <w:proofErr w:type="spellEnd"/>
+      <w:r>
+        <w:rPr>
+          <w:rFonts w:ascii="Calibri" w:hAnsi="Calibri" w:cs="Calibri"/>
+          <w:sz w:val="22"/>
+          <w:szCs w:val="22"/>
+        </w:rPr>
+        <w:t xml:space="preserve"> </w:t>
+      </w:r>
+      <w:proofErr w:type="spellStart"/>
+      <w:r>
+        <w:rPr>
+          <w:rFonts w:ascii="Calibri" w:hAnsi="Calibri" w:cs="Calibri"/>
+          <w:sz w:val="22"/>
+          <w:szCs w:val="22"/>
+        </w:rPr>
+        <w:t>structure</w:t>
+      </w:r>
+      <w:proofErr w:type="spellEnd"/>
+      <w:r>
+        <w:rPr>
+          <w:rFonts w:ascii="Calibri" w:hAnsi="Calibri" w:cs="Calibri"/>
+          <w:sz w:val="22"/>
+          <w:szCs w:val="22"/>
           <w:lang w:val="en-US"/>
         </w:rPr>
         <w:pict w14:anchorId="76454A19">
           <v:rect id="_x0000_i1031" style="width:0;height:1.5pt" o:hralign="center" o:hrstd="t" o:hr="t" fillcolor="#a0a0a0" stroked="f"/>
         </w:pict>
       </w:r>
+      <w:proofErr w:type="spellStart"/>
+      <w:r>
+        <w:rPr>
+          <w:rFonts w:ascii="Calibri" w:hAnsi="Calibri" w:cs="Calibri"/>
+          <w:b/>
+          <w:bCs/>
+          <w:sz w:val="22"/>
+          <w:szCs w:val="22"/>
+        </w:rPr>
+        <w:t>Education</w:t>
+      </w:r>
+      <w:proofErr w:type="spellEnd"/>
+      <w:r>
+        <w:rPr>
+          <w:rFonts w:ascii="Calibri" w:hAnsi="Calibri" w:cs="Calibri"/>
+          <w:b/>
+          <w:bCs/>
+          <w:sz w:val="22"/>
+          <w:szCs w:val="22"/>
+        </w:rPr>
+        <w:br/>
+      </w:r>
+      <w:proofErr w:type="spellStart"/>
+      <w:r>
+        <w:rPr>
+          <w:rFonts w:ascii="Calibri" w:hAnsi="Calibri" w:cs="Calibri"/>
+          <w:sz w:val="22"/>
+          <w:szCs w:val="22"/>
+        </w:rPr>
+        <w:t>Bachelor’s</w:t>
+      </w:r>
+      <w:proofErr w:type="spellEnd"/>
+      <w:r>
+        <w:rPr>
+          <w:rFonts w:ascii="Calibri" w:hAnsi="Calibri" w:cs="Calibri"/>
+          <w:sz w:val="22"/>
+          <w:szCs w:val="22"/>
+        </w:rPr>
+        <w:t xml:space="preserve"> </w:t>
+      </w:r>
+      <w:proofErr w:type="spellStart"/>
+      <w:r>
+        <w:rPr>
+          <w:rFonts w:ascii="Calibri" w:hAnsi="Calibri" w:cs="Calibri"/>
+          <w:sz w:val="22"/>
+          <w:szCs w:val="22"/>
+        </w:rPr>
+        <w:t>Degree</w:t>
+      </w:r>
+      <w:proofErr w:type="spellEnd"/>
+      <w:r>
+        <w:rPr>
+          <w:rFonts w:ascii="Calibri" w:hAnsi="Calibri" w:cs="Calibri"/>
+          <w:sz w:val="22"/>
+          <w:szCs w:val="22"/>
+        </w:rPr>
+        <w:t xml:space="preserve"> in Computer </w:t>
+      </w:r>
+      <w:proofErr w:type="spellStart"/>
+      <w:r>
+        <w:rPr>
+          <w:rFonts w:ascii="Calibri" w:hAnsi="Calibri" w:cs="Calibri"/>
+          <w:sz w:val="22"/>
+          <w:szCs w:val="22"/>
+        </w:rPr>
+        <w:t>Engineering</w:t>
+      </w:r>
+      <w:proofErr w:type="spellEnd"/>
+      <w:r>
+        <w:rPr>
+          <w:rFonts w:ascii="Calibri" w:hAnsi="Calibri" w:cs="Calibri"/>
+          <w:sz w:val="22"/>
+          <w:szCs w:val="22"/>
+        </w:rPr>
+        <w:t>,</w:t>
+      </w:r>
+      <w:r>
+        <w:rPr>
+          <w:rFonts w:ascii="Calibri" w:hAnsi="Calibri" w:cs="Calibri"/>
+          <w:sz w:val="22"/>
+          <w:szCs w:val="22"/>
+        </w:rPr>
+        <w:t xml:space="preserve"> </w:t>
+      </w:r>
+      <w:proofErr w:type="spellStart"/>
+      <w:r>
+        <w:rPr>
+          <w:rFonts w:ascii="Calibri" w:hAnsi="Calibri" w:cs="Calibri"/>
+          <w:sz w:val="22"/>
+          <w:szCs w:val="22"/>
+        </w:rPr>
+        <w:t>Expected</w:t>
+      </w:r>
+      <w:proofErr w:type="spellEnd"/>
+      <w:r>
+        <w:rPr>
+          <w:rFonts w:ascii="Calibri" w:hAnsi="Calibri" w:cs="Calibri"/>
+          <w:sz w:val="22"/>
+          <w:szCs w:val="22"/>
+        </w:rPr>
+        <w:t xml:space="preserve"> </w:t>
+      </w:r>
+      <w:proofErr w:type="spellStart"/>
+      <w:r>
+        <w:rPr>
+          <w:rFonts w:ascii="Calibri" w:hAnsi="Calibri" w:cs="Calibri"/>
+          <w:sz w:val="22"/>
+          <w:szCs w:val="22"/>
+        </w:rPr>
+        <w:t>Graduation</w:t>
+      </w:r>
+      <w:proofErr w:type="spellEnd"/>
+      <w:r>
+        <w:rPr>
+          <w:rFonts w:ascii="Calibri" w:hAnsi="Calibri" w:cs="Calibri"/>
+          <w:sz w:val="22"/>
+          <w:szCs w:val="22"/>
+        </w:rPr>
+        <w:t xml:space="preserve">: </w:t>
+      </w:r>
+      <w:proofErr w:type="spellStart"/>
+      <w:r>
+        <w:rPr>
+          <w:rFonts w:ascii="Calibri" w:hAnsi="Calibri" w:cs="Calibri"/>
+          <w:sz w:val="22"/>
+          <w:szCs w:val="22"/>
+        </w:rPr>
+        <w:t>March</w:t>
+      </w:r>
+      <w:proofErr w:type="spellEnd"/>
+      <w:r>
+        <w:rPr>
+          <w:rFonts w:ascii="Calibri" w:hAnsi="Calibri" w:cs="Calibri"/>
+          <w:sz w:val="22"/>
+          <w:szCs w:val="22"/>
+        </w:rPr>
+        <w:t xml:space="preserve"> 2026</w:t>
+      </w:r>
+      <w:r>
+        <w:rPr>
+          <w:rFonts w:ascii="Calibri" w:hAnsi="Calibri" w:cs="Calibri"/>
+          <w:sz w:val="22"/>
+          <w:szCs w:val="22"/>
+        </w:rPr>
+        <w:br/>
+        <w:t xml:space="preserve">Federal Center for </w:t>
+      </w:r>
+      <w:proofErr w:type="spellStart"/>
+      <w:r>
+        <w:rPr>
+          <w:rFonts w:ascii="Calibri" w:hAnsi="Calibri" w:cs="Calibri"/>
+          <w:sz w:val="22"/>
+          <w:szCs w:val="22"/>
+        </w:rPr>
+        <w:t>Technological</w:t>
+      </w:r>
+      <w:proofErr w:type="spellEnd"/>
+      <w:r>
+        <w:rPr>
+          <w:rFonts w:ascii="Calibri" w:hAnsi="Calibri" w:cs="Calibri"/>
+          <w:sz w:val="22"/>
+          <w:szCs w:val="22"/>
+        </w:rPr>
+        <w:t xml:space="preserve"> </w:t>
+      </w:r>
+      <w:proofErr w:type="spellStart"/>
+      <w:r>
+        <w:rPr>
+          <w:rFonts w:ascii="Calibri" w:hAnsi="Calibri" w:cs="Calibri"/>
+          <w:sz w:val="22"/>
+          <w:szCs w:val="22"/>
+        </w:rPr>
+        <w:t>Education</w:t>
+      </w:r>
+      <w:proofErr w:type="spellEnd"/>
+      <w:r>
+        <w:rPr>
+          <w:rFonts w:ascii="Calibri" w:hAnsi="Calibri" w:cs="Calibri"/>
+          <w:sz w:val="22"/>
+          <w:szCs w:val="22"/>
+        </w:rPr>
+        <w:t xml:space="preserve"> Celso da Fonseca (CEFET/RJ)</w:t>
+      </w:r>
     </w:p>
     <w:p>
       <w:pPr>
         <w:rPr>
+          <w:rFonts w:ascii="Calibri" w:hAnsi="Calibri" w:cs="Calibri"/>
+          <w:sz w:val="22"/>
+          <w:szCs w:val="22"/>
+          <w:lang w:val="en-US"/>
+        </w:rPr>
+      </w:pPr>
+      <w:r>
+        <w:rPr>
+          <w:rFonts w:ascii="Calibri" w:hAnsi="Calibri" w:cs="Calibri"/>
+          <w:sz w:val="22"/>
+          <w:szCs w:val="22"/>
+          <w:lang w:val="en-US"/>
+        </w:rPr>
+        <w:pict w14:anchorId="27503EB4">
+          <v:rect id="_x0000_i1062" style="width:0;height:1.5pt" o:hralign="center" o:hrstd="t" o:hr="t" fillcolor="#a0a0a0" stroked="f"/>
+        </w:pict>
+      </w:r>
+      <w:r>
+        <w:rPr>
+          <w:rFonts w:ascii="Calibri" w:hAnsi="Calibri" w:cs="Calibri"/>
+          <w:sz w:val="22"/>
+          <w:szCs w:val="22"/>
+          <w:lang w:val="en-US"/>
+        </w:rPr>
+        <w:br/>
+      </w:r>
+      <w:proofErr w:type="spellStart"/>
+      <w:r>
+        <w:rPr>
+          <w:rFonts w:ascii="Calibri" w:hAnsi="Calibri" w:cs="Calibri"/>
           <w:b/>
           <w:bCs/>
-          <w:lang w:val="en-US"/>
-        </w:rPr>
-      </w:pPr>
-    </w:p>
-    <w:p>
-      <w:pPr>
-        <w:rPr>
+          <w:sz w:val="22"/>
+          <w:szCs w:val="22"/>
+        </w:rPr>
+        <w:t>International</w:t>
+      </w:r>
+      <w:proofErr w:type="spellEnd"/>
+      <w:r>
+        <w:rPr>
+          <w:rFonts w:ascii="Calibri" w:hAnsi="Calibri" w:cs="Calibri"/>
           <w:b/>
           <w:bCs/>
-          <w:lang w:val="en-US"/>
-        </w:rPr>
-      </w:pPr>
-      <w:r>
-        <w:rPr>
+          <w:sz w:val="22"/>
+          <w:szCs w:val="22"/>
+        </w:rPr>
+        <w:t xml:space="preserve"> Experience </w:t>
+      </w:r>
+      <w:r>
+        <w:rPr>
+          <w:rFonts w:ascii="Calibri" w:hAnsi="Calibri" w:cs="Calibri"/>
           <w:b/>
           <w:bCs/>
-          <w:lang w:val="en-US"/>
-        </w:rPr>
-        <w:t>Education</w:t>
-      </w:r>
-    </w:p>
-    <w:p>
-      <w:pPr>
-        <w:rPr>
-          <w:lang w:val="en-US"/>
-        </w:rPr>
-      </w:pPr>
-      <w:proofErr w:type="gramStart"/>
-      <w:r>
-        <w:rPr>
-          <w:lang w:val="en-US"/>
-        </w:rPr>
-        <w:t>Bachelor’s Degree in Computer</w:t>
-      </w:r>
-      <w:proofErr w:type="gramEnd"/>
-      <w:r>
-        <w:rPr>
-          <w:lang w:val="en-US"/>
-        </w:rPr>
-        <w:t xml:space="preserve"> Engineering</w:t>
-      </w:r>
-      <w:r>
-        <w:rPr>
-          <w:lang w:val="en-US"/>
+          <w:sz w:val="22"/>
+          <w:szCs w:val="22"/>
+        </w:rPr>
+        <w:t>-</w:t>
+      </w:r>
+      <w:r>
+        <w:rPr>
+          <w:rFonts w:ascii="Calibri" w:hAnsi="Calibri" w:cs="Calibri"/>
+          <w:b/>
+          <w:bCs/>
+          <w:sz w:val="22"/>
+          <w:szCs w:val="22"/>
+        </w:rPr>
+        <w:t xml:space="preserve"> Spain</w:t>
+      </w:r>
+      <w:r>
+        <w:rPr>
+          <w:rFonts w:ascii="Calibri" w:hAnsi="Calibri" w:cs="Calibri"/>
+          <w:sz w:val="22"/>
+          <w:szCs w:val="22"/>
         </w:rPr>
         <w:br/>
-        <w:t>Federal Center for Technological Education – Celso Suckow (CEFET/RJ)</w:t>
-      </w:r>
-    </w:p>
-    <w:p>
-      <w:pPr>
-        <w:ind w:left="360"/>
-        <w:rPr>
-          <w:lang w:val="en-US"/>
-        </w:rPr>
-      </w:pPr>
-      <w:r>
-        <w:rPr>
-          <w:lang w:val="en-US"/>
-        </w:rPr>
-        <w:t>International Exchange Program (Sep 2025 – Feb 2026) – University of Valladolid, Spain</w:t>
-      </w:r>
-    </w:p>
-    <w:p>
-      <w:pPr>
-        <w:ind w:left="360"/>
-        <w:rPr>
-          <w:lang w:val="en-US"/>
-        </w:rPr>
-      </w:pPr>
-      <w:r>
-        <w:rPr>
-          <w:lang w:val="en-US"/>
-        </w:rPr>
-        <w:t>Selected for Santander Open Academy Mobility Scholarship (2025–2026)</w:t>
-      </w:r>
-    </w:p>
-    <w:p>
-      <w:pPr>
-        <w:ind w:left="360"/>
-        <w:rPr>
-          <w:lang w:val="en-US"/>
-        </w:rPr>
-      </w:pPr>
-      <w:r>
-        <w:rPr>
-          <w:lang w:val="en-US"/>
-        </w:rPr>
-        <w:t>Currently in 10th semester – Expected graduation: July 2026</w:t>
-      </w:r>
-    </w:p>
-    <w:p>
-      <w:pPr>
-        <w:ind w:left="360"/>
-        <w:rPr>
-          <w:lang w:val="en-US"/>
-        </w:rPr>
-      </w:pPr>
-      <w:r>
-        <w:rPr>
-          <w:lang w:val="en-US"/>
-        </w:rPr>
-        <w:lastRenderedPageBreak/>
-        <w:t>Selected for an additional exchange cost-assistance scholarship from CEFET/RJ</w:t>
-      </w:r>
-    </w:p>
-    <w:p>
-      <w:pPr>
-        <w:ind w:left="360"/>
-        <w:rPr>
-          <w:lang w:val="en-US"/>
-        </w:rPr>
-      </w:pPr>
-      <w:r>
-        <w:rPr>
-          <w:lang w:val="en-US"/>
-        </w:rPr>
-        <w:t>Final Graduation Project focused on LLM fine-tuning for DDoS attack detection</w:t>
-      </w:r>
-    </w:p>
-    <w:p>
-      <w:pPr>
-        <w:rPr>
-          <w:lang w:val="en-US"/>
-        </w:rPr>
-      </w:pPr>
-      <w:r>
-        <w:rPr>
+      </w:r>
+      <w:proofErr w:type="spellStart"/>
+      <w:r>
+        <w:rPr>
+          <w:rFonts w:ascii="Calibri" w:hAnsi="Calibri" w:cs="Calibri"/>
+          <w:b/>
+          <w:bCs/>
+          <w:sz w:val="22"/>
+          <w:szCs w:val="22"/>
+        </w:rPr>
+        <w:t>University</w:t>
+      </w:r>
+      <w:proofErr w:type="spellEnd"/>
+      <w:r>
+        <w:rPr>
+          <w:rFonts w:ascii="Calibri" w:hAnsi="Calibri" w:cs="Calibri"/>
+          <w:b/>
+          <w:bCs/>
+          <w:sz w:val="22"/>
+          <w:szCs w:val="22"/>
+        </w:rPr>
+        <w:t xml:space="preserve"> </w:t>
+      </w:r>
+      <w:proofErr w:type="spellStart"/>
+      <w:r>
+        <w:rPr>
+          <w:rFonts w:ascii="Calibri" w:hAnsi="Calibri" w:cs="Calibri"/>
+          <w:b/>
+          <w:bCs/>
+          <w:sz w:val="22"/>
+          <w:szCs w:val="22"/>
+        </w:rPr>
+        <w:t>of</w:t>
+      </w:r>
+      <w:proofErr w:type="spellEnd"/>
+      <w:r>
+        <w:rPr>
+          <w:rFonts w:ascii="Calibri" w:hAnsi="Calibri" w:cs="Calibri"/>
+          <w:b/>
+          <w:bCs/>
+          <w:sz w:val="22"/>
+          <w:szCs w:val="22"/>
+        </w:rPr>
+        <w:t xml:space="preserve"> Valladolid | </w:t>
+      </w:r>
+      <w:proofErr w:type="spellStart"/>
+      <w:r>
+        <w:rPr>
+          <w:rFonts w:ascii="Calibri" w:hAnsi="Calibri" w:cs="Calibri"/>
+          <w:b/>
+          <w:bCs/>
+          <w:sz w:val="22"/>
+          <w:szCs w:val="22"/>
+        </w:rPr>
+        <w:t>September</w:t>
+      </w:r>
+      <w:proofErr w:type="spellEnd"/>
+      <w:r>
+        <w:rPr>
+          <w:rFonts w:ascii="Calibri" w:hAnsi="Calibri" w:cs="Calibri"/>
+          <w:b/>
+          <w:bCs/>
+          <w:sz w:val="22"/>
+          <w:szCs w:val="22"/>
+        </w:rPr>
+        <w:t xml:space="preserve"> 2025 </w:t>
+      </w:r>
+      <w:r>
+        <w:rPr>
+          <w:rFonts w:ascii="Calibri" w:hAnsi="Calibri" w:cs="Calibri"/>
+          <w:b/>
+          <w:bCs/>
+          <w:sz w:val="22"/>
+          <w:szCs w:val="22"/>
+        </w:rPr>
+        <w:t>-</w:t>
+      </w:r>
+      <w:r>
+        <w:rPr>
+          <w:rFonts w:ascii="Calibri" w:hAnsi="Calibri" w:cs="Calibri"/>
+          <w:b/>
+          <w:bCs/>
+          <w:sz w:val="22"/>
+          <w:szCs w:val="22"/>
+        </w:rPr>
+        <w:t xml:space="preserve"> </w:t>
+      </w:r>
+      <w:proofErr w:type="spellStart"/>
+      <w:r>
+        <w:rPr>
+          <w:rFonts w:ascii="Calibri" w:hAnsi="Calibri" w:cs="Calibri"/>
+          <w:b/>
+          <w:bCs/>
+          <w:sz w:val="22"/>
+          <w:szCs w:val="22"/>
+        </w:rPr>
+        <w:t>February</w:t>
+      </w:r>
+      <w:proofErr w:type="spellEnd"/>
+      <w:r>
+        <w:rPr>
+          <w:rFonts w:ascii="Calibri" w:hAnsi="Calibri" w:cs="Calibri"/>
+          <w:b/>
+          <w:bCs/>
+          <w:sz w:val="22"/>
+          <w:szCs w:val="22"/>
+        </w:rPr>
+        <w:t xml:space="preserve"> 2026</w:t>
+      </w:r>
+      <w:r>
+        <w:rPr>
+          <w:rFonts w:ascii="Calibri" w:hAnsi="Calibri" w:cs="Calibri"/>
+          <w:sz w:val="22"/>
+          <w:szCs w:val="22"/>
+        </w:rPr>
+        <w:br/>
+      </w:r>
+      <w:proofErr w:type="spellStart"/>
+      <w:r>
+        <w:rPr>
+          <w:rFonts w:ascii="Calibri" w:hAnsi="Calibri" w:cs="Calibri"/>
+          <w:sz w:val="22"/>
+          <w:szCs w:val="22"/>
+        </w:rPr>
+        <w:t>Selected</w:t>
+      </w:r>
+      <w:proofErr w:type="spellEnd"/>
+      <w:r>
+        <w:rPr>
+          <w:rFonts w:ascii="Calibri" w:hAnsi="Calibri" w:cs="Calibri"/>
+          <w:sz w:val="22"/>
+          <w:szCs w:val="22"/>
+        </w:rPr>
+        <w:t xml:space="preserve"> </w:t>
+      </w:r>
+      <w:proofErr w:type="spellStart"/>
+      <w:r>
+        <w:rPr>
+          <w:rFonts w:ascii="Calibri" w:hAnsi="Calibri" w:cs="Calibri"/>
+          <w:sz w:val="22"/>
+          <w:szCs w:val="22"/>
+        </w:rPr>
+        <w:t>based</w:t>
+      </w:r>
+      <w:proofErr w:type="spellEnd"/>
+      <w:r>
+        <w:rPr>
+          <w:rFonts w:ascii="Calibri" w:hAnsi="Calibri" w:cs="Calibri"/>
+          <w:sz w:val="22"/>
+          <w:szCs w:val="22"/>
+        </w:rPr>
+        <w:t xml:space="preserve"> </w:t>
+      </w:r>
+      <w:proofErr w:type="spellStart"/>
+      <w:r>
+        <w:rPr>
+          <w:rFonts w:ascii="Calibri" w:hAnsi="Calibri" w:cs="Calibri"/>
+          <w:sz w:val="22"/>
+          <w:szCs w:val="22"/>
+        </w:rPr>
+        <w:t>on</w:t>
+      </w:r>
+      <w:proofErr w:type="spellEnd"/>
+      <w:r>
+        <w:rPr>
+          <w:rFonts w:ascii="Calibri" w:hAnsi="Calibri" w:cs="Calibri"/>
+          <w:sz w:val="22"/>
+          <w:szCs w:val="22"/>
+        </w:rPr>
+        <w:t xml:space="preserve"> </w:t>
+      </w:r>
+      <w:proofErr w:type="spellStart"/>
+      <w:r>
+        <w:rPr>
+          <w:rFonts w:ascii="Calibri" w:hAnsi="Calibri" w:cs="Calibri"/>
+          <w:sz w:val="22"/>
+          <w:szCs w:val="22"/>
+        </w:rPr>
+        <w:t>academic</w:t>
+      </w:r>
+      <w:proofErr w:type="spellEnd"/>
+      <w:r>
+        <w:rPr>
+          <w:rFonts w:ascii="Calibri" w:hAnsi="Calibri" w:cs="Calibri"/>
+          <w:sz w:val="22"/>
+          <w:szCs w:val="22"/>
+        </w:rPr>
+        <w:t xml:space="preserve"> </w:t>
+      </w:r>
+      <w:proofErr w:type="spellStart"/>
+      <w:r>
+        <w:rPr>
+          <w:rFonts w:ascii="Calibri" w:hAnsi="Calibri" w:cs="Calibri"/>
+          <w:sz w:val="22"/>
+          <w:szCs w:val="22"/>
+        </w:rPr>
+        <w:t>merit</w:t>
+      </w:r>
+      <w:proofErr w:type="spellEnd"/>
+      <w:r>
+        <w:rPr>
+          <w:rFonts w:ascii="Calibri" w:hAnsi="Calibri" w:cs="Calibri"/>
+          <w:sz w:val="22"/>
+          <w:szCs w:val="22"/>
+        </w:rPr>
+        <w:t xml:space="preserve"> for Santander Open </w:t>
+      </w:r>
+      <w:proofErr w:type="spellStart"/>
+      <w:r>
+        <w:rPr>
+          <w:rFonts w:ascii="Calibri" w:hAnsi="Calibri" w:cs="Calibri"/>
+          <w:sz w:val="22"/>
+          <w:szCs w:val="22"/>
+        </w:rPr>
+        <w:t>Academy</w:t>
+      </w:r>
+      <w:proofErr w:type="spellEnd"/>
+      <w:r>
+        <w:rPr>
+          <w:rFonts w:ascii="Calibri" w:hAnsi="Calibri" w:cs="Calibri"/>
+          <w:sz w:val="22"/>
+          <w:szCs w:val="22"/>
+        </w:rPr>
+        <w:t xml:space="preserve"> </w:t>
+      </w:r>
+      <w:proofErr w:type="spellStart"/>
+      <w:r>
+        <w:rPr>
+          <w:rFonts w:ascii="Calibri" w:hAnsi="Calibri" w:cs="Calibri"/>
+          <w:sz w:val="22"/>
+          <w:szCs w:val="22"/>
+        </w:rPr>
+        <w:t>and</w:t>
+      </w:r>
+      <w:proofErr w:type="spellEnd"/>
+      <w:r>
+        <w:rPr>
+          <w:rFonts w:ascii="Calibri" w:hAnsi="Calibri" w:cs="Calibri"/>
+          <w:sz w:val="22"/>
+          <w:szCs w:val="22"/>
+        </w:rPr>
+        <w:t xml:space="preserve"> CEFET/RJ </w:t>
+      </w:r>
+      <w:proofErr w:type="spellStart"/>
+      <w:r>
+        <w:rPr>
+          <w:rFonts w:ascii="Calibri" w:hAnsi="Calibri" w:cs="Calibri"/>
+          <w:sz w:val="22"/>
+          <w:szCs w:val="22"/>
+        </w:rPr>
+        <w:t>scholarships</w:t>
+      </w:r>
+      <w:proofErr w:type="spellEnd"/>
+      <w:r>
+        <w:rPr>
+          <w:rFonts w:ascii="Calibri" w:hAnsi="Calibri" w:cs="Calibri"/>
+          <w:sz w:val="22"/>
+          <w:szCs w:val="22"/>
+        </w:rPr>
+        <w:t>.</w:t>
+      </w:r>
+      <w:r>
+        <w:rPr>
+          <w:rFonts w:ascii="Calibri" w:hAnsi="Calibri" w:cs="Calibri"/>
+          <w:sz w:val="22"/>
+          <w:szCs w:val="22"/>
+        </w:rPr>
+        <w:br/>
+      </w:r>
+      <w:proofErr w:type="spellStart"/>
+      <w:r>
+        <w:rPr>
+          <w:rFonts w:ascii="Calibri" w:hAnsi="Calibri" w:cs="Calibri"/>
+          <w:sz w:val="22"/>
+          <w:szCs w:val="22"/>
+        </w:rPr>
+        <w:t>Academic</w:t>
+      </w:r>
+      <w:proofErr w:type="spellEnd"/>
+      <w:r>
+        <w:rPr>
+          <w:rFonts w:ascii="Calibri" w:hAnsi="Calibri" w:cs="Calibri"/>
+          <w:sz w:val="22"/>
+          <w:szCs w:val="22"/>
+        </w:rPr>
+        <w:t xml:space="preserve"> </w:t>
+      </w:r>
+      <w:proofErr w:type="spellStart"/>
+      <w:r>
+        <w:rPr>
+          <w:rFonts w:ascii="Calibri" w:hAnsi="Calibri" w:cs="Calibri"/>
+          <w:sz w:val="22"/>
+          <w:szCs w:val="22"/>
+        </w:rPr>
+        <w:t>exchange</w:t>
+      </w:r>
+      <w:proofErr w:type="spellEnd"/>
+      <w:r>
+        <w:rPr>
+          <w:rFonts w:ascii="Calibri" w:hAnsi="Calibri" w:cs="Calibri"/>
+          <w:sz w:val="22"/>
+          <w:szCs w:val="22"/>
+        </w:rPr>
+        <w:t xml:space="preserve"> in Computer </w:t>
+      </w:r>
+      <w:proofErr w:type="spellStart"/>
+      <w:r>
+        <w:rPr>
+          <w:rFonts w:ascii="Calibri" w:hAnsi="Calibri" w:cs="Calibri"/>
+          <w:sz w:val="22"/>
+          <w:szCs w:val="22"/>
+        </w:rPr>
+        <w:t>Engineering</w:t>
+      </w:r>
+      <w:proofErr w:type="spellEnd"/>
+      <w:r>
+        <w:rPr>
+          <w:rFonts w:ascii="Calibri" w:hAnsi="Calibri" w:cs="Calibri"/>
+          <w:sz w:val="22"/>
+          <w:szCs w:val="22"/>
+        </w:rPr>
+        <w:t xml:space="preserve"> </w:t>
+      </w:r>
+      <w:proofErr w:type="spellStart"/>
+      <w:r>
+        <w:rPr>
+          <w:rFonts w:ascii="Calibri" w:hAnsi="Calibri" w:cs="Calibri"/>
+          <w:sz w:val="22"/>
+          <w:szCs w:val="22"/>
+        </w:rPr>
+        <w:t>with</w:t>
+      </w:r>
+      <w:proofErr w:type="spellEnd"/>
+      <w:r>
+        <w:rPr>
+          <w:rFonts w:ascii="Calibri" w:hAnsi="Calibri" w:cs="Calibri"/>
+          <w:sz w:val="22"/>
+          <w:szCs w:val="22"/>
+        </w:rPr>
+        <w:t xml:space="preserve"> </w:t>
+      </w:r>
+      <w:proofErr w:type="spellStart"/>
+      <w:r>
+        <w:rPr>
+          <w:rFonts w:ascii="Calibri" w:hAnsi="Calibri" w:cs="Calibri"/>
+          <w:sz w:val="22"/>
+          <w:szCs w:val="22"/>
+        </w:rPr>
+        <w:t>parallel</w:t>
+      </w:r>
+      <w:proofErr w:type="spellEnd"/>
+      <w:r>
+        <w:rPr>
+          <w:rFonts w:ascii="Calibri" w:hAnsi="Calibri" w:cs="Calibri"/>
+          <w:sz w:val="22"/>
+          <w:szCs w:val="22"/>
+        </w:rPr>
+        <w:t xml:space="preserve"> professional </w:t>
+      </w:r>
+      <w:proofErr w:type="spellStart"/>
+      <w:r>
+        <w:rPr>
+          <w:rFonts w:ascii="Calibri" w:hAnsi="Calibri" w:cs="Calibri"/>
+          <w:sz w:val="22"/>
+          <w:szCs w:val="22"/>
+        </w:rPr>
+        <w:t>experience</w:t>
+      </w:r>
+      <w:proofErr w:type="spellEnd"/>
+      <w:r>
+        <w:rPr>
+          <w:rFonts w:ascii="Calibri" w:hAnsi="Calibri" w:cs="Calibri"/>
+          <w:sz w:val="22"/>
+          <w:szCs w:val="22"/>
+        </w:rPr>
+        <w:t xml:space="preserve"> as a Full Stack </w:t>
+      </w:r>
+      <w:proofErr w:type="spellStart"/>
+      <w:r>
+        <w:rPr>
+          <w:rFonts w:ascii="Calibri" w:hAnsi="Calibri" w:cs="Calibri"/>
+          <w:sz w:val="22"/>
+          <w:szCs w:val="22"/>
+        </w:rPr>
+        <w:t>Developer</w:t>
+      </w:r>
+      <w:proofErr w:type="spellEnd"/>
+      <w:r>
+        <w:rPr>
+          <w:rFonts w:ascii="Calibri" w:hAnsi="Calibri" w:cs="Calibri"/>
+          <w:sz w:val="22"/>
+          <w:szCs w:val="22"/>
+        </w:rPr>
+        <w:t>.</w:t>
+      </w:r>
+      <w:r>
+        <w:rPr>
+          <w:rFonts w:ascii="Calibri" w:hAnsi="Calibri" w:cs="Calibri"/>
+          <w:sz w:val="22"/>
+          <w:szCs w:val="22"/>
           <w:lang w:val="en-US"/>
         </w:rPr>
         <w:pict w14:anchorId="5B389332">
@@ -951,392 +5913,1349 @@
     <w:p>
       <w:pPr>
         <w:rPr>
+          <w:rFonts w:ascii="Calibri" w:hAnsi="Calibri" w:cs="Calibri"/>
+          <w:sz w:val="22"/>
+          <w:szCs w:val="22"/>
+          <w:lang w:val="en-US"/>
+        </w:rPr>
+      </w:pPr>
+      <w:r>
+        <w:rPr>
+          <w:rFonts w:ascii="Calibri" w:hAnsi="Calibri" w:cs="Calibri"/>
           <w:b/>
           <w:bCs/>
-          <w:lang w:val="en-US"/>
-        </w:rPr>
-      </w:pPr>
-      <w:r>
-        <w:rPr>
+          <w:sz w:val="22"/>
+          <w:szCs w:val="22"/>
+        </w:rPr>
+        <w:t>Skills</w:t>
+      </w:r>
+      <w:r>
+        <w:rPr>
+          <w:rFonts w:ascii="Calibri" w:hAnsi="Calibri" w:cs="Calibri"/>
           <w:b/>
           <w:bCs/>
+          <w:sz w:val="22"/>
+          <w:szCs w:val="22"/>
+        </w:rPr>
+        <w:br/>
+      </w:r>
+      <w:proofErr w:type="spellStart"/>
+      <w:r>
+        <w:rPr>
+          <w:rFonts w:ascii="Calibri" w:hAnsi="Calibri" w:cs="Calibri"/>
+          <w:b/>
+          <w:bCs/>
+          <w:sz w:val="22"/>
+          <w:szCs w:val="22"/>
+        </w:rPr>
+        <w:t>Backend</w:t>
+      </w:r>
+      <w:proofErr w:type="spellEnd"/>
+      <w:r>
+        <w:rPr>
+          <w:rFonts w:ascii="Calibri" w:hAnsi="Calibri" w:cs="Calibri"/>
+          <w:b/>
+          <w:bCs/>
+          <w:sz w:val="22"/>
+          <w:szCs w:val="22"/>
+        </w:rPr>
+        <w:t xml:space="preserve">: </w:t>
+      </w:r>
+      <w:r>
+        <w:rPr>
+          <w:rFonts w:ascii="Calibri" w:hAnsi="Calibri" w:cs="Calibri"/>
+          <w:sz w:val="22"/>
+          <w:szCs w:val="22"/>
+        </w:rPr>
+        <w:t xml:space="preserve">Node.js, </w:t>
+      </w:r>
+      <w:proofErr w:type="spellStart"/>
+      <w:r>
+        <w:rPr>
+          <w:rFonts w:ascii="Calibri" w:hAnsi="Calibri" w:cs="Calibri"/>
+          <w:sz w:val="22"/>
+          <w:szCs w:val="22"/>
+        </w:rPr>
+        <w:t>TypeScript</w:t>
+      </w:r>
+      <w:proofErr w:type="spellEnd"/>
+      <w:r>
+        <w:rPr>
+          <w:rFonts w:ascii="Calibri" w:hAnsi="Calibri" w:cs="Calibri"/>
+          <w:sz w:val="22"/>
+          <w:szCs w:val="22"/>
+        </w:rPr>
+        <w:t xml:space="preserve">, </w:t>
+      </w:r>
+      <w:proofErr w:type="spellStart"/>
+      <w:r>
+        <w:rPr>
+          <w:rFonts w:ascii="Calibri" w:hAnsi="Calibri" w:cs="Calibri"/>
+          <w:sz w:val="22"/>
+          <w:szCs w:val="22"/>
+        </w:rPr>
+        <w:t>NestJS</w:t>
+      </w:r>
+      <w:proofErr w:type="spellEnd"/>
+      <w:r>
+        <w:rPr>
+          <w:rFonts w:ascii="Calibri" w:hAnsi="Calibri" w:cs="Calibri"/>
+          <w:sz w:val="22"/>
+          <w:szCs w:val="22"/>
+        </w:rPr>
+        <w:t xml:space="preserve">, </w:t>
+      </w:r>
+      <w:proofErr w:type="spellStart"/>
+      <w:r>
+        <w:rPr>
+          <w:rFonts w:ascii="Calibri" w:hAnsi="Calibri" w:cs="Calibri"/>
+          <w:sz w:val="22"/>
+          <w:szCs w:val="22"/>
+        </w:rPr>
+        <w:t>RESTful</w:t>
+      </w:r>
+      <w:proofErr w:type="spellEnd"/>
+      <w:r>
+        <w:rPr>
+          <w:rFonts w:ascii="Calibri" w:hAnsi="Calibri" w:cs="Calibri"/>
+          <w:sz w:val="22"/>
+          <w:szCs w:val="22"/>
+        </w:rPr>
+        <w:t xml:space="preserve"> APIs, Clean </w:t>
+      </w:r>
+      <w:proofErr w:type="spellStart"/>
+      <w:r>
+        <w:rPr>
+          <w:rFonts w:ascii="Calibri" w:hAnsi="Calibri" w:cs="Calibri"/>
+          <w:sz w:val="22"/>
+          <w:szCs w:val="22"/>
+        </w:rPr>
+        <w:t>Architecture</w:t>
+      </w:r>
+      <w:proofErr w:type="spellEnd"/>
+      <w:r>
+        <w:rPr>
+          <w:rFonts w:ascii="Calibri" w:hAnsi="Calibri" w:cs="Calibri"/>
+          <w:sz w:val="22"/>
+          <w:szCs w:val="22"/>
+        </w:rPr>
+        <w:br/>
+      </w:r>
+      <w:proofErr w:type="spellStart"/>
+      <w:r>
+        <w:rPr>
+          <w:rFonts w:ascii="Calibri" w:hAnsi="Calibri" w:cs="Calibri"/>
+          <w:b/>
+          <w:bCs/>
+          <w:sz w:val="22"/>
+          <w:szCs w:val="22"/>
+        </w:rPr>
+        <w:t>Frontend</w:t>
+      </w:r>
+      <w:proofErr w:type="spellEnd"/>
+      <w:r>
+        <w:rPr>
+          <w:rFonts w:ascii="Calibri" w:hAnsi="Calibri" w:cs="Calibri"/>
+          <w:b/>
+          <w:bCs/>
+          <w:sz w:val="22"/>
+          <w:szCs w:val="22"/>
+        </w:rPr>
+        <w:t xml:space="preserve">: </w:t>
+      </w:r>
+      <w:r>
+        <w:rPr>
+          <w:rFonts w:ascii="Calibri" w:hAnsi="Calibri" w:cs="Calibri"/>
+          <w:sz w:val="22"/>
+          <w:szCs w:val="22"/>
+        </w:rPr>
+        <w:t xml:space="preserve">React.js, Vue.js, </w:t>
+      </w:r>
+      <w:proofErr w:type="gramStart"/>
+      <w:r>
+        <w:rPr>
+          <w:rFonts w:ascii="Calibri" w:hAnsi="Calibri" w:cs="Calibri"/>
+          <w:sz w:val="22"/>
+          <w:szCs w:val="22"/>
+        </w:rPr>
+        <w:t>Angular</w:t>
+      </w:r>
+      <w:proofErr w:type="gramEnd"/>
+      <w:r>
+        <w:rPr>
+          <w:rFonts w:ascii="Calibri" w:hAnsi="Calibri" w:cs="Calibri"/>
+          <w:b/>
+          <w:bCs/>
+          <w:sz w:val="22"/>
+          <w:szCs w:val="22"/>
+        </w:rPr>
+        <w:br/>
+        <w:t xml:space="preserve">Cloud &amp; </w:t>
+      </w:r>
+      <w:proofErr w:type="spellStart"/>
+      <w:r>
+        <w:rPr>
+          <w:rFonts w:ascii="Calibri" w:hAnsi="Calibri" w:cs="Calibri"/>
+          <w:b/>
+          <w:bCs/>
+          <w:sz w:val="22"/>
+          <w:szCs w:val="22"/>
+        </w:rPr>
+        <w:t>DevOps</w:t>
+      </w:r>
+      <w:proofErr w:type="spellEnd"/>
+      <w:r>
+        <w:rPr>
+          <w:rFonts w:ascii="Calibri" w:hAnsi="Calibri" w:cs="Calibri"/>
+          <w:b/>
+          <w:bCs/>
+          <w:sz w:val="22"/>
+          <w:szCs w:val="22"/>
+        </w:rPr>
+        <w:t xml:space="preserve">: </w:t>
+      </w:r>
+      <w:r>
+        <w:rPr>
+          <w:rFonts w:ascii="Calibri" w:hAnsi="Calibri" w:cs="Calibri"/>
+          <w:sz w:val="22"/>
+          <w:szCs w:val="22"/>
+        </w:rPr>
+        <w:t>AWS, CI/CD, Docker</w:t>
+      </w:r>
+      <w:r>
+        <w:rPr>
+          <w:rFonts w:ascii="Calibri" w:hAnsi="Calibri" w:cs="Calibri"/>
+          <w:b/>
+          <w:bCs/>
+          <w:sz w:val="22"/>
+          <w:szCs w:val="22"/>
+        </w:rPr>
+        <w:br/>
+      </w:r>
+      <w:proofErr w:type="spellStart"/>
+      <w:r>
+        <w:rPr>
+          <w:rFonts w:ascii="Calibri" w:hAnsi="Calibri" w:cs="Calibri"/>
+          <w:b/>
+          <w:bCs/>
+          <w:sz w:val="22"/>
+          <w:szCs w:val="22"/>
+        </w:rPr>
+        <w:t>Databases</w:t>
+      </w:r>
+      <w:proofErr w:type="spellEnd"/>
+      <w:r>
+        <w:rPr>
+          <w:rFonts w:ascii="Calibri" w:hAnsi="Calibri" w:cs="Calibri"/>
+          <w:b/>
+          <w:bCs/>
+          <w:sz w:val="22"/>
+          <w:szCs w:val="22"/>
+        </w:rPr>
+        <w:t xml:space="preserve">: </w:t>
+      </w:r>
+      <w:r>
+        <w:rPr>
+          <w:rFonts w:ascii="Calibri" w:hAnsi="Calibri" w:cs="Calibri"/>
+          <w:sz w:val="22"/>
+          <w:szCs w:val="22"/>
+        </w:rPr>
+        <w:t>PostgreSQL, SAP HANA, SQL Server, MySQL (</w:t>
+      </w:r>
+      <w:proofErr w:type="spellStart"/>
+      <w:r>
+        <w:rPr>
+          <w:rFonts w:ascii="Calibri" w:hAnsi="Calibri" w:cs="Calibri"/>
+          <w:sz w:val="22"/>
+          <w:szCs w:val="22"/>
+        </w:rPr>
+        <w:t>Relational</w:t>
+      </w:r>
+      <w:proofErr w:type="spellEnd"/>
+      <w:r>
+        <w:rPr>
+          <w:rFonts w:ascii="Calibri" w:hAnsi="Calibri" w:cs="Calibri"/>
+          <w:sz w:val="22"/>
+          <w:szCs w:val="22"/>
+        </w:rPr>
+        <w:t xml:space="preserve">), </w:t>
+      </w:r>
+      <w:proofErr w:type="spellStart"/>
+      <w:r>
+        <w:rPr>
+          <w:rFonts w:ascii="Calibri" w:hAnsi="Calibri" w:cs="Calibri"/>
+          <w:sz w:val="22"/>
+          <w:szCs w:val="22"/>
+        </w:rPr>
+        <w:t>MongoDB</w:t>
+      </w:r>
+      <w:proofErr w:type="spellEnd"/>
+      <w:r>
+        <w:rPr>
+          <w:rFonts w:ascii="Calibri" w:hAnsi="Calibri" w:cs="Calibri"/>
+          <w:sz w:val="22"/>
+          <w:szCs w:val="22"/>
+        </w:rPr>
+        <w:t xml:space="preserve"> (</w:t>
+      </w:r>
+      <w:proofErr w:type="spellStart"/>
+      <w:r>
+        <w:rPr>
+          <w:rFonts w:ascii="Calibri" w:hAnsi="Calibri" w:cs="Calibri"/>
+          <w:sz w:val="22"/>
+          <w:szCs w:val="22"/>
+        </w:rPr>
+        <w:t>NoSQL</w:t>
+      </w:r>
+      <w:proofErr w:type="spellEnd"/>
+      <w:r>
+        <w:rPr>
+          <w:rFonts w:ascii="Calibri" w:hAnsi="Calibri" w:cs="Calibri"/>
+          <w:sz w:val="22"/>
+          <w:szCs w:val="22"/>
+        </w:rPr>
+        <w:t>)</w:t>
+      </w:r>
+      <w:r>
+        <w:rPr>
+          <w:rFonts w:ascii="Calibri" w:hAnsi="Calibri" w:cs="Calibri"/>
+          <w:b/>
+          <w:bCs/>
+          <w:sz w:val="22"/>
+          <w:szCs w:val="22"/>
+        </w:rPr>
+        <w:br/>
+      </w:r>
+      <w:proofErr w:type="spellStart"/>
+      <w:r>
+        <w:rPr>
+          <w:rFonts w:ascii="Calibri" w:hAnsi="Calibri" w:cs="Calibri"/>
+          <w:b/>
+          <w:bCs/>
+          <w:sz w:val="22"/>
+          <w:szCs w:val="22"/>
+        </w:rPr>
+        <w:t>Automated</w:t>
+      </w:r>
+      <w:proofErr w:type="spellEnd"/>
+      <w:r>
+        <w:rPr>
+          <w:rFonts w:ascii="Calibri" w:hAnsi="Calibri" w:cs="Calibri"/>
+          <w:b/>
+          <w:bCs/>
+          <w:sz w:val="22"/>
+          <w:szCs w:val="22"/>
+        </w:rPr>
+        <w:t xml:space="preserve"> </w:t>
+      </w:r>
+      <w:proofErr w:type="spellStart"/>
+      <w:r>
+        <w:rPr>
+          <w:rFonts w:ascii="Calibri" w:hAnsi="Calibri" w:cs="Calibri"/>
+          <w:b/>
+          <w:bCs/>
+          <w:sz w:val="22"/>
+          <w:szCs w:val="22"/>
+        </w:rPr>
+        <w:t>Testing</w:t>
+      </w:r>
+      <w:proofErr w:type="spellEnd"/>
+      <w:r>
+        <w:rPr>
+          <w:rFonts w:ascii="Calibri" w:hAnsi="Calibri" w:cs="Calibri"/>
+          <w:b/>
+          <w:bCs/>
+          <w:sz w:val="22"/>
+          <w:szCs w:val="22"/>
+        </w:rPr>
+        <w:t xml:space="preserve">: </w:t>
+      </w:r>
+      <w:proofErr w:type="spellStart"/>
+      <w:r>
+        <w:rPr>
+          <w:rFonts w:ascii="Calibri" w:hAnsi="Calibri" w:cs="Calibri"/>
+          <w:sz w:val="22"/>
+          <w:szCs w:val="22"/>
+        </w:rPr>
+        <w:t>Jest</w:t>
+      </w:r>
+      <w:proofErr w:type="spellEnd"/>
+      <w:r>
+        <w:rPr>
+          <w:rFonts w:ascii="Calibri" w:hAnsi="Calibri" w:cs="Calibri"/>
+          <w:sz w:val="22"/>
+          <w:szCs w:val="22"/>
+        </w:rPr>
+        <w:t xml:space="preserve">, </w:t>
+      </w:r>
+      <w:proofErr w:type="spellStart"/>
+      <w:r>
+        <w:rPr>
+          <w:rFonts w:ascii="Calibri" w:hAnsi="Calibri" w:cs="Calibri"/>
+          <w:sz w:val="22"/>
+          <w:szCs w:val="22"/>
+        </w:rPr>
+        <w:t>Supertest</w:t>
+      </w:r>
+      <w:proofErr w:type="spellEnd"/>
+      <w:r>
+        <w:rPr>
+          <w:rFonts w:ascii="Calibri" w:hAnsi="Calibri" w:cs="Calibri"/>
+          <w:sz w:val="22"/>
+          <w:szCs w:val="22"/>
+        </w:rPr>
+        <w:t xml:space="preserve">, </w:t>
+      </w:r>
+      <w:proofErr w:type="spellStart"/>
+      <w:r>
+        <w:rPr>
+          <w:rFonts w:ascii="Calibri" w:hAnsi="Calibri" w:cs="Calibri"/>
+          <w:sz w:val="22"/>
+          <w:szCs w:val="22"/>
+        </w:rPr>
+        <w:t>unit</w:t>
+      </w:r>
+      <w:proofErr w:type="spellEnd"/>
+      <w:r>
+        <w:rPr>
+          <w:rFonts w:ascii="Calibri" w:hAnsi="Calibri" w:cs="Calibri"/>
+          <w:sz w:val="22"/>
+          <w:szCs w:val="22"/>
+        </w:rPr>
+        <w:t xml:space="preserve"> </w:t>
+      </w:r>
+      <w:proofErr w:type="spellStart"/>
+      <w:r>
+        <w:rPr>
+          <w:rFonts w:ascii="Calibri" w:hAnsi="Calibri" w:cs="Calibri"/>
+          <w:sz w:val="22"/>
+          <w:szCs w:val="22"/>
+        </w:rPr>
+        <w:t>and</w:t>
+      </w:r>
+      <w:proofErr w:type="spellEnd"/>
+      <w:r>
+        <w:rPr>
+          <w:rFonts w:ascii="Calibri" w:hAnsi="Calibri" w:cs="Calibri"/>
+          <w:sz w:val="22"/>
+          <w:szCs w:val="22"/>
+        </w:rPr>
+        <w:t xml:space="preserve"> </w:t>
+      </w:r>
+      <w:proofErr w:type="spellStart"/>
+      <w:r>
+        <w:rPr>
+          <w:rFonts w:ascii="Calibri" w:hAnsi="Calibri" w:cs="Calibri"/>
+          <w:sz w:val="22"/>
+          <w:szCs w:val="22"/>
+        </w:rPr>
+        <w:t>integration</w:t>
+      </w:r>
+      <w:proofErr w:type="spellEnd"/>
+      <w:r>
+        <w:rPr>
+          <w:rFonts w:ascii="Calibri" w:hAnsi="Calibri" w:cs="Calibri"/>
+          <w:sz w:val="22"/>
+          <w:szCs w:val="22"/>
+        </w:rPr>
+        <w:t xml:space="preserve"> </w:t>
+      </w:r>
+      <w:proofErr w:type="spellStart"/>
+      <w:r>
+        <w:rPr>
+          <w:rFonts w:ascii="Calibri" w:hAnsi="Calibri" w:cs="Calibri"/>
+          <w:sz w:val="22"/>
+          <w:szCs w:val="22"/>
+        </w:rPr>
+        <w:t>testing</w:t>
+      </w:r>
+      <w:proofErr w:type="spellEnd"/>
+      <w:r>
+        <w:rPr>
+          <w:rFonts w:ascii="Calibri" w:hAnsi="Calibri" w:cs="Calibri"/>
+          <w:b/>
+          <w:bCs/>
+          <w:sz w:val="22"/>
+          <w:szCs w:val="22"/>
+        </w:rPr>
+        <w:br/>
+      </w:r>
+      <w:proofErr w:type="spellStart"/>
+      <w:r>
+        <w:rPr>
+          <w:rFonts w:ascii="Calibri" w:hAnsi="Calibri" w:cs="Calibri"/>
+          <w:b/>
+          <w:bCs/>
+          <w:sz w:val="22"/>
+          <w:szCs w:val="22"/>
+        </w:rPr>
+        <w:t>Observability</w:t>
+      </w:r>
+      <w:proofErr w:type="spellEnd"/>
+      <w:r>
+        <w:rPr>
+          <w:rFonts w:ascii="Calibri" w:hAnsi="Calibri" w:cs="Calibri"/>
+          <w:b/>
+          <w:bCs/>
+          <w:sz w:val="22"/>
+          <w:szCs w:val="22"/>
+        </w:rPr>
+        <w:t xml:space="preserve">: </w:t>
+      </w:r>
+      <w:proofErr w:type="spellStart"/>
+      <w:r>
+        <w:rPr>
+          <w:rFonts w:ascii="Calibri" w:hAnsi="Calibri" w:cs="Calibri"/>
+          <w:sz w:val="22"/>
+          <w:szCs w:val="22"/>
+        </w:rPr>
+        <w:t>Prometheus</w:t>
+      </w:r>
+      <w:proofErr w:type="spellEnd"/>
+      <w:r>
+        <w:rPr>
+          <w:rFonts w:ascii="Calibri" w:hAnsi="Calibri" w:cs="Calibri"/>
+          <w:sz w:val="22"/>
+          <w:szCs w:val="22"/>
+        </w:rPr>
+        <w:t xml:space="preserve">, </w:t>
+      </w:r>
+      <w:proofErr w:type="spellStart"/>
+      <w:r>
+        <w:rPr>
+          <w:rFonts w:ascii="Calibri" w:hAnsi="Calibri" w:cs="Calibri"/>
+          <w:sz w:val="22"/>
+          <w:szCs w:val="22"/>
+        </w:rPr>
+        <w:t>Grafana</w:t>
+      </w:r>
+      <w:proofErr w:type="spellEnd"/>
+      <w:r>
+        <w:rPr>
+          <w:rFonts w:ascii="Calibri" w:hAnsi="Calibri" w:cs="Calibri"/>
+          <w:b/>
+          <w:bCs/>
+          <w:sz w:val="22"/>
+          <w:szCs w:val="22"/>
+        </w:rPr>
+        <w:br/>
+      </w:r>
+      <w:proofErr w:type="spellStart"/>
+      <w:r>
+        <w:rPr>
+          <w:rFonts w:ascii="Calibri" w:hAnsi="Calibri" w:cs="Calibri"/>
+          <w:b/>
+          <w:bCs/>
+          <w:sz w:val="22"/>
+          <w:szCs w:val="22"/>
+        </w:rPr>
+        <w:t>Messaging</w:t>
+      </w:r>
+      <w:proofErr w:type="spellEnd"/>
+      <w:r>
+        <w:rPr>
+          <w:rFonts w:ascii="Calibri" w:hAnsi="Calibri" w:cs="Calibri"/>
+          <w:b/>
+          <w:bCs/>
+          <w:sz w:val="22"/>
+          <w:szCs w:val="22"/>
+        </w:rPr>
+        <w:t xml:space="preserve"> &amp; </w:t>
+      </w:r>
+      <w:proofErr w:type="spellStart"/>
+      <w:r>
+        <w:rPr>
+          <w:rFonts w:ascii="Calibri" w:hAnsi="Calibri" w:cs="Calibri"/>
+          <w:b/>
+          <w:bCs/>
+          <w:sz w:val="22"/>
+          <w:szCs w:val="22"/>
+        </w:rPr>
+        <w:t>Integration</w:t>
+      </w:r>
+      <w:proofErr w:type="spellEnd"/>
+      <w:r>
+        <w:rPr>
+          <w:rFonts w:ascii="Calibri" w:hAnsi="Calibri" w:cs="Calibri"/>
+          <w:b/>
+          <w:bCs/>
+          <w:sz w:val="22"/>
+          <w:szCs w:val="22"/>
+        </w:rPr>
+        <w:t xml:space="preserve">: </w:t>
+      </w:r>
+      <w:proofErr w:type="spellStart"/>
+      <w:r>
+        <w:rPr>
+          <w:rFonts w:ascii="Calibri" w:hAnsi="Calibri" w:cs="Calibri"/>
+          <w:sz w:val="22"/>
+          <w:szCs w:val="22"/>
+        </w:rPr>
+        <w:t>RabbitMQ</w:t>
+      </w:r>
+      <w:proofErr w:type="spellEnd"/>
+      <w:r>
+        <w:rPr>
+          <w:rFonts w:ascii="Calibri" w:hAnsi="Calibri" w:cs="Calibri"/>
+          <w:b/>
+          <w:bCs/>
+          <w:sz w:val="22"/>
+          <w:szCs w:val="22"/>
+        </w:rPr>
+        <w:br/>
+        <w:t xml:space="preserve">Other Technologies: </w:t>
+      </w:r>
+      <w:r>
+        <w:rPr>
+          <w:rFonts w:ascii="Calibri" w:hAnsi="Calibri" w:cs="Calibri"/>
+          <w:sz w:val="22"/>
+          <w:szCs w:val="22"/>
+        </w:rPr>
+        <w:t>C#, .NET</w:t>
+      </w:r>
+      <w:r>
+        <w:rPr>
+          <w:rFonts w:ascii="Calibri" w:hAnsi="Calibri" w:cs="Calibri"/>
+          <w:sz w:val="22"/>
+          <w:szCs w:val="22"/>
           <w:lang w:val="en-US"/>
         </w:rPr>
-        <w:t>Skills</w:t>
+        <w:pict w14:anchorId="2473D795">
+          <v:rect id="_x0000_i1089" style="width:0;height:1.5pt" o:hralign="center" o:hrstd="t" o:hr="t" fillcolor="#a0a0a0" stroked="f"/>
+        </w:pict>
       </w:r>
     </w:p>
     <w:p>
       <w:pPr>
         <w:rPr>
+          <w:rFonts w:ascii="Calibri" w:hAnsi="Calibri" w:cs="Calibri"/>
+          <w:sz w:val="22"/>
+          <w:szCs w:val="22"/>
+        </w:rPr>
+      </w:pPr>
+      <w:r>
+        <w:rPr>
+          <w:rFonts w:ascii="Calibri" w:hAnsi="Calibri" w:cs="Calibri"/>
           <w:b/>
           <w:bCs/>
-          <w:lang w:val="en-US"/>
-        </w:rPr>
-      </w:pPr>
-      <w:r>
-        <w:rPr>
+          <w:sz w:val="22"/>
+          <w:szCs w:val="22"/>
+        </w:rPr>
+        <w:t xml:space="preserve">AI &amp; Applied </w:t>
+      </w:r>
+      <w:proofErr w:type="spellStart"/>
+      <w:r>
+        <w:rPr>
+          <w:rFonts w:ascii="Calibri" w:hAnsi="Calibri" w:cs="Calibri"/>
           <w:b/>
           <w:bCs/>
-          <w:lang w:val="en-US"/>
-        </w:rPr>
-        <w:t>Programming Languages</w:t>
+          <w:sz w:val="22"/>
+          <w:szCs w:val="22"/>
+        </w:rPr>
+        <w:t>Research</w:t>
+      </w:r>
+      <w:proofErr w:type="spellEnd"/>
+      <w:r>
+        <w:rPr>
+          <w:rFonts w:ascii="Calibri" w:hAnsi="Calibri" w:cs="Calibri"/>
+          <w:b/>
+          <w:bCs/>
+          <w:sz w:val="22"/>
+          <w:szCs w:val="22"/>
+        </w:rPr>
+        <w:br/>
+      </w:r>
+      <w:r>
+        <w:rPr>
+          <w:rFonts w:ascii="Calibri" w:hAnsi="Calibri" w:cs="Calibri"/>
+          <w:sz w:val="22"/>
+          <w:szCs w:val="22"/>
+        </w:rPr>
+        <w:t>Fine-</w:t>
+      </w:r>
+      <w:proofErr w:type="spellStart"/>
+      <w:r>
+        <w:rPr>
+          <w:rFonts w:ascii="Calibri" w:hAnsi="Calibri" w:cs="Calibri"/>
+          <w:sz w:val="22"/>
+          <w:szCs w:val="22"/>
+        </w:rPr>
+        <w:t>tuned</w:t>
+      </w:r>
+      <w:proofErr w:type="spellEnd"/>
+      <w:r>
+        <w:rPr>
+          <w:rFonts w:ascii="Calibri" w:hAnsi="Calibri" w:cs="Calibri"/>
+          <w:sz w:val="22"/>
+          <w:szCs w:val="22"/>
+        </w:rPr>
+        <w:t xml:space="preserve"> a </w:t>
+      </w:r>
+      <w:proofErr w:type="spellStart"/>
+      <w:r>
+        <w:rPr>
+          <w:rFonts w:ascii="Calibri" w:hAnsi="Calibri" w:cs="Calibri"/>
+          <w:sz w:val="22"/>
+          <w:szCs w:val="22"/>
+        </w:rPr>
+        <w:t>LLaMA</w:t>
+      </w:r>
+      <w:proofErr w:type="spellEnd"/>
+      <w:r>
+        <w:rPr>
+          <w:rFonts w:ascii="Calibri" w:hAnsi="Calibri" w:cs="Calibri"/>
+          <w:sz w:val="22"/>
+          <w:szCs w:val="22"/>
+        </w:rPr>
+        <w:t xml:space="preserve"> model (~1B </w:t>
+      </w:r>
+      <w:proofErr w:type="spellStart"/>
+      <w:r>
+        <w:rPr>
+          <w:rFonts w:ascii="Calibri" w:hAnsi="Calibri" w:cs="Calibri"/>
+          <w:sz w:val="22"/>
+          <w:szCs w:val="22"/>
+        </w:rPr>
+        <w:t>parameters</w:t>
+      </w:r>
+      <w:proofErr w:type="spellEnd"/>
+      <w:r>
+        <w:rPr>
+          <w:rFonts w:ascii="Calibri" w:hAnsi="Calibri" w:cs="Calibri"/>
+          <w:sz w:val="22"/>
+          <w:szCs w:val="22"/>
+        </w:rPr>
+        <w:t xml:space="preserve">) </w:t>
+      </w:r>
+      <w:proofErr w:type="spellStart"/>
+      <w:r>
+        <w:rPr>
+          <w:rFonts w:ascii="Calibri" w:hAnsi="Calibri" w:cs="Calibri"/>
+          <w:sz w:val="22"/>
+          <w:szCs w:val="22"/>
+        </w:rPr>
+        <w:t>using</w:t>
+      </w:r>
+      <w:proofErr w:type="spellEnd"/>
+      <w:r>
+        <w:rPr>
+          <w:rFonts w:ascii="Calibri" w:hAnsi="Calibri" w:cs="Calibri"/>
+          <w:sz w:val="22"/>
+          <w:szCs w:val="22"/>
+        </w:rPr>
+        <w:t xml:space="preserve"> </w:t>
+      </w:r>
+      <w:proofErr w:type="spellStart"/>
+      <w:r>
+        <w:rPr>
+          <w:rFonts w:ascii="Calibri" w:hAnsi="Calibri" w:cs="Calibri"/>
+          <w:sz w:val="22"/>
+          <w:szCs w:val="22"/>
+        </w:rPr>
+        <w:t>QLoRA</w:t>
+      </w:r>
+      <w:proofErr w:type="spellEnd"/>
+      <w:r>
+        <w:rPr>
+          <w:rFonts w:ascii="Calibri" w:hAnsi="Calibri" w:cs="Calibri"/>
+          <w:sz w:val="22"/>
+          <w:szCs w:val="22"/>
+        </w:rPr>
+        <w:t xml:space="preserve"> (4-bit </w:t>
+      </w:r>
+      <w:proofErr w:type="spellStart"/>
+      <w:r>
+        <w:rPr>
+          <w:rFonts w:ascii="Calibri" w:hAnsi="Calibri" w:cs="Calibri"/>
+          <w:sz w:val="22"/>
+          <w:szCs w:val="22"/>
+        </w:rPr>
+        <w:t>quantization</w:t>
+      </w:r>
+      <w:proofErr w:type="spellEnd"/>
+      <w:r>
+        <w:rPr>
+          <w:rFonts w:ascii="Calibri" w:hAnsi="Calibri" w:cs="Calibri"/>
+          <w:sz w:val="22"/>
+          <w:szCs w:val="22"/>
+        </w:rPr>
+        <w:t xml:space="preserve">) </w:t>
+      </w:r>
+      <w:proofErr w:type="spellStart"/>
+      <w:r>
+        <w:rPr>
+          <w:rFonts w:ascii="Calibri" w:hAnsi="Calibri" w:cs="Calibri"/>
+          <w:sz w:val="22"/>
+          <w:szCs w:val="22"/>
+        </w:rPr>
+        <w:t>and</w:t>
+      </w:r>
+      <w:proofErr w:type="spellEnd"/>
+      <w:r>
+        <w:rPr>
+          <w:rFonts w:ascii="Calibri" w:hAnsi="Calibri" w:cs="Calibri"/>
+          <w:sz w:val="22"/>
+          <w:szCs w:val="22"/>
+        </w:rPr>
+        <w:t xml:space="preserve"> </w:t>
+      </w:r>
+      <w:proofErr w:type="spellStart"/>
+      <w:r>
+        <w:rPr>
+          <w:rFonts w:ascii="Calibri" w:hAnsi="Calibri" w:cs="Calibri"/>
+          <w:sz w:val="22"/>
+          <w:szCs w:val="22"/>
+        </w:rPr>
+        <w:t>Unsloth</w:t>
+      </w:r>
+      <w:proofErr w:type="spellEnd"/>
+      <w:r>
+        <w:rPr>
+          <w:rFonts w:ascii="Calibri" w:hAnsi="Calibri" w:cs="Calibri"/>
+          <w:sz w:val="22"/>
+          <w:szCs w:val="22"/>
+        </w:rPr>
+        <w:t xml:space="preserve"> for </w:t>
+      </w:r>
+      <w:proofErr w:type="spellStart"/>
+      <w:r>
+        <w:rPr>
+          <w:rFonts w:ascii="Calibri" w:hAnsi="Calibri" w:cs="Calibri"/>
+          <w:sz w:val="22"/>
+          <w:szCs w:val="22"/>
+        </w:rPr>
+        <w:t>DDoS</w:t>
+      </w:r>
+      <w:proofErr w:type="spellEnd"/>
+      <w:r>
+        <w:rPr>
+          <w:rFonts w:ascii="Calibri" w:hAnsi="Calibri" w:cs="Calibri"/>
+          <w:sz w:val="22"/>
+          <w:szCs w:val="22"/>
+        </w:rPr>
+        <w:t xml:space="preserve"> </w:t>
+      </w:r>
+      <w:proofErr w:type="spellStart"/>
+      <w:r>
+        <w:rPr>
+          <w:rFonts w:ascii="Calibri" w:hAnsi="Calibri" w:cs="Calibri"/>
+          <w:sz w:val="22"/>
+          <w:szCs w:val="22"/>
+        </w:rPr>
+        <w:t>attack</w:t>
+      </w:r>
+      <w:proofErr w:type="spellEnd"/>
+      <w:r>
+        <w:rPr>
+          <w:rFonts w:ascii="Calibri" w:hAnsi="Calibri" w:cs="Calibri"/>
+          <w:sz w:val="22"/>
+          <w:szCs w:val="22"/>
+        </w:rPr>
+        <w:t xml:space="preserve"> </w:t>
+      </w:r>
+      <w:proofErr w:type="spellStart"/>
+      <w:r>
+        <w:rPr>
+          <w:rFonts w:ascii="Calibri" w:hAnsi="Calibri" w:cs="Calibri"/>
+          <w:sz w:val="22"/>
+          <w:szCs w:val="22"/>
+        </w:rPr>
+        <w:t>classification</w:t>
+      </w:r>
+      <w:proofErr w:type="spellEnd"/>
+      <w:r>
+        <w:rPr>
+          <w:rFonts w:ascii="Calibri" w:hAnsi="Calibri" w:cs="Calibri"/>
+          <w:sz w:val="22"/>
+          <w:szCs w:val="22"/>
+        </w:rPr>
+        <w:t xml:space="preserve"> </w:t>
+      </w:r>
+      <w:proofErr w:type="spellStart"/>
+      <w:r>
+        <w:rPr>
+          <w:rFonts w:ascii="Calibri" w:hAnsi="Calibri" w:cs="Calibri"/>
+          <w:sz w:val="22"/>
+          <w:szCs w:val="22"/>
+        </w:rPr>
+        <w:t>and</w:t>
+      </w:r>
+      <w:proofErr w:type="spellEnd"/>
+      <w:r>
+        <w:rPr>
+          <w:rFonts w:ascii="Calibri" w:hAnsi="Calibri" w:cs="Calibri"/>
+          <w:sz w:val="22"/>
+          <w:szCs w:val="22"/>
+        </w:rPr>
+        <w:t xml:space="preserve"> </w:t>
+      </w:r>
+      <w:proofErr w:type="spellStart"/>
+      <w:r>
+        <w:rPr>
+          <w:rFonts w:ascii="Calibri" w:hAnsi="Calibri" w:cs="Calibri"/>
+          <w:sz w:val="22"/>
+          <w:szCs w:val="22"/>
+        </w:rPr>
+        <w:t>detection</w:t>
+      </w:r>
+      <w:proofErr w:type="spellEnd"/>
+      <w:r>
+        <w:rPr>
+          <w:rFonts w:ascii="Calibri" w:hAnsi="Calibri" w:cs="Calibri"/>
+          <w:sz w:val="22"/>
+          <w:szCs w:val="22"/>
+        </w:rPr>
+        <w:t xml:space="preserve">. </w:t>
+      </w:r>
+      <w:proofErr w:type="spellStart"/>
+      <w:r>
+        <w:rPr>
+          <w:rFonts w:ascii="Calibri" w:hAnsi="Calibri" w:cs="Calibri"/>
+          <w:sz w:val="22"/>
+          <w:szCs w:val="22"/>
+        </w:rPr>
+        <w:t>Developed</w:t>
+      </w:r>
+      <w:proofErr w:type="spellEnd"/>
+      <w:r>
+        <w:rPr>
+          <w:rFonts w:ascii="Calibri" w:hAnsi="Calibri" w:cs="Calibri"/>
+          <w:sz w:val="22"/>
+          <w:szCs w:val="22"/>
+        </w:rPr>
+        <w:t xml:space="preserve"> </w:t>
+      </w:r>
+      <w:proofErr w:type="spellStart"/>
+      <w:r>
+        <w:rPr>
+          <w:rFonts w:ascii="Calibri" w:hAnsi="Calibri" w:cs="Calibri"/>
+          <w:sz w:val="22"/>
+          <w:szCs w:val="22"/>
+        </w:rPr>
+        <w:t>GenGuardian</w:t>
+      </w:r>
+      <w:proofErr w:type="spellEnd"/>
+      <w:r>
+        <w:rPr>
+          <w:rFonts w:ascii="Calibri" w:hAnsi="Calibri" w:cs="Calibri"/>
+          <w:sz w:val="22"/>
+          <w:szCs w:val="22"/>
+        </w:rPr>
+        <w:t xml:space="preserve">, a </w:t>
+      </w:r>
+      <w:proofErr w:type="spellStart"/>
+      <w:r>
+        <w:rPr>
+          <w:rFonts w:ascii="Calibri" w:hAnsi="Calibri" w:cs="Calibri"/>
+          <w:sz w:val="22"/>
+          <w:szCs w:val="22"/>
+        </w:rPr>
+        <w:t>custom</w:t>
+      </w:r>
+      <w:proofErr w:type="spellEnd"/>
+      <w:r>
+        <w:rPr>
+          <w:rFonts w:ascii="Calibri" w:hAnsi="Calibri" w:cs="Calibri"/>
+          <w:sz w:val="22"/>
+          <w:szCs w:val="22"/>
+        </w:rPr>
+        <w:t xml:space="preserve"> tool </w:t>
+      </w:r>
+      <w:proofErr w:type="spellStart"/>
+      <w:r>
+        <w:rPr>
+          <w:rFonts w:ascii="Calibri" w:hAnsi="Calibri" w:cs="Calibri"/>
+          <w:sz w:val="22"/>
+          <w:szCs w:val="22"/>
+        </w:rPr>
+        <w:t>featuring</w:t>
+      </w:r>
+      <w:proofErr w:type="spellEnd"/>
+      <w:r>
+        <w:rPr>
+          <w:rFonts w:ascii="Calibri" w:hAnsi="Calibri" w:cs="Calibri"/>
+          <w:sz w:val="22"/>
+          <w:szCs w:val="22"/>
+        </w:rPr>
+        <w:t xml:space="preserve"> a complete training, </w:t>
+      </w:r>
+      <w:proofErr w:type="spellStart"/>
+      <w:r>
+        <w:rPr>
+          <w:rFonts w:ascii="Calibri" w:hAnsi="Calibri" w:cs="Calibri"/>
+          <w:sz w:val="22"/>
+          <w:szCs w:val="22"/>
+        </w:rPr>
+        <w:t>evaluation</w:t>
+      </w:r>
+      <w:proofErr w:type="spellEnd"/>
+      <w:r>
+        <w:rPr>
+          <w:rFonts w:ascii="Calibri" w:hAnsi="Calibri" w:cs="Calibri"/>
+          <w:sz w:val="22"/>
+          <w:szCs w:val="22"/>
+        </w:rPr>
+        <w:t xml:space="preserve">, </w:t>
+      </w:r>
+      <w:proofErr w:type="spellStart"/>
+      <w:r>
+        <w:rPr>
+          <w:rFonts w:ascii="Calibri" w:hAnsi="Calibri" w:cs="Calibri"/>
+          <w:sz w:val="22"/>
+          <w:szCs w:val="22"/>
+        </w:rPr>
+        <w:t>and</w:t>
+      </w:r>
+      <w:proofErr w:type="spellEnd"/>
+      <w:r>
+        <w:rPr>
+          <w:rFonts w:ascii="Calibri" w:hAnsi="Calibri" w:cs="Calibri"/>
+          <w:sz w:val="22"/>
+          <w:szCs w:val="22"/>
+        </w:rPr>
+        <w:t xml:space="preserve"> </w:t>
+      </w:r>
+      <w:proofErr w:type="spellStart"/>
+      <w:r>
+        <w:rPr>
+          <w:rFonts w:ascii="Calibri" w:hAnsi="Calibri" w:cs="Calibri"/>
+          <w:sz w:val="22"/>
+          <w:szCs w:val="22"/>
+        </w:rPr>
+        <w:t>deployment</w:t>
+      </w:r>
+      <w:proofErr w:type="spellEnd"/>
+      <w:r>
+        <w:rPr>
+          <w:rFonts w:ascii="Calibri" w:hAnsi="Calibri" w:cs="Calibri"/>
+          <w:sz w:val="22"/>
+          <w:szCs w:val="22"/>
+        </w:rPr>
+        <w:t xml:space="preserve"> pipeline </w:t>
+      </w:r>
+      <w:proofErr w:type="spellStart"/>
+      <w:r>
+        <w:rPr>
+          <w:rFonts w:ascii="Calibri" w:hAnsi="Calibri" w:cs="Calibri"/>
+          <w:sz w:val="22"/>
+          <w:szCs w:val="22"/>
+        </w:rPr>
+        <w:t>executed</w:t>
+      </w:r>
+      <w:proofErr w:type="spellEnd"/>
+      <w:r>
+        <w:rPr>
+          <w:rFonts w:ascii="Calibri" w:hAnsi="Calibri" w:cs="Calibri"/>
+          <w:sz w:val="22"/>
+          <w:szCs w:val="22"/>
+        </w:rPr>
+        <w:t xml:space="preserve"> in a </w:t>
+      </w:r>
+      <w:proofErr w:type="spellStart"/>
+      <w:r>
+        <w:rPr>
+          <w:rFonts w:ascii="Calibri" w:hAnsi="Calibri" w:cs="Calibri"/>
+          <w:sz w:val="22"/>
+          <w:szCs w:val="22"/>
+        </w:rPr>
+        <w:t>virtualized</w:t>
+      </w:r>
+      <w:proofErr w:type="spellEnd"/>
+      <w:r>
+        <w:rPr>
+          <w:rFonts w:ascii="Calibri" w:hAnsi="Calibri" w:cs="Calibri"/>
+          <w:sz w:val="22"/>
+          <w:szCs w:val="22"/>
+        </w:rPr>
+        <w:t xml:space="preserve"> </w:t>
+      </w:r>
+      <w:proofErr w:type="spellStart"/>
+      <w:r>
+        <w:rPr>
+          <w:rFonts w:ascii="Calibri" w:hAnsi="Calibri" w:cs="Calibri"/>
+          <w:sz w:val="22"/>
+          <w:szCs w:val="22"/>
+        </w:rPr>
+        <w:t>environment</w:t>
+      </w:r>
+      <w:proofErr w:type="spellEnd"/>
+      <w:r>
+        <w:rPr>
+          <w:rFonts w:ascii="Calibri" w:hAnsi="Calibri" w:cs="Calibri"/>
+          <w:sz w:val="22"/>
+          <w:szCs w:val="22"/>
+        </w:rPr>
+        <w:t xml:space="preserve"> </w:t>
+      </w:r>
+      <w:proofErr w:type="spellStart"/>
+      <w:r>
+        <w:rPr>
+          <w:rFonts w:ascii="Calibri" w:hAnsi="Calibri" w:cs="Calibri"/>
+          <w:sz w:val="22"/>
+          <w:szCs w:val="22"/>
+        </w:rPr>
+        <w:t>with</w:t>
+      </w:r>
+      <w:proofErr w:type="spellEnd"/>
+      <w:r>
+        <w:rPr>
+          <w:rFonts w:ascii="Calibri" w:hAnsi="Calibri" w:cs="Calibri"/>
+          <w:sz w:val="22"/>
+          <w:szCs w:val="22"/>
+        </w:rPr>
+        <w:t xml:space="preserve"> </w:t>
+      </w:r>
+      <w:proofErr w:type="spellStart"/>
+      <w:r>
+        <w:rPr>
+          <w:rFonts w:ascii="Calibri" w:hAnsi="Calibri" w:cs="Calibri"/>
+          <w:sz w:val="22"/>
+          <w:szCs w:val="22"/>
+        </w:rPr>
+        <w:t>malicious</w:t>
+      </w:r>
+      <w:proofErr w:type="spellEnd"/>
+      <w:r>
+        <w:rPr>
+          <w:rFonts w:ascii="Calibri" w:hAnsi="Calibri" w:cs="Calibri"/>
+          <w:sz w:val="22"/>
+          <w:szCs w:val="22"/>
+        </w:rPr>
+        <w:t xml:space="preserve"> </w:t>
+      </w:r>
+      <w:proofErr w:type="spellStart"/>
+      <w:r>
+        <w:rPr>
+          <w:rFonts w:ascii="Calibri" w:hAnsi="Calibri" w:cs="Calibri"/>
+          <w:sz w:val="22"/>
+          <w:szCs w:val="22"/>
+        </w:rPr>
+        <w:t>traffic</w:t>
+      </w:r>
+      <w:proofErr w:type="spellEnd"/>
+      <w:r>
+        <w:rPr>
+          <w:rFonts w:ascii="Calibri" w:hAnsi="Calibri" w:cs="Calibri"/>
+          <w:sz w:val="22"/>
+          <w:szCs w:val="22"/>
+        </w:rPr>
+        <w:t xml:space="preserve"> </w:t>
+      </w:r>
+      <w:proofErr w:type="spellStart"/>
+      <w:r>
+        <w:rPr>
+          <w:rFonts w:ascii="Calibri" w:hAnsi="Calibri" w:cs="Calibri"/>
+          <w:sz w:val="22"/>
+          <w:szCs w:val="22"/>
+        </w:rPr>
+        <w:t>simulation</w:t>
+      </w:r>
+      <w:proofErr w:type="spellEnd"/>
+      <w:r>
+        <w:rPr>
+          <w:rFonts w:ascii="Calibri" w:hAnsi="Calibri" w:cs="Calibri"/>
+          <w:sz w:val="22"/>
+          <w:szCs w:val="22"/>
+        </w:rPr>
+        <w:t>.</w:t>
       </w:r>
     </w:p>
     <w:p>
       <w:pPr>
         <w:rPr>
+          <w:rFonts w:ascii="Calibri" w:hAnsi="Calibri" w:cs="Calibri"/>
+          <w:sz w:val="22"/>
+          <w:szCs w:val="22"/>
           <w:lang w:val="en-US"/>
         </w:rPr>
       </w:pPr>
       <w:r>
         <w:rPr>
+          <w:rFonts w:ascii="Calibri" w:hAnsi="Calibri" w:cs="Calibri"/>
+          <w:sz w:val="22"/>
+          <w:szCs w:val="22"/>
           <w:lang w:val="en-US"/>
         </w:rPr>
-        <w:t xml:space="preserve">JavaScript (Node.js, React.js, Vue.js, </w:t>
-      </w:r>
-      <w:proofErr w:type="spellStart"/>
-      <w:r>
-        <w:rPr>
-          <w:lang w:val="en-US"/>
-        </w:rPr>
-        <w:t>NestJS</w:t>
-      </w:r>
-      <w:proofErr w:type="spellEnd"/>
-      <w:r>
-        <w:rPr>
-          <w:lang w:val="en-US"/>
-        </w:rPr>
-        <w:t xml:space="preserve">, </w:t>
-      </w:r>
-      <w:proofErr w:type="spellStart"/>
-      <w:r>
-        <w:rPr>
-          <w:lang w:val="en-US"/>
-        </w:rPr>
-        <w:t>AdonisJS</w:t>
-      </w:r>
-      <w:proofErr w:type="spellEnd"/>
-      <w:r>
-        <w:rPr>
-          <w:lang w:val="en-US"/>
-        </w:rPr>
-        <w:t>, Angular), C# (.NET), Python, Java, C</w:t>
+        <w:pict w14:anchorId="0B22309F">
+          <v:rect id="_x0000_i1090" style="width:0;height:1.5pt" o:hralign="center" o:hrstd="t" o:hr="t" fillcolor="#a0a0a0" stroked="f"/>
+        </w:pict>
       </w:r>
     </w:p>
     <w:p>
       <w:pPr>
         <w:rPr>
+          <w:rFonts w:ascii="Calibri" w:hAnsi="Calibri" w:cs="Calibri"/>
           <w:b/>
           <w:bCs/>
+          <w:sz w:val="22"/>
+          <w:szCs w:val="22"/>
           <w:lang w:val="en-US"/>
         </w:rPr>
       </w:pPr>
       <w:r>
         <w:rPr>
+          <w:rFonts w:ascii="Calibri" w:hAnsi="Calibri" w:cs="Calibri"/>
           <w:b/>
           <w:bCs/>
+          <w:sz w:val="22"/>
+          <w:szCs w:val="22"/>
           <w:lang w:val="en-US"/>
         </w:rPr>
-        <w:t>Databases</w:t>
+        <w:t>Languages</w:t>
       </w:r>
     </w:p>
     <w:p>
       <w:pPr>
         <w:rPr>
-          <w:lang w:val="en-US"/>
-        </w:rPr>
-      </w:pPr>
-      <w:r>
-        <w:rPr>
-          <w:lang w:val="en-US"/>
-        </w:rPr>
-        <w:t>PostgreSQL, SAP Hana, SQL Server, MySQL, MongoDB</w:t>
-      </w:r>
-    </w:p>
-    <w:p>
-      <w:pPr>
-        <w:rPr>
+          <w:u w:val="single"/>
+        </w:rPr>
+      </w:pPr>
+      <w:r>
+        <w:rPr>
+          <w:rFonts w:ascii="Calibri" w:hAnsi="Calibri" w:cs="Calibri"/>
           <w:b/>
           <w:bCs/>
+          <w:sz w:val="22"/>
+          <w:szCs w:val="22"/>
           <w:lang w:val="en-US"/>
         </w:rPr>
-      </w:pPr>
-      <w:r>
-        <w:rPr>
+        <w:t>Portuguese</w:t>
+      </w:r>
+      <w:r>
+        <w:rPr>
+          <w:rFonts w:ascii="Calibri" w:hAnsi="Calibri" w:cs="Calibri"/>
+          <w:sz w:val="22"/>
+          <w:szCs w:val="22"/>
+          <w:lang w:val="en-US"/>
+        </w:rPr>
+        <w:t>: Native</w:t>
+      </w:r>
+      <w:r>
+        <w:rPr>
+          <w:rFonts w:ascii="Calibri" w:hAnsi="Calibri" w:cs="Calibri"/>
+          <w:sz w:val="22"/>
+          <w:szCs w:val="22"/>
+          <w:lang w:val="en-US"/>
+        </w:rPr>
+        <w:t xml:space="preserve">; </w:t>
+      </w:r>
+      <w:r>
+        <w:rPr>
+          <w:rFonts w:ascii="Calibri" w:hAnsi="Calibri" w:cs="Calibri"/>
           <w:b/>
           <w:bCs/>
+          <w:sz w:val="22"/>
+          <w:szCs w:val="22"/>
           <w:lang w:val="en-US"/>
         </w:rPr>
-        <w:t>Tools</w:t>
-      </w:r>
-    </w:p>
-    <w:p>
-      <w:pPr>
-        <w:rPr>
-          <w:lang w:val="en-US"/>
-        </w:rPr>
-      </w:pPr>
-      <w:r>
-        <w:rPr>
-          <w:lang w:val="en-US"/>
-        </w:rPr>
-        <w:t xml:space="preserve">RabbitMQ, Docker, Git, Swagger, Postman, Insomnia, </w:t>
-      </w:r>
-      <w:proofErr w:type="spellStart"/>
-      <w:r>
-        <w:rPr>
-          <w:lang w:val="en-US"/>
-        </w:rPr>
-        <w:t>DBeaver</w:t>
-      </w:r>
-      <w:proofErr w:type="spellEnd"/>
-    </w:p>
-    <w:p>
-      <w:pPr>
-        <w:rPr>
+        <w:t>E</w:t>
+      </w:r>
+      <w:r>
+        <w:rPr>
+          <w:rFonts w:ascii="Calibri" w:hAnsi="Calibri" w:cs="Calibri"/>
           <w:b/>
           <w:bCs/>
+          <w:sz w:val="22"/>
+          <w:szCs w:val="22"/>
           <w:lang w:val="en-US"/>
         </w:rPr>
-      </w:pPr>
-      <w:r>
-        <w:rPr>
+        <w:t>nglish</w:t>
+      </w:r>
+      <w:r>
+        <w:rPr>
+          <w:rFonts w:ascii="Calibri" w:hAnsi="Calibri" w:cs="Calibri"/>
+          <w:sz w:val="22"/>
+          <w:szCs w:val="22"/>
+          <w:lang w:val="en-US"/>
+        </w:rPr>
+        <w:t>: Fluent</w:t>
+      </w:r>
+      <w:r>
+        <w:rPr>
+          <w:rFonts w:ascii="Calibri" w:hAnsi="Calibri" w:cs="Calibri"/>
+          <w:sz w:val="22"/>
+          <w:szCs w:val="22"/>
+          <w:lang w:val="en-US"/>
+        </w:rPr>
+        <w:t>;</w:t>
+      </w:r>
+      <w:r>
+        <w:rPr>
+          <w:rFonts w:ascii="Calibri" w:hAnsi="Calibri" w:cs="Calibri"/>
+          <w:sz w:val="22"/>
+          <w:szCs w:val="22"/>
+          <w:lang w:val="en-US"/>
+        </w:rPr>
+        <w:t xml:space="preserve"> </w:t>
+      </w:r>
+      <w:r>
+        <w:rPr>
+          <w:rFonts w:ascii="Calibri" w:hAnsi="Calibri" w:cs="Calibri"/>
           <w:b/>
           <w:bCs/>
+          <w:sz w:val="22"/>
+          <w:szCs w:val="22"/>
           <w:lang w:val="en-US"/>
         </w:rPr>
-        <w:t>Methodologies</w:t>
-      </w:r>
-    </w:p>
-    <w:p>
-      <w:pPr>
-        <w:rPr>
+        <w:t>Spanish</w:t>
+      </w:r>
+      <w:r>
+        <w:rPr>
+          <w:rFonts w:ascii="Calibri" w:hAnsi="Calibri" w:cs="Calibri"/>
+          <w:sz w:val="22"/>
+          <w:szCs w:val="22"/>
           <w:lang w:val="en-US"/>
         </w:rPr>
-      </w:pPr>
-      <w:r>
-        <w:rPr>
+        <w:t>: Fluent</w:t>
+      </w:r>
+      <w:r>
+        <w:rPr>
+          <w:rFonts w:ascii="Calibri" w:hAnsi="Calibri" w:cs="Calibri"/>
+          <w:sz w:val="22"/>
+          <w:szCs w:val="22"/>
           <w:lang w:val="en-US"/>
         </w:rPr>
-        <w:t>Scrum, CI/CD</w:t>
-      </w:r>
-    </w:p>
-    <w:p>
-      <w:pPr>
-        <w:rPr>
+        <w:t>;</w:t>
+      </w:r>
+      <w:r>
+        <w:rPr>
+          <w:rFonts w:ascii="Calibri" w:hAnsi="Calibri" w:cs="Calibri"/>
+          <w:sz w:val="22"/>
+          <w:szCs w:val="22"/>
+          <w:lang w:val="en-US"/>
+        </w:rPr>
+        <w:t xml:space="preserve"> </w:t>
+      </w:r>
+      <w:r>
+        <w:rPr>
+          <w:rFonts w:ascii="Calibri" w:hAnsi="Calibri" w:cs="Calibri"/>
           <w:b/>
           <w:bCs/>
+          <w:sz w:val="22"/>
+          <w:szCs w:val="22"/>
           <w:lang w:val="en-US"/>
         </w:rPr>
-      </w:pPr>
-      <w:r>
-        <w:rPr>
-          <w:b/>
-          <w:bCs/>
+        <w:t>French</w:t>
+      </w:r>
+      <w:r>
+        <w:rPr>
+          <w:rFonts w:ascii="Calibri" w:hAnsi="Calibri" w:cs="Calibri"/>
+          <w:sz w:val="22"/>
+          <w:szCs w:val="22"/>
           <w:lang w:val="en-US"/>
         </w:rPr>
-        <w:t>Areas of Interest</w:t>
+        <w:t>: Basic</w:t>
+      </w:r>
+      <w:r>
+        <w:rPr>
+          <w:rFonts w:ascii="Calibri" w:hAnsi="Calibri" w:cs="Calibri"/>
+          <w:sz w:val="22"/>
+          <w:szCs w:val="22"/>
+          <w:lang w:val="en-US"/>
+        </w:rPr>
+        <w:t>.</w:t>
       </w:r>
     </w:p>
-    <w:p>
-      <w:pPr>
-        <w:rPr>
-          <w:lang w:val="en-US"/>
-        </w:rPr>
-      </w:pPr>
-      <w:r>
-        <w:rPr>
-          <w:lang w:val="en-US"/>
-        </w:rPr>
-        <w:t>System development and architecture, microservices, APIs, Cloud, security, application performance, system integration, team and project management.</w:t>
-      </w:r>
-    </w:p>
-    <w:p>
-      <w:pPr>
-        <w:rPr>
-          <w:lang w:val="en-US"/>
-        </w:rPr>
-      </w:pPr>
-      <w:r>
-        <w:rPr>
-          <w:lang w:val="en-US"/>
-        </w:rPr>
-        <w:pict w14:anchorId="2473D795">
-          <v:rect id="_x0000_i1033" style="width:0;height:1.5pt" o:hralign="center" o:hrstd="t" o:hr="t" fillcolor="#a0a0a0" stroked="f"/>
-        </w:pict>
-      </w:r>
-    </w:p>
-    <w:p>
-      <w:pPr>
-        <w:rPr>
-          <w:b/>
-          <w:bCs/>
-          <w:lang w:val="en-US"/>
-        </w:rPr>
-      </w:pPr>
-      <w:r>
-        <w:rPr>
-          <w:b/>
-          <w:bCs/>
-          <w:lang w:val="en-US"/>
-        </w:rPr>
-        <w:t>Additional Qualifications</w:t>
-      </w:r>
-    </w:p>
-    <w:p>
-      <w:pPr>
-        <w:rPr>
-          <w:lang w:val="en-US"/>
-        </w:rPr>
-      </w:pPr>
-      <w:r>
-        <w:rPr>
-          <w:lang w:val="en-US"/>
-        </w:rPr>
-        <w:t>-</w:t>
-      </w:r>
-      <w:r>
-        <w:rPr>
-          <w:lang w:val="en-US"/>
-        </w:rPr>
-        <w:t>Full Stack Development Certification with Node.js</w:t>
-      </w:r>
-    </w:p>
-    <w:p>
-      <w:pPr>
-        <w:rPr>
-          <w:lang w:val="en-US"/>
-        </w:rPr>
-      </w:pPr>
-      <w:r>
-        <w:rPr>
-          <w:lang w:val="en-US"/>
-        </w:rPr>
-        <w:t>-</w:t>
-      </w:r>
-      <w:r>
-        <w:rPr>
-          <w:lang w:val="en-US"/>
-        </w:rPr>
-        <w:t>Intensive Cybersecurity Training</w:t>
-      </w:r>
-    </w:p>
-    <w:p>
-      <w:pPr>
-        <w:rPr>
-          <w:lang w:val="en-US"/>
-        </w:rPr>
-      </w:pPr>
-      <w:r>
-        <w:rPr>
-          <w:lang w:val="en-US"/>
-        </w:rPr>
-        <w:t>-</w:t>
-      </w:r>
-      <w:r>
-        <w:rPr>
-          <w:lang w:val="en-US"/>
-        </w:rPr>
-        <w:t>Scientific Research in Generative AI – CEFET/RJ</w:t>
-      </w:r>
-    </w:p>
-    <w:p>
-      <w:pPr>
-        <w:rPr>
-          <w:lang w:val="en-US"/>
-        </w:rPr>
-      </w:pPr>
-      <w:r>
-        <w:rPr>
-          <w:lang w:val="en-US"/>
-        </w:rPr>
-        <w:pict w14:anchorId="0B22309F">
-          <v:rect id="_x0000_i1034" style="width:0;height:1.5pt" o:hralign="center" o:hrstd="t" o:hr="t" fillcolor="#a0a0a0" stroked="f"/>
-        </w:pict>
-      </w:r>
-    </w:p>
-    <w:p>
-      <w:pPr>
-        <w:rPr>
-          <w:lang w:val="en-US"/>
-        </w:rPr>
-      </w:pPr>
-      <w:r>
-        <w:rPr>
-          <w:lang w:val="en-US"/>
-        </w:rPr>
-        <w:t>Languages</w:t>
-      </w:r>
-    </w:p>
-    <w:p>
-      <w:pPr>
-        <w:numPr>
-          <w:ilvl w:val="0"/>
-          <w:numId w:val="10"/>
-        </w:numPr>
-        <w:rPr>
-          <w:lang w:val="en-US"/>
-        </w:rPr>
-      </w:pPr>
-      <w:r>
-        <w:rPr>
-          <w:lang w:val="en-US"/>
-        </w:rPr>
-        <w:t>Portuguese: Native</w:t>
-      </w:r>
-    </w:p>
-    <w:p>
-      <w:pPr>
-        <w:numPr>
-          <w:ilvl w:val="0"/>
-          <w:numId w:val="10"/>
-        </w:numPr>
-        <w:rPr>
-          <w:lang w:val="en-US"/>
-        </w:rPr>
-      </w:pPr>
-      <w:r>
-        <w:rPr>
-          <w:lang w:val="en-US"/>
-        </w:rPr>
-        <w:t>English: Fluent – Advanced proficiency in international work environments</w:t>
-      </w:r>
-    </w:p>
-    <w:p>
-      <w:pPr>
-        <w:numPr>
-          <w:ilvl w:val="0"/>
-          <w:numId w:val="10"/>
-        </w:numPr>
-        <w:rPr>
-          <w:lang w:val="en-US"/>
-        </w:rPr>
-      </w:pPr>
-      <w:r>
-        <w:rPr>
-          <w:lang w:val="en-US"/>
-        </w:rPr>
-        <w:t>Spanish: Fluent – Advanced proficiency after living in Spain for six months</w:t>
-      </w:r>
-    </w:p>
-    <w:p>
-      <w:pPr>
-        <w:numPr>
-          <w:ilvl w:val="0"/>
-          <w:numId w:val="10"/>
-        </w:numPr>
-        <w:rPr>
-          <w:lang w:val="en-US"/>
-        </w:rPr>
-      </w:pPr>
-      <w:r>
-        <w:rPr>
-          <w:lang w:val="en-US"/>
-        </w:rPr>
-        <w:t>French: Basic</w:t>
-      </w:r>
-    </w:p>
-    <w:p/>
     <w:sectPr>
       <w:pgSz w:w="11906" w:h="16838"/>
       <w:pgMar w:top="1417" w:right="1701" w:bottom="1417" w:left="1701" w:header="708" w:footer="708" w:gutter="0"/>
@@ -1350,6 +7269,304 @@
 <file path=word/numbering.xml><?xml version="1.0" encoding="utf-8"?>
 <w:numbering xmlns:wpc="http://schemas.microsoft.com/office/word/2010/wordprocessingCanvas" xmlns:cx="http://schemas.microsoft.com/office/drawing/2014/chartex" xmlns:cx1="http://schemas.microsoft.com/office/drawing/2015/9/8/chartex" xmlns:cx2="http://schemas.microsoft.com/office/drawing/2015/10/21/chartex" xmlns:cx3="http://schemas.microsoft.com/office/drawing/2016/5/9/chartex" xmlns:cx4="http://schemas.microsoft.com/office/drawing/2016/5/10/chartex" xmlns:cx5="http://schemas.microsoft.com/office/drawing/2016/5/11/chartex" xmlns:cx6="http://schemas.microsoft.com/office/drawing/2016/5/12/chartex" xmlns:cx7="http://schemas.microsoft.com/office/drawing/2016/5/13/chartex" xmlns:cx8="http://schemas.microsoft.com/office/drawing/2016/5/14/chartex" xmlns:mc="http://schemas.openxmlformats.org/markup-compatibility/2006" xmlns:aink="http://schemas.microsoft.com/office/drawing/2016/ink" xmlns:am3d="http://schemas.microsoft.com/office/drawing/2017/model3d" xmlns:o="urn:schemas-microsoft-com:office:office" xmlns:oel="http://schemas.microsoft.com/office/2019/extlst" xmlns:r="http://schemas.openxmlformats.org/officeDocument/2006/relationships" xmlns:m="http://schemas.openxmlformats.org/officeDocument/2006/math" xmlns:v="urn:schemas-microsoft-com:vml" xmlns:wp14="http://schemas.microsoft.com/office/word/2010/wordprocessingDrawing" xmlns:wp="http://schemas.openxmlformats.org/drawingml/2006/wordprocessingDrawing" xmlns:w10="urn:schemas-microsoft-com:office:word" xmlns:w="http://schemas.openxmlformats.org/wordprocessingml/2006/main" xmlns:w14="http://schemas.microsoft.com/office/word/2010/wordml" xmlns:w15="http://schemas.microsoft.com/office/word/2012/wordml" xmlns:w16cex="http://schemas.microsoft.com/office/word/2018/wordml/cex" xmlns:w16cid="http://schemas.microsoft.com/office/word/2016/wordml/cid" xmlns:w16="http://schemas.microsoft.com/office/word/2018/wordml" xmlns:w16du="http://schemas.microsoft.com/office/word/2023/wordml/word16du" xmlns:w16sdtdh="http://schemas.microsoft.com/office/word/2020/wordml/sdtdatahash" xmlns:w16sdtfl="http://schemas.microsoft.com/office/word/2024/wordml/sdtformatlock" xmlns:w16se="http://schemas.microsoft.com/office/word/2015/wordml/symex" xmlns:wpg="http://schemas.microsoft.com/office/word/2010/wordprocessingGroup" xmlns:wpi="http://schemas.microsoft.com/office/word/2010/wordprocessingInk" xmlns:wne="http://schemas.microsoft.com/office/word/2006/wordml" xmlns:wps="http://schemas.microsoft.com/office/word/2010/wordprocessingShape" mc:Ignorable="w14 w15 w16se w16cid w16 w16cex w16sdtdh w16sdtfl w16du wp14">
   <w:abstractNum w:abstractNumId="0" w15:restartNumberingAfterBreak="0">
+    <w:nsid w:val="05995F01"/>
+    <w:multiLevelType w:val="multilevel"/>
+    <w:tmpl w:val="D6FE7FF4"/>
+    <w:lvl w:ilvl="0">
+      <w:start w:val="1"/>
+      <w:numFmt w:val="bullet"/>
+      <w:lvlText w:val=""/>
+      <w:lvlJc w:val="left"/>
+      <w:pPr>
+        <w:tabs>
+          <w:tab w:val="num" w:pos="720"/>
+        </w:tabs>
+        <w:ind w:left="720" w:hanging="360"/>
+      </w:pPr>
+      <w:rPr>
+        <w:rFonts w:ascii="Symbol" w:hAnsi="Symbol" w:hint="default"/>
+        <w:sz w:val="20"/>
+      </w:rPr>
+    </w:lvl>
+    <w:lvl w:ilvl="1" w:tentative="1">
+      <w:start w:val="1"/>
+      <w:numFmt w:val="bullet"/>
+      <w:lvlText w:val="o"/>
+      <w:lvlJc w:val="left"/>
+      <w:pPr>
+        <w:tabs>
+          <w:tab w:val="num" w:pos="1440"/>
+        </w:tabs>
+        <w:ind w:left="1440" w:hanging="360"/>
+      </w:pPr>
+      <w:rPr>
+        <w:rFonts w:ascii="Courier New" w:hAnsi="Courier New" w:hint="default"/>
+        <w:sz w:val="20"/>
+      </w:rPr>
+    </w:lvl>
+    <w:lvl w:ilvl="2" w:tentative="1">
+      <w:start w:val="1"/>
+      <w:numFmt w:val="bullet"/>
+      <w:lvlText w:val=""/>
+      <w:lvlJc w:val="left"/>
+      <w:pPr>
+        <w:tabs>
+          <w:tab w:val="num" w:pos="2160"/>
+        </w:tabs>
+        <w:ind w:left="2160" w:hanging="360"/>
+      </w:pPr>
+      <w:rPr>
+        <w:rFonts w:ascii="Wingdings" w:hAnsi="Wingdings" w:hint="default"/>
+        <w:sz w:val="20"/>
+      </w:rPr>
+    </w:lvl>
+    <w:lvl w:ilvl="3" w:tentative="1">
+      <w:start w:val="1"/>
+      <w:numFmt w:val="bullet"/>
+      <w:lvlText w:val=""/>
+      <w:lvlJc w:val="left"/>
+      <w:pPr>
+        <w:tabs>
+          <w:tab w:val="num" w:pos="2880"/>
+        </w:tabs>
+        <w:ind w:left="2880" w:hanging="360"/>
+      </w:pPr>
+      <w:rPr>
+        <w:rFonts w:ascii="Wingdings" w:hAnsi="Wingdings" w:hint="default"/>
+        <w:sz w:val="20"/>
+      </w:rPr>
+    </w:lvl>
+    <w:lvl w:ilvl="4" w:tentative="1">
+      <w:start w:val="1"/>
+      <w:numFmt w:val="bullet"/>
+      <w:lvlText w:val=""/>
+      <w:lvlJc w:val="left"/>
+      <w:pPr>
+        <w:tabs>
+          <w:tab w:val="num" w:pos="3600"/>
+        </w:tabs>
+        <w:ind w:left="3600" w:hanging="360"/>
+      </w:pPr>
+      <w:rPr>
+        <w:rFonts w:ascii="Wingdings" w:hAnsi="Wingdings" w:hint="default"/>
+        <w:sz w:val="20"/>
+      </w:rPr>
+    </w:lvl>
+    <w:lvl w:ilvl="5" w:tentative="1">
+      <w:start w:val="1"/>
+      <w:numFmt w:val="bullet"/>
+      <w:lvlText w:val=""/>
+      <w:lvlJc w:val="left"/>
+      <w:pPr>
+        <w:tabs>
+          <w:tab w:val="num" w:pos="4320"/>
+        </w:tabs>
+        <w:ind w:left="4320" w:hanging="360"/>
+      </w:pPr>
+      <w:rPr>
+        <w:rFonts w:ascii="Wingdings" w:hAnsi="Wingdings" w:hint="default"/>
+        <w:sz w:val="20"/>
+      </w:rPr>
+    </w:lvl>
+    <w:lvl w:ilvl="6" w:tentative="1">
+      <w:start w:val="1"/>
+      <w:numFmt w:val="bullet"/>
+      <w:lvlText w:val=""/>
+      <w:lvlJc w:val="left"/>
+      <w:pPr>
+        <w:tabs>
+          <w:tab w:val="num" w:pos="5040"/>
+        </w:tabs>
+        <w:ind w:left="5040" w:hanging="360"/>
+      </w:pPr>
+      <w:rPr>
+        <w:rFonts w:ascii="Wingdings" w:hAnsi="Wingdings" w:hint="default"/>
+        <w:sz w:val="20"/>
+      </w:rPr>
+    </w:lvl>
+    <w:lvl w:ilvl="7" w:tentative="1">
+      <w:start w:val="1"/>
+      <w:numFmt w:val="bullet"/>
+      <w:lvlText w:val=""/>
+      <w:lvlJc w:val="left"/>
+      <w:pPr>
+        <w:tabs>
+          <w:tab w:val="num" w:pos="5760"/>
+        </w:tabs>
+        <w:ind w:left="5760" w:hanging="360"/>
+      </w:pPr>
+      <w:rPr>
+        <w:rFonts w:ascii="Wingdings" w:hAnsi="Wingdings" w:hint="default"/>
+        <w:sz w:val="20"/>
+      </w:rPr>
+    </w:lvl>
+    <w:lvl w:ilvl="8" w:tentative="1">
+      <w:start w:val="1"/>
+      <w:numFmt w:val="bullet"/>
+      <w:lvlText w:val=""/>
+      <w:lvlJc w:val="left"/>
+      <w:pPr>
+        <w:tabs>
+          <w:tab w:val="num" w:pos="6480"/>
+        </w:tabs>
+        <w:ind w:left="6480" w:hanging="360"/>
+      </w:pPr>
+      <w:rPr>
+        <w:rFonts w:ascii="Wingdings" w:hAnsi="Wingdings" w:hint="default"/>
+        <w:sz w:val="20"/>
+      </w:rPr>
+    </w:lvl>
+  </w:abstractNum>
+  <w:abstractNum w:abstractNumId="1" w15:restartNumberingAfterBreak="0">
+    <w:nsid w:val="19660A09"/>
+    <w:multiLevelType w:val="multilevel"/>
+    <w:tmpl w:val="643CB00E"/>
+    <w:lvl w:ilvl="0">
+      <w:start w:val="1"/>
+      <w:numFmt w:val="bullet"/>
+      <w:lvlText w:val=""/>
+      <w:lvlJc w:val="left"/>
+      <w:pPr>
+        <w:tabs>
+          <w:tab w:val="num" w:pos="720"/>
+        </w:tabs>
+        <w:ind w:left="720" w:hanging="360"/>
+      </w:pPr>
+      <w:rPr>
+        <w:rFonts w:ascii="Symbol" w:hAnsi="Symbol" w:hint="default"/>
+        <w:sz w:val="20"/>
+      </w:rPr>
+    </w:lvl>
+    <w:lvl w:ilvl="1" w:tentative="1">
+      <w:start w:val="1"/>
+      <w:numFmt w:val="bullet"/>
+      <w:lvlText w:val="o"/>
+      <w:lvlJc w:val="left"/>
+      <w:pPr>
+        <w:tabs>
+          <w:tab w:val="num" w:pos="1440"/>
+        </w:tabs>
+        <w:ind w:left="1440" w:hanging="360"/>
+      </w:pPr>
+      <w:rPr>
+        <w:rFonts w:ascii="Courier New" w:hAnsi="Courier New" w:hint="default"/>
+        <w:sz w:val="20"/>
+      </w:rPr>
+    </w:lvl>
+    <w:lvl w:ilvl="2" w:tentative="1">
+      <w:start w:val="1"/>
+      <w:numFmt w:val="bullet"/>
+      <w:lvlText w:val=""/>
+      <w:lvlJc w:val="left"/>
+      <w:pPr>
+        <w:tabs>
+          <w:tab w:val="num" w:pos="2160"/>
+        </w:tabs>
+        <w:ind w:left="2160" w:hanging="360"/>
+      </w:pPr>
+      <w:rPr>
+        <w:rFonts w:ascii="Wingdings" w:hAnsi="Wingdings" w:hint="default"/>
+        <w:sz w:val="20"/>
+      </w:rPr>
+    </w:lvl>
+    <w:lvl w:ilvl="3" w:tentative="1">
+      <w:start w:val="1"/>
+      <w:numFmt w:val="bullet"/>
+      <w:lvlText w:val=""/>
+      <w:lvlJc w:val="left"/>
+      <w:pPr>
+        <w:tabs>
+          <w:tab w:val="num" w:pos="2880"/>
+        </w:tabs>
+        <w:ind w:left="2880" w:hanging="360"/>
+      </w:pPr>
+      <w:rPr>
+        <w:rFonts w:ascii="Wingdings" w:hAnsi="Wingdings" w:hint="default"/>
+        <w:sz w:val="20"/>
+      </w:rPr>
+    </w:lvl>
+    <w:lvl w:ilvl="4" w:tentative="1">
+      <w:start w:val="1"/>
+      <w:numFmt w:val="bullet"/>
+      <w:lvlText w:val=""/>
+      <w:lvlJc w:val="left"/>
+      <w:pPr>
+        <w:tabs>
+          <w:tab w:val="num" w:pos="3600"/>
+        </w:tabs>
+        <w:ind w:left="3600" w:hanging="360"/>
+      </w:pPr>
+      <w:rPr>
+        <w:rFonts w:ascii="Wingdings" w:hAnsi="Wingdings" w:hint="default"/>
+        <w:sz w:val="20"/>
+      </w:rPr>
+    </w:lvl>
+    <w:lvl w:ilvl="5" w:tentative="1">
+      <w:start w:val="1"/>
+      <w:numFmt w:val="bullet"/>
+      <w:lvlText w:val=""/>
+      <w:lvlJc w:val="left"/>
+      <w:pPr>
+        <w:tabs>
+          <w:tab w:val="num" w:pos="4320"/>
+        </w:tabs>
+        <w:ind w:left="4320" w:hanging="360"/>
+      </w:pPr>
+      <w:rPr>
+        <w:rFonts w:ascii="Wingdings" w:hAnsi="Wingdings" w:hint="default"/>
+        <w:sz w:val="20"/>
+      </w:rPr>
+    </w:lvl>
+    <w:lvl w:ilvl="6" w:tentative="1">
+      <w:start w:val="1"/>
+      <w:numFmt w:val="bullet"/>
+      <w:lvlText w:val=""/>
+      <w:lvlJc w:val="left"/>
+      <w:pPr>
+        <w:tabs>
+          <w:tab w:val="num" w:pos="5040"/>
+        </w:tabs>
+        <w:ind w:left="5040" w:hanging="360"/>
+      </w:pPr>
+      <w:rPr>
+        <w:rFonts w:ascii="Wingdings" w:hAnsi="Wingdings" w:hint="default"/>
+        <w:sz w:val="20"/>
+      </w:rPr>
+    </w:lvl>
+    <w:lvl w:ilvl="7" w:tentative="1">
+      <w:start w:val="1"/>
+      <w:numFmt w:val="bullet"/>
+      <w:lvlText w:val=""/>
+      <w:lvlJc w:val="left"/>
+      <w:pPr>
+        <w:tabs>
+          <w:tab w:val="num" w:pos="5760"/>
+        </w:tabs>
+        <w:ind w:left="5760" w:hanging="360"/>
+      </w:pPr>
+      <w:rPr>
+        <w:rFonts w:ascii="Wingdings" w:hAnsi="Wingdings" w:hint="default"/>
+        <w:sz w:val="20"/>
+      </w:rPr>
+    </w:lvl>
+    <w:lvl w:ilvl="8" w:tentative="1">
+      <w:start w:val="1"/>
+      <w:numFmt w:val="bullet"/>
+      <w:lvlText w:val=""/>
+      <w:lvlJc w:val="left"/>
+      <w:pPr>
+        <w:tabs>
+          <w:tab w:val="num" w:pos="6480"/>
+        </w:tabs>
+        <w:ind w:left="6480" w:hanging="360"/>
+      </w:pPr>
+      <w:rPr>
+        <w:rFonts w:ascii="Wingdings" w:hAnsi="Wingdings" w:hint="default"/>
+        <w:sz w:val="20"/>
+      </w:rPr>
+    </w:lvl>
+  </w:abstractNum>
+  <w:abstractNum w:abstractNumId="2" w15:restartNumberingAfterBreak="0">
     <w:nsid w:val="1CF06403"/>
     <w:multiLevelType w:val="multilevel"/>
     <w:tmpl w:val="0AFA8A34"/>
@@ -1498,7 +7715,7 @@
       </w:rPr>
     </w:lvl>
   </w:abstractNum>
-  <w:abstractNum w:abstractNumId="1" w15:restartNumberingAfterBreak="0">
+  <w:abstractNum w:abstractNumId="3" w15:restartNumberingAfterBreak="0">
     <w:nsid w:val="26320E7A"/>
     <w:multiLevelType w:val="multilevel"/>
     <w:tmpl w:val="2F4CC18C"/>
@@ -1647,7 +7864,7 @@
       </w:rPr>
     </w:lvl>
   </w:abstractNum>
-  <w:abstractNum w:abstractNumId="2" w15:restartNumberingAfterBreak="0">
+  <w:abstractNum w:abstractNumId="4" w15:restartNumberingAfterBreak="0">
     <w:nsid w:val="4CB92C26"/>
     <w:multiLevelType w:val="multilevel"/>
     <w:tmpl w:val="EC287FEE"/>
@@ -1796,7 +8013,7 @@
       </w:rPr>
     </w:lvl>
   </w:abstractNum>
-  <w:abstractNum w:abstractNumId="3" w15:restartNumberingAfterBreak="0">
+  <w:abstractNum w:abstractNumId="5" w15:restartNumberingAfterBreak="0">
     <w:nsid w:val="527B76B8"/>
     <w:multiLevelType w:val="multilevel"/>
     <w:tmpl w:val="A9489B06"/>
@@ -1945,7 +8162,156 @@
       </w:rPr>
     </w:lvl>
   </w:abstractNum>
-  <w:abstractNum w:abstractNumId="4" w15:restartNumberingAfterBreak="0">
+  <w:abstractNum w:abstractNumId="6" w15:restartNumberingAfterBreak="0">
+    <w:nsid w:val="54866FCE"/>
+    <w:multiLevelType w:val="multilevel"/>
+    <w:tmpl w:val="ED1E6036"/>
+    <w:lvl w:ilvl="0">
+      <w:start w:val="1"/>
+      <w:numFmt w:val="bullet"/>
+      <w:lvlText w:val=""/>
+      <w:lvlJc w:val="left"/>
+      <w:pPr>
+        <w:tabs>
+          <w:tab w:val="num" w:pos="720"/>
+        </w:tabs>
+        <w:ind w:left="720" w:hanging="360"/>
+      </w:pPr>
+      <w:rPr>
+        <w:rFonts w:ascii="Symbol" w:hAnsi="Symbol" w:hint="default"/>
+        <w:sz w:val="20"/>
+      </w:rPr>
+    </w:lvl>
+    <w:lvl w:ilvl="1" w:tentative="1">
+      <w:start w:val="1"/>
+      <w:numFmt w:val="bullet"/>
+      <w:lvlText w:val="o"/>
+      <w:lvlJc w:val="left"/>
+      <w:pPr>
+        <w:tabs>
+          <w:tab w:val="num" w:pos="1440"/>
+        </w:tabs>
+        <w:ind w:left="1440" w:hanging="360"/>
+      </w:pPr>
+      <w:rPr>
+        <w:rFonts w:ascii="Courier New" w:hAnsi="Courier New" w:hint="default"/>
+        <w:sz w:val="20"/>
+      </w:rPr>
+    </w:lvl>
+    <w:lvl w:ilvl="2" w:tentative="1">
+      <w:start w:val="1"/>
+      <w:numFmt w:val="bullet"/>
+      <w:lvlText w:val=""/>
+      <w:lvlJc w:val="left"/>
+      <w:pPr>
+        <w:tabs>
+          <w:tab w:val="num" w:pos="2160"/>
+        </w:tabs>
+        <w:ind w:left="2160" w:hanging="360"/>
+      </w:pPr>
+      <w:rPr>
+        <w:rFonts w:ascii="Wingdings" w:hAnsi="Wingdings" w:hint="default"/>
+        <w:sz w:val="20"/>
+      </w:rPr>
+    </w:lvl>
+    <w:lvl w:ilvl="3" w:tentative="1">
+      <w:start w:val="1"/>
+      <w:numFmt w:val="bullet"/>
+      <w:lvlText w:val=""/>
+      <w:lvlJc w:val="left"/>
+      <w:pPr>
+        <w:tabs>
+          <w:tab w:val="num" w:pos="2880"/>
+        </w:tabs>
+        <w:ind w:left="2880" w:hanging="360"/>
+      </w:pPr>
+      <w:rPr>
+        <w:rFonts w:ascii="Wingdings" w:hAnsi="Wingdings" w:hint="default"/>
+        <w:sz w:val="20"/>
+      </w:rPr>
+    </w:lvl>
+    <w:lvl w:ilvl="4" w:tentative="1">
+      <w:start w:val="1"/>
+      <w:numFmt w:val="bullet"/>
+      <w:lvlText w:val=""/>
+      <w:lvlJc w:val="left"/>
+      <w:pPr>
+        <w:tabs>
+          <w:tab w:val="num" w:pos="3600"/>
+        </w:tabs>
+        <w:ind w:left="3600" w:hanging="360"/>
+      </w:pPr>
+      <w:rPr>
+        <w:rFonts w:ascii="Wingdings" w:hAnsi="Wingdings" w:hint="default"/>
+        <w:sz w:val="20"/>
+      </w:rPr>
+    </w:lvl>
+    <w:lvl w:ilvl="5" w:tentative="1">
+      <w:start w:val="1"/>
+      <w:numFmt w:val="bullet"/>
+      <w:lvlText w:val=""/>
+      <w:lvlJc w:val="left"/>
+      <w:pPr>
+        <w:tabs>
+          <w:tab w:val="num" w:pos="4320"/>
+        </w:tabs>
+        <w:ind w:left="4320" w:hanging="360"/>
+      </w:pPr>
+      <w:rPr>
+        <w:rFonts w:ascii="Wingdings" w:hAnsi="Wingdings" w:hint="default"/>
+        <w:sz w:val="20"/>
+      </w:rPr>
+    </w:lvl>
+    <w:lvl w:ilvl="6" w:tentative="1">
+      <w:start w:val="1"/>
+      <w:numFmt w:val="bullet"/>
+      <w:lvlText w:val=""/>
+      <w:lvlJc w:val="left"/>
+      <w:pPr>
+        <w:tabs>
+          <w:tab w:val="num" w:pos="5040"/>
+        </w:tabs>
+        <w:ind w:left="5040" w:hanging="360"/>
+      </w:pPr>
+      <w:rPr>
+        <w:rFonts w:ascii="Wingdings" w:hAnsi="Wingdings" w:hint="default"/>
+        <w:sz w:val="20"/>
+      </w:rPr>
+    </w:lvl>
+    <w:lvl w:ilvl="7" w:tentative="1">
+      <w:start w:val="1"/>
+      <w:numFmt w:val="bullet"/>
+      <w:lvlText w:val=""/>
+      <w:lvlJc w:val="left"/>
+      <w:pPr>
+        <w:tabs>
+          <w:tab w:val="num" w:pos="5760"/>
+        </w:tabs>
+        <w:ind w:left="5760" w:hanging="360"/>
+      </w:pPr>
+      <w:rPr>
+        <w:rFonts w:ascii="Wingdings" w:hAnsi="Wingdings" w:hint="default"/>
+        <w:sz w:val="20"/>
+      </w:rPr>
+    </w:lvl>
+    <w:lvl w:ilvl="8" w:tentative="1">
+      <w:start w:val="1"/>
+      <w:numFmt w:val="bullet"/>
+      <w:lvlText w:val=""/>
+      <w:lvlJc w:val="left"/>
+      <w:pPr>
+        <w:tabs>
+          <w:tab w:val="num" w:pos="6480"/>
+        </w:tabs>
+        <w:ind w:left="6480" w:hanging="360"/>
+      </w:pPr>
+      <w:rPr>
+        <w:rFonts w:ascii="Wingdings" w:hAnsi="Wingdings" w:hint="default"/>
+        <w:sz w:val="20"/>
+      </w:rPr>
+    </w:lvl>
+  </w:abstractNum>
+  <w:abstractNum w:abstractNumId="7" w15:restartNumberingAfterBreak="0">
     <w:nsid w:val="589D54E8"/>
     <w:multiLevelType w:val="multilevel"/>
     <w:tmpl w:val="1728DD76"/>
@@ -2094,7 +8460,7 @@
       </w:rPr>
     </w:lvl>
   </w:abstractNum>
-  <w:abstractNum w:abstractNumId="5" w15:restartNumberingAfterBreak="0">
+  <w:abstractNum w:abstractNumId="8" w15:restartNumberingAfterBreak="0">
     <w:nsid w:val="5CA165D9"/>
     <w:multiLevelType w:val="multilevel"/>
     <w:tmpl w:val="E7ECECCA"/>
@@ -2243,7 +8609,7 @@
       </w:rPr>
     </w:lvl>
   </w:abstractNum>
-  <w:abstractNum w:abstractNumId="6" w15:restartNumberingAfterBreak="0">
+  <w:abstractNum w:abstractNumId="9" w15:restartNumberingAfterBreak="0">
     <w:nsid w:val="6617576C"/>
     <w:multiLevelType w:val="multilevel"/>
     <w:tmpl w:val="312CB6E8"/>
@@ -2392,7 +8758,7 @@
       </w:rPr>
     </w:lvl>
   </w:abstractNum>
-  <w:abstractNum w:abstractNumId="7" w15:restartNumberingAfterBreak="0">
+  <w:abstractNum w:abstractNumId="10" w15:restartNumberingAfterBreak="0">
     <w:nsid w:val="69327605"/>
     <w:multiLevelType w:val="multilevel"/>
     <w:tmpl w:val="E1CA86F6"/>
@@ -2541,7 +8907,7 @@
       </w:rPr>
     </w:lvl>
   </w:abstractNum>
-  <w:abstractNum w:abstractNumId="8" w15:restartNumberingAfterBreak="0">
+  <w:abstractNum w:abstractNumId="11" w15:restartNumberingAfterBreak="0">
     <w:nsid w:val="6A5A3E7B"/>
     <w:multiLevelType w:val="multilevel"/>
     <w:tmpl w:val="5B880688"/>
@@ -2690,7 +9056,156 @@
       </w:rPr>
     </w:lvl>
   </w:abstractNum>
-  <w:abstractNum w:abstractNumId="9" w15:restartNumberingAfterBreak="0">
+  <w:abstractNum w:abstractNumId="12" w15:restartNumberingAfterBreak="0">
+    <w:nsid w:val="6E365FF6"/>
+    <w:multiLevelType w:val="multilevel"/>
+    <w:tmpl w:val="3084AF66"/>
+    <w:lvl w:ilvl="0">
+      <w:start w:val="1"/>
+      <w:numFmt w:val="bullet"/>
+      <w:lvlText w:val=""/>
+      <w:lvlJc w:val="left"/>
+      <w:pPr>
+        <w:tabs>
+          <w:tab w:val="num" w:pos="720"/>
+        </w:tabs>
+        <w:ind w:left="720" w:hanging="360"/>
+      </w:pPr>
+      <w:rPr>
+        <w:rFonts w:ascii="Symbol" w:hAnsi="Symbol" w:hint="default"/>
+        <w:sz w:val="20"/>
+      </w:rPr>
+    </w:lvl>
+    <w:lvl w:ilvl="1" w:tentative="1">
+      <w:start w:val="1"/>
+      <w:numFmt w:val="bullet"/>
+      <w:lvlText w:val="o"/>
+      <w:lvlJc w:val="left"/>
+      <w:pPr>
+        <w:tabs>
+          <w:tab w:val="num" w:pos="1440"/>
+        </w:tabs>
+        <w:ind w:left="1440" w:hanging="360"/>
+      </w:pPr>
+      <w:rPr>
+        <w:rFonts w:ascii="Courier New" w:hAnsi="Courier New" w:hint="default"/>
+        <w:sz w:val="20"/>
+      </w:rPr>
+    </w:lvl>
+    <w:lvl w:ilvl="2" w:tentative="1">
+      <w:start w:val="1"/>
+      <w:numFmt w:val="bullet"/>
+      <w:lvlText w:val=""/>
+      <w:lvlJc w:val="left"/>
+      <w:pPr>
+        <w:tabs>
+          <w:tab w:val="num" w:pos="2160"/>
+        </w:tabs>
+        <w:ind w:left="2160" w:hanging="360"/>
+      </w:pPr>
+      <w:rPr>
+        <w:rFonts w:ascii="Wingdings" w:hAnsi="Wingdings" w:hint="default"/>
+        <w:sz w:val="20"/>
+      </w:rPr>
+    </w:lvl>
+    <w:lvl w:ilvl="3" w:tentative="1">
+      <w:start w:val="1"/>
+      <w:numFmt w:val="bullet"/>
+      <w:lvlText w:val=""/>
+      <w:lvlJc w:val="left"/>
+      <w:pPr>
+        <w:tabs>
+          <w:tab w:val="num" w:pos="2880"/>
+        </w:tabs>
+        <w:ind w:left="2880" w:hanging="360"/>
+      </w:pPr>
+      <w:rPr>
+        <w:rFonts w:ascii="Wingdings" w:hAnsi="Wingdings" w:hint="default"/>
+        <w:sz w:val="20"/>
+      </w:rPr>
+    </w:lvl>
+    <w:lvl w:ilvl="4" w:tentative="1">
+      <w:start w:val="1"/>
+      <w:numFmt w:val="bullet"/>
+      <w:lvlText w:val=""/>
+      <w:lvlJc w:val="left"/>
+      <w:pPr>
+        <w:tabs>
+          <w:tab w:val="num" w:pos="3600"/>
+        </w:tabs>
+        <w:ind w:left="3600" w:hanging="360"/>
+      </w:pPr>
+      <w:rPr>
+        <w:rFonts w:ascii="Wingdings" w:hAnsi="Wingdings" w:hint="default"/>
+        <w:sz w:val="20"/>
+      </w:rPr>
+    </w:lvl>
+    <w:lvl w:ilvl="5" w:tentative="1">
+      <w:start w:val="1"/>
+      <w:numFmt w:val="bullet"/>
+      <w:lvlText w:val=""/>
+      <w:lvlJc w:val="left"/>
+      <w:pPr>
+        <w:tabs>
+          <w:tab w:val="num" w:pos="4320"/>
+        </w:tabs>
+        <w:ind w:left="4320" w:hanging="360"/>
+      </w:pPr>
+      <w:rPr>
+        <w:rFonts w:ascii="Wingdings" w:hAnsi="Wingdings" w:hint="default"/>
+        <w:sz w:val="20"/>
+      </w:rPr>
+    </w:lvl>
+    <w:lvl w:ilvl="6" w:tentative="1">
+      <w:start w:val="1"/>
+      <w:numFmt w:val="bullet"/>
+      <w:lvlText w:val=""/>
+      <w:lvlJc w:val="left"/>
+      <w:pPr>
+        <w:tabs>
+          <w:tab w:val="num" w:pos="5040"/>
+        </w:tabs>
+        <w:ind w:left="5040" w:hanging="360"/>
+      </w:pPr>
+      <w:rPr>
+        <w:rFonts w:ascii="Wingdings" w:hAnsi="Wingdings" w:hint="default"/>
+        <w:sz w:val="20"/>
+      </w:rPr>
+    </w:lvl>
+    <w:lvl w:ilvl="7" w:tentative="1">
+      <w:start w:val="1"/>
+      <w:numFmt w:val="bullet"/>
+      <w:lvlText w:val=""/>
+      <w:lvlJc w:val="left"/>
+      <w:pPr>
+        <w:tabs>
+          <w:tab w:val="num" w:pos="5760"/>
+        </w:tabs>
+        <w:ind w:left="5760" w:hanging="360"/>
+      </w:pPr>
+      <w:rPr>
+        <w:rFonts w:ascii="Wingdings" w:hAnsi="Wingdings" w:hint="default"/>
+        <w:sz w:val="20"/>
+      </w:rPr>
+    </w:lvl>
+    <w:lvl w:ilvl="8" w:tentative="1">
+      <w:start w:val="1"/>
+      <w:numFmt w:val="bullet"/>
+      <w:lvlText w:val=""/>
+      <w:lvlJc w:val="left"/>
+      <w:pPr>
+        <w:tabs>
+          <w:tab w:val="num" w:pos="6480"/>
+        </w:tabs>
+        <w:ind w:left="6480" w:hanging="360"/>
+      </w:pPr>
+      <w:rPr>
+        <w:rFonts w:ascii="Wingdings" w:hAnsi="Wingdings" w:hint="default"/>
+        <w:sz w:val="20"/>
+      </w:rPr>
+    </w:lvl>
+  </w:abstractNum>
+  <w:abstractNum w:abstractNumId="13" w15:restartNumberingAfterBreak="0">
     <w:nsid w:val="793B2943"/>
     <w:multiLevelType w:val="multilevel"/>
     <w:tmpl w:val="379E0842"/>
@@ -2840,34 +9355,46 @@
     </w:lvl>
   </w:abstractNum>
   <w:num w:numId="1" w16cid:durableId="133329570">
+    <w:abstractNumId w:val="10"/>
+  </w:num>
+  <w:num w:numId="2" w16cid:durableId="474568424">
+    <w:abstractNumId w:val="13"/>
+  </w:num>
+  <w:num w:numId="3" w16cid:durableId="1345786853">
+    <w:abstractNumId w:val="5"/>
+  </w:num>
+  <w:num w:numId="4" w16cid:durableId="72900935">
+    <w:abstractNumId w:val="11"/>
+  </w:num>
+  <w:num w:numId="5" w16cid:durableId="935555568">
+    <w:abstractNumId w:val="2"/>
+  </w:num>
+  <w:num w:numId="6" w16cid:durableId="941453441">
+    <w:abstractNumId w:val="4"/>
+  </w:num>
+  <w:num w:numId="7" w16cid:durableId="1158182366">
+    <w:abstractNumId w:val="8"/>
+  </w:num>
+  <w:num w:numId="8" w16cid:durableId="1670329856">
+    <w:abstractNumId w:val="3"/>
+  </w:num>
+  <w:num w:numId="9" w16cid:durableId="1548640942">
     <w:abstractNumId w:val="7"/>
   </w:num>
-  <w:num w:numId="2" w16cid:durableId="474568424">
+  <w:num w:numId="10" w16cid:durableId="1083259798">
     <w:abstractNumId w:val="9"/>
   </w:num>
-  <w:num w:numId="3" w16cid:durableId="1345786853">
-    <w:abstractNumId w:val="3"/>
-  </w:num>
-  <w:num w:numId="4" w16cid:durableId="72900935">
-    <w:abstractNumId w:val="8"/>
-  </w:num>
-  <w:num w:numId="5" w16cid:durableId="935555568">
+  <w:num w:numId="11" w16cid:durableId="376205550">
     <w:abstractNumId w:val="0"/>
   </w:num>
-  <w:num w:numId="6" w16cid:durableId="941453441">
-    <w:abstractNumId w:val="2"/>
+  <w:num w:numId="12" w16cid:durableId="1207646454">
+    <w:abstractNumId w:val="6"/>
   </w:num>
-  <w:num w:numId="7" w16cid:durableId="1158182366">
-    <w:abstractNumId w:val="5"/>
-  </w:num>
-  <w:num w:numId="8" w16cid:durableId="1670329856">
+  <w:num w:numId="13" w16cid:durableId="1351684749">
     <w:abstractNumId w:val="1"/>
   </w:num>
-  <w:num w:numId="9" w16cid:durableId="1548640942">
-    <w:abstractNumId w:val="4"/>
-  </w:num>
-  <w:num w:numId="10" w16cid:durableId="1083259798">
-    <w:abstractNumId w:val="6"/>
+  <w:num w:numId="14" w16cid:durableId="1194491843">
+    <w:abstractNumId w:val="12"/>
   </w:num>
 </w:numbering>
 </file>
@@ -3273,11 +9800,11 @@
     <w:name w:val="Normal"/>
     <w:qFormat/>
   </w:style>
-  <w:style w:type="paragraph" w:styleId="Heading1">
+  <w:style w:type="paragraph" w:styleId="Ttulo1">
     <w:name w:val="heading 1"/>
     <w:basedOn w:val="Normal"/>
     <w:next w:val="Normal"/>
-    <w:link w:val="Heading1Char"/>
+    <w:link w:val="Ttulo1Char"/>
     <w:uiPriority w:val="9"/>
     <w:qFormat/>
     <w:rsid w:val="00232EF9"/>
@@ -3294,11 +9821,11 @@
       <w:szCs w:val="40"/>
     </w:rPr>
   </w:style>
-  <w:style w:type="paragraph" w:styleId="Heading2">
+  <w:style w:type="paragraph" w:styleId="Ttulo2">
     <w:name w:val="heading 2"/>
     <w:basedOn w:val="Normal"/>
     <w:next w:val="Normal"/>
-    <w:link w:val="Heading2Char"/>
+    <w:link w:val="Ttulo2Char"/>
     <w:uiPriority w:val="9"/>
     <w:semiHidden/>
     <w:unhideWhenUsed/>
@@ -3317,11 +9844,11 @@
       <w:szCs w:val="32"/>
     </w:rPr>
   </w:style>
-  <w:style w:type="paragraph" w:styleId="Heading3">
+  <w:style w:type="paragraph" w:styleId="Ttulo3">
     <w:name w:val="heading 3"/>
     <w:basedOn w:val="Normal"/>
     <w:next w:val="Normal"/>
-    <w:link w:val="Heading3Char"/>
+    <w:link w:val="Ttulo3Char"/>
     <w:uiPriority w:val="9"/>
     <w:semiHidden/>
     <w:unhideWhenUsed/>
@@ -3340,11 +9867,11 @@
       <w:szCs w:val="28"/>
     </w:rPr>
   </w:style>
-  <w:style w:type="paragraph" w:styleId="Heading4">
+  <w:style w:type="paragraph" w:styleId="Ttulo4">
     <w:name w:val="heading 4"/>
     <w:basedOn w:val="Normal"/>
     <w:next w:val="Normal"/>
-    <w:link w:val="Heading4Char"/>
+    <w:link w:val="Ttulo4Char"/>
     <w:uiPriority w:val="9"/>
     <w:semiHidden/>
     <w:unhideWhenUsed/>
@@ -3363,11 +9890,11 @@
       <w:color w:val="0F4761" w:themeColor="accent1" w:themeShade="BF"/>
     </w:rPr>
   </w:style>
-  <w:style w:type="paragraph" w:styleId="Heading5">
+  <w:style w:type="paragraph" w:styleId="Ttulo5">
     <w:name w:val="heading 5"/>
     <w:basedOn w:val="Normal"/>
     <w:next w:val="Normal"/>
-    <w:link w:val="Heading5Char"/>
+    <w:link w:val="Ttulo5Char"/>
     <w:uiPriority w:val="9"/>
     <w:semiHidden/>
     <w:unhideWhenUsed/>
@@ -3384,11 +9911,11 @@
       <w:color w:val="0F4761" w:themeColor="accent1" w:themeShade="BF"/>
     </w:rPr>
   </w:style>
-  <w:style w:type="paragraph" w:styleId="Heading6">
+  <w:style w:type="paragraph" w:styleId="Ttulo6">
     <w:name w:val="heading 6"/>
     <w:basedOn w:val="Normal"/>
     <w:next w:val="Normal"/>
-    <w:link w:val="Heading6Char"/>
+    <w:link w:val="Ttulo6Char"/>
     <w:uiPriority w:val="9"/>
     <w:semiHidden/>
     <w:unhideWhenUsed/>
@@ -3407,11 +9934,11 @@
       <w:color w:val="595959" w:themeColor="text1" w:themeTint="A6"/>
     </w:rPr>
   </w:style>
-  <w:style w:type="paragraph" w:styleId="Heading7">
+  <w:style w:type="paragraph" w:styleId="Ttulo7">
     <w:name w:val="heading 7"/>
     <w:basedOn w:val="Normal"/>
     <w:next w:val="Normal"/>
-    <w:link w:val="Heading7Char"/>
+    <w:link w:val="Ttulo7Char"/>
     <w:uiPriority w:val="9"/>
     <w:semiHidden/>
     <w:unhideWhenUsed/>
@@ -3428,11 +9955,11 @@
       <w:color w:val="595959" w:themeColor="text1" w:themeTint="A6"/>
     </w:rPr>
   </w:style>
-  <w:style w:type="paragraph" w:styleId="Heading8">
+  <w:style w:type="paragraph" w:styleId="Ttulo8">
     <w:name w:val="heading 8"/>
     <w:basedOn w:val="Normal"/>
     <w:next w:val="Normal"/>
-    <w:link w:val="Heading8Char"/>
+    <w:link w:val="Ttulo8Char"/>
     <w:uiPriority w:val="9"/>
     <w:semiHidden/>
     <w:unhideWhenUsed/>
@@ -3451,11 +9978,11 @@
       <w:color w:val="272727" w:themeColor="text1" w:themeTint="D8"/>
     </w:rPr>
   </w:style>
-  <w:style w:type="paragraph" w:styleId="Heading9">
+  <w:style w:type="paragraph" w:styleId="Ttulo9">
     <w:name w:val="heading 9"/>
     <w:basedOn w:val="Normal"/>
     <w:next w:val="Normal"/>
-    <w:link w:val="Heading9Char"/>
+    <w:link w:val="Ttulo9Char"/>
     <w:uiPriority w:val="9"/>
     <w:semiHidden/>
     <w:unhideWhenUsed/>
@@ -3472,13 +9999,12 @@
       <w:color w:val="272727" w:themeColor="text1" w:themeTint="D8"/>
     </w:rPr>
   </w:style>
-  <w:style w:type="character" w:default="1" w:styleId="DefaultParagraphFont">
+  <w:style w:type="character" w:default="1" w:styleId="Fontepargpadro">
     <w:name w:val="Default Paragraph Font"/>
     <w:uiPriority w:val="1"/>
-    <w:semiHidden/>
     <w:unhideWhenUsed/>
   </w:style>
-  <w:style w:type="table" w:default="1" w:styleId="TableNormal">
+  <w:style w:type="table" w:default="1" w:styleId="Tabelanormal">
     <w:name w:val="Normal Table"/>
     <w:uiPriority w:val="99"/>
     <w:semiHidden/>
@@ -3493,16 +10019,16 @@
       </w:tblCellMar>
     </w:tblPr>
   </w:style>
-  <w:style w:type="numbering" w:default="1" w:styleId="NoList">
+  <w:style w:type="numbering" w:default="1" w:styleId="Semlista">
     <w:name w:val="No List"/>
     <w:uiPriority w:val="99"/>
     <w:semiHidden/>
     <w:unhideWhenUsed/>
   </w:style>
-  <w:style w:type="character" w:customStyle="1" w:styleId="Heading1Char">
-    <w:name w:val="Heading 1 Char"/>
-    <w:basedOn w:val="DefaultParagraphFont"/>
-    <w:link w:val="Heading1"/>
+  <w:style w:type="character" w:customStyle="1" w:styleId="Ttulo1Char">
+    <w:name w:val="Título 1 Char"/>
+    <w:basedOn w:val="Fontepargpadro"/>
+    <w:link w:val="Ttulo1"/>
     <w:uiPriority w:val="9"/>
     <w:rsid w:val="00232EF9"/>
     <w:rPr>
@@ -3512,10 +10038,10 @@
       <w:szCs w:val="40"/>
     </w:rPr>
   </w:style>
-  <w:style w:type="character" w:customStyle="1" w:styleId="Heading2Char">
-    <w:name w:val="Heading 2 Char"/>
-    <w:basedOn w:val="DefaultParagraphFont"/>
-    <w:link w:val="Heading2"/>
+  <w:style w:type="character" w:customStyle="1" w:styleId="Ttulo2Char">
+    <w:name w:val="Título 2 Char"/>
+    <w:basedOn w:val="Fontepargpadro"/>
+    <w:link w:val="Ttulo2"/>
     <w:uiPriority w:val="9"/>
     <w:semiHidden/>
     <w:rsid w:val="00232EF9"/>
@@ -3526,10 +10052,10 @@
       <w:szCs w:val="32"/>
     </w:rPr>
   </w:style>
-  <w:style w:type="character" w:customStyle="1" w:styleId="Heading3Char">
-    <w:name w:val="Heading 3 Char"/>
-    <w:basedOn w:val="DefaultParagraphFont"/>
-    <w:link w:val="Heading3"/>
+  <w:style w:type="character" w:customStyle="1" w:styleId="Ttulo3Char">
+    <w:name w:val="Título 3 Char"/>
+    <w:basedOn w:val="Fontepargpadro"/>
+    <w:link w:val="Ttulo3"/>
     <w:uiPriority w:val="9"/>
     <w:semiHidden/>
     <w:rsid w:val="00232EF9"/>
@@ -3540,10 +10066,10 @@
       <w:szCs w:val="28"/>
     </w:rPr>
   </w:style>
-  <w:style w:type="character" w:customStyle="1" w:styleId="Heading4Char">
-    <w:name w:val="Heading 4 Char"/>
-    <w:basedOn w:val="DefaultParagraphFont"/>
-    <w:link w:val="Heading4"/>
+  <w:style w:type="character" w:customStyle="1" w:styleId="Ttulo4Char">
+    <w:name w:val="Título 4 Char"/>
+    <w:basedOn w:val="Fontepargpadro"/>
+    <w:link w:val="Ttulo4"/>
     <w:uiPriority w:val="9"/>
     <w:semiHidden/>
     <w:rsid w:val="00232EF9"/>
@@ -3554,10 +10080,10 @@
       <w:color w:val="0F4761" w:themeColor="accent1" w:themeShade="BF"/>
     </w:rPr>
   </w:style>
-  <w:style w:type="character" w:customStyle="1" w:styleId="Heading5Char">
-    <w:name w:val="Heading 5 Char"/>
-    <w:basedOn w:val="DefaultParagraphFont"/>
-    <w:link w:val="Heading5"/>
+  <w:style w:type="character" w:customStyle="1" w:styleId="Ttulo5Char">
+    <w:name w:val="Título 5 Char"/>
+    <w:basedOn w:val="Fontepargpadro"/>
+    <w:link w:val="Ttulo5"/>
     <w:uiPriority w:val="9"/>
     <w:semiHidden/>
     <w:rsid w:val="00232EF9"/>
@@ -3566,10 +10092,10 @@
       <w:color w:val="0F4761" w:themeColor="accent1" w:themeShade="BF"/>
     </w:rPr>
   </w:style>
-  <w:style w:type="character" w:customStyle="1" w:styleId="Heading6Char">
-    <w:name w:val="Heading 6 Char"/>
-    <w:basedOn w:val="DefaultParagraphFont"/>
-    <w:link w:val="Heading6"/>
+  <w:style w:type="character" w:customStyle="1" w:styleId="Ttulo6Char">
+    <w:name w:val="Título 6 Char"/>
+    <w:basedOn w:val="Fontepargpadro"/>
+    <w:link w:val="Ttulo6"/>
     <w:uiPriority w:val="9"/>
     <w:semiHidden/>
     <w:rsid w:val="00232EF9"/>
@@ -3580,10 +10106,10 @@
       <w:color w:val="595959" w:themeColor="text1" w:themeTint="A6"/>
     </w:rPr>
   </w:style>
-  <w:style w:type="character" w:customStyle="1" w:styleId="Heading7Char">
-    <w:name w:val="Heading 7 Char"/>
-    <w:basedOn w:val="DefaultParagraphFont"/>
-    <w:link w:val="Heading7"/>
+  <w:style w:type="character" w:customStyle="1" w:styleId="Ttulo7Char">
+    <w:name w:val="Título 7 Char"/>
+    <w:basedOn w:val="Fontepargpadro"/>
+    <w:link w:val="Ttulo7"/>
     <w:uiPriority w:val="9"/>
     <w:semiHidden/>
     <w:rsid w:val="00232EF9"/>
@@ -3592,10 +10118,10 @@
       <w:color w:val="595959" w:themeColor="text1" w:themeTint="A6"/>
     </w:rPr>
   </w:style>
-  <w:style w:type="character" w:customStyle="1" w:styleId="Heading8Char">
-    <w:name w:val="Heading 8 Char"/>
-    <w:basedOn w:val="DefaultParagraphFont"/>
-    <w:link w:val="Heading8"/>
+  <w:style w:type="character" w:customStyle="1" w:styleId="Ttulo8Char">
+    <w:name w:val="Título 8 Char"/>
+    <w:basedOn w:val="Fontepargpadro"/>
+    <w:link w:val="Ttulo8"/>
     <w:uiPriority w:val="9"/>
     <w:semiHidden/>
     <w:rsid w:val="00232EF9"/>
@@ -3606,10 +10132,10 @@
       <w:color w:val="272727" w:themeColor="text1" w:themeTint="D8"/>
     </w:rPr>
   </w:style>
-  <w:style w:type="character" w:customStyle="1" w:styleId="Heading9Char">
-    <w:name w:val="Heading 9 Char"/>
-    <w:basedOn w:val="DefaultParagraphFont"/>
-    <w:link w:val="Heading9"/>
+  <w:style w:type="character" w:customStyle="1" w:styleId="Ttulo9Char">
+    <w:name w:val="Título 9 Char"/>
+    <w:basedOn w:val="Fontepargpadro"/>
+    <w:link w:val="Ttulo9"/>
     <w:uiPriority w:val="9"/>
     <w:semiHidden/>
     <w:rsid w:val="00232EF9"/>
@@ -3618,11 +10144,11 @@
       <w:color w:val="272727" w:themeColor="text1" w:themeTint="D8"/>
     </w:rPr>
   </w:style>
-  <w:style w:type="paragraph" w:styleId="Title">
+  <w:style w:type="paragraph" w:styleId="Ttulo">
     <w:name w:val="Title"/>
     <w:basedOn w:val="Normal"/>
     <w:next w:val="Normal"/>
-    <w:link w:val="TitleChar"/>
+    <w:link w:val="TtuloChar"/>
     <w:uiPriority w:val="10"/>
     <w:qFormat/>
     <w:rsid w:val="00232EF9"/>
@@ -3638,10 +10164,10 @@
       <w:szCs w:val="56"/>
     </w:rPr>
   </w:style>
-  <w:style w:type="character" w:customStyle="1" w:styleId="TitleChar">
-    <w:name w:val="Title Char"/>
-    <w:basedOn w:val="DefaultParagraphFont"/>
-    <w:link w:val="Title"/>
+  <w:style w:type="character" w:customStyle="1" w:styleId="TtuloChar">
+    <w:name w:val="Título Char"/>
+    <w:basedOn w:val="Fontepargpadro"/>
+    <w:link w:val="Ttulo"/>
     <w:uiPriority w:val="10"/>
     <w:rsid w:val="00232EF9"/>
     <w:rPr>
@@ -3652,11 +10178,11 @@
       <w:szCs w:val="56"/>
     </w:rPr>
   </w:style>
-  <w:style w:type="paragraph" w:styleId="Subtitle">
+  <w:style w:type="paragraph" w:styleId="Subttulo">
     <w:name w:val="Subtitle"/>
     <w:basedOn w:val="Normal"/>
     <w:next w:val="Normal"/>
-    <w:link w:val="SubtitleChar"/>
+    <w:link w:val="SubttuloChar"/>
     <w:uiPriority w:val="11"/>
     <w:qFormat/>
     <w:rsid w:val="00232EF9"/>
@@ -3673,10 +10199,10 @@
       <w:szCs w:val="28"/>
     </w:rPr>
   </w:style>
-  <w:style w:type="character" w:customStyle="1" w:styleId="SubtitleChar">
-    <w:name w:val="Subtitle Char"/>
-    <w:basedOn w:val="DefaultParagraphFont"/>
-    <w:link w:val="Subtitle"/>
+  <w:style w:type="character" w:customStyle="1" w:styleId="SubttuloChar">
+    <w:name w:val="Subtítulo Char"/>
+    <w:basedOn w:val="Fontepargpadro"/>
+    <w:link w:val="Subttulo"/>
     <w:uiPriority w:val="11"/>
     <w:rsid w:val="00232EF9"/>
     <w:rPr>
@@ -3687,11 +10213,11 @@
       <w:szCs w:val="28"/>
     </w:rPr>
   </w:style>
-  <w:style w:type="paragraph" w:styleId="Quote">
+  <w:style w:type="paragraph" w:styleId="Citao">
     <w:name w:val="Quote"/>
     <w:basedOn w:val="Normal"/>
     <w:next w:val="Normal"/>
-    <w:link w:val="QuoteChar"/>
+    <w:link w:val="CitaoChar"/>
     <w:uiPriority w:val="29"/>
     <w:qFormat/>
     <w:rsid w:val="00232EF9"/>
@@ -3705,10 +10231,10 @@
       <w:color w:val="404040" w:themeColor="text1" w:themeTint="BF"/>
     </w:rPr>
   </w:style>
-  <w:style w:type="character" w:customStyle="1" w:styleId="QuoteChar">
-    <w:name w:val="Quote Char"/>
-    <w:basedOn w:val="DefaultParagraphFont"/>
-    <w:link w:val="Quote"/>
+  <w:style w:type="character" w:customStyle="1" w:styleId="CitaoChar">
+    <w:name w:val="Citação Char"/>
+    <w:basedOn w:val="Fontepargpadro"/>
+    <w:link w:val="Citao"/>
     <w:uiPriority w:val="29"/>
     <w:rsid w:val="00232EF9"/>
     <w:rPr>
@@ -3717,7 +10243,7 @@
       <w:color w:val="404040" w:themeColor="text1" w:themeTint="BF"/>
     </w:rPr>
   </w:style>
-  <w:style w:type="paragraph" w:styleId="ListParagraph">
+  <w:style w:type="paragraph" w:styleId="PargrafodaLista">
     <w:name w:val="List Paragraph"/>
     <w:basedOn w:val="Normal"/>
     <w:uiPriority w:val="34"/>
@@ -3728,9 +10254,9 @@
       <w:contextualSpacing/>
     </w:pPr>
   </w:style>
-  <w:style w:type="character" w:styleId="IntenseEmphasis">
+  <w:style w:type="character" w:styleId="nfaseIntensa">
     <w:name w:val="Intense Emphasis"/>
-    <w:basedOn w:val="DefaultParagraphFont"/>
+    <w:basedOn w:val="Fontepargpadro"/>
     <w:uiPriority w:val="21"/>
     <w:qFormat/>
     <w:rsid w:val="00232EF9"/>
@@ -3740,11 +10266,11 @@
       <w:color w:val="0F4761" w:themeColor="accent1" w:themeShade="BF"/>
     </w:rPr>
   </w:style>
-  <w:style w:type="paragraph" w:styleId="IntenseQuote">
+  <w:style w:type="paragraph" w:styleId="CitaoIntensa">
     <w:name w:val="Intense Quote"/>
     <w:basedOn w:val="Normal"/>
     <w:next w:val="Normal"/>
-    <w:link w:val="IntenseQuoteChar"/>
+    <w:link w:val="CitaoIntensaChar"/>
     <w:uiPriority w:val="30"/>
     <w:qFormat/>
     <w:rsid w:val="00232EF9"/>
@@ -3763,10 +10289,10 @@
       <w:color w:val="0F4761" w:themeColor="accent1" w:themeShade="BF"/>
     </w:rPr>
   </w:style>
-  <w:style w:type="character" w:customStyle="1" w:styleId="IntenseQuoteChar">
-    <w:name w:val="Intense Quote Char"/>
-    <w:basedOn w:val="DefaultParagraphFont"/>
-    <w:link w:val="IntenseQuote"/>
+  <w:style w:type="character" w:customStyle="1" w:styleId="CitaoIntensaChar">
+    <w:name w:val="Citação Intensa Char"/>
+    <w:basedOn w:val="Fontepargpadro"/>
+    <w:link w:val="CitaoIntensa"/>
     <w:uiPriority w:val="30"/>
     <w:rsid w:val="00232EF9"/>
     <w:rPr>
@@ -3775,9 +10301,9 @@
       <w:color w:val="0F4761" w:themeColor="accent1" w:themeShade="BF"/>
     </w:rPr>
   </w:style>
-  <w:style w:type="character" w:styleId="IntenseReference">
+  <w:style w:type="character" w:styleId="RefernciaIntensa">
     <w:name w:val="Intense Reference"/>
-    <w:basedOn w:val="DefaultParagraphFont"/>
+    <w:basedOn w:val="Fontepargpadro"/>
     <w:uiPriority w:val="32"/>
     <w:qFormat/>
     <w:rsid w:val="00232EF9"/>
@@ -3787,6 +10313,40 @@
       <w:smallCaps/>
       <w:color w:val="0F4761" w:themeColor="accent1" w:themeShade="BF"/>
       <w:spacing w:val="5"/>
+    </w:rPr>
+  </w:style>
+  <w:style w:type="character" w:styleId="Hyperlink">
+    <w:name w:val="Hyperlink"/>
+    <w:basedOn w:val="Fontepargpadro"/>
+    <w:uiPriority w:val="99"/>
+    <w:unhideWhenUsed/>
+    <w:rsid w:val="008009C2"/>
+    <w:rPr>
+      <w:color w:val="467886" w:themeColor="hyperlink"/>
+      <w:u w:val="single"/>
+    </w:rPr>
+  </w:style>
+  <w:style w:type="character" w:styleId="MenoPendente">
+    <w:name w:val="Unresolved Mention"/>
+    <w:basedOn w:val="Fontepargpadro"/>
+    <w:uiPriority w:val="99"/>
+    <w:semiHidden/>
+    <w:unhideWhenUsed/>
+    <w:rsid w:val="008009C2"/>
+    <w:rPr>
+      <w:color w:val="605E5C"/>
+      <w:shd w:val="clear" w:color="auto" w:fill="E1DFDD"/>
+    </w:rPr>
+  </w:style>
+  <w:style w:type="paragraph" w:styleId="NormalWeb">
+    <w:name w:val="Normal (Web)"/>
+    <w:basedOn w:val="Normal"/>
+    <w:uiPriority w:val="99"/>
+    <w:semiHidden/>
+    <w:unhideWhenUsed/>
+    <w:rsid w:val="0009280B"/>
+    <w:rPr>
+      <w:rFonts w:ascii="Times New Roman" w:hAnsi="Times New Roman" w:cs="Times New Roman"/>
     </w:rPr>
   </w:style>
 </w:styles>

--- a/public/curriculum/pedro-pizzi-en.docx
+++ b/public/curriculum/pedro-pizzi-en.docx
@@ -139,6 +139,7 @@
     </w:p>
     <w:p>
       <w:pPr>
+        <w:spacing w:after="0"/>
         <w:rPr>
           <w:rFonts w:ascii="Calibri" w:hAnsi="Calibri" w:cs="Calibri"/>
           <w:b/>
@@ -162,40 +163,2577 @@
     </w:p>
     <w:p>
       <w:pPr>
-        <w:rPr>
-          <w:rFonts w:ascii="Calibri" w:hAnsi="Calibri" w:cs="Calibri"/>
-          <w:sz w:val="22"/>
-          <w:szCs w:val="22"/>
-        </w:rPr>
-      </w:pPr>
-      <w:r>
-        <w:rPr>
-          <w:rFonts w:ascii="Calibri" w:hAnsi="Calibri" w:cs="Calibri"/>
-          <w:sz w:val="22"/>
-          <w:szCs w:val="22"/>
-        </w:rPr>
-        <w:t>Computer Engineering professional with 5 years of experience, including 4 years focused on software development in high-criticality corporate environments and international teams.</w:t>
+        <w:spacing w:after="0"/>
+        <w:rPr>
+          <w:rFonts w:ascii="Calibri" w:hAnsi="Calibri" w:cs="Calibri"/>
+          <w:sz w:val="22"/>
+          <w:szCs w:val="22"/>
+        </w:rPr>
+      </w:pPr>
+      <w:proofErr w:type="spellStart"/>
+      <w:r>
+        <w:rPr>
+          <w:rFonts w:ascii="Calibri" w:hAnsi="Calibri" w:cs="Calibri"/>
+          <w:sz w:val="22"/>
+          <w:szCs w:val="22"/>
+        </w:rPr>
+        <w:t>Full-stack</w:t>
+      </w:r>
+      <w:proofErr w:type="spellEnd"/>
+      <w:r>
+        <w:rPr>
+          <w:rFonts w:ascii="Calibri" w:hAnsi="Calibri" w:cs="Calibri"/>
+          <w:sz w:val="22"/>
+          <w:szCs w:val="22"/>
+        </w:rPr>
+        <w:t xml:space="preserve"> software </w:t>
+      </w:r>
+      <w:proofErr w:type="spellStart"/>
+      <w:r>
+        <w:rPr>
+          <w:rFonts w:ascii="Calibri" w:hAnsi="Calibri" w:cs="Calibri"/>
+          <w:sz w:val="22"/>
+          <w:szCs w:val="22"/>
+        </w:rPr>
+        <w:t>engineer</w:t>
+      </w:r>
+      <w:proofErr w:type="spellEnd"/>
+      <w:r>
+        <w:rPr>
+          <w:rFonts w:ascii="Calibri" w:hAnsi="Calibri" w:cs="Calibri"/>
+          <w:sz w:val="22"/>
+          <w:szCs w:val="22"/>
+        </w:rPr>
+        <w:t xml:space="preserve"> </w:t>
+      </w:r>
+      <w:proofErr w:type="spellStart"/>
+      <w:r>
+        <w:rPr>
+          <w:rFonts w:ascii="Calibri" w:hAnsi="Calibri" w:cs="Calibri"/>
+          <w:sz w:val="22"/>
+          <w:szCs w:val="22"/>
+        </w:rPr>
+        <w:t>with</w:t>
+      </w:r>
+      <w:proofErr w:type="spellEnd"/>
+      <w:r>
+        <w:rPr>
+          <w:rFonts w:ascii="Calibri" w:hAnsi="Calibri" w:cs="Calibri"/>
+          <w:sz w:val="22"/>
+          <w:szCs w:val="22"/>
+        </w:rPr>
+        <w:t xml:space="preserve"> 5 </w:t>
+      </w:r>
+      <w:proofErr w:type="spellStart"/>
+      <w:r>
+        <w:rPr>
+          <w:rFonts w:ascii="Calibri" w:hAnsi="Calibri" w:cs="Calibri"/>
+          <w:sz w:val="22"/>
+          <w:szCs w:val="22"/>
+        </w:rPr>
+        <w:t>years</w:t>
+      </w:r>
+      <w:proofErr w:type="spellEnd"/>
+      <w:r>
+        <w:rPr>
+          <w:rFonts w:ascii="Calibri" w:hAnsi="Calibri" w:cs="Calibri"/>
+          <w:sz w:val="22"/>
+          <w:szCs w:val="22"/>
+        </w:rPr>
+        <w:t xml:space="preserve"> </w:t>
+      </w:r>
+      <w:proofErr w:type="spellStart"/>
+      <w:r>
+        <w:rPr>
+          <w:rFonts w:ascii="Calibri" w:hAnsi="Calibri" w:cs="Calibri"/>
+          <w:sz w:val="22"/>
+          <w:szCs w:val="22"/>
+        </w:rPr>
+        <w:t>of</w:t>
+      </w:r>
+      <w:proofErr w:type="spellEnd"/>
+      <w:r>
+        <w:rPr>
+          <w:rFonts w:ascii="Calibri" w:hAnsi="Calibri" w:cs="Calibri"/>
+          <w:sz w:val="22"/>
+          <w:szCs w:val="22"/>
+        </w:rPr>
+        <w:t xml:space="preserve"> professional </w:t>
+      </w:r>
+      <w:proofErr w:type="spellStart"/>
+      <w:r>
+        <w:rPr>
+          <w:rFonts w:ascii="Calibri" w:hAnsi="Calibri" w:cs="Calibri"/>
+          <w:sz w:val="22"/>
+          <w:szCs w:val="22"/>
+        </w:rPr>
+        <w:t>experience</w:t>
+      </w:r>
+      <w:proofErr w:type="spellEnd"/>
+      <w:r>
+        <w:rPr>
+          <w:rFonts w:ascii="Calibri" w:hAnsi="Calibri" w:cs="Calibri"/>
+          <w:sz w:val="22"/>
+          <w:szCs w:val="22"/>
+        </w:rPr>
+        <w:t xml:space="preserve">, </w:t>
+      </w:r>
+      <w:proofErr w:type="spellStart"/>
+      <w:r>
+        <w:rPr>
+          <w:rFonts w:ascii="Calibri" w:hAnsi="Calibri" w:cs="Calibri"/>
+          <w:sz w:val="22"/>
+          <w:szCs w:val="22"/>
+        </w:rPr>
+        <w:t>including</w:t>
+      </w:r>
+      <w:proofErr w:type="spellEnd"/>
+      <w:r>
+        <w:rPr>
+          <w:rFonts w:ascii="Calibri" w:hAnsi="Calibri" w:cs="Calibri"/>
+          <w:sz w:val="22"/>
+          <w:szCs w:val="22"/>
+        </w:rPr>
+        <w:t xml:space="preserve"> 4 </w:t>
+      </w:r>
+      <w:proofErr w:type="spellStart"/>
+      <w:r>
+        <w:rPr>
+          <w:rFonts w:ascii="Calibri" w:hAnsi="Calibri" w:cs="Calibri"/>
+          <w:sz w:val="22"/>
+          <w:szCs w:val="22"/>
+        </w:rPr>
+        <w:t>years</w:t>
+      </w:r>
+      <w:proofErr w:type="spellEnd"/>
+      <w:r>
+        <w:rPr>
+          <w:rFonts w:ascii="Calibri" w:hAnsi="Calibri" w:cs="Calibri"/>
+          <w:sz w:val="22"/>
+          <w:szCs w:val="22"/>
+        </w:rPr>
+        <w:t xml:space="preserve"> </w:t>
+      </w:r>
+      <w:proofErr w:type="spellStart"/>
+      <w:r>
+        <w:rPr>
+          <w:rFonts w:ascii="Calibri" w:hAnsi="Calibri" w:cs="Calibri"/>
+          <w:sz w:val="22"/>
+          <w:szCs w:val="22"/>
+        </w:rPr>
+        <w:t>focused</w:t>
+      </w:r>
+      <w:proofErr w:type="spellEnd"/>
+      <w:r>
+        <w:rPr>
+          <w:rFonts w:ascii="Calibri" w:hAnsi="Calibri" w:cs="Calibri"/>
+          <w:sz w:val="22"/>
+          <w:szCs w:val="22"/>
+        </w:rPr>
+        <w:t xml:space="preserve"> </w:t>
+      </w:r>
+      <w:proofErr w:type="spellStart"/>
+      <w:r>
+        <w:rPr>
+          <w:rFonts w:ascii="Calibri" w:hAnsi="Calibri" w:cs="Calibri"/>
+          <w:sz w:val="22"/>
+          <w:szCs w:val="22"/>
+        </w:rPr>
+        <w:t>on</w:t>
+      </w:r>
+      <w:proofErr w:type="spellEnd"/>
+      <w:r>
+        <w:rPr>
+          <w:rFonts w:ascii="Calibri" w:hAnsi="Calibri" w:cs="Calibri"/>
+          <w:sz w:val="22"/>
+          <w:szCs w:val="22"/>
+        </w:rPr>
+        <w:t xml:space="preserve"> software </w:t>
+      </w:r>
+      <w:proofErr w:type="spellStart"/>
+      <w:r>
+        <w:rPr>
+          <w:rFonts w:ascii="Calibri" w:hAnsi="Calibri" w:cs="Calibri"/>
+          <w:sz w:val="22"/>
+          <w:szCs w:val="22"/>
+        </w:rPr>
+        <w:t>development</w:t>
+      </w:r>
+      <w:proofErr w:type="spellEnd"/>
+      <w:r>
+        <w:rPr>
+          <w:rFonts w:ascii="Calibri" w:hAnsi="Calibri" w:cs="Calibri"/>
+          <w:sz w:val="22"/>
+          <w:szCs w:val="22"/>
+        </w:rPr>
+        <w:t xml:space="preserve"> in high-</w:t>
+      </w:r>
+      <w:proofErr w:type="spellStart"/>
+      <w:r>
+        <w:rPr>
+          <w:rFonts w:ascii="Calibri" w:hAnsi="Calibri" w:cs="Calibri"/>
+          <w:sz w:val="22"/>
+          <w:szCs w:val="22"/>
+        </w:rPr>
+        <w:t>criticality</w:t>
+      </w:r>
+      <w:proofErr w:type="spellEnd"/>
+      <w:r>
+        <w:rPr>
+          <w:rFonts w:ascii="Calibri" w:hAnsi="Calibri" w:cs="Calibri"/>
+          <w:sz w:val="22"/>
+          <w:szCs w:val="22"/>
+        </w:rPr>
+        <w:t xml:space="preserve"> </w:t>
+      </w:r>
+      <w:proofErr w:type="spellStart"/>
+      <w:r>
+        <w:rPr>
+          <w:rFonts w:ascii="Calibri" w:hAnsi="Calibri" w:cs="Calibri"/>
+          <w:sz w:val="22"/>
+          <w:szCs w:val="22"/>
+        </w:rPr>
+        <w:t>corporate</w:t>
+      </w:r>
+      <w:proofErr w:type="spellEnd"/>
+      <w:r>
+        <w:rPr>
+          <w:rFonts w:ascii="Calibri" w:hAnsi="Calibri" w:cs="Calibri"/>
+          <w:sz w:val="22"/>
+          <w:szCs w:val="22"/>
+        </w:rPr>
+        <w:t xml:space="preserve"> </w:t>
+      </w:r>
+      <w:proofErr w:type="spellStart"/>
+      <w:r>
+        <w:rPr>
+          <w:rFonts w:ascii="Calibri" w:hAnsi="Calibri" w:cs="Calibri"/>
+          <w:sz w:val="22"/>
+          <w:szCs w:val="22"/>
+        </w:rPr>
+        <w:t>environments</w:t>
+      </w:r>
+      <w:proofErr w:type="spellEnd"/>
+      <w:r>
+        <w:rPr>
+          <w:rFonts w:ascii="Calibri" w:hAnsi="Calibri" w:cs="Calibri"/>
+          <w:sz w:val="22"/>
+          <w:szCs w:val="22"/>
+        </w:rPr>
+        <w:t xml:space="preserve"> </w:t>
+      </w:r>
+      <w:proofErr w:type="spellStart"/>
+      <w:r>
+        <w:rPr>
+          <w:rFonts w:ascii="Calibri" w:hAnsi="Calibri" w:cs="Calibri"/>
+          <w:sz w:val="22"/>
+          <w:szCs w:val="22"/>
+        </w:rPr>
+        <w:t>and</w:t>
+      </w:r>
+      <w:proofErr w:type="spellEnd"/>
+      <w:r>
+        <w:rPr>
+          <w:rFonts w:ascii="Calibri" w:hAnsi="Calibri" w:cs="Calibri"/>
+          <w:sz w:val="22"/>
+          <w:szCs w:val="22"/>
+        </w:rPr>
+        <w:t xml:space="preserve"> </w:t>
+      </w:r>
+      <w:proofErr w:type="spellStart"/>
+      <w:r>
+        <w:rPr>
+          <w:rFonts w:ascii="Calibri" w:hAnsi="Calibri" w:cs="Calibri"/>
+          <w:sz w:val="22"/>
+          <w:szCs w:val="22"/>
+        </w:rPr>
+        <w:t>international</w:t>
+      </w:r>
+      <w:proofErr w:type="spellEnd"/>
+      <w:r>
+        <w:rPr>
+          <w:rFonts w:ascii="Calibri" w:hAnsi="Calibri" w:cs="Calibri"/>
+          <w:sz w:val="22"/>
+          <w:szCs w:val="22"/>
+        </w:rPr>
+        <w:t xml:space="preserve"> </w:t>
+      </w:r>
+      <w:proofErr w:type="spellStart"/>
+      <w:r>
+        <w:rPr>
+          <w:rFonts w:ascii="Calibri" w:hAnsi="Calibri" w:cs="Calibri"/>
+          <w:sz w:val="22"/>
+          <w:szCs w:val="22"/>
+        </w:rPr>
+        <w:t>teams</w:t>
+      </w:r>
+      <w:proofErr w:type="spellEnd"/>
+      <w:r>
+        <w:rPr>
+          <w:rFonts w:ascii="Calibri" w:hAnsi="Calibri" w:cs="Calibri"/>
+          <w:sz w:val="22"/>
+          <w:szCs w:val="22"/>
+        </w:rPr>
+        <w:t>.</w:t>
       </w:r>
     </w:p>
     <w:p>
       <w:pPr>
-        <w:rPr>
-          <w:rFonts w:ascii="Calibri" w:hAnsi="Calibri" w:cs="Calibri"/>
-          <w:sz w:val="22"/>
-          <w:szCs w:val="22"/>
-        </w:rPr>
-      </w:pPr>
-      <w:r>
-        <w:rPr>
-          <w:rFonts w:ascii="Calibri" w:hAnsi="Calibri" w:cs="Calibri"/>
-          <w:sz w:val="22"/>
-          <w:szCs w:val="22"/>
-        </w:rPr>
-        <w:t>At GE Aerospace, I led the complete backend rewrite of a corporate system with over 130 active endpoints and 1,300+ users, migrating from a simple Node.js structure to a well-structured NestJS architecture. I implemented OAuth2 authentication and authorization, automated testing with Jest and Supertest, automatic API documentation with Swagger, and observability using Prometheus and Grafana. I managed the full development lifecycle, from technical design to production deployment. The project enabled global adoption of the application and resulted in the elimination of approximately 800 security vulnerabilities.</w:t>
+        <w:spacing w:after="0"/>
+        <w:rPr>
+          <w:rFonts w:ascii="Calibri" w:hAnsi="Calibri" w:cs="Calibri"/>
+          <w:sz w:val="22"/>
+          <w:szCs w:val="22"/>
+        </w:rPr>
+      </w:pPr>
+      <w:proofErr w:type="spellStart"/>
+      <w:r>
+        <w:rPr>
+          <w:rFonts w:ascii="Calibri" w:hAnsi="Calibri" w:cs="Calibri"/>
+          <w:sz w:val="22"/>
+          <w:szCs w:val="22"/>
+        </w:rPr>
+        <w:t>Currently</w:t>
+      </w:r>
+      <w:proofErr w:type="spellEnd"/>
+      <w:r>
+        <w:rPr>
+          <w:rFonts w:ascii="Calibri" w:hAnsi="Calibri" w:cs="Calibri"/>
+          <w:sz w:val="22"/>
+          <w:szCs w:val="22"/>
+        </w:rPr>
+        <w:t xml:space="preserve"> </w:t>
+      </w:r>
+      <w:proofErr w:type="spellStart"/>
+      <w:r>
+        <w:rPr>
+          <w:rFonts w:ascii="Calibri" w:hAnsi="Calibri" w:cs="Calibri"/>
+          <w:sz w:val="22"/>
+          <w:szCs w:val="22"/>
+        </w:rPr>
+        <w:t>working</w:t>
+      </w:r>
+      <w:proofErr w:type="spellEnd"/>
+      <w:r>
+        <w:rPr>
+          <w:rFonts w:ascii="Calibri" w:hAnsi="Calibri" w:cs="Calibri"/>
+          <w:sz w:val="22"/>
+          <w:szCs w:val="22"/>
+        </w:rPr>
+        <w:t xml:space="preserve"> </w:t>
+      </w:r>
+      <w:proofErr w:type="spellStart"/>
+      <w:r>
+        <w:rPr>
+          <w:rFonts w:ascii="Calibri" w:hAnsi="Calibri" w:cs="Calibri"/>
+          <w:sz w:val="22"/>
+          <w:szCs w:val="22"/>
+        </w:rPr>
+        <w:t>at</w:t>
+      </w:r>
+      <w:proofErr w:type="spellEnd"/>
+      <w:r>
+        <w:rPr>
+          <w:rFonts w:ascii="Calibri" w:hAnsi="Calibri" w:cs="Calibri"/>
+          <w:sz w:val="22"/>
+          <w:szCs w:val="22"/>
+        </w:rPr>
+        <w:t xml:space="preserve"> BTG Pactual, </w:t>
+      </w:r>
+      <w:proofErr w:type="spellStart"/>
+      <w:r>
+        <w:rPr>
+          <w:rFonts w:ascii="Calibri" w:hAnsi="Calibri" w:cs="Calibri"/>
+          <w:sz w:val="22"/>
+          <w:szCs w:val="22"/>
+        </w:rPr>
+        <w:t>one</w:t>
+      </w:r>
+      <w:proofErr w:type="spellEnd"/>
+      <w:r>
+        <w:rPr>
+          <w:rFonts w:ascii="Calibri" w:hAnsi="Calibri" w:cs="Calibri"/>
+          <w:sz w:val="22"/>
+          <w:szCs w:val="22"/>
+        </w:rPr>
+        <w:t xml:space="preserve"> </w:t>
+      </w:r>
+      <w:proofErr w:type="spellStart"/>
+      <w:r>
+        <w:rPr>
+          <w:rFonts w:ascii="Calibri" w:hAnsi="Calibri" w:cs="Calibri"/>
+          <w:sz w:val="22"/>
+          <w:szCs w:val="22"/>
+        </w:rPr>
+        <w:t>of</w:t>
+      </w:r>
+      <w:proofErr w:type="spellEnd"/>
+      <w:r>
+        <w:rPr>
+          <w:rFonts w:ascii="Calibri" w:hAnsi="Calibri" w:cs="Calibri"/>
+          <w:sz w:val="22"/>
+          <w:szCs w:val="22"/>
+        </w:rPr>
+        <w:t xml:space="preserve"> </w:t>
+      </w:r>
+      <w:proofErr w:type="spellStart"/>
+      <w:r>
+        <w:rPr>
+          <w:rFonts w:ascii="Calibri" w:hAnsi="Calibri" w:cs="Calibri"/>
+          <w:sz w:val="22"/>
+          <w:szCs w:val="22"/>
+        </w:rPr>
+        <w:t>Latin</w:t>
+      </w:r>
+      <w:proofErr w:type="spellEnd"/>
+      <w:r>
+        <w:rPr>
+          <w:rFonts w:ascii="Calibri" w:hAnsi="Calibri" w:cs="Calibri"/>
+          <w:sz w:val="22"/>
+          <w:szCs w:val="22"/>
+        </w:rPr>
+        <w:t xml:space="preserve"> </w:t>
+      </w:r>
+      <w:proofErr w:type="spellStart"/>
+      <w:r>
+        <w:rPr>
+          <w:rFonts w:ascii="Calibri" w:hAnsi="Calibri" w:cs="Calibri"/>
+          <w:sz w:val="22"/>
+          <w:szCs w:val="22"/>
+        </w:rPr>
+        <w:t>America's</w:t>
+      </w:r>
+      <w:proofErr w:type="spellEnd"/>
+      <w:r>
+        <w:rPr>
+          <w:rFonts w:ascii="Calibri" w:hAnsi="Calibri" w:cs="Calibri"/>
+          <w:sz w:val="22"/>
+          <w:szCs w:val="22"/>
+        </w:rPr>
+        <w:t xml:space="preserve"> </w:t>
+      </w:r>
+      <w:proofErr w:type="spellStart"/>
+      <w:r>
+        <w:rPr>
+          <w:rFonts w:ascii="Calibri" w:hAnsi="Calibri" w:cs="Calibri"/>
+          <w:sz w:val="22"/>
+          <w:szCs w:val="22"/>
+        </w:rPr>
+        <w:t>largest</w:t>
+      </w:r>
+      <w:proofErr w:type="spellEnd"/>
+      <w:r>
+        <w:rPr>
+          <w:rFonts w:ascii="Calibri" w:hAnsi="Calibri" w:cs="Calibri"/>
+          <w:sz w:val="22"/>
+          <w:szCs w:val="22"/>
+        </w:rPr>
+        <w:t xml:space="preserve"> </w:t>
+      </w:r>
+      <w:proofErr w:type="spellStart"/>
+      <w:r>
+        <w:rPr>
+          <w:rFonts w:ascii="Calibri" w:hAnsi="Calibri" w:cs="Calibri"/>
+          <w:sz w:val="22"/>
+          <w:szCs w:val="22"/>
+        </w:rPr>
+        <w:t>investment</w:t>
+      </w:r>
+      <w:proofErr w:type="spellEnd"/>
+      <w:r>
+        <w:rPr>
+          <w:rFonts w:ascii="Calibri" w:hAnsi="Calibri" w:cs="Calibri"/>
+          <w:sz w:val="22"/>
+          <w:szCs w:val="22"/>
+        </w:rPr>
+        <w:t xml:space="preserve"> banks, </w:t>
+      </w:r>
+      <w:proofErr w:type="spellStart"/>
+      <w:r>
+        <w:rPr>
+          <w:rFonts w:ascii="Calibri" w:hAnsi="Calibri" w:cs="Calibri"/>
+          <w:sz w:val="22"/>
+          <w:szCs w:val="22"/>
+        </w:rPr>
+        <w:t>developing</w:t>
+      </w:r>
+      <w:proofErr w:type="spellEnd"/>
+      <w:r>
+        <w:rPr>
+          <w:rFonts w:ascii="Calibri" w:hAnsi="Calibri" w:cs="Calibri"/>
+          <w:sz w:val="22"/>
+          <w:szCs w:val="22"/>
+        </w:rPr>
+        <w:t xml:space="preserve"> </w:t>
+      </w:r>
+      <w:proofErr w:type="spellStart"/>
+      <w:r>
+        <w:rPr>
+          <w:rFonts w:ascii="Calibri" w:hAnsi="Calibri" w:cs="Calibri"/>
+          <w:sz w:val="22"/>
+          <w:szCs w:val="22"/>
+        </w:rPr>
+        <w:t>and</w:t>
+      </w:r>
+      <w:proofErr w:type="spellEnd"/>
+      <w:r>
+        <w:rPr>
+          <w:rFonts w:ascii="Calibri" w:hAnsi="Calibri" w:cs="Calibri"/>
+          <w:sz w:val="22"/>
+          <w:szCs w:val="22"/>
+        </w:rPr>
+        <w:t xml:space="preserve"> </w:t>
+      </w:r>
+      <w:proofErr w:type="spellStart"/>
+      <w:r>
+        <w:rPr>
+          <w:rFonts w:ascii="Calibri" w:hAnsi="Calibri" w:cs="Calibri"/>
+          <w:sz w:val="22"/>
+          <w:szCs w:val="22"/>
+        </w:rPr>
+        <w:t>maintaining</w:t>
+      </w:r>
+      <w:proofErr w:type="spellEnd"/>
+      <w:r>
+        <w:rPr>
+          <w:rFonts w:ascii="Calibri" w:hAnsi="Calibri" w:cs="Calibri"/>
+          <w:sz w:val="22"/>
+          <w:szCs w:val="22"/>
+        </w:rPr>
+        <w:t xml:space="preserve"> financial </w:t>
+      </w:r>
+      <w:proofErr w:type="spellStart"/>
+      <w:r>
+        <w:rPr>
+          <w:rFonts w:ascii="Calibri" w:hAnsi="Calibri" w:cs="Calibri"/>
+          <w:sz w:val="22"/>
+          <w:szCs w:val="22"/>
+        </w:rPr>
+        <w:t>and</w:t>
+      </w:r>
+      <w:proofErr w:type="spellEnd"/>
+      <w:r>
+        <w:rPr>
+          <w:rFonts w:ascii="Calibri" w:hAnsi="Calibri" w:cs="Calibri"/>
+          <w:sz w:val="22"/>
+          <w:szCs w:val="22"/>
+        </w:rPr>
+        <w:t xml:space="preserve"> </w:t>
+      </w:r>
+      <w:proofErr w:type="spellStart"/>
+      <w:r>
+        <w:rPr>
+          <w:rFonts w:ascii="Calibri" w:hAnsi="Calibri" w:cs="Calibri"/>
+          <w:sz w:val="22"/>
+          <w:szCs w:val="22"/>
+        </w:rPr>
+        <w:t>regulatory</w:t>
+      </w:r>
+      <w:proofErr w:type="spellEnd"/>
+      <w:r>
+        <w:rPr>
+          <w:rFonts w:ascii="Calibri" w:hAnsi="Calibri" w:cs="Calibri"/>
+          <w:sz w:val="22"/>
+          <w:szCs w:val="22"/>
+        </w:rPr>
+        <w:t xml:space="preserve"> </w:t>
+      </w:r>
+      <w:proofErr w:type="spellStart"/>
+      <w:r>
+        <w:rPr>
+          <w:rFonts w:ascii="Calibri" w:hAnsi="Calibri" w:cs="Calibri"/>
+          <w:sz w:val="22"/>
+          <w:szCs w:val="22"/>
+        </w:rPr>
+        <w:t>reporting</w:t>
+      </w:r>
+      <w:proofErr w:type="spellEnd"/>
+      <w:r>
+        <w:rPr>
+          <w:rFonts w:ascii="Calibri" w:hAnsi="Calibri" w:cs="Calibri"/>
+          <w:sz w:val="22"/>
+          <w:szCs w:val="22"/>
+        </w:rPr>
+        <w:t xml:space="preserve"> systems </w:t>
+      </w:r>
+      <w:proofErr w:type="spellStart"/>
+      <w:r>
+        <w:rPr>
+          <w:rFonts w:ascii="Calibri" w:hAnsi="Calibri" w:cs="Calibri"/>
+          <w:sz w:val="22"/>
+          <w:szCs w:val="22"/>
+        </w:rPr>
+        <w:t>using</w:t>
+      </w:r>
+      <w:proofErr w:type="spellEnd"/>
+      <w:r>
+        <w:rPr>
+          <w:rFonts w:ascii="Calibri" w:hAnsi="Calibri" w:cs="Calibri"/>
+          <w:sz w:val="22"/>
+          <w:szCs w:val="22"/>
+        </w:rPr>
+        <w:t xml:space="preserve"> </w:t>
+      </w:r>
+      <w:proofErr w:type="spellStart"/>
+      <w:r>
+        <w:rPr>
+          <w:rFonts w:ascii="Calibri" w:hAnsi="Calibri" w:cs="Calibri"/>
+          <w:sz w:val="22"/>
+          <w:szCs w:val="22"/>
+        </w:rPr>
+        <w:t>React</w:t>
+      </w:r>
+      <w:proofErr w:type="spellEnd"/>
+      <w:r>
+        <w:rPr>
+          <w:rFonts w:ascii="Calibri" w:hAnsi="Calibri" w:cs="Calibri"/>
+          <w:sz w:val="22"/>
+          <w:szCs w:val="22"/>
+        </w:rPr>
+        <w:t xml:space="preserve">, .NET/C#, SQL, </w:t>
+      </w:r>
+      <w:proofErr w:type="spellStart"/>
+      <w:r>
+        <w:rPr>
+          <w:rFonts w:ascii="Calibri" w:hAnsi="Calibri" w:cs="Calibri"/>
+          <w:sz w:val="22"/>
+          <w:szCs w:val="22"/>
+        </w:rPr>
+        <w:t>and</w:t>
+      </w:r>
+      <w:proofErr w:type="spellEnd"/>
+      <w:r>
+        <w:rPr>
+          <w:rFonts w:ascii="Calibri" w:hAnsi="Calibri" w:cs="Calibri"/>
+          <w:sz w:val="22"/>
+          <w:szCs w:val="22"/>
+        </w:rPr>
+        <w:t xml:space="preserve"> AWS. </w:t>
+      </w:r>
+      <w:proofErr w:type="spellStart"/>
+      <w:r>
+        <w:rPr>
+          <w:rFonts w:ascii="Calibri" w:hAnsi="Calibri" w:cs="Calibri"/>
+          <w:sz w:val="22"/>
+          <w:szCs w:val="22"/>
+        </w:rPr>
+        <w:t>Work</w:t>
+      </w:r>
+      <w:proofErr w:type="spellEnd"/>
+      <w:r>
+        <w:rPr>
+          <w:rFonts w:ascii="Calibri" w:hAnsi="Calibri" w:cs="Calibri"/>
+          <w:sz w:val="22"/>
+          <w:szCs w:val="22"/>
+        </w:rPr>
+        <w:t xml:space="preserve"> </w:t>
+      </w:r>
+      <w:proofErr w:type="spellStart"/>
+      <w:r>
+        <w:rPr>
+          <w:rFonts w:ascii="Calibri" w:hAnsi="Calibri" w:cs="Calibri"/>
+          <w:sz w:val="22"/>
+          <w:szCs w:val="22"/>
+        </w:rPr>
+        <w:t>with</w:t>
+      </w:r>
+      <w:proofErr w:type="spellEnd"/>
+      <w:r>
+        <w:rPr>
+          <w:rFonts w:ascii="Calibri" w:hAnsi="Calibri" w:cs="Calibri"/>
+          <w:sz w:val="22"/>
+          <w:szCs w:val="22"/>
+        </w:rPr>
+        <w:t xml:space="preserve"> financial </w:t>
+      </w:r>
+      <w:proofErr w:type="spellStart"/>
+      <w:r>
+        <w:rPr>
+          <w:rFonts w:ascii="Calibri" w:hAnsi="Calibri" w:cs="Calibri"/>
+          <w:sz w:val="22"/>
+          <w:szCs w:val="22"/>
+        </w:rPr>
+        <w:t>datasets</w:t>
+      </w:r>
+      <w:proofErr w:type="spellEnd"/>
+      <w:r>
+        <w:rPr>
+          <w:rFonts w:ascii="Calibri" w:hAnsi="Calibri" w:cs="Calibri"/>
+          <w:sz w:val="22"/>
+          <w:szCs w:val="22"/>
+        </w:rPr>
+        <w:t xml:space="preserve"> </w:t>
+      </w:r>
+      <w:proofErr w:type="spellStart"/>
+      <w:r>
+        <w:rPr>
+          <w:rFonts w:ascii="Calibri" w:hAnsi="Calibri" w:cs="Calibri"/>
+          <w:sz w:val="22"/>
+          <w:szCs w:val="22"/>
+        </w:rPr>
+        <w:t>and</w:t>
+      </w:r>
+      <w:proofErr w:type="spellEnd"/>
+      <w:r>
+        <w:rPr>
+          <w:rFonts w:ascii="Calibri" w:hAnsi="Calibri" w:cs="Calibri"/>
+          <w:sz w:val="22"/>
+          <w:szCs w:val="22"/>
+        </w:rPr>
+        <w:t xml:space="preserve"> </w:t>
+      </w:r>
+      <w:proofErr w:type="spellStart"/>
+      <w:r>
+        <w:rPr>
+          <w:rFonts w:ascii="Calibri" w:hAnsi="Calibri" w:cs="Calibri"/>
+          <w:sz w:val="22"/>
+          <w:szCs w:val="22"/>
+        </w:rPr>
+        <w:t>distributed</w:t>
+      </w:r>
+      <w:proofErr w:type="spellEnd"/>
+      <w:r>
+        <w:rPr>
+          <w:rFonts w:ascii="Calibri" w:hAnsi="Calibri" w:cs="Calibri"/>
+          <w:sz w:val="22"/>
+          <w:szCs w:val="22"/>
+        </w:rPr>
+        <w:t xml:space="preserve"> </w:t>
+      </w:r>
+      <w:proofErr w:type="spellStart"/>
+      <w:r>
+        <w:rPr>
+          <w:rFonts w:ascii="Calibri" w:hAnsi="Calibri" w:cs="Calibri"/>
+          <w:sz w:val="22"/>
+          <w:szCs w:val="22"/>
+        </w:rPr>
+        <w:t>processing</w:t>
+      </w:r>
+      <w:proofErr w:type="spellEnd"/>
+      <w:r>
+        <w:rPr>
+          <w:rFonts w:ascii="Calibri" w:hAnsi="Calibri" w:cs="Calibri"/>
+          <w:sz w:val="22"/>
+          <w:szCs w:val="22"/>
+        </w:rPr>
+        <w:t xml:space="preserve"> pipelines </w:t>
+      </w:r>
+      <w:proofErr w:type="spellStart"/>
+      <w:r>
+        <w:rPr>
+          <w:rFonts w:ascii="Calibri" w:hAnsi="Calibri" w:cs="Calibri"/>
+          <w:sz w:val="22"/>
+          <w:szCs w:val="22"/>
+        </w:rPr>
+        <w:t>handling</w:t>
+      </w:r>
+      <w:proofErr w:type="spellEnd"/>
+      <w:r>
+        <w:rPr>
+          <w:rFonts w:ascii="Calibri" w:hAnsi="Calibri" w:cs="Calibri"/>
+          <w:sz w:val="22"/>
+          <w:szCs w:val="22"/>
+        </w:rPr>
+        <w:t xml:space="preserve"> </w:t>
+      </w:r>
+      <w:proofErr w:type="spellStart"/>
+      <w:r>
+        <w:rPr>
+          <w:rFonts w:ascii="Calibri" w:hAnsi="Calibri" w:cs="Calibri"/>
+          <w:sz w:val="22"/>
+          <w:szCs w:val="22"/>
+        </w:rPr>
+        <w:t>millions</w:t>
+      </w:r>
+      <w:proofErr w:type="spellEnd"/>
+      <w:r>
+        <w:rPr>
+          <w:rFonts w:ascii="Calibri" w:hAnsi="Calibri" w:cs="Calibri"/>
+          <w:sz w:val="22"/>
+          <w:szCs w:val="22"/>
+        </w:rPr>
+        <w:t xml:space="preserve"> </w:t>
+      </w:r>
+      <w:proofErr w:type="spellStart"/>
+      <w:r>
+        <w:rPr>
+          <w:rFonts w:ascii="Calibri" w:hAnsi="Calibri" w:cs="Calibri"/>
+          <w:sz w:val="22"/>
+          <w:szCs w:val="22"/>
+        </w:rPr>
+        <w:t>of</w:t>
+      </w:r>
+      <w:proofErr w:type="spellEnd"/>
+      <w:r>
+        <w:rPr>
+          <w:rFonts w:ascii="Calibri" w:hAnsi="Calibri" w:cs="Calibri"/>
+          <w:sz w:val="22"/>
+          <w:szCs w:val="22"/>
+        </w:rPr>
+        <w:t xml:space="preserve"> </w:t>
+      </w:r>
+      <w:proofErr w:type="spellStart"/>
+      <w:r>
+        <w:rPr>
+          <w:rFonts w:ascii="Calibri" w:hAnsi="Calibri" w:cs="Calibri"/>
+          <w:sz w:val="22"/>
+          <w:szCs w:val="22"/>
+        </w:rPr>
+        <w:t>records</w:t>
+      </w:r>
+      <w:proofErr w:type="spellEnd"/>
+      <w:r>
+        <w:rPr>
+          <w:rFonts w:ascii="Calibri" w:hAnsi="Calibri" w:cs="Calibri"/>
+          <w:sz w:val="22"/>
+          <w:szCs w:val="22"/>
+        </w:rPr>
+        <w:t xml:space="preserve"> </w:t>
+      </w:r>
+      <w:proofErr w:type="spellStart"/>
+      <w:r>
+        <w:rPr>
+          <w:rFonts w:ascii="Calibri" w:hAnsi="Calibri" w:cs="Calibri"/>
+          <w:sz w:val="22"/>
+          <w:szCs w:val="22"/>
+        </w:rPr>
+        <w:t>daily</w:t>
+      </w:r>
+      <w:proofErr w:type="spellEnd"/>
+      <w:r>
+        <w:rPr>
+          <w:rFonts w:ascii="Calibri" w:hAnsi="Calibri" w:cs="Calibri"/>
+          <w:sz w:val="22"/>
+          <w:szCs w:val="22"/>
+        </w:rPr>
+        <w:t xml:space="preserve">, </w:t>
+      </w:r>
+      <w:proofErr w:type="spellStart"/>
+      <w:r>
+        <w:rPr>
+          <w:rFonts w:ascii="Calibri" w:hAnsi="Calibri" w:cs="Calibri"/>
+          <w:sz w:val="22"/>
+          <w:szCs w:val="22"/>
+        </w:rPr>
+        <w:t>supporting</w:t>
+      </w:r>
+      <w:proofErr w:type="spellEnd"/>
+      <w:r>
+        <w:rPr>
+          <w:rFonts w:ascii="Calibri" w:hAnsi="Calibri" w:cs="Calibri"/>
+          <w:sz w:val="22"/>
+          <w:szCs w:val="22"/>
+        </w:rPr>
+        <w:t xml:space="preserve"> data-</w:t>
+      </w:r>
+      <w:proofErr w:type="spellStart"/>
+      <w:r>
+        <w:rPr>
+          <w:rFonts w:ascii="Calibri" w:hAnsi="Calibri" w:cs="Calibri"/>
+          <w:sz w:val="22"/>
+          <w:szCs w:val="22"/>
+        </w:rPr>
+        <w:t>intensive</w:t>
+      </w:r>
+      <w:proofErr w:type="spellEnd"/>
+      <w:r>
+        <w:rPr>
+          <w:rFonts w:ascii="Calibri" w:hAnsi="Calibri" w:cs="Calibri"/>
+          <w:sz w:val="22"/>
+          <w:szCs w:val="22"/>
+        </w:rPr>
+        <w:t xml:space="preserve"> </w:t>
+      </w:r>
+      <w:proofErr w:type="spellStart"/>
+      <w:r>
+        <w:rPr>
+          <w:rFonts w:ascii="Calibri" w:hAnsi="Calibri" w:cs="Calibri"/>
+          <w:sz w:val="22"/>
+          <w:szCs w:val="22"/>
+        </w:rPr>
+        <w:t>back-office</w:t>
+      </w:r>
+      <w:proofErr w:type="spellEnd"/>
+      <w:r>
+        <w:rPr>
+          <w:rFonts w:ascii="Calibri" w:hAnsi="Calibri" w:cs="Calibri"/>
+          <w:sz w:val="22"/>
+          <w:szCs w:val="22"/>
+        </w:rPr>
+        <w:t xml:space="preserve"> </w:t>
+      </w:r>
+      <w:proofErr w:type="spellStart"/>
+      <w:r>
+        <w:rPr>
+          <w:rFonts w:ascii="Calibri" w:hAnsi="Calibri" w:cs="Calibri"/>
+          <w:sz w:val="22"/>
+          <w:szCs w:val="22"/>
+        </w:rPr>
+        <w:t>operations</w:t>
+      </w:r>
+      <w:proofErr w:type="spellEnd"/>
+      <w:r>
+        <w:rPr>
+          <w:rFonts w:ascii="Calibri" w:hAnsi="Calibri" w:cs="Calibri"/>
+          <w:sz w:val="22"/>
+          <w:szCs w:val="22"/>
+        </w:rPr>
+        <w:t>.</w:t>
       </w:r>
     </w:p>
     <w:p>
       <w:pPr>
+        <w:spacing w:after="0"/>
+        <w:rPr>
+          <w:rFonts w:ascii="Calibri" w:hAnsi="Calibri" w:cs="Calibri"/>
+          <w:sz w:val="22"/>
+          <w:szCs w:val="22"/>
+        </w:rPr>
+      </w:pPr>
+    </w:p>
+    <w:p>
+      <w:pPr>
+        <w:spacing w:after="0"/>
+        <w:rPr>
+          <w:rFonts w:ascii="Calibri" w:hAnsi="Calibri" w:cs="Calibri"/>
+          <w:sz w:val="22"/>
+          <w:szCs w:val="22"/>
+        </w:rPr>
+      </w:pPr>
+      <w:proofErr w:type="spellStart"/>
+      <w:r>
+        <w:rPr>
+          <w:rFonts w:ascii="Calibri" w:hAnsi="Calibri" w:cs="Calibri"/>
+          <w:sz w:val="22"/>
+          <w:szCs w:val="22"/>
+        </w:rPr>
+        <w:t>Previously</w:t>
+      </w:r>
+      <w:proofErr w:type="spellEnd"/>
+      <w:r>
+        <w:rPr>
+          <w:rFonts w:ascii="Calibri" w:hAnsi="Calibri" w:cs="Calibri"/>
+          <w:sz w:val="22"/>
+          <w:szCs w:val="22"/>
+        </w:rPr>
+        <w:t xml:space="preserve"> </w:t>
+      </w:r>
+      <w:proofErr w:type="spellStart"/>
+      <w:r>
+        <w:rPr>
+          <w:rFonts w:ascii="Calibri" w:hAnsi="Calibri" w:cs="Calibri"/>
+          <w:sz w:val="22"/>
+          <w:szCs w:val="22"/>
+        </w:rPr>
+        <w:t>at</w:t>
+      </w:r>
+      <w:proofErr w:type="spellEnd"/>
+      <w:r>
+        <w:rPr>
+          <w:rFonts w:ascii="Calibri" w:hAnsi="Calibri" w:cs="Calibri"/>
+          <w:sz w:val="22"/>
+          <w:szCs w:val="22"/>
+        </w:rPr>
+        <w:t xml:space="preserve"> GE Aerospace, led </w:t>
+      </w:r>
+      <w:proofErr w:type="spellStart"/>
+      <w:r>
+        <w:rPr>
+          <w:rFonts w:ascii="Calibri" w:hAnsi="Calibri" w:cs="Calibri"/>
+          <w:sz w:val="22"/>
+          <w:szCs w:val="22"/>
+        </w:rPr>
+        <w:t>the</w:t>
+      </w:r>
+      <w:proofErr w:type="spellEnd"/>
+      <w:r>
+        <w:rPr>
+          <w:rFonts w:ascii="Calibri" w:hAnsi="Calibri" w:cs="Calibri"/>
+          <w:sz w:val="22"/>
+          <w:szCs w:val="22"/>
+        </w:rPr>
+        <w:t xml:space="preserve"> complete </w:t>
+      </w:r>
+      <w:proofErr w:type="spellStart"/>
+      <w:r>
+        <w:rPr>
+          <w:rFonts w:ascii="Calibri" w:hAnsi="Calibri" w:cs="Calibri"/>
+          <w:sz w:val="22"/>
+          <w:szCs w:val="22"/>
+        </w:rPr>
+        <w:t>backend</w:t>
+      </w:r>
+      <w:proofErr w:type="spellEnd"/>
+      <w:r>
+        <w:rPr>
+          <w:rFonts w:ascii="Calibri" w:hAnsi="Calibri" w:cs="Calibri"/>
+          <w:sz w:val="22"/>
+          <w:szCs w:val="22"/>
+        </w:rPr>
+        <w:t xml:space="preserve"> </w:t>
+      </w:r>
+      <w:proofErr w:type="spellStart"/>
+      <w:r>
+        <w:rPr>
+          <w:rFonts w:ascii="Calibri" w:hAnsi="Calibri" w:cs="Calibri"/>
+          <w:sz w:val="22"/>
+          <w:szCs w:val="22"/>
+        </w:rPr>
+        <w:t>rewrite</w:t>
+      </w:r>
+      <w:proofErr w:type="spellEnd"/>
+      <w:r>
+        <w:rPr>
+          <w:rFonts w:ascii="Calibri" w:hAnsi="Calibri" w:cs="Calibri"/>
+          <w:sz w:val="22"/>
+          <w:szCs w:val="22"/>
+        </w:rPr>
+        <w:t xml:space="preserve"> </w:t>
+      </w:r>
+      <w:proofErr w:type="spellStart"/>
+      <w:r>
+        <w:rPr>
+          <w:rFonts w:ascii="Calibri" w:hAnsi="Calibri" w:cs="Calibri"/>
+          <w:sz w:val="22"/>
+          <w:szCs w:val="22"/>
+        </w:rPr>
+        <w:t>of</w:t>
+      </w:r>
+      <w:proofErr w:type="spellEnd"/>
+      <w:r>
+        <w:rPr>
+          <w:rFonts w:ascii="Calibri" w:hAnsi="Calibri" w:cs="Calibri"/>
+          <w:sz w:val="22"/>
+          <w:szCs w:val="22"/>
+        </w:rPr>
+        <w:t xml:space="preserve"> a </w:t>
+      </w:r>
+      <w:proofErr w:type="spellStart"/>
+      <w:r>
+        <w:rPr>
+          <w:rFonts w:ascii="Calibri" w:hAnsi="Calibri" w:cs="Calibri"/>
+          <w:sz w:val="22"/>
+          <w:szCs w:val="22"/>
+        </w:rPr>
+        <w:t>corporate</w:t>
+      </w:r>
+      <w:proofErr w:type="spellEnd"/>
+      <w:r>
+        <w:rPr>
+          <w:rFonts w:ascii="Calibri" w:hAnsi="Calibri" w:cs="Calibri"/>
+          <w:sz w:val="22"/>
+          <w:szCs w:val="22"/>
+        </w:rPr>
+        <w:t xml:space="preserve"> </w:t>
+      </w:r>
+      <w:proofErr w:type="spellStart"/>
+      <w:r>
+        <w:rPr>
+          <w:rFonts w:ascii="Calibri" w:hAnsi="Calibri" w:cs="Calibri"/>
+          <w:sz w:val="22"/>
+          <w:szCs w:val="22"/>
+        </w:rPr>
+        <w:t>application</w:t>
+      </w:r>
+      <w:proofErr w:type="spellEnd"/>
+      <w:r>
+        <w:rPr>
+          <w:rFonts w:ascii="Calibri" w:hAnsi="Calibri" w:cs="Calibri"/>
+          <w:sz w:val="22"/>
+          <w:szCs w:val="22"/>
+        </w:rPr>
+        <w:t xml:space="preserve"> </w:t>
+      </w:r>
+      <w:proofErr w:type="spellStart"/>
+      <w:r>
+        <w:rPr>
+          <w:rFonts w:ascii="Calibri" w:hAnsi="Calibri" w:cs="Calibri"/>
+          <w:sz w:val="22"/>
+          <w:szCs w:val="22"/>
+        </w:rPr>
+        <w:t>with</w:t>
+      </w:r>
+      <w:proofErr w:type="spellEnd"/>
+      <w:r>
+        <w:rPr>
+          <w:rFonts w:ascii="Calibri" w:hAnsi="Calibri" w:cs="Calibri"/>
+          <w:sz w:val="22"/>
+          <w:szCs w:val="22"/>
+        </w:rPr>
+        <w:t xml:space="preserve"> 130+ </w:t>
+      </w:r>
+      <w:proofErr w:type="spellStart"/>
+      <w:r>
+        <w:rPr>
+          <w:rFonts w:ascii="Calibri" w:hAnsi="Calibri" w:cs="Calibri"/>
+          <w:sz w:val="22"/>
+          <w:szCs w:val="22"/>
+        </w:rPr>
+        <w:t>active</w:t>
+      </w:r>
+      <w:proofErr w:type="spellEnd"/>
+      <w:r>
+        <w:rPr>
+          <w:rFonts w:ascii="Calibri" w:hAnsi="Calibri" w:cs="Calibri"/>
+          <w:sz w:val="22"/>
+          <w:szCs w:val="22"/>
+        </w:rPr>
+        <w:t xml:space="preserve"> </w:t>
+      </w:r>
+      <w:proofErr w:type="spellStart"/>
+      <w:r>
+        <w:rPr>
+          <w:rFonts w:ascii="Calibri" w:hAnsi="Calibri" w:cs="Calibri"/>
+          <w:sz w:val="22"/>
+          <w:szCs w:val="22"/>
+        </w:rPr>
+        <w:t>endpoints</w:t>
+      </w:r>
+      <w:proofErr w:type="spellEnd"/>
+      <w:r>
+        <w:rPr>
+          <w:rFonts w:ascii="Calibri" w:hAnsi="Calibri" w:cs="Calibri"/>
+          <w:sz w:val="22"/>
+          <w:szCs w:val="22"/>
+        </w:rPr>
+        <w:t xml:space="preserve"> </w:t>
+      </w:r>
+      <w:proofErr w:type="spellStart"/>
+      <w:r>
+        <w:rPr>
+          <w:rFonts w:ascii="Calibri" w:hAnsi="Calibri" w:cs="Calibri"/>
+          <w:sz w:val="22"/>
+          <w:szCs w:val="22"/>
+        </w:rPr>
+        <w:t>and</w:t>
+      </w:r>
+      <w:proofErr w:type="spellEnd"/>
+      <w:r>
+        <w:rPr>
+          <w:rFonts w:ascii="Calibri" w:hAnsi="Calibri" w:cs="Calibri"/>
+          <w:sz w:val="22"/>
+          <w:szCs w:val="22"/>
+        </w:rPr>
+        <w:t xml:space="preserve"> 1,300+ </w:t>
+      </w:r>
+      <w:proofErr w:type="spellStart"/>
+      <w:r>
+        <w:rPr>
+          <w:rFonts w:ascii="Calibri" w:hAnsi="Calibri" w:cs="Calibri"/>
+          <w:sz w:val="22"/>
+          <w:szCs w:val="22"/>
+        </w:rPr>
+        <w:t>users</w:t>
+      </w:r>
+      <w:proofErr w:type="spellEnd"/>
+      <w:r>
+        <w:rPr>
+          <w:rFonts w:ascii="Calibri" w:hAnsi="Calibri" w:cs="Calibri"/>
+          <w:sz w:val="22"/>
+          <w:szCs w:val="22"/>
+        </w:rPr>
+        <w:t xml:space="preserve">, </w:t>
+      </w:r>
+      <w:proofErr w:type="spellStart"/>
+      <w:r>
+        <w:rPr>
+          <w:rFonts w:ascii="Calibri" w:hAnsi="Calibri" w:cs="Calibri"/>
+          <w:sz w:val="22"/>
+          <w:szCs w:val="22"/>
+        </w:rPr>
+        <w:t>migrating</w:t>
+      </w:r>
+      <w:proofErr w:type="spellEnd"/>
+      <w:r>
+        <w:rPr>
+          <w:rFonts w:ascii="Calibri" w:hAnsi="Calibri" w:cs="Calibri"/>
+          <w:sz w:val="22"/>
+          <w:szCs w:val="22"/>
+        </w:rPr>
+        <w:t xml:space="preserve"> </w:t>
+      </w:r>
+      <w:proofErr w:type="spellStart"/>
+      <w:r>
+        <w:rPr>
+          <w:rFonts w:ascii="Calibri" w:hAnsi="Calibri" w:cs="Calibri"/>
+          <w:sz w:val="22"/>
+          <w:szCs w:val="22"/>
+        </w:rPr>
+        <w:t>from</w:t>
+      </w:r>
+      <w:proofErr w:type="spellEnd"/>
+      <w:r>
+        <w:rPr>
+          <w:rFonts w:ascii="Calibri" w:hAnsi="Calibri" w:cs="Calibri"/>
+          <w:sz w:val="22"/>
+          <w:szCs w:val="22"/>
+        </w:rPr>
+        <w:t xml:space="preserve"> a Node.js </w:t>
+      </w:r>
+      <w:proofErr w:type="spellStart"/>
+      <w:r>
+        <w:rPr>
+          <w:rFonts w:ascii="Calibri" w:hAnsi="Calibri" w:cs="Calibri"/>
+          <w:sz w:val="22"/>
+          <w:szCs w:val="22"/>
+        </w:rPr>
+        <w:t>structure</w:t>
+      </w:r>
+      <w:proofErr w:type="spellEnd"/>
+      <w:r>
+        <w:rPr>
+          <w:rFonts w:ascii="Calibri" w:hAnsi="Calibri" w:cs="Calibri"/>
+          <w:sz w:val="22"/>
+          <w:szCs w:val="22"/>
+        </w:rPr>
+        <w:t xml:space="preserve"> </w:t>
+      </w:r>
+      <w:proofErr w:type="spellStart"/>
+      <w:r>
+        <w:rPr>
+          <w:rFonts w:ascii="Calibri" w:hAnsi="Calibri" w:cs="Calibri"/>
+          <w:sz w:val="22"/>
+          <w:szCs w:val="22"/>
+        </w:rPr>
+        <w:t>to</w:t>
+      </w:r>
+      <w:proofErr w:type="spellEnd"/>
+      <w:r>
+        <w:rPr>
+          <w:rFonts w:ascii="Calibri" w:hAnsi="Calibri" w:cs="Calibri"/>
+          <w:sz w:val="22"/>
+          <w:szCs w:val="22"/>
+        </w:rPr>
+        <w:t xml:space="preserve"> a </w:t>
+      </w:r>
+      <w:proofErr w:type="spellStart"/>
+      <w:r>
+        <w:rPr>
+          <w:rFonts w:ascii="Calibri" w:hAnsi="Calibri" w:cs="Calibri"/>
+          <w:sz w:val="22"/>
+          <w:szCs w:val="22"/>
+        </w:rPr>
+        <w:t>structured</w:t>
+      </w:r>
+      <w:proofErr w:type="spellEnd"/>
+      <w:r>
+        <w:rPr>
+          <w:rFonts w:ascii="Calibri" w:hAnsi="Calibri" w:cs="Calibri"/>
+          <w:sz w:val="22"/>
+          <w:szCs w:val="22"/>
+        </w:rPr>
+        <w:t xml:space="preserve"> </w:t>
+      </w:r>
+      <w:proofErr w:type="spellStart"/>
+      <w:r>
+        <w:rPr>
+          <w:rFonts w:ascii="Calibri" w:hAnsi="Calibri" w:cs="Calibri"/>
+          <w:sz w:val="22"/>
+          <w:szCs w:val="22"/>
+        </w:rPr>
+        <w:t>NestJS</w:t>
+      </w:r>
+      <w:proofErr w:type="spellEnd"/>
+      <w:r>
+        <w:rPr>
+          <w:rFonts w:ascii="Calibri" w:hAnsi="Calibri" w:cs="Calibri"/>
+          <w:sz w:val="22"/>
+          <w:szCs w:val="22"/>
+        </w:rPr>
+        <w:t xml:space="preserve"> </w:t>
+      </w:r>
+      <w:proofErr w:type="spellStart"/>
+      <w:r>
+        <w:rPr>
+          <w:rFonts w:ascii="Calibri" w:hAnsi="Calibri" w:cs="Calibri"/>
+          <w:sz w:val="22"/>
+          <w:szCs w:val="22"/>
+        </w:rPr>
+        <w:t>architecture</w:t>
+      </w:r>
+      <w:proofErr w:type="spellEnd"/>
+      <w:r>
+        <w:rPr>
+          <w:rFonts w:ascii="Calibri" w:hAnsi="Calibri" w:cs="Calibri"/>
+          <w:sz w:val="22"/>
+          <w:szCs w:val="22"/>
+        </w:rPr>
+        <w:t xml:space="preserve">. </w:t>
+      </w:r>
+      <w:proofErr w:type="spellStart"/>
+      <w:r>
+        <w:rPr>
+          <w:rFonts w:ascii="Calibri" w:hAnsi="Calibri" w:cs="Calibri"/>
+          <w:sz w:val="22"/>
+          <w:szCs w:val="22"/>
+        </w:rPr>
+        <w:t>Implemented</w:t>
+      </w:r>
+      <w:proofErr w:type="spellEnd"/>
+      <w:r>
+        <w:rPr>
+          <w:rFonts w:ascii="Calibri" w:hAnsi="Calibri" w:cs="Calibri"/>
+          <w:sz w:val="22"/>
+          <w:szCs w:val="22"/>
+        </w:rPr>
+        <w:t xml:space="preserve"> OAuth2 </w:t>
+      </w:r>
+      <w:proofErr w:type="spellStart"/>
+      <w:r>
+        <w:rPr>
+          <w:rFonts w:ascii="Calibri" w:hAnsi="Calibri" w:cs="Calibri"/>
+          <w:sz w:val="22"/>
+          <w:szCs w:val="22"/>
+        </w:rPr>
+        <w:t>authentication</w:t>
+      </w:r>
+      <w:proofErr w:type="spellEnd"/>
+      <w:r>
+        <w:rPr>
+          <w:rFonts w:ascii="Calibri" w:hAnsi="Calibri" w:cs="Calibri"/>
+          <w:sz w:val="22"/>
+          <w:szCs w:val="22"/>
+        </w:rPr>
+        <w:t xml:space="preserve"> </w:t>
+      </w:r>
+      <w:proofErr w:type="spellStart"/>
+      <w:r>
+        <w:rPr>
+          <w:rFonts w:ascii="Calibri" w:hAnsi="Calibri" w:cs="Calibri"/>
+          <w:sz w:val="22"/>
+          <w:szCs w:val="22"/>
+        </w:rPr>
+        <w:t>and</w:t>
+      </w:r>
+      <w:proofErr w:type="spellEnd"/>
+      <w:r>
+        <w:rPr>
+          <w:rFonts w:ascii="Calibri" w:hAnsi="Calibri" w:cs="Calibri"/>
+          <w:sz w:val="22"/>
+          <w:szCs w:val="22"/>
+        </w:rPr>
+        <w:t xml:space="preserve"> </w:t>
+      </w:r>
+      <w:proofErr w:type="spellStart"/>
+      <w:r>
+        <w:rPr>
+          <w:rFonts w:ascii="Calibri" w:hAnsi="Calibri" w:cs="Calibri"/>
+          <w:sz w:val="22"/>
+          <w:szCs w:val="22"/>
+        </w:rPr>
+        <w:t>authorization</w:t>
+      </w:r>
+      <w:proofErr w:type="spellEnd"/>
+      <w:r>
+        <w:rPr>
+          <w:rFonts w:ascii="Calibri" w:hAnsi="Calibri" w:cs="Calibri"/>
+          <w:sz w:val="22"/>
+          <w:szCs w:val="22"/>
+        </w:rPr>
+        <w:t xml:space="preserve">, </w:t>
+      </w:r>
+      <w:proofErr w:type="spellStart"/>
+      <w:r>
+        <w:rPr>
+          <w:rFonts w:ascii="Calibri" w:hAnsi="Calibri" w:cs="Calibri"/>
+          <w:sz w:val="22"/>
+          <w:szCs w:val="22"/>
+        </w:rPr>
+        <w:t>automated</w:t>
+      </w:r>
+      <w:proofErr w:type="spellEnd"/>
+      <w:r>
+        <w:rPr>
+          <w:rFonts w:ascii="Calibri" w:hAnsi="Calibri" w:cs="Calibri"/>
+          <w:sz w:val="22"/>
+          <w:szCs w:val="22"/>
+        </w:rPr>
+        <w:t xml:space="preserve"> </w:t>
+      </w:r>
+      <w:proofErr w:type="spellStart"/>
+      <w:r>
+        <w:rPr>
+          <w:rFonts w:ascii="Calibri" w:hAnsi="Calibri" w:cs="Calibri"/>
+          <w:sz w:val="22"/>
+          <w:szCs w:val="22"/>
+        </w:rPr>
+        <w:t>testing</w:t>
+      </w:r>
+      <w:proofErr w:type="spellEnd"/>
+      <w:r>
+        <w:rPr>
+          <w:rFonts w:ascii="Calibri" w:hAnsi="Calibri" w:cs="Calibri"/>
+          <w:sz w:val="22"/>
+          <w:szCs w:val="22"/>
+        </w:rPr>
+        <w:t xml:space="preserve"> </w:t>
+      </w:r>
+      <w:proofErr w:type="spellStart"/>
+      <w:r>
+        <w:rPr>
+          <w:rFonts w:ascii="Calibri" w:hAnsi="Calibri" w:cs="Calibri"/>
+          <w:sz w:val="22"/>
+          <w:szCs w:val="22"/>
+        </w:rPr>
+        <w:t>with</w:t>
+      </w:r>
+      <w:proofErr w:type="spellEnd"/>
+      <w:r>
+        <w:rPr>
+          <w:rFonts w:ascii="Calibri" w:hAnsi="Calibri" w:cs="Calibri"/>
+          <w:sz w:val="22"/>
+          <w:szCs w:val="22"/>
+        </w:rPr>
+        <w:t xml:space="preserve"> </w:t>
+      </w:r>
+      <w:proofErr w:type="spellStart"/>
+      <w:r>
+        <w:rPr>
+          <w:rFonts w:ascii="Calibri" w:hAnsi="Calibri" w:cs="Calibri"/>
+          <w:sz w:val="22"/>
+          <w:szCs w:val="22"/>
+        </w:rPr>
+        <w:t>Jest</w:t>
+      </w:r>
+      <w:proofErr w:type="spellEnd"/>
+      <w:r>
+        <w:rPr>
+          <w:rFonts w:ascii="Calibri" w:hAnsi="Calibri" w:cs="Calibri"/>
+          <w:sz w:val="22"/>
+          <w:szCs w:val="22"/>
+        </w:rPr>
+        <w:t xml:space="preserve"> </w:t>
+      </w:r>
+      <w:proofErr w:type="spellStart"/>
+      <w:r>
+        <w:rPr>
+          <w:rFonts w:ascii="Calibri" w:hAnsi="Calibri" w:cs="Calibri"/>
+          <w:sz w:val="22"/>
+          <w:szCs w:val="22"/>
+        </w:rPr>
+        <w:t>and</w:t>
+      </w:r>
+      <w:proofErr w:type="spellEnd"/>
+      <w:r>
+        <w:rPr>
+          <w:rFonts w:ascii="Calibri" w:hAnsi="Calibri" w:cs="Calibri"/>
+          <w:sz w:val="22"/>
+          <w:szCs w:val="22"/>
+        </w:rPr>
+        <w:t xml:space="preserve"> </w:t>
+      </w:r>
+      <w:proofErr w:type="spellStart"/>
+      <w:r>
+        <w:rPr>
+          <w:rFonts w:ascii="Calibri" w:hAnsi="Calibri" w:cs="Calibri"/>
+          <w:sz w:val="22"/>
+          <w:szCs w:val="22"/>
+        </w:rPr>
+        <w:t>Supertest</w:t>
+      </w:r>
+      <w:proofErr w:type="spellEnd"/>
+      <w:r>
+        <w:rPr>
+          <w:rFonts w:ascii="Calibri" w:hAnsi="Calibri" w:cs="Calibri"/>
+          <w:sz w:val="22"/>
+          <w:szCs w:val="22"/>
+        </w:rPr>
+        <w:t xml:space="preserve">, API </w:t>
+      </w:r>
+      <w:proofErr w:type="spellStart"/>
+      <w:r>
+        <w:rPr>
+          <w:rFonts w:ascii="Calibri" w:hAnsi="Calibri" w:cs="Calibri"/>
+          <w:sz w:val="22"/>
+          <w:szCs w:val="22"/>
+        </w:rPr>
+        <w:t>documentation</w:t>
+      </w:r>
+      <w:proofErr w:type="spellEnd"/>
+      <w:r>
+        <w:rPr>
+          <w:rFonts w:ascii="Calibri" w:hAnsi="Calibri" w:cs="Calibri"/>
+          <w:sz w:val="22"/>
+          <w:szCs w:val="22"/>
+        </w:rPr>
+        <w:t xml:space="preserve"> </w:t>
+      </w:r>
+      <w:proofErr w:type="spellStart"/>
+      <w:r>
+        <w:rPr>
+          <w:rFonts w:ascii="Calibri" w:hAnsi="Calibri" w:cs="Calibri"/>
+          <w:sz w:val="22"/>
+          <w:szCs w:val="22"/>
+        </w:rPr>
+        <w:t>with</w:t>
+      </w:r>
+      <w:proofErr w:type="spellEnd"/>
+      <w:r>
+        <w:rPr>
+          <w:rFonts w:ascii="Calibri" w:hAnsi="Calibri" w:cs="Calibri"/>
+          <w:sz w:val="22"/>
+          <w:szCs w:val="22"/>
+        </w:rPr>
+        <w:t xml:space="preserve"> Swagger, </w:t>
+      </w:r>
+      <w:proofErr w:type="spellStart"/>
+      <w:r>
+        <w:rPr>
+          <w:rFonts w:ascii="Calibri" w:hAnsi="Calibri" w:cs="Calibri"/>
+          <w:sz w:val="22"/>
+          <w:szCs w:val="22"/>
+        </w:rPr>
+        <w:t>and</w:t>
+      </w:r>
+      <w:proofErr w:type="spellEnd"/>
+      <w:r>
+        <w:rPr>
+          <w:rFonts w:ascii="Calibri" w:hAnsi="Calibri" w:cs="Calibri"/>
+          <w:sz w:val="22"/>
+          <w:szCs w:val="22"/>
+        </w:rPr>
+        <w:t xml:space="preserve"> </w:t>
+      </w:r>
+      <w:proofErr w:type="spellStart"/>
+      <w:r>
+        <w:rPr>
+          <w:rFonts w:ascii="Calibri" w:hAnsi="Calibri" w:cs="Calibri"/>
+          <w:sz w:val="22"/>
+          <w:szCs w:val="22"/>
+        </w:rPr>
+        <w:t>observability</w:t>
+      </w:r>
+      <w:proofErr w:type="spellEnd"/>
+      <w:r>
+        <w:rPr>
+          <w:rFonts w:ascii="Calibri" w:hAnsi="Calibri" w:cs="Calibri"/>
+          <w:sz w:val="22"/>
+          <w:szCs w:val="22"/>
+        </w:rPr>
+        <w:t xml:space="preserve"> </w:t>
+      </w:r>
+      <w:proofErr w:type="spellStart"/>
+      <w:r>
+        <w:rPr>
+          <w:rFonts w:ascii="Calibri" w:hAnsi="Calibri" w:cs="Calibri"/>
+          <w:sz w:val="22"/>
+          <w:szCs w:val="22"/>
+        </w:rPr>
+        <w:t>using</w:t>
+      </w:r>
+      <w:proofErr w:type="spellEnd"/>
+      <w:r>
+        <w:rPr>
+          <w:rFonts w:ascii="Calibri" w:hAnsi="Calibri" w:cs="Calibri"/>
+          <w:sz w:val="22"/>
+          <w:szCs w:val="22"/>
+        </w:rPr>
+        <w:t xml:space="preserve"> </w:t>
+      </w:r>
+      <w:proofErr w:type="spellStart"/>
+      <w:r>
+        <w:rPr>
+          <w:rFonts w:ascii="Calibri" w:hAnsi="Calibri" w:cs="Calibri"/>
+          <w:sz w:val="22"/>
+          <w:szCs w:val="22"/>
+        </w:rPr>
+        <w:t>Prometheus</w:t>
+      </w:r>
+      <w:proofErr w:type="spellEnd"/>
+      <w:r>
+        <w:rPr>
+          <w:rFonts w:ascii="Calibri" w:hAnsi="Calibri" w:cs="Calibri"/>
+          <w:sz w:val="22"/>
+          <w:szCs w:val="22"/>
+        </w:rPr>
+        <w:t xml:space="preserve"> </w:t>
+      </w:r>
+      <w:proofErr w:type="spellStart"/>
+      <w:r>
+        <w:rPr>
+          <w:rFonts w:ascii="Calibri" w:hAnsi="Calibri" w:cs="Calibri"/>
+          <w:sz w:val="22"/>
+          <w:szCs w:val="22"/>
+        </w:rPr>
+        <w:t>and</w:t>
+      </w:r>
+      <w:proofErr w:type="spellEnd"/>
+      <w:r>
+        <w:rPr>
+          <w:rFonts w:ascii="Calibri" w:hAnsi="Calibri" w:cs="Calibri"/>
+          <w:sz w:val="22"/>
+          <w:szCs w:val="22"/>
+        </w:rPr>
+        <w:t xml:space="preserve"> </w:t>
+      </w:r>
+      <w:proofErr w:type="spellStart"/>
+      <w:r>
+        <w:rPr>
+          <w:rFonts w:ascii="Calibri" w:hAnsi="Calibri" w:cs="Calibri"/>
+          <w:sz w:val="22"/>
+          <w:szCs w:val="22"/>
+        </w:rPr>
+        <w:t>Grafana</w:t>
+      </w:r>
+      <w:proofErr w:type="spellEnd"/>
+      <w:r>
+        <w:rPr>
+          <w:rFonts w:ascii="Calibri" w:hAnsi="Calibri" w:cs="Calibri"/>
+          <w:sz w:val="22"/>
+          <w:szCs w:val="22"/>
+        </w:rPr>
+        <w:t xml:space="preserve">. </w:t>
+      </w:r>
+      <w:proofErr w:type="spellStart"/>
+      <w:r>
+        <w:rPr>
+          <w:rFonts w:ascii="Calibri" w:hAnsi="Calibri" w:cs="Calibri"/>
+          <w:sz w:val="22"/>
+          <w:szCs w:val="22"/>
+        </w:rPr>
+        <w:t>Owned</w:t>
+      </w:r>
+      <w:proofErr w:type="spellEnd"/>
+      <w:r>
+        <w:rPr>
+          <w:rFonts w:ascii="Calibri" w:hAnsi="Calibri" w:cs="Calibri"/>
+          <w:sz w:val="22"/>
+          <w:szCs w:val="22"/>
+        </w:rPr>
+        <w:t xml:space="preserve"> </w:t>
+      </w:r>
+      <w:proofErr w:type="spellStart"/>
+      <w:r>
+        <w:rPr>
+          <w:rFonts w:ascii="Calibri" w:hAnsi="Calibri" w:cs="Calibri"/>
+          <w:sz w:val="22"/>
+          <w:szCs w:val="22"/>
+        </w:rPr>
+        <w:t>the</w:t>
+      </w:r>
+      <w:proofErr w:type="spellEnd"/>
+      <w:r>
+        <w:rPr>
+          <w:rFonts w:ascii="Calibri" w:hAnsi="Calibri" w:cs="Calibri"/>
+          <w:sz w:val="22"/>
+          <w:szCs w:val="22"/>
+        </w:rPr>
+        <w:t xml:space="preserve"> full </w:t>
+      </w:r>
+      <w:proofErr w:type="spellStart"/>
+      <w:r>
+        <w:rPr>
+          <w:rFonts w:ascii="Calibri" w:hAnsi="Calibri" w:cs="Calibri"/>
+          <w:sz w:val="22"/>
+          <w:szCs w:val="22"/>
+        </w:rPr>
+        <w:t>development</w:t>
+      </w:r>
+      <w:proofErr w:type="spellEnd"/>
+      <w:r>
+        <w:rPr>
+          <w:rFonts w:ascii="Calibri" w:hAnsi="Calibri" w:cs="Calibri"/>
+          <w:sz w:val="22"/>
+          <w:szCs w:val="22"/>
+        </w:rPr>
+        <w:t xml:space="preserve"> </w:t>
+      </w:r>
+      <w:proofErr w:type="spellStart"/>
+      <w:r>
+        <w:rPr>
+          <w:rFonts w:ascii="Calibri" w:hAnsi="Calibri" w:cs="Calibri"/>
+          <w:sz w:val="22"/>
+          <w:szCs w:val="22"/>
+        </w:rPr>
+        <w:t>lifecycle</w:t>
+      </w:r>
+      <w:proofErr w:type="spellEnd"/>
+      <w:r>
+        <w:rPr>
+          <w:rFonts w:ascii="Calibri" w:hAnsi="Calibri" w:cs="Calibri"/>
+          <w:sz w:val="22"/>
+          <w:szCs w:val="22"/>
+        </w:rPr>
+        <w:t xml:space="preserve">, </w:t>
+      </w:r>
+      <w:proofErr w:type="spellStart"/>
+      <w:r>
+        <w:rPr>
+          <w:rFonts w:ascii="Calibri" w:hAnsi="Calibri" w:cs="Calibri"/>
+          <w:sz w:val="22"/>
+          <w:szCs w:val="22"/>
+        </w:rPr>
+        <w:t>from</w:t>
+      </w:r>
+      <w:proofErr w:type="spellEnd"/>
+      <w:r>
+        <w:rPr>
+          <w:rFonts w:ascii="Calibri" w:hAnsi="Calibri" w:cs="Calibri"/>
+          <w:sz w:val="22"/>
+          <w:szCs w:val="22"/>
+        </w:rPr>
+        <w:t xml:space="preserve"> </w:t>
+      </w:r>
+      <w:proofErr w:type="spellStart"/>
+      <w:r>
+        <w:rPr>
+          <w:rFonts w:ascii="Calibri" w:hAnsi="Calibri" w:cs="Calibri"/>
+          <w:sz w:val="22"/>
+          <w:szCs w:val="22"/>
+        </w:rPr>
+        <w:t>technical</w:t>
+      </w:r>
+      <w:proofErr w:type="spellEnd"/>
+      <w:r>
+        <w:rPr>
+          <w:rFonts w:ascii="Calibri" w:hAnsi="Calibri" w:cs="Calibri"/>
+          <w:sz w:val="22"/>
+          <w:szCs w:val="22"/>
+        </w:rPr>
+        <w:t xml:space="preserve"> design </w:t>
+      </w:r>
+      <w:proofErr w:type="spellStart"/>
+      <w:r>
+        <w:rPr>
+          <w:rFonts w:ascii="Calibri" w:hAnsi="Calibri" w:cs="Calibri"/>
+          <w:sz w:val="22"/>
+          <w:szCs w:val="22"/>
+        </w:rPr>
+        <w:t>through</w:t>
+      </w:r>
+      <w:proofErr w:type="spellEnd"/>
+      <w:r>
+        <w:rPr>
+          <w:rFonts w:ascii="Calibri" w:hAnsi="Calibri" w:cs="Calibri"/>
+          <w:sz w:val="22"/>
+          <w:szCs w:val="22"/>
+        </w:rPr>
+        <w:t xml:space="preserve"> </w:t>
+      </w:r>
+      <w:proofErr w:type="spellStart"/>
+      <w:r>
+        <w:rPr>
+          <w:rFonts w:ascii="Calibri" w:hAnsi="Calibri" w:cs="Calibri"/>
+          <w:sz w:val="22"/>
+          <w:szCs w:val="22"/>
+        </w:rPr>
+        <w:t>production</w:t>
+      </w:r>
+      <w:proofErr w:type="spellEnd"/>
+      <w:r>
+        <w:rPr>
+          <w:rFonts w:ascii="Calibri" w:hAnsi="Calibri" w:cs="Calibri"/>
+          <w:sz w:val="22"/>
+          <w:szCs w:val="22"/>
+        </w:rPr>
+        <w:t xml:space="preserve"> </w:t>
+      </w:r>
+      <w:proofErr w:type="spellStart"/>
+      <w:r>
+        <w:rPr>
+          <w:rFonts w:ascii="Calibri" w:hAnsi="Calibri" w:cs="Calibri"/>
+          <w:sz w:val="22"/>
+          <w:szCs w:val="22"/>
+        </w:rPr>
+        <w:t>deployment</w:t>
+      </w:r>
+      <w:proofErr w:type="spellEnd"/>
+      <w:r>
+        <w:rPr>
+          <w:rFonts w:ascii="Calibri" w:hAnsi="Calibri" w:cs="Calibri"/>
+          <w:sz w:val="22"/>
+          <w:szCs w:val="22"/>
+        </w:rPr>
+        <w:t xml:space="preserve">. The </w:t>
+      </w:r>
+      <w:proofErr w:type="spellStart"/>
+      <w:r>
+        <w:rPr>
+          <w:rFonts w:ascii="Calibri" w:hAnsi="Calibri" w:cs="Calibri"/>
+          <w:sz w:val="22"/>
+          <w:szCs w:val="22"/>
+        </w:rPr>
+        <w:t>project</w:t>
+      </w:r>
+      <w:proofErr w:type="spellEnd"/>
+      <w:r>
+        <w:rPr>
+          <w:rFonts w:ascii="Calibri" w:hAnsi="Calibri" w:cs="Calibri"/>
+          <w:sz w:val="22"/>
+          <w:szCs w:val="22"/>
+        </w:rPr>
+        <w:t xml:space="preserve"> </w:t>
+      </w:r>
+      <w:proofErr w:type="spellStart"/>
+      <w:r>
+        <w:rPr>
+          <w:rFonts w:ascii="Calibri" w:hAnsi="Calibri" w:cs="Calibri"/>
+          <w:sz w:val="22"/>
+          <w:szCs w:val="22"/>
+        </w:rPr>
+        <w:t>enabled</w:t>
+      </w:r>
+      <w:proofErr w:type="spellEnd"/>
+      <w:r>
+        <w:rPr>
+          <w:rFonts w:ascii="Calibri" w:hAnsi="Calibri" w:cs="Calibri"/>
+          <w:sz w:val="22"/>
+          <w:szCs w:val="22"/>
+        </w:rPr>
+        <w:t xml:space="preserve"> global </w:t>
+      </w:r>
+      <w:proofErr w:type="spellStart"/>
+      <w:r>
+        <w:rPr>
+          <w:rFonts w:ascii="Calibri" w:hAnsi="Calibri" w:cs="Calibri"/>
+          <w:sz w:val="22"/>
+          <w:szCs w:val="22"/>
+        </w:rPr>
+        <w:t>adoption</w:t>
+      </w:r>
+      <w:proofErr w:type="spellEnd"/>
+      <w:r>
+        <w:rPr>
+          <w:rFonts w:ascii="Calibri" w:hAnsi="Calibri" w:cs="Calibri"/>
+          <w:sz w:val="22"/>
+          <w:szCs w:val="22"/>
+        </w:rPr>
+        <w:t xml:space="preserve"> </w:t>
+      </w:r>
+      <w:proofErr w:type="spellStart"/>
+      <w:r>
+        <w:rPr>
+          <w:rFonts w:ascii="Calibri" w:hAnsi="Calibri" w:cs="Calibri"/>
+          <w:sz w:val="22"/>
+          <w:szCs w:val="22"/>
+        </w:rPr>
+        <w:t>of</w:t>
+      </w:r>
+      <w:proofErr w:type="spellEnd"/>
+      <w:r>
+        <w:rPr>
+          <w:rFonts w:ascii="Calibri" w:hAnsi="Calibri" w:cs="Calibri"/>
+          <w:sz w:val="22"/>
+          <w:szCs w:val="22"/>
+        </w:rPr>
+        <w:t xml:space="preserve"> </w:t>
+      </w:r>
+      <w:proofErr w:type="spellStart"/>
+      <w:r>
+        <w:rPr>
+          <w:rFonts w:ascii="Calibri" w:hAnsi="Calibri" w:cs="Calibri"/>
+          <w:sz w:val="22"/>
+          <w:szCs w:val="22"/>
+        </w:rPr>
+        <w:t>the</w:t>
+      </w:r>
+      <w:proofErr w:type="spellEnd"/>
+      <w:r>
+        <w:rPr>
+          <w:rFonts w:ascii="Calibri" w:hAnsi="Calibri" w:cs="Calibri"/>
+          <w:sz w:val="22"/>
+          <w:szCs w:val="22"/>
+        </w:rPr>
+        <w:t xml:space="preserve"> </w:t>
+      </w:r>
+      <w:proofErr w:type="spellStart"/>
+      <w:r>
+        <w:rPr>
+          <w:rFonts w:ascii="Calibri" w:hAnsi="Calibri" w:cs="Calibri"/>
+          <w:sz w:val="22"/>
+          <w:szCs w:val="22"/>
+        </w:rPr>
+        <w:t>application</w:t>
+      </w:r>
+      <w:proofErr w:type="spellEnd"/>
+      <w:r>
+        <w:rPr>
+          <w:rFonts w:ascii="Calibri" w:hAnsi="Calibri" w:cs="Calibri"/>
+          <w:sz w:val="22"/>
+          <w:szCs w:val="22"/>
+        </w:rPr>
+        <w:t xml:space="preserve"> </w:t>
+      </w:r>
+      <w:proofErr w:type="spellStart"/>
+      <w:r>
+        <w:rPr>
+          <w:rFonts w:ascii="Calibri" w:hAnsi="Calibri" w:cs="Calibri"/>
+          <w:sz w:val="22"/>
+          <w:szCs w:val="22"/>
+        </w:rPr>
+        <w:t>and</w:t>
+      </w:r>
+      <w:proofErr w:type="spellEnd"/>
+      <w:r>
+        <w:rPr>
+          <w:rFonts w:ascii="Calibri" w:hAnsi="Calibri" w:cs="Calibri"/>
+          <w:sz w:val="22"/>
+          <w:szCs w:val="22"/>
+        </w:rPr>
+        <w:t xml:space="preserve"> </w:t>
+      </w:r>
+      <w:proofErr w:type="spellStart"/>
+      <w:r>
+        <w:rPr>
+          <w:rFonts w:ascii="Calibri" w:hAnsi="Calibri" w:cs="Calibri"/>
+          <w:sz w:val="22"/>
+          <w:szCs w:val="22"/>
+        </w:rPr>
+        <w:t>resulted</w:t>
+      </w:r>
+      <w:proofErr w:type="spellEnd"/>
+      <w:r>
+        <w:rPr>
+          <w:rFonts w:ascii="Calibri" w:hAnsi="Calibri" w:cs="Calibri"/>
+          <w:sz w:val="22"/>
+          <w:szCs w:val="22"/>
+        </w:rPr>
+        <w:t xml:space="preserve"> in </w:t>
+      </w:r>
+      <w:proofErr w:type="spellStart"/>
+      <w:r>
+        <w:rPr>
+          <w:rFonts w:ascii="Calibri" w:hAnsi="Calibri" w:cs="Calibri"/>
+          <w:sz w:val="22"/>
+          <w:szCs w:val="22"/>
+        </w:rPr>
+        <w:t>the</w:t>
+      </w:r>
+      <w:proofErr w:type="spellEnd"/>
+      <w:r>
+        <w:rPr>
+          <w:rFonts w:ascii="Calibri" w:hAnsi="Calibri" w:cs="Calibri"/>
+          <w:sz w:val="22"/>
+          <w:szCs w:val="22"/>
+        </w:rPr>
+        <w:t xml:space="preserve"> </w:t>
+      </w:r>
+      <w:proofErr w:type="spellStart"/>
+      <w:r>
+        <w:rPr>
+          <w:rFonts w:ascii="Calibri" w:hAnsi="Calibri" w:cs="Calibri"/>
+          <w:sz w:val="22"/>
+          <w:szCs w:val="22"/>
+        </w:rPr>
+        <w:t>elimination</w:t>
+      </w:r>
+      <w:proofErr w:type="spellEnd"/>
+      <w:r>
+        <w:rPr>
+          <w:rFonts w:ascii="Calibri" w:hAnsi="Calibri" w:cs="Calibri"/>
+          <w:sz w:val="22"/>
+          <w:szCs w:val="22"/>
+        </w:rPr>
+        <w:t xml:space="preserve"> </w:t>
+      </w:r>
+      <w:proofErr w:type="spellStart"/>
+      <w:r>
+        <w:rPr>
+          <w:rFonts w:ascii="Calibri" w:hAnsi="Calibri" w:cs="Calibri"/>
+          <w:sz w:val="22"/>
+          <w:szCs w:val="22"/>
+        </w:rPr>
+        <w:t>of</w:t>
+      </w:r>
+      <w:proofErr w:type="spellEnd"/>
+      <w:r>
+        <w:rPr>
+          <w:rFonts w:ascii="Calibri" w:hAnsi="Calibri" w:cs="Calibri"/>
+          <w:sz w:val="22"/>
+          <w:szCs w:val="22"/>
+        </w:rPr>
+        <w:t xml:space="preserve"> </w:t>
+      </w:r>
+      <w:proofErr w:type="spellStart"/>
+      <w:r>
+        <w:rPr>
+          <w:rFonts w:ascii="Calibri" w:hAnsi="Calibri" w:cs="Calibri"/>
+          <w:sz w:val="22"/>
+          <w:szCs w:val="22"/>
+        </w:rPr>
+        <w:t>approximately</w:t>
+      </w:r>
+      <w:proofErr w:type="spellEnd"/>
+      <w:r>
+        <w:rPr>
+          <w:rFonts w:ascii="Calibri" w:hAnsi="Calibri" w:cs="Calibri"/>
+          <w:sz w:val="22"/>
+          <w:szCs w:val="22"/>
+        </w:rPr>
+        <w:t xml:space="preserve"> 800 </w:t>
+      </w:r>
+      <w:proofErr w:type="spellStart"/>
+      <w:r>
+        <w:rPr>
+          <w:rFonts w:ascii="Calibri" w:hAnsi="Calibri" w:cs="Calibri"/>
+          <w:sz w:val="22"/>
+          <w:szCs w:val="22"/>
+        </w:rPr>
+        <w:t>security</w:t>
+      </w:r>
+      <w:proofErr w:type="spellEnd"/>
+      <w:r>
+        <w:rPr>
+          <w:rFonts w:ascii="Calibri" w:hAnsi="Calibri" w:cs="Calibri"/>
+          <w:sz w:val="22"/>
+          <w:szCs w:val="22"/>
+        </w:rPr>
+        <w:t xml:space="preserve"> </w:t>
+      </w:r>
+      <w:proofErr w:type="spellStart"/>
+      <w:r>
+        <w:rPr>
+          <w:rFonts w:ascii="Calibri" w:hAnsi="Calibri" w:cs="Calibri"/>
+          <w:sz w:val="22"/>
+          <w:szCs w:val="22"/>
+        </w:rPr>
+        <w:t>vulnerabilities</w:t>
+      </w:r>
+      <w:proofErr w:type="spellEnd"/>
+      <w:r>
+        <w:rPr>
+          <w:rFonts w:ascii="Calibri" w:hAnsi="Calibri" w:cs="Calibri"/>
+          <w:sz w:val="22"/>
+          <w:szCs w:val="22"/>
+        </w:rPr>
+        <w:t>.</w:t>
+      </w:r>
+    </w:p>
+    <w:p>
+      <w:pPr>
+        <w:spacing w:after="0"/>
+        <w:rPr>
+          <w:rFonts w:ascii="Calibri" w:hAnsi="Calibri" w:cs="Calibri"/>
+          <w:sz w:val="22"/>
+          <w:szCs w:val="22"/>
+          <w:u w:val="single"/>
+        </w:rPr>
+      </w:pPr>
+    </w:p>
+    <w:p>
+      <w:pPr>
+        <w:spacing w:after="0"/>
+        <w:rPr>
+          <w:rFonts w:ascii="Calibri" w:hAnsi="Calibri" w:cs="Calibri"/>
+          <w:sz w:val="22"/>
+          <w:szCs w:val="22"/>
+        </w:rPr>
+      </w:pPr>
+      <w:r>
+        <w:rPr>
+          <w:rFonts w:ascii="Calibri" w:hAnsi="Calibri" w:cs="Calibri"/>
+          <w:sz w:val="22"/>
+          <w:szCs w:val="22"/>
+        </w:rPr>
+        <w:t xml:space="preserve">Strong </w:t>
+      </w:r>
+      <w:proofErr w:type="spellStart"/>
+      <w:r>
+        <w:rPr>
+          <w:rFonts w:ascii="Calibri" w:hAnsi="Calibri" w:cs="Calibri"/>
+          <w:sz w:val="22"/>
+          <w:szCs w:val="22"/>
+        </w:rPr>
+        <w:t>experience</w:t>
+      </w:r>
+      <w:proofErr w:type="spellEnd"/>
+      <w:r>
+        <w:rPr>
+          <w:rFonts w:ascii="Calibri" w:hAnsi="Calibri" w:cs="Calibri"/>
+          <w:sz w:val="22"/>
+          <w:szCs w:val="22"/>
+        </w:rPr>
+        <w:t xml:space="preserve"> </w:t>
+      </w:r>
+      <w:proofErr w:type="spellStart"/>
+      <w:r>
+        <w:rPr>
+          <w:rFonts w:ascii="Calibri" w:hAnsi="Calibri" w:cs="Calibri"/>
+          <w:sz w:val="22"/>
+          <w:szCs w:val="22"/>
+        </w:rPr>
+        <w:t>with</w:t>
+      </w:r>
+      <w:proofErr w:type="spellEnd"/>
+      <w:r>
+        <w:rPr>
+          <w:rFonts w:ascii="Calibri" w:hAnsi="Calibri" w:cs="Calibri"/>
+          <w:sz w:val="22"/>
+          <w:szCs w:val="22"/>
+        </w:rPr>
+        <w:t xml:space="preserve"> Node.js, </w:t>
+      </w:r>
+      <w:proofErr w:type="spellStart"/>
+      <w:r>
+        <w:rPr>
+          <w:rFonts w:ascii="Calibri" w:hAnsi="Calibri" w:cs="Calibri"/>
+          <w:sz w:val="22"/>
+          <w:szCs w:val="22"/>
+        </w:rPr>
+        <w:t>TypeScript</w:t>
+      </w:r>
+      <w:proofErr w:type="spellEnd"/>
+      <w:r>
+        <w:rPr>
+          <w:rFonts w:ascii="Calibri" w:hAnsi="Calibri" w:cs="Calibri"/>
+          <w:sz w:val="22"/>
+          <w:szCs w:val="22"/>
+        </w:rPr>
+        <w:t xml:space="preserve">, C#/.NET, </w:t>
+      </w:r>
+      <w:proofErr w:type="spellStart"/>
+      <w:r>
+        <w:rPr>
+          <w:rFonts w:ascii="Calibri" w:hAnsi="Calibri" w:cs="Calibri"/>
+          <w:sz w:val="22"/>
+          <w:szCs w:val="22"/>
+        </w:rPr>
+        <w:t>RESTful</w:t>
+      </w:r>
+      <w:proofErr w:type="spellEnd"/>
+      <w:r>
+        <w:rPr>
+          <w:rFonts w:ascii="Calibri" w:hAnsi="Calibri" w:cs="Calibri"/>
+          <w:sz w:val="22"/>
+          <w:szCs w:val="22"/>
+        </w:rPr>
+        <w:t xml:space="preserve"> APIs, AWS, </w:t>
+      </w:r>
+      <w:proofErr w:type="spellStart"/>
+      <w:r>
+        <w:rPr>
+          <w:rFonts w:ascii="Calibri" w:hAnsi="Calibri" w:cs="Calibri"/>
+          <w:sz w:val="22"/>
+          <w:szCs w:val="22"/>
+        </w:rPr>
+        <w:t>distributed</w:t>
+      </w:r>
+      <w:proofErr w:type="spellEnd"/>
+      <w:r>
+        <w:rPr>
+          <w:rFonts w:ascii="Calibri" w:hAnsi="Calibri" w:cs="Calibri"/>
+          <w:sz w:val="22"/>
+          <w:szCs w:val="22"/>
+        </w:rPr>
+        <w:t xml:space="preserve"> systems, </w:t>
+      </w:r>
+      <w:proofErr w:type="spellStart"/>
+      <w:r>
+        <w:rPr>
+          <w:rFonts w:ascii="Calibri" w:hAnsi="Calibri" w:cs="Calibri"/>
+          <w:sz w:val="22"/>
+          <w:szCs w:val="22"/>
+        </w:rPr>
+        <w:t>and</w:t>
+      </w:r>
+      <w:proofErr w:type="spellEnd"/>
+      <w:r>
+        <w:rPr>
+          <w:rFonts w:ascii="Calibri" w:hAnsi="Calibri" w:cs="Calibri"/>
+          <w:sz w:val="22"/>
+          <w:szCs w:val="22"/>
+        </w:rPr>
+        <w:t xml:space="preserve"> </w:t>
+      </w:r>
+      <w:proofErr w:type="spellStart"/>
+      <w:r>
+        <w:rPr>
+          <w:rFonts w:ascii="Calibri" w:hAnsi="Calibri" w:cs="Calibri"/>
+          <w:sz w:val="22"/>
+          <w:szCs w:val="22"/>
+        </w:rPr>
+        <w:t>automated</w:t>
+      </w:r>
+      <w:proofErr w:type="spellEnd"/>
+      <w:r>
+        <w:rPr>
+          <w:rFonts w:ascii="Calibri" w:hAnsi="Calibri" w:cs="Calibri"/>
+          <w:sz w:val="22"/>
+          <w:szCs w:val="22"/>
+        </w:rPr>
+        <w:t xml:space="preserve"> </w:t>
+      </w:r>
+      <w:proofErr w:type="spellStart"/>
+      <w:r>
+        <w:rPr>
+          <w:rFonts w:ascii="Calibri" w:hAnsi="Calibri" w:cs="Calibri"/>
+          <w:sz w:val="22"/>
+          <w:szCs w:val="22"/>
+        </w:rPr>
+        <w:t>testing</w:t>
+      </w:r>
+      <w:proofErr w:type="spellEnd"/>
+      <w:r>
+        <w:rPr>
+          <w:rFonts w:ascii="Calibri" w:hAnsi="Calibri" w:cs="Calibri"/>
+          <w:sz w:val="22"/>
+          <w:szCs w:val="22"/>
+        </w:rPr>
+        <w:t xml:space="preserve">. </w:t>
+      </w:r>
+      <w:proofErr w:type="spellStart"/>
+      <w:r>
+        <w:rPr>
+          <w:rFonts w:ascii="Calibri" w:hAnsi="Calibri" w:cs="Calibri"/>
+          <w:sz w:val="22"/>
+          <w:szCs w:val="22"/>
+        </w:rPr>
+        <w:t>International</w:t>
+      </w:r>
+      <w:proofErr w:type="spellEnd"/>
+      <w:r>
+        <w:rPr>
+          <w:rFonts w:ascii="Calibri" w:hAnsi="Calibri" w:cs="Calibri"/>
+          <w:sz w:val="22"/>
+          <w:szCs w:val="22"/>
+        </w:rPr>
+        <w:t xml:space="preserve"> </w:t>
+      </w:r>
+      <w:proofErr w:type="spellStart"/>
+      <w:r>
+        <w:rPr>
+          <w:rFonts w:ascii="Calibri" w:hAnsi="Calibri" w:cs="Calibri"/>
+          <w:sz w:val="22"/>
+          <w:szCs w:val="22"/>
+        </w:rPr>
+        <w:t>academic</w:t>
+      </w:r>
+      <w:proofErr w:type="spellEnd"/>
+      <w:r>
+        <w:rPr>
+          <w:rFonts w:ascii="Calibri" w:hAnsi="Calibri" w:cs="Calibri"/>
+          <w:sz w:val="22"/>
+          <w:szCs w:val="22"/>
+        </w:rPr>
+        <w:t xml:space="preserve"> </w:t>
+      </w:r>
+      <w:proofErr w:type="spellStart"/>
+      <w:r>
+        <w:rPr>
+          <w:rFonts w:ascii="Calibri" w:hAnsi="Calibri" w:cs="Calibri"/>
+          <w:sz w:val="22"/>
+          <w:szCs w:val="22"/>
+        </w:rPr>
+        <w:t>and</w:t>
+      </w:r>
+      <w:proofErr w:type="spellEnd"/>
+      <w:r>
+        <w:rPr>
+          <w:rFonts w:ascii="Calibri" w:hAnsi="Calibri" w:cs="Calibri"/>
+          <w:sz w:val="22"/>
+          <w:szCs w:val="22"/>
+        </w:rPr>
+        <w:t xml:space="preserve"> professional </w:t>
+      </w:r>
+      <w:proofErr w:type="spellStart"/>
+      <w:r>
+        <w:rPr>
+          <w:rFonts w:ascii="Calibri" w:hAnsi="Calibri" w:cs="Calibri"/>
+          <w:sz w:val="22"/>
+          <w:szCs w:val="22"/>
+        </w:rPr>
+        <w:t>experience</w:t>
+      </w:r>
+      <w:proofErr w:type="spellEnd"/>
+      <w:r>
+        <w:rPr>
+          <w:rFonts w:ascii="Calibri" w:hAnsi="Calibri" w:cs="Calibri"/>
+          <w:sz w:val="22"/>
+          <w:szCs w:val="22"/>
+        </w:rPr>
+        <w:t xml:space="preserve"> in Spain, </w:t>
+      </w:r>
+      <w:proofErr w:type="spellStart"/>
+      <w:r>
+        <w:rPr>
+          <w:rFonts w:ascii="Calibri" w:hAnsi="Calibri" w:cs="Calibri"/>
+          <w:sz w:val="22"/>
+          <w:szCs w:val="22"/>
+        </w:rPr>
+        <w:t>including</w:t>
+      </w:r>
+      <w:proofErr w:type="spellEnd"/>
+      <w:r>
+        <w:rPr>
+          <w:rFonts w:ascii="Calibri" w:hAnsi="Calibri" w:cs="Calibri"/>
+          <w:sz w:val="22"/>
+          <w:szCs w:val="22"/>
+        </w:rPr>
+        <w:t xml:space="preserve"> </w:t>
+      </w:r>
+      <w:proofErr w:type="spellStart"/>
+      <w:r>
+        <w:rPr>
+          <w:rFonts w:ascii="Calibri" w:hAnsi="Calibri" w:cs="Calibri"/>
+          <w:sz w:val="22"/>
+          <w:szCs w:val="22"/>
+        </w:rPr>
+        <w:t>collaboration</w:t>
+      </w:r>
+      <w:proofErr w:type="spellEnd"/>
+      <w:r>
+        <w:rPr>
+          <w:rFonts w:ascii="Calibri" w:hAnsi="Calibri" w:cs="Calibri"/>
+          <w:sz w:val="22"/>
+          <w:szCs w:val="22"/>
+        </w:rPr>
+        <w:t xml:space="preserve"> </w:t>
+      </w:r>
+      <w:proofErr w:type="spellStart"/>
+      <w:r>
+        <w:rPr>
+          <w:rFonts w:ascii="Calibri" w:hAnsi="Calibri" w:cs="Calibri"/>
+          <w:sz w:val="22"/>
+          <w:szCs w:val="22"/>
+        </w:rPr>
+        <w:t>with</w:t>
+      </w:r>
+      <w:proofErr w:type="spellEnd"/>
+      <w:r>
+        <w:rPr>
+          <w:rFonts w:ascii="Calibri" w:hAnsi="Calibri" w:cs="Calibri"/>
+          <w:sz w:val="22"/>
+          <w:szCs w:val="22"/>
+        </w:rPr>
+        <w:t xml:space="preserve"> Spanish </w:t>
+      </w:r>
+      <w:proofErr w:type="spellStart"/>
+      <w:r>
+        <w:rPr>
+          <w:rFonts w:ascii="Calibri" w:hAnsi="Calibri" w:cs="Calibri"/>
+          <w:sz w:val="22"/>
+          <w:szCs w:val="22"/>
+        </w:rPr>
+        <w:t>and</w:t>
+      </w:r>
+      <w:proofErr w:type="spellEnd"/>
+      <w:r>
+        <w:rPr>
+          <w:rFonts w:ascii="Calibri" w:hAnsi="Calibri" w:cs="Calibri"/>
+          <w:sz w:val="22"/>
+          <w:szCs w:val="22"/>
+        </w:rPr>
+        <w:t xml:space="preserve"> North American </w:t>
+      </w:r>
+      <w:proofErr w:type="spellStart"/>
+      <w:r>
+        <w:rPr>
+          <w:rFonts w:ascii="Calibri" w:hAnsi="Calibri" w:cs="Calibri"/>
+          <w:sz w:val="22"/>
+          <w:szCs w:val="22"/>
+        </w:rPr>
+        <w:t>teams</w:t>
+      </w:r>
+      <w:proofErr w:type="spellEnd"/>
+      <w:r>
+        <w:rPr>
+          <w:rFonts w:ascii="Calibri" w:hAnsi="Calibri" w:cs="Calibri"/>
+          <w:sz w:val="22"/>
+          <w:szCs w:val="22"/>
+        </w:rPr>
+        <w:t xml:space="preserve">. Creator </w:t>
+      </w:r>
+      <w:proofErr w:type="spellStart"/>
+      <w:r>
+        <w:rPr>
+          <w:rFonts w:ascii="Calibri" w:hAnsi="Calibri" w:cs="Calibri"/>
+          <w:sz w:val="22"/>
+          <w:szCs w:val="22"/>
+        </w:rPr>
+        <w:t>of</w:t>
+      </w:r>
+      <w:proofErr w:type="spellEnd"/>
+      <w:r>
+        <w:rPr>
+          <w:rFonts w:ascii="Calibri" w:hAnsi="Calibri" w:cs="Calibri"/>
+          <w:sz w:val="22"/>
+          <w:szCs w:val="22"/>
+        </w:rPr>
+        <w:t xml:space="preserve"> </w:t>
+      </w:r>
+      <w:proofErr w:type="spellStart"/>
+      <w:r>
+        <w:rPr>
+          <w:rFonts w:ascii="Calibri" w:hAnsi="Calibri" w:cs="Calibri"/>
+          <w:sz w:val="22"/>
+          <w:szCs w:val="22"/>
+        </w:rPr>
+        <w:t>GenGuardian</w:t>
+      </w:r>
+      <w:proofErr w:type="spellEnd"/>
+      <w:r>
+        <w:rPr>
+          <w:rFonts w:ascii="Calibri" w:hAnsi="Calibri" w:cs="Calibri"/>
+          <w:sz w:val="22"/>
+          <w:szCs w:val="22"/>
+        </w:rPr>
+        <w:t xml:space="preserve">, a final </w:t>
+      </w:r>
+      <w:proofErr w:type="spellStart"/>
+      <w:r>
+        <w:rPr>
+          <w:rFonts w:ascii="Calibri" w:hAnsi="Calibri" w:cs="Calibri"/>
+          <w:sz w:val="22"/>
+          <w:szCs w:val="22"/>
+        </w:rPr>
+        <w:t>thesis</w:t>
+      </w:r>
+      <w:proofErr w:type="spellEnd"/>
+      <w:r>
+        <w:rPr>
+          <w:rFonts w:ascii="Calibri" w:hAnsi="Calibri" w:cs="Calibri"/>
+          <w:sz w:val="22"/>
+          <w:szCs w:val="22"/>
+        </w:rPr>
+        <w:t xml:space="preserve"> </w:t>
+      </w:r>
+      <w:proofErr w:type="spellStart"/>
+      <w:r>
+        <w:rPr>
+          <w:rFonts w:ascii="Calibri" w:hAnsi="Calibri" w:cs="Calibri"/>
+          <w:sz w:val="22"/>
+          <w:szCs w:val="22"/>
+        </w:rPr>
+        <w:t>project</w:t>
+      </w:r>
+      <w:proofErr w:type="spellEnd"/>
+      <w:r>
+        <w:rPr>
+          <w:rFonts w:ascii="Calibri" w:hAnsi="Calibri" w:cs="Calibri"/>
+          <w:sz w:val="22"/>
+          <w:szCs w:val="22"/>
+        </w:rPr>
+        <w:t xml:space="preserve"> </w:t>
+      </w:r>
+      <w:proofErr w:type="spellStart"/>
+      <w:r>
+        <w:rPr>
+          <w:rFonts w:ascii="Calibri" w:hAnsi="Calibri" w:cs="Calibri"/>
+          <w:sz w:val="22"/>
+          <w:szCs w:val="22"/>
+        </w:rPr>
+        <w:t>focused</w:t>
+      </w:r>
+      <w:proofErr w:type="spellEnd"/>
+      <w:r>
+        <w:rPr>
+          <w:rFonts w:ascii="Calibri" w:hAnsi="Calibri" w:cs="Calibri"/>
+          <w:sz w:val="22"/>
+          <w:szCs w:val="22"/>
+        </w:rPr>
+        <w:t xml:space="preserve"> </w:t>
+      </w:r>
+      <w:proofErr w:type="spellStart"/>
+      <w:r>
+        <w:rPr>
+          <w:rFonts w:ascii="Calibri" w:hAnsi="Calibri" w:cs="Calibri"/>
+          <w:sz w:val="22"/>
+          <w:szCs w:val="22"/>
+        </w:rPr>
+        <w:t>on</w:t>
+      </w:r>
+      <w:proofErr w:type="spellEnd"/>
+      <w:r>
+        <w:rPr>
+          <w:rFonts w:ascii="Calibri" w:hAnsi="Calibri" w:cs="Calibri"/>
+          <w:sz w:val="22"/>
+          <w:szCs w:val="22"/>
+        </w:rPr>
+        <w:t xml:space="preserve"> </w:t>
+      </w:r>
+      <w:proofErr w:type="spellStart"/>
+      <w:r>
+        <w:rPr>
+          <w:rFonts w:ascii="Calibri" w:hAnsi="Calibri" w:cs="Calibri"/>
+          <w:sz w:val="22"/>
+          <w:szCs w:val="22"/>
+        </w:rPr>
+        <w:t>using</w:t>
+      </w:r>
+      <w:proofErr w:type="spellEnd"/>
+      <w:r>
+        <w:rPr>
+          <w:rFonts w:ascii="Calibri" w:hAnsi="Calibri" w:cs="Calibri"/>
+          <w:sz w:val="22"/>
+          <w:szCs w:val="22"/>
+        </w:rPr>
+        <w:t xml:space="preserve"> fine-</w:t>
+      </w:r>
+      <w:proofErr w:type="spellStart"/>
+      <w:r>
+        <w:rPr>
+          <w:rFonts w:ascii="Calibri" w:hAnsi="Calibri" w:cs="Calibri"/>
+          <w:sz w:val="22"/>
+          <w:szCs w:val="22"/>
+        </w:rPr>
+        <w:t>tuned</w:t>
+      </w:r>
+      <w:proofErr w:type="spellEnd"/>
+      <w:r>
+        <w:rPr>
+          <w:rFonts w:ascii="Calibri" w:hAnsi="Calibri" w:cs="Calibri"/>
+          <w:sz w:val="22"/>
+          <w:szCs w:val="22"/>
+        </w:rPr>
+        <w:t xml:space="preserve"> </w:t>
+      </w:r>
+      <w:proofErr w:type="spellStart"/>
+      <w:r>
+        <w:rPr>
+          <w:rFonts w:ascii="Calibri" w:hAnsi="Calibri" w:cs="Calibri"/>
+          <w:sz w:val="22"/>
+          <w:szCs w:val="22"/>
+        </w:rPr>
+        <w:t>LLMs</w:t>
+      </w:r>
+      <w:proofErr w:type="spellEnd"/>
+      <w:r>
+        <w:rPr>
+          <w:rFonts w:ascii="Calibri" w:hAnsi="Calibri" w:cs="Calibri"/>
+          <w:sz w:val="22"/>
+          <w:szCs w:val="22"/>
+        </w:rPr>
+        <w:t xml:space="preserve"> for real-time </w:t>
+      </w:r>
+      <w:proofErr w:type="spellStart"/>
+      <w:r>
+        <w:rPr>
+          <w:rFonts w:ascii="Calibri" w:hAnsi="Calibri" w:cs="Calibri"/>
+          <w:sz w:val="22"/>
+          <w:szCs w:val="22"/>
+        </w:rPr>
+        <w:t>DDoS</w:t>
+      </w:r>
+      <w:proofErr w:type="spellEnd"/>
+      <w:r>
+        <w:rPr>
+          <w:rFonts w:ascii="Calibri" w:hAnsi="Calibri" w:cs="Calibri"/>
+          <w:sz w:val="22"/>
+          <w:szCs w:val="22"/>
+        </w:rPr>
+        <w:t xml:space="preserve"> </w:t>
+      </w:r>
+      <w:proofErr w:type="spellStart"/>
+      <w:r>
+        <w:rPr>
+          <w:rFonts w:ascii="Calibri" w:hAnsi="Calibri" w:cs="Calibri"/>
+          <w:sz w:val="22"/>
+          <w:szCs w:val="22"/>
+        </w:rPr>
+        <w:t>detection</w:t>
+      </w:r>
+      <w:proofErr w:type="spellEnd"/>
+      <w:r>
+        <w:rPr>
+          <w:rFonts w:ascii="Calibri" w:hAnsi="Calibri" w:cs="Calibri"/>
+          <w:sz w:val="22"/>
+          <w:szCs w:val="22"/>
+        </w:rPr>
+        <w:t>.</w:t>
+      </w:r>
+    </w:p>
+    <w:p>
+      <w:pPr>
         <w:rPr>
           <w:rFonts w:ascii="Calibri" w:hAnsi="Calibri" w:cs="Calibri"/>
           <w:sz w:val="22"/>
@@ -203,14 +2741,6 @@
           <w:lang w:val="en-US"/>
         </w:rPr>
       </w:pPr>
-      <w:r>
-        <w:rPr>
-          <w:rFonts w:ascii="Calibri" w:hAnsi="Calibri" w:cs="Calibri"/>
-          <w:sz w:val="22"/>
-          <w:szCs w:val="22"/>
-        </w:rPr>
-        <w:t>Strong experience with Node.js and TypeScript, RESTful API development, relational database integration, CI/CD practices, and AWS environments. International experience in Spain with both academic and professional engagement. Creator of GenGuardian, a tool developed for my final thesis project using LLM fine-tuning to detect DDoS attacks.</w:t>
-      </w:r>
       <w:r>
         <w:rPr>
           <w:rFonts w:ascii="Calibri" w:hAnsi="Calibri" w:cs="Calibri"/>
@@ -225,6 +2755,7 @@
     </w:p>
     <w:p>
       <w:pPr>
+        <w:spacing w:after="0"/>
         <w:rPr>
           <w:rFonts w:ascii="Calibri" w:hAnsi="Calibri" w:cs="Calibri"/>
           <w:b/>
@@ -248,13 +2779,985 @@
     </w:p>
     <w:p>
       <w:pPr>
-        <w:rPr>
-          <w:rFonts w:ascii="Calibri" w:hAnsi="Calibri" w:cs="Calibri"/>
-          <w:sz w:val="22"/>
-          <w:szCs w:val="22"/>
+        <w:spacing w:after="0"/>
+        <w:rPr>
+          <w:rFonts w:ascii="Calibri" w:hAnsi="Calibri" w:cs="Calibri"/>
+          <w:b/>
+          <w:bCs/>
+          <w:sz w:val="22"/>
+          <w:szCs w:val="22"/>
+          <w:u w:val="single"/>
           <w:lang w:val="en-US"/>
         </w:rPr>
       </w:pPr>
+    </w:p>
+    <w:p>
+      <w:pPr>
+        <w:spacing w:after="0"/>
+        <w:rPr>
+          <w:rFonts w:ascii="Calibri" w:hAnsi="Calibri" w:cs="Calibri"/>
+          <w:b/>
+          <w:bCs/>
+          <w:sz w:val="22"/>
+          <w:szCs w:val="22"/>
+        </w:rPr>
+      </w:pPr>
+      <w:r>
+        <w:rPr>
+          <w:rFonts w:ascii="Calibri" w:hAnsi="Calibri" w:cs="Calibri"/>
+          <w:b/>
+          <w:bCs/>
+          <w:sz w:val="22"/>
+          <w:szCs w:val="22"/>
+        </w:rPr>
+        <w:t xml:space="preserve">BTG Pactual </w:t>
+      </w:r>
+      <w:r>
+        <w:rPr>
+          <w:rFonts w:ascii="Calibri" w:hAnsi="Calibri" w:cs="Calibri"/>
+          <w:b/>
+          <w:bCs/>
+          <w:sz w:val="22"/>
+          <w:szCs w:val="22"/>
+        </w:rPr>
+        <w:t>-</w:t>
+      </w:r>
+      <w:r>
+        <w:rPr>
+          <w:rFonts w:ascii="Calibri" w:hAnsi="Calibri" w:cs="Calibri"/>
+          <w:b/>
+          <w:bCs/>
+          <w:sz w:val="22"/>
+          <w:szCs w:val="22"/>
+        </w:rPr>
+        <w:t xml:space="preserve"> May 2026 </w:t>
+      </w:r>
+      <w:r>
+        <w:rPr>
+          <w:rFonts w:ascii="Calibri" w:hAnsi="Calibri" w:cs="Calibri"/>
+          <w:b/>
+          <w:bCs/>
+          <w:sz w:val="22"/>
+          <w:szCs w:val="22"/>
+        </w:rPr>
+        <w:t>-</w:t>
+      </w:r>
+      <w:r>
+        <w:rPr>
+          <w:rFonts w:ascii="Calibri" w:hAnsi="Calibri" w:cs="Calibri"/>
+          <w:b/>
+          <w:bCs/>
+          <w:sz w:val="22"/>
+          <w:szCs w:val="22"/>
+        </w:rPr>
+        <w:t xml:space="preserve"> </w:t>
+      </w:r>
+      <w:proofErr w:type="spellStart"/>
+      <w:r>
+        <w:rPr>
+          <w:rFonts w:ascii="Calibri" w:hAnsi="Calibri" w:cs="Calibri"/>
+          <w:b/>
+          <w:bCs/>
+          <w:sz w:val="22"/>
+          <w:szCs w:val="22"/>
+        </w:rPr>
+        <w:t>Present</w:t>
+      </w:r>
+      <w:proofErr w:type="spellEnd"/>
+      <w:r>
+        <w:rPr>
+          <w:rFonts w:ascii="Calibri" w:hAnsi="Calibri" w:cs="Calibri"/>
+          <w:b/>
+          <w:bCs/>
+          <w:sz w:val="22"/>
+          <w:szCs w:val="22"/>
+        </w:rPr>
+        <w:t xml:space="preserve"> | Software </w:t>
+      </w:r>
+      <w:proofErr w:type="spellStart"/>
+      <w:r>
+        <w:rPr>
+          <w:rFonts w:ascii="Calibri" w:hAnsi="Calibri" w:cs="Calibri"/>
+          <w:b/>
+          <w:bCs/>
+          <w:sz w:val="22"/>
+          <w:szCs w:val="22"/>
+        </w:rPr>
+        <w:t>Engineer</w:t>
+      </w:r>
+      <w:proofErr w:type="spellEnd"/>
+      <w:r>
+        <w:rPr>
+          <w:rFonts w:ascii="Calibri" w:hAnsi="Calibri" w:cs="Calibri"/>
+          <w:b/>
+          <w:bCs/>
+          <w:sz w:val="22"/>
+          <w:szCs w:val="22"/>
+        </w:rPr>
+        <w:t xml:space="preserve">, </w:t>
+      </w:r>
+      <w:r>
+        <w:rPr>
+          <w:rFonts w:ascii="Calibri" w:hAnsi="Calibri" w:cs="Calibri"/>
+          <w:b/>
+          <w:bCs/>
+          <w:sz w:val="22"/>
+          <w:szCs w:val="22"/>
+        </w:rPr>
+        <w:t xml:space="preserve">Rio de Janeiro, </w:t>
+      </w:r>
+      <w:proofErr w:type="spellStart"/>
+      <w:r>
+        <w:rPr>
+          <w:rFonts w:ascii="Calibri" w:hAnsi="Calibri" w:cs="Calibri"/>
+          <w:b/>
+          <w:bCs/>
+          <w:sz w:val="22"/>
+          <w:szCs w:val="22"/>
+        </w:rPr>
+        <w:t>Brazil</w:t>
+      </w:r>
+      <w:proofErr w:type="spellEnd"/>
+    </w:p>
+    <w:p>
+      <w:pPr>
+        <w:spacing w:after="0"/>
+        <w:rPr>
+          <w:rFonts w:ascii="Calibri" w:hAnsi="Calibri" w:cs="Calibri"/>
+          <w:sz w:val="22"/>
+          <w:szCs w:val="22"/>
+        </w:rPr>
+      </w:pPr>
+      <w:r>
+        <w:rPr>
+          <w:rFonts w:ascii="Calibri" w:hAnsi="Calibri" w:cs="Calibri"/>
+          <w:b/>
+          <w:bCs/>
+          <w:sz w:val="22"/>
+          <w:szCs w:val="22"/>
+        </w:rPr>
+        <w:t xml:space="preserve">- </w:t>
+      </w:r>
+      <w:proofErr w:type="spellStart"/>
+      <w:r>
+        <w:rPr>
+          <w:rFonts w:ascii="Calibri" w:hAnsi="Calibri" w:cs="Calibri"/>
+          <w:sz w:val="22"/>
+          <w:szCs w:val="22"/>
+        </w:rPr>
+        <w:t>Develop</w:t>
+      </w:r>
+      <w:proofErr w:type="spellEnd"/>
+      <w:r>
+        <w:rPr>
+          <w:rFonts w:ascii="Calibri" w:hAnsi="Calibri" w:cs="Calibri"/>
+          <w:sz w:val="22"/>
+          <w:szCs w:val="22"/>
+        </w:rPr>
+        <w:t xml:space="preserve"> </w:t>
+      </w:r>
+      <w:proofErr w:type="spellStart"/>
+      <w:r>
+        <w:rPr>
+          <w:rFonts w:ascii="Calibri" w:hAnsi="Calibri" w:cs="Calibri"/>
+          <w:sz w:val="22"/>
+          <w:szCs w:val="22"/>
+        </w:rPr>
+        <w:t>and</w:t>
+      </w:r>
+      <w:proofErr w:type="spellEnd"/>
+      <w:r>
+        <w:rPr>
+          <w:rFonts w:ascii="Calibri" w:hAnsi="Calibri" w:cs="Calibri"/>
+          <w:sz w:val="22"/>
+          <w:szCs w:val="22"/>
+        </w:rPr>
+        <w:t xml:space="preserve"> </w:t>
+      </w:r>
+      <w:proofErr w:type="spellStart"/>
+      <w:r>
+        <w:rPr>
+          <w:rFonts w:ascii="Calibri" w:hAnsi="Calibri" w:cs="Calibri"/>
+          <w:sz w:val="22"/>
+          <w:szCs w:val="22"/>
+        </w:rPr>
+        <w:t>enhance</w:t>
+      </w:r>
+      <w:proofErr w:type="spellEnd"/>
+      <w:r>
+        <w:rPr>
+          <w:rFonts w:ascii="Calibri" w:hAnsi="Calibri" w:cs="Calibri"/>
+          <w:sz w:val="22"/>
+          <w:szCs w:val="22"/>
+        </w:rPr>
+        <w:t xml:space="preserve"> financial </w:t>
+      </w:r>
+      <w:proofErr w:type="spellStart"/>
+      <w:r>
+        <w:rPr>
+          <w:rFonts w:ascii="Calibri" w:hAnsi="Calibri" w:cs="Calibri"/>
+          <w:sz w:val="22"/>
+          <w:szCs w:val="22"/>
+        </w:rPr>
+        <w:t>and</w:t>
+      </w:r>
+      <w:proofErr w:type="spellEnd"/>
+      <w:r>
+        <w:rPr>
+          <w:rFonts w:ascii="Calibri" w:hAnsi="Calibri" w:cs="Calibri"/>
+          <w:sz w:val="22"/>
+          <w:szCs w:val="22"/>
+        </w:rPr>
+        <w:t xml:space="preserve"> </w:t>
+      </w:r>
+      <w:proofErr w:type="spellStart"/>
+      <w:r>
+        <w:rPr>
+          <w:rFonts w:ascii="Calibri" w:hAnsi="Calibri" w:cs="Calibri"/>
+          <w:sz w:val="22"/>
+          <w:szCs w:val="22"/>
+        </w:rPr>
+        <w:t>regulatory</w:t>
+      </w:r>
+      <w:proofErr w:type="spellEnd"/>
+      <w:r>
+        <w:rPr>
+          <w:rFonts w:ascii="Calibri" w:hAnsi="Calibri" w:cs="Calibri"/>
+          <w:sz w:val="22"/>
+          <w:szCs w:val="22"/>
+        </w:rPr>
+        <w:t xml:space="preserve"> </w:t>
+      </w:r>
+      <w:proofErr w:type="spellStart"/>
+      <w:r>
+        <w:rPr>
+          <w:rFonts w:ascii="Calibri" w:hAnsi="Calibri" w:cs="Calibri"/>
+          <w:sz w:val="22"/>
+          <w:szCs w:val="22"/>
+        </w:rPr>
+        <w:t>reporting</w:t>
+      </w:r>
+      <w:proofErr w:type="spellEnd"/>
+      <w:r>
+        <w:rPr>
+          <w:rFonts w:ascii="Calibri" w:hAnsi="Calibri" w:cs="Calibri"/>
+          <w:sz w:val="22"/>
+          <w:szCs w:val="22"/>
+        </w:rPr>
+        <w:t xml:space="preserve"> </w:t>
+      </w:r>
+      <w:proofErr w:type="spellStart"/>
+      <w:r>
+        <w:rPr>
+          <w:rFonts w:ascii="Calibri" w:hAnsi="Calibri" w:cs="Calibri"/>
+          <w:sz w:val="22"/>
+          <w:szCs w:val="22"/>
+        </w:rPr>
+        <w:t>applications</w:t>
+      </w:r>
+      <w:proofErr w:type="spellEnd"/>
+      <w:r>
+        <w:rPr>
+          <w:rFonts w:ascii="Calibri" w:hAnsi="Calibri" w:cs="Calibri"/>
+          <w:sz w:val="22"/>
+          <w:szCs w:val="22"/>
+        </w:rPr>
+        <w:t xml:space="preserve"> for BTG </w:t>
+      </w:r>
+      <w:proofErr w:type="spellStart"/>
+      <w:r>
+        <w:rPr>
+          <w:rFonts w:ascii="Calibri" w:hAnsi="Calibri" w:cs="Calibri"/>
+          <w:sz w:val="22"/>
+          <w:szCs w:val="22"/>
+        </w:rPr>
+        <w:t>Pactual’s</w:t>
+      </w:r>
+      <w:proofErr w:type="spellEnd"/>
+      <w:r>
+        <w:rPr>
+          <w:rFonts w:ascii="Calibri" w:hAnsi="Calibri" w:cs="Calibri"/>
+          <w:sz w:val="22"/>
+          <w:szCs w:val="22"/>
+        </w:rPr>
+        <w:t xml:space="preserve"> </w:t>
+      </w:r>
+      <w:proofErr w:type="spellStart"/>
+      <w:r>
+        <w:rPr>
+          <w:rFonts w:ascii="Calibri" w:hAnsi="Calibri" w:cs="Calibri"/>
+          <w:sz w:val="22"/>
+          <w:szCs w:val="22"/>
+        </w:rPr>
+        <w:t>Finance</w:t>
+      </w:r>
+      <w:proofErr w:type="spellEnd"/>
+      <w:r>
+        <w:rPr>
+          <w:rFonts w:ascii="Calibri" w:hAnsi="Calibri" w:cs="Calibri"/>
+          <w:sz w:val="22"/>
+          <w:szCs w:val="22"/>
+        </w:rPr>
+        <w:t xml:space="preserve"> </w:t>
+      </w:r>
+      <w:proofErr w:type="spellStart"/>
+      <w:r>
+        <w:rPr>
+          <w:rFonts w:ascii="Calibri" w:hAnsi="Calibri" w:cs="Calibri"/>
+          <w:sz w:val="22"/>
+          <w:szCs w:val="22"/>
+        </w:rPr>
+        <w:t>team</w:t>
+      </w:r>
+      <w:proofErr w:type="spellEnd"/>
+      <w:r>
+        <w:rPr>
+          <w:rFonts w:ascii="Calibri" w:hAnsi="Calibri" w:cs="Calibri"/>
+          <w:sz w:val="22"/>
+          <w:szCs w:val="22"/>
+        </w:rPr>
+        <w:t xml:space="preserve">, </w:t>
+      </w:r>
+      <w:proofErr w:type="spellStart"/>
+      <w:r>
+        <w:rPr>
+          <w:rFonts w:ascii="Calibri" w:hAnsi="Calibri" w:cs="Calibri"/>
+          <w:sz w:val="22"/>
+          <w:szCs w:val="22"/>
+        </w:rPr>
+        <w:t>one</w:t>
+      </w:r>
+      <w:proofErr w:type="spellEnd"/>
+      <w:r>
+        <w:rPr>
+          <w:rFonts w:ascii="Calibri" w:hAnsi="Calibri" w:cs="Calibri"/>
+          <w:sz w:val="22"/>
+          <w:szCs w:val="22"/>
+        </w:rPr>
+        <w:t xml:space="preserve"> </w:t>
+      </w:r>
+      <w:proofErr w:type="spellStart"/>
+      <w:r>
+        <w:rPr>
+          <w:rFonts w:ascii="Calibri" w:hAnsi="Calibri" w:cs="Calibri"/>
+          <w:sz w:val="22"/>
+          <w:szCs w:val="22"/>
+        </w:rPr>
+        <w:t>of</w:t>
+      </w:r>
+      <w:proofErr w:type="spellEnd"/>
+      <w:r>
+        <w:rPr>
+          <w:rFonts w:ascii="Calibri" w:hAnsi="Calibri" w:cs="Calibri"/>
+          <w:sz w:val="22"/>
+          <w:szCs w:val="22"/>
+        </w:rPr>
+        <w:t xml:space="preserve"> </w:t>
+      </w:r>
+      <w:proofErr w:type="spellStart"/>
+      <w:r>
+        <w:rPr>
+          <w:rFonts w:ascii="Calibri" w:hAnsi="Calibri" w:cs="Calibri"/>
+          <w:sz w:val="22"/>
+          <w:szCs w:val="22"/>
+        </w:rPr>
+        <w:t>Latin</w:t>
+      </w:r>
+      <w:proofErr w:type="spellEnd"/>
+      <w:r>
+        <w:rPr>
+          <w:rFonts w:ascii="Calibri" w:hAnsi="Calibri" w:cs="Calibri"/>
+          <w:sz w:val="22"/>
+          <w:szCs w:val="22"/>
+        </w:rPr>
+        <w:t xml:space="preserve"> </w:t>
+      </w:r>
+      <w:proofErr w:type="spellStart"/>
+      <w:r>
+        <w:rPr>
+          <w:rFonts w:ascii="Calibri" w:hAnsi="Calibri" w:cs="Calibri"/>
+          <w:sz w:val="22"/>
+          <w:szCs w:val="22"/>
+        </w:rPr>
+        <w:t>America’s</w:t>
+      </w:r>
+      <w:proofErr w:type="spellEnd"/>
+      <w:r>
+        <w:rPr>
+          <w:rFonts w:ascii="Calibri" w:hAnsi="Calibri" w:cs="Calibri"/>
+          <w:sz w:val="22"/>
+          <w:szCs w:val="22"/>
+        </w:rPr>
+        <w:t xml:space="preserve"> </w:t>
+      </w:r>
+      <w:proofErr w:type="spellStart"/>
+      <w:r>
+        <w:rPr>
+          <w:rFonts w:ascii="Calibri" w:hAnsi="Calibri" w:cs="Calibri"/>
+          <w:sz w:val="22"/>
+          <w:szCs w:val="22"/>
+        </w:rPr>
+        <w:t>leading</w:t>
+      </w:r>
+      <w:proofErr w:type="spellEnd"/>
+      <w:r>
+        <w:rPr>
+          <w:rFonts w:ascii="Calibri" w:hAnsi="Calibri" w:cs="Calibri"/>
+          <w:sz w:val="22"/>
+          <w:szCs w:val="22"/>
+        </w:rPr>
+        <w:t xml:space="preserve"> </w:t>
+      </w:r>
+      <w:proofErr w:type="spellStart"/>
+      <w:r>
+        <w:rPr>
+          <w:rFonts w:ascii="Calibri" w:hAnsi="Calibri" w:cs="Calibri"/>
+          <w:sz w:val="22"/>
+          <w:szCs w:val="22"/>
+        </w:rPr>
+        <w:t>investment</w:t>
+      </w:r>
+      <w:proofErr w:type="spellEnd"/>
+      <w:r>
+        <w:rPr>
+          <w:rFonts w:ascii="Calibri" w:hAnsi="Calibri" w:cs="Calibri"/>
+          <w:sz w:val="22"/>
+          <w:szCs w:val="22"/>
+        </w:rPr>
+        <w:t xml:space="preserve"> banks.</w:t>
+      </w:r>
+    </w:p>
+    <w:p>
+      <w:pPr>
+        <w:spacing w:after="0"/>
+        <w:rPr>
+          <w:rFonts w:ascii="Calibri" w:hAnsi="Calibri" w:cs="Calibri"/>
+          <w:sz w:val="22"/>
+          <w:szCs w:val="22"/>
+        </w:rPr>
+      </w:pPr>
+      <w:r>
+        <w:rPr>
+          <w:rFonts w:ascii="Calibri" w:hAnsi="Calibri" w:cs="Calibri"/>
+          <w:sz w:val="22"/>
+          <w:szCs w:val="22"/>
+        </w:rPr>
+        <w:t xml:space="preserve">- </w:t>
+      </w:r>
+      <w:proofErr w:type="spellStart"/>
+      <w:r>
+        <w:rPr>
+          <w:rFonts w:ascii="Calibri" w:hAnsi="Calibri" w:cs="Calibri"/>
+          <w:sz w:val="22"/>
+          <w:szCs w:val="22"/>
+        </w:rPr>
+        <w:t>Optimize</w:t>
+      </w:r>
+      <w:proofErr w:type="spellEnd"/>
+      <w:r>
+        <w:rPr>
+          <w:rFonts w:ascii="Calibri" w:hAnsi="Calibri" w:cs="Calibri"/>
+          <w:sz w:val="22"/>
+          <w:szCs w:val="22"/>
+        </w:rPr>
+        <w:t xml:space="preserve"> SQL queries </w:t>
+      </w:r>
+      <w:proofErr w:type="spellStart"/>
+      <w:r>
+        <w:rPr>
+          <w:rFonts w:ascii="Calibri" w:hAnsi="Calibri" w:cs="Calibri"/>
+          <w:sz w:val="22"/>
+          <w:szCs w:val="22"/>
+        </w:rPr>
+        <w:t>and</w:t>
+      </w:r>
+      <w:proofErr w:type="spellEnd"/>
+      <w:r>
+        <w:rPr>
+          <w:rFonts w:ascii="Calibri" w:hAnsi="Calibri" w:cs="Calibri"/>
+          <w:sz w:val="22"/>
+          <w:szCs w:val="22"/>
+        </w:rPr>
+        <w:t xml:space="preserve"> </w:t>
+      </w:r>
+      <w:proofErr w:type="spellStart"/>
+      <w:r>
+        <w:rPr>
+          <w:rFonts w:ascii="Calibri" w:hAnsi="Calibri" w:cs="Calibri"/>
+          <w:sz w:val="22"/>
+          <w:szCs w:val="22"/>
+        </w:rPr>
+        <w:t>Amazon</w:t>
+      </w:r>
+      <w:proofErr w:type="spellEnd"/>
+      <w:r>
+        <w:rPr>
+          <w:rFonts w:ascii="Calibri" w:hAnsi="Calibri" w:cs="Calibri"/>
+          <w:sz w:val="22"/>
+          <w:szCs w:val="22"/>
+        </w:rPr>
+        <w:t xml:space="preserve"> Athena pipelines </w:t>
+      </w:r>
+      <w:proofErr w:type="spellStart"/>
+      <w:r>
+        <w:rPr>
+          <w:rFonts w:ascii="Calibri" w:hAnsi="Calibri" w:cs="Calibri"/>
+          <w:sz w:val="22"/>
+          <w:szCs w:val="22"/>
+        </w:rPr>
+        <w:t>processing</w:t>
+      </w:r>
+      <w:proofErr w:type="spellEnd"/>
+      <w:r>
+        <w:rPr>
+          <w:rFonts w:ascii="Calibri" w:hAnsi="Calibri" w:cs="Calibri"/>
+          <w:sz w:val="22"/>
+          <w:szCs w:val="22"/>
+        </w:rPr>
+        <w:t xml:space="preserve"> </w:t>
+      </w:r>
+      <w:proofErr w:type="spellStart"/>
+      <w:r>
+        <w:rPr>
+          <w:rFonts w:ascii="Calibri" w:hAnsi="Calibri" w:cs="Calibri"/>
+          <w:sz w:val="22"/>
+          <w:szCs w:val="22"/>
+        </w:rPr>
+        <w:t>millions</w:t>
+      </w:r>
+      <w:proofErr w:type="spellEnd"/>
+      <w:r>
+        <w:rPr>
+          <w:rFonts w:ascii="Calibri" w:hAnsi="Calibri" w:cs="Calibri"/>
+          <w:sz w:val="22"/>
+          <w:szCs w:val="22"/>
+        </w:rPr>
+        <w:t xml:space="preserve"> </w:t>
+      </w:r>
+      <w:proofErr w:type="spellStart"/>
+      <w:r>
+        <w:rPr>
+          <w:rFonts w:ascii="Calibri" w:hAnsi="Calibri" w:cs="Calibri"/>
+          <w:sz w:val="22"/>
+          <w:szCs w:val="22"/>
+        </w:rPr>
+        <w:t>of</w:t>
+      </w:r>
+      <w:proofErr w:type="spellEnd"/>
+      <w:r>
+        <w:rPr>
+          <w:rFonts w:ascii="Calibri" w:hAnsi="Calibri" w:cs="Calibri"/>
+          <w:sz w:val="22"/>
+          <w:szCs w:val="22"/>
+        </w:rPr>
+        <w:t xml:space="preserve"> financial </w:t>
+      </w:r>
+      <w:proofErr w:type="spellStart"/>
+      <w:r>
+        <w:rPr>
+          <w:rFonts w:ascii="Calibri" w:hAnsi="Calibri" w:cs="Calibri"/>
+          <w:sz w:val="22"/>
+          <w:szCs w:val="22"/>
+        </w:rPr>
+        <w:t>records</w:t>
+      </w:r>
+      <w:proofErr w:type="spellEnd"/>
+      <w:r>
+        <w:rPr>
+          <w:rFonts w:ascii="Calibri" w:hAnsi="Calibri" w:cs="Calibri"/>
+          <w:sz w:val="22"/>
+          <w:szCs w:val="22"/>
+        </w:rPr>
+        <w:t xml:space="preserve"> </w:t>
+      </w:r>
+      <w:proofErr w:type="spellStart"/>
+      <w:r>
+        <w:rPr>
+          <w:rFonts w:ascii="Calibri" w:hAnsi="Calibri" w:cs="Calibri"/>
+          <w:sz w:val="22"/>
+          <w:szCs w:val="22"/>
+        </w:rPr>
+        <w:t>daily</w:t>
+      </w:r>
+      <w:proofErr w:type="spellEnd"/>
+      <w:r>
+        <w:rPr>
+          <w:rFonts w:ascii="Calibri" w:hAnsi="Calibri" w:cs="Calibri"/>
+          <w:sz w:val="22"/>
+          <w:szCs w:val="22"/>
+        </w:rPr>
+        <w:t xml:space="preserve">, </w:t>
+      </w:r>
+      <w:proofErr w:type="spellStart"/>
+      <w:r>
+        <w:rPr>
+          <w:rFonts w:ascii="Calibri" w:hAnsi="Calibri" w:cs="Calibri"/>
+          <w:sz w:val="22"/>
+          <w:szCs w:val="22"/>
+        </w:rPr>
+        <w:t>improving</w:t>
+      </w:r>
+      <w:proofErr w:type="spellEnd"/>
+      <w:r>
+        <w:rPr>
+          <w:rFonts w:ascii="Calibri" w:hAnsi="Calibri" w:cs="Calibri"/>
+          <w:sz w:val="22"/>
+          <w:szCs w:val="22"/>
+        </w:rPr>
+        <w:t xml:space="preserve"> </w:t>
+      </w:r>
+      <w:proofErr w:type="spellStart"/>
+      <w:r>
+        <w:rPr>
+          <w:rFonts w:ascii="Calibri" w:hAnsi="Calibri" w:cs="Calibri"/>
+          <w:sz w:val="22"/>
+          <w:szCs w:val="22"/>
+        </w:rPr>
+        <w:t>report</w:t>
+      </w:r>
+      <w:proofErr w:type="spellEnd"/>
+      <w:r>
+        <w:rPr>
+          <w:rFonts w:ascii="Calibri" w:hAnsi="Calibri" w:cs="Calibri"/>
+          <w:sz w:val="22"/>
+          <w:szCs w:val="22"/>
+        </w:rPr>
+        <w:t xml:space="preserve"> performance </w:t>
+      </w:r>
+      <w:proofErr w:type="spellStart"/>
+      <w:r>
+        <w:rPr>
+          <w:rFonts w:ascii="Calibri" w:hAnsi="Calibri" w:cs="Calibri"/>
+          <w:sz w:val="22"/>
+          <w:szCs w:val="22"/>
+        </w:rPr>
+        <w:t>and</w:t>
+      </w:r>
+      <w:proofErr w:type="spellEnd"/>
+      <w:r>
+        <w:rPr>
+          <w:rFonts w:ascii="Calibri" w:hAnsi="Calibri" w:cs="Calibri"/>
+          <w:sz w:val="22"/>
+          <w:szCs w:val="22"/>
+        </w:rPr>
+        <w:t xml:space="preserve"> </w:t>
+      </w:r>
+      <w:proofErr w:type="spellStart"/>
+      <w:r>
+        <w:rPr>
+          <w:rFonts w:ascii="Calibri" w:hAnsi="Calibri" w:cs="Calibri"/>
+          <w:sz w:val="22"/>
+          <w:szCs w:val="22"/>
+        </w:rPr>
+        <w:t>reliability</w:t>
+      </w:r>
+      <w:proofErr w:type="spellEnd"/>
+      <w:r>
+        <w:rPr>
+          <w:rFonts w:ascii="Calibri" w:hAnsi="Calibri" w:cs="Calibri"/>
+          <w:sz w:val="22"/>
+          <w:szCs w:val="22"/>
+        </w:rPr>
+        <w:t xml:space="preserve"> for business </w:t>
+      </w:r>
+      <w:proofErr w:type="spellStart"/>
+      <w:r>
+        <w:rPr>
+          <w:rFonts w:ascii="Calibri" w:hAnsi="Calibri" w:cs="Calibri"/>
+          <w:sz w:val="22"/>
+          <w:szCs w:val="22"/>
+        </w:rPr>
+        <w:t>decision</w:t>
+      </w:r>
+      <w:proofErr w:type="spellEnd"/>
+      <w:r>
+        <w:rPr>
+          <w:rFonts w:ascii="Calibri" w:hAnsi="Calibri" w:cs="Calibri"/>
+          <w:sz w:val="22"/>
+          <w:szCs w:val="22"/>
+        </w:rPr>
+        <w:t>-making.</w:t>
+      </w:r>
+    </w:p>
+    <w:p>
+      <w:pPr>
+        <w:spacing w:after="0"/>
+        <w:rPr>
+          <w:rFonts w:ascii="Calibri" w:hAnsi="Calibri" w:cs="Calibri"/>
+          <w:sz w:val="22"/>
+          <w:szCs w:val="22"/>
+        </w:rPr>
+      </w:pPr>
+      <w:r>
+        <w:rPr>
+          <w:rFonts w:ascii="Calibri" w:hAnsi="Calibri" w:cs="Calibri"/>
+          <w:sz w:val="22"/>
+          <w:szCs w:val="22"/>
+        </w:rPr>
+        <w:t xml:space="preserve">- </w:t>
+      </w:r>
+      <w:proofErr w:type="spellStart"/>
+      <w:r>
+        <w:rPr>
+          <w:rFonts w:ascii="Calibri" w:hAnsi="Calibri" w:cs="Calibri"/>
+          <w:sz w:val="22"/>
+          <w:szCs w:val="22"/>
+        </w:rPr>
+        <w:t>Develop</w:t>
+      </w:r>
+      <w:proofErr w:type="spellEnd"/>
+      <w:r>
+        <w:rPr>
+          <w:rFonts w:ascii="Calibri" w:hAnsi="Calibri" w:cs="Calibri"/>
+          <w:sz w:val="22"/>
+          <w:szCs w:val="22"/>
+        </w:rPr>
+        <w:t xml:space="preserve"> </w:t>
+      </w:r>
+      <w:proofErr w:type="spellStart"/>
+      <w:r>
+        <w:rPr>
+          <w:rFonts w:ascii="Calibri" w:hAnsi="Calibri" w:cs="Calibri"/>
+          <w:sz w:val="22"/>
+          <w:szCs w:val="22"/>
+        </w:rPr>
+        <w:t>asynchronous</w:t>
+      </w:r>
+      <w:proofErr w:type="spellEnd"/>
+      <w:r>
+        <w:rPr>
+          <w:rFonts w:ascii="Calibri" w:hAnsi="Calibri" w:cs="Calibri"/>
+          <w:sz w:val="22"/>
+          <w:szCs w:val="22"/>
+        </w:rPr>
+        <w:t xml:space="preserve"> </w:t>
+      </w:r>
+      <w:proofErr w:type="spellStart"/>
+      <w:r>
+        <w:rPr>
+          <w:rFonts w:ascii="Calibri" w:hAnsi="Calibri" w:cs="Calibri"/>
+          <w:sz w:val="22"/>
+          <w:szCs w:val="22"/>
+        </w:rPr>
+        <w:t>and</w:t>
+      </w:r>
+      <w:proofErr w:type="spellEnd"/>
+      <w:r>
+        <w:rPr>
+          <w:rFonts w:ascii="Calibri" w:hAnsi="Calibri" w:cs="Calibri"/>
+          <w:sz w:val="22"/>
+          <w:szCs w:val="22"/>
+        </w:rPr>
+        <w:t xml:space="preserve"> </w:t>
+      </w:r>
+      <w:proofErr w:type="spellStart"/>
+      <w:r>
+        <w:rPr>
+          <w:rFonts w:ascii="Calibri" w:hAnsi="Calibri" w:cs="Calibri"/>
+          <w:sz w:val="22"/>
+          <w:szCs w:val="22"/>
+        </w:rPr>
+        <w:t>distributed</w:t>
+      </w:r>
+      <w:proofErr w:type="spellEnd"/>
+      <w:r>
+        <w:rPr>
+          <w:rFonts w:ascii="Calibri" w:hAnsi="Calibri" w:cs="Calibri"/>
+          <w:sz w:val="22"/>
+          <w:szCs w:val="22"/>
+        </w:rPr>
+        <w:t xml:space="preserve"> data-</w:t>
+      </w:r>
+      <w:proofErr w:type="spellStart"/>
+      <w:r>
+        <w:rPr>
+          <w:rFonts w:ascii="Calibri" w:hAnsi="Calibri" w:cs="Calibri"/>
+          <w:sz w:val="22"/>
+          <w:szCs w:val="22"/>
+        </w:rPr>
+        <w:t>processing</w:t>
+      </w:r>
+      <w:proofErr w:type="spellEnd"/>
+      <w:r>
+        <w:rPr>
+          <w:rFonts w:ascii="Calibri" w:hAnsi="Calibri" w:cs="Calibri"/>
+          <w:sz w:val="22"/>
+          <w:szCs w:val="22"/>
+        </w:rPr>
+        <w:t xml:space="preserve"> workflows </w:t>
+      </w:r>
+      <w:proofErr w:type="spellStart"/>
+      <w:r>
+        <w:rPr>
+          <w:rFonts w:ascii="Calibri" w:hAnsi="Calibri" w:cs="Calibri"/>
+          <w:sz w:val="22"/>
+          <w:szCs w:val="22"/>
+        </w:rPr>
+        <w:t>using</w:t>
+      </w:r>
+      <w:proofErr w:type="spellEnd"/>
+      <w:r>
+        <w:rPr>
+          <w:rFonts w:ascii="Calibri" w:hAnsi="Calibri" w:cs="Calibri"/>
+          <w:sz w:val="22"/>
+          <w:szCs w:val="22"/>
+        </w:rPr>
+        <w:t xml:space="preserve"> Windows Services, </w:t>
+      </w:r>
+      <w:proofErr w:type="spellStart"/>
+      <w:r>
+        <w:rPr>
+          <w:rFonts w:ascii="Calibri" w:hAnsi="Calibri" w:cs="Calibri"/>
+          <w:sz w:val="22"/>
+          <w:szCs w:val="22"/>
+        </w:rPr>
+        <w:t>Amazon</w:t>
+      </w:r>
+      <w:proofErr w:type="spellEnd"/>
+      <w:r>
+        <w:rPr>
+          <w:rFonts w:ascii="Calibri" w:hAnsi="Calibri" w:cs="Calibri"/>
+          <w:sz w:val="22"/>
+          <w:szCs w:val="22"/>
+        </w:rPr>
+        <w:t xml:space="preserve"> SQS, </w:t>
+      </w:r>
+      <w:proofErr w:type="spellStart"/>
+      <w:r>
+        <w:rPr>
+          <w:rFonts w:ascii="Calibri" w:hAnsi="Calibri" w:cs="Calibri"/>
+          <w:sz w:val="22"/>
+          <w:szCs w:val="22"/>
+        </w:rPr>
+        <w:t>and</w:t>
+      </w:r>
+      <w:proofErr w:type="spellEnd"/>
+      <w:r>
+        <w:rPr>
+          <w:rFonts w:ascii="Calibri" w:hAnsi="Calibri" w:cs="Calibri"/>
+          <w:sz w:val="22"/>
+          <w:szCs w:val="22"/>
+        </w:rPr>
+        <w:t xml:space="preserve"> </w:t>
+      </w:r>
+      <w:proofErr w:type="spellStart"/>
+      <w:r>
+        <w:rPr>
+          <w:rFonts w:ascii="Calibri" w:hAnsi="Calibri" w:cs="Calibri"/>
+          <w:sz w:val="22"/>
+          <w:szCs w:val="22"/>
+        </w:rPr>
+        <w:t>Amazon</w:t>
+      </w:r>
+      <w:proofErr w:type="spellEnd"/>
+      <w:r>
+        <w:rPr>
+          <w:rFonts w:ascii="Calibri" w:hAnsi="Calibri" w:cs="Calibri"/>
+          <w:sz w:val="22"/>
+          <w:szCs w:val="22"/>
+        </w:rPr>
+        <w:t xml:space="preserve"> S3 for </w:t>
+      </w:r>
+      <w:proofErr w:type="spellStart"/>
+      <w:r>
+        <w:rPr>
+          <w:rFonts w:ascii="Calibri" w:hAnsi="Calibri" w:cs="Calibri"/>
+          <w:sz w:val="22"/>
+          <w:szCs w:val="22"/>
+        </w:rPr>
+        <w:t>the</w:t>
+      </w:r>
+      <w:proofErr w:type="spellEnd"/>
+      <w:r>
+        <w:rPr>
+          <w:rFonts w:ascii="Calibri" w:hAnsi="Calibri" w:cs="Calibri"/>
+          <w:sz w:val="22"/>
+          <w:szCs w:val="22"/>
+        </w:rPr>
+        <w:t xml:space="preserve"> </w:t>
+      </w:r>
+      <w:proofErr w:type="spellStart"/>
+      <w:r>
+        <w:rPr>
+          <w:rFonts w:ascii="Calibri" w:hAnsi="Calibri" w:cs="Calibri"/>
+          <w:sz w:val="22"/>
+          <w:szCs w:val="22"/>
+        </w:rPr>
+        <w:t>ingestion</w:t>
+      </w:r>
+      <w:proofErr w:type="spellEnd"/>
+      <w:r>
+        <w:rPr>
+          <w:rFonts w:ascii="Calibri" w:hAnsi="Calibri" w:cs="Calibri"/>
+          <w:sz w:val="22"/>
+          <w:szCs w:val="22"/>
+        </w:rPr>
+        <w:t xml:space="preserve"> </w:t>
+      </w:r>
+      <w:proofErr w:type="spellStart"/>
+      <w:r>
+        <w:rPr>
+          <w:rFonts w:ascii="Calibri" w:hAnsi="Calibri" w:cs="Calibri"/>
+          <w:sz w:val="22"/>
+          <w:szCs w:val="22"/>
+        </w:rPr>
+        <w:t>and</w:t>
+      </w:r>
+      <w:proofErr w:type="spellEnd"/>
+      <w:r>
+        <w:rPr>
+          <w:rFonts w:ascii="Calibri" w:hAnsi="Calibri" w:cs="Calibri"/>
+          <w:sz w:val="22"/>
+          <w:szCs w:val="22"/>
+        </w:rPr>
+        <w:t xml:space="preserve"> </w:t>
+      </w:r>
+      <w:proofErr w:type="spellStart"/>
+      <w:r>
+        <w:rPr>
+          <w:rFonts w:ascii="Calibri" w:hAnsi="Calibri" w:cs="Calibri"/>
+          <w:sz w:val="22"/>
+          <w:szCs w:val="22"/>
+        </w:rPr>
+        <w:t>transformation</w:t>
+      </w:r>
+      <w:proofErr w:type="spellEnd"/>
+      <w:r>
+        <w:rPr>
+          <w:rFonts w:ascii="Calibri" w:hAnsi="Calibri" w:cs="Calibri"/>
+          <w:sz w:val="22"/>
+          <w:szCs w:val="22"/>
+        </w:rPr>
+        <w:t xml:space="preserve"> </w:t>
+      </w:r>
+      <w:proofErr w:type="spellStart"/>
+      <w:r>
+        <w:rPr>
+          <w:rFonts w:ascii="Calibri" w:hAnsi="Calibri" w:cs="Calibri"/>
+          <w:sz w:val="22"/>
+          <w:szCs w:val="22"/>
+        </w:rPr>
+        <w:t>of</w:t>
+      </w:r>
+      <w:proofErr w:type="spellEnd"/>
+      <w:r>
+        <w:rPr>
+          <w:rFonts w:ascii="Calibri" w:hAnsi="Calibri" w:cs="Calibri"/>
+          <w:sz w:val="22"/>
+          <w:szCs w:val="22"/>
+        </w:rPr>
+        <w:t xml:space="preserve"> financial data.</w:t>
+      </w:r>
+    </w:p>
+    <w:p>
+      <w:pPr>
+        <w:spacing w:before="240"/>
+        <w:rPr>
+          <w:rFonts w:ascii="Calibri" w:hAnsi="Calibri" w:cs="Calibri"/>
+          <w:sz w:val="22"/>
+          <w:szCs w:val="22"/>
+        </w:rPr>
+      </w:pPr>
       <w:r>
         <w:rPr>
           <w:rFonts w:ascii="Calibri" w:hAnsi="Calibri" w:cs="Calibri"/>
@@ -283,28 +3786,62 @@
           <w:sz w:val="22"/>
           <w:szCs w:val="22"/>
         </w:rPr>
-        <w:t xml:space="preserve"> December 2025 </w:t>
-      </w:r>
-      <w:r>
-        <w:rPr>
-          <w:rFonts w:ascii="Calibri" w:hAnsi="Calibri" w:cs="Calibri"/>
-          <w:b/>
-          <w:bCs/>
-          <w:sz w:val="22"/>
-          <w:szCs w:val="22"/>
-        </w:rPr>
-        <w:t>–</w:t>
-      </w:r>
-      <w:r>
-        <w:rPr>
-          <w:rFonts w:ascii="Calibri" w:hAnsi="Calibri" w:cs="Calibri"/>
-          <w:b/>
-          <w:bCs/>
-          <w:sz w:val="22"/>
-          <w:szCs w:val="22"/>
-        </w:rPr>
-        <w:t xml:space="preserve"> January</w:t>
-      </w:r>
+        <w:t xml:space="preserve"> </w:t>
+      </w:r>
+      <w:proofErr w:type="spellStart"/>
+      <w:r>
+        <w:rPr>
+          <w:rFonts w:ascii="Calibri" w:hAnsi="Calibri" w:cs="Calibri"/>
+          <w:b/>
+          <w:bCs/>
+          <w:sz w:val="22"/>
+          <w:szCs w:val="22"/>
+        </w:rPr>
+        <w:t>December</w:t>
+      </w:r>
+      <w:proofErr w:type="spellEnd"/>
+      <w:r>
+        <w:rPr>
+          <w:rFonts w:ascii="Calibri" w:hAnsi="Calibri" w:cs="Calibri"/>
+          <w:b/>
+          <w:bCs/>
+          <w:sz w:val="22"/>
+          <w:szCs w:val="22"/>
+        </w:rPr>
+        <w:t xml:space="preserve"> 2025 </w:t>
+      </w:r>
+      <w:r>
+        <w:rPr>
+          <w:rFonts w:ascii="Calibri" w:hAnsi="Calibri" w:cs="Calibri"/>
+          <w:b/>
+          <w:bCs/>
+          <w:sz w:val="22"/>
+          <w:szCs w:val="22"/>
+        </w:rPr>
+        <w:t>-</w:t>
+      </w:r>
+      <w:r>
+        <w:rPr>
+          <w:rFonts w:ascii="Calibri" w:hAnsi="Calibri" w:cs="Calibri"/>
+          <w:b/>
+          <w:bCs/>
+          <w:sz w:val="22"/>
+          <w:szCs w:val="22"/>
+        </w:rPr>
+        <w:t xml:space="preserve"> </w:t>
+      </w:r>
+      <w:proofErr w:type="spellStart"/>
+      <w:r>
+        <w:rPr>
+          <w:rFonts w:ascii="Calibri" w:hAnsi="Calibri" w:cs="Calibri"/>
+          <w:b/>
+          <w:bCs/>
+          <w:sz w:val="22"/>
+          <w:szCs w:val="22"/>
+        </w:rPr>
+        <w:t>January</w:t>
+      </w:r>
+      <w:proofErr w:type="spellEnd"/>
       <w:r>
         <w:rPr>
           <w:rFonts w:ascii="Calibri" w:hAnsi="Calibri" w:cs="Calibri"/>
@@ -361,15 +3898,117 @@
           <w:sz w:val="22"/>
           <w:szCs w:val="22"/>
         </w:rPr>
-        <w:t>Full Stack Developer</w:t>
-      </w:r>
-      <w:r>
-        <w:rPr>
-          <w:rFonts w:ascii="Calibri" w:hAnsi="Calibri" w:cs="Calibri"/>
-          <w:sz w:val="22"/>
-          <w:szCs w:val="22"/>
-        </w:rPr>
-        <w:t xml:space="preserve"> (Professional experience during academic exchange program)</w:t>
+        <w:t xml:space="preserve">Full Stack </w:t>
+      </w:r>
+      <w:proofErr w:type="spellStart"/>
+      <w:r>
+        <w:rPr>
+          <w:rFonts w:ascii="Calibri" w:hAnsi="Calibri" w:cs="Calibri"/>
+          <w:b/>
+          <w:bCs/>
+          <w:sz w:val="22"/>
+          <w:szCs w:val="22"/>
+        </w:rPr>
+        <w:t>Developer</w:t>
+      </w:r>
+      <w:proofErr w:type="spellEnd"/>
+      <w:r>
+        <w:rPr>
+          <w:rFonts w:ascii="Calibri" w:hAnsi="Calibri" w:cs="Calibri"/>
+          <w:sz w:val="22"/>
+          <w:szCs w:val="22"/>
+        </w:rPr>
+        <w:t xml:space="preserve"> (Professional </w:t>
+      </w:r>
+      <w:proofErr w:type="spellStart"/>
+      <w:r>
+        <w:rPr>
+          <w:rFonts w:ascii="Calibri" w:hAnsi="Calibri" w:cs="Calibri"/>
+          <w:sz w:val="22"/>
+          <w:szCs w:val="22"/>
+        </w:rPr>
+        <w:t>experience</w:t>
+      </w:r>
+      <w:proofErr w:type="spellEnd"/>
+      <w:r>
+        <w:rPr>
+          <w:rFonts w:ascii="Calibri" w:hAnsi="Calibri" w:cs="Calibri"/>
+          <w:sz w:val="22"/>
+          <w:szCs w:val="22"/>
+        </w:rPr>
+        <w:t xml:space="preserve"> </w:t>
+      </w:r>
+      <w:proofErr w:type="spellStart"/>
+      <w:r>
+        <w:rPr>
+          <w:rFonts w:ascii="Calibri" w:hAnsi="Calibri" w:cs="Calibri"/>
+          <w:sz w:val="22"/>
+          <w:szCs w:val="22"/>
+        </w:rPr>
+        <w:t>during</w:t>
+      </w:r>
+      <w:proofErr w:type="spellEnd"/>
+      <w:r>
+        <w:rPr>
+          <w:rFonts w:ascii="Calibri" w:hAnsi="Calibri" w:cs="Calibri"/>
+          <w:sz w:val="22"/>
+          <w:szCs w:val="22"/>
+        </w:rPr>
+        <w:t xml:space="preserve"> </w:t>
+      </w:r>
+      <w:proofErr w:type="spellStart"/>
+      <w:r>
+        <w:rPr>
+          <w:rFonts w:ascii="Calibri" w:hAnsi="Calibri" w:cs="Calibri"/>
+          <w:sz w:val="22"/>
+          <w:szCs w:val="22"/>
+        </w:rPr>
+        <w:t>academic</w:t>
+      </w:r>
+      <w:proofErr w:type="spellEnd"/>
+      <w:r>
+        <w:rPr>
+          <w:rFonts w:ascii="Calibri" w:hAnsi="Calibri" w:cs="Calibri"/>
+          <w:sz w:val="22"/>
+          <w:szCs w:val="22"/>
+        </w:rPr>
+        <w:t xml:space="preserve"> </w:t>
+      </w:r>
+      <w:proofErr w:type="spellStart"/>
+      <w:r>
+        <w:rPr>
+          <w:rFonts w:ascii="Calibri" w:hAnsi="Calibri" w:cs="Calibri"/>
+          <w:sz w:val="22"/>
+          <w:szCs w:val="22"/>
+        </w:rPr>
+        <w:t>exchange</w:t>
+      </w:r>
+      <w:proofErr w:type="spellEnd"/>
+      <w:r>
+        <w:rPr>
+          <w:rFonts w:ascii="Calibri" w:hAnsi="Calibri" w:cs="Calibri"/>
+          <w:sz w:val="22"/>
+          <w:szCs w:val="22"/>
+        </w:rPr>
+        <w:t xml:space="preserve"> </w:t>
+      </w:r>
+      <w:proofErr w:type="spellStart"/>
+      <w:r>
+        <w:rPr>
+          <w:rFonts w:ascii="Calibri" w:hAnsi="Calibri" w:cs="Calibri"/>
+          <w:sz w:val="22"/>
+          <w:szCs w:val="22"/>
+        </w:rPr>
+        <w:t>program</w:t>
+      </w:r>
+      <w:proofErr w:type="spellEnd"/>
+      <w:r>
+        <w:rPr>
+          <w:rFonts w:ascii="Calibri" w:hAnsi="Calibri" w:cs="Calibri"/>
+          <w:sz w:val="22"/>
+          <w:szCs w:val="22"/>
+        </w:rPr>
+        <w:t>)</w:t>
       </w:r>
       <w:r>
         <w:rPr>
@@ -396,14 +4035,106 @@
         <w:br/>
         <w:t xml:space="preserve">- </w:t>
       </w:r>
-      <w:r>
-        <w:rPr>
-          <w:rFonts w:ascii="Calibri" w:hAnsi="Calibri" w:cs="Calibri"/>
-          <w:sz w:val="22"/>
-          <w:szCs w:val="22"/>
-        </w:rPr>
-        <w:t>Backend development using Node.js, TypeScript, and AdonisJS</w:t>
-      </w:r>
+      <w:proofErr w:type="spellStart"/>
+      <w:r>
+        <w:rPr>
+          <w:rFonts w:ascii="Calibri" w:hAnsi="Calibri" w:cs="Calibri"/>
+          <w:sz w:val="22"/>
+          <w:szCs w:val="22"/>
+        </w:rPr>
+        <w:t>Backend</w:t>
+      </w:r>
+      <w:proofErr w:type="spellEnd"/>
+      <w:r>
+        <w:rPr>
+          <w:rFonts w:ascii="Calibri" w:hAnsi="Calibri" w:cs="Calibri"/>
+          <w:sz w:val="22"/>
+          <w:szCs w:val="22"/>
+        </w:rPr>
+        <w:t xml:space="preserve"> </w:t>
+      </w:r>
+      <w:proofErr w:type="spellStart"/>
+      <w:r>
+        <w:rPr>
+          <w:rFonts w:ascii="Calibri" w:hAnsi="Calibri" w:cs="Calibri"/>
+          <w:sz w:val="22"/>
+          <w:szCs w:val="22"/>
+        </w:rPr>
+        <w:t>development</w:t>
+      </w:r>
+      <w:proofErr w:type="spellEnd"/>
+      <w:r>
+        <w:rPr>
+          <w:rFonts w:ascii="Calibri" w:hAnsi="Calibri" w:cs="Calibri"/>
+          <w:sz w:val="22"/>
+          <w:szCs w:val="22"/>
+        </w:rPr>
+        <w:t xml:space="preserve"> </w:t>
+      </w:r>
+      <w:proofErr w:type="spellStart"/>
+      <w:r>
+        <w:rPr>
+          <w:rFonts w:ascii="Calibri" w:hAnsi="Calibri" w:cs="Calibri"/>
+          <w:sz w:val="22"/>
+          <w:szCs w:val="22"/>
+        </w:rPr>
+        <w:t>using</w:t>
+      </w:r>
+      <w:proofErr w:type="spellEnd"/>
+      <w:r>
+        <w:rPr>
+          <w:rFonts w:ascii="Calibri" w:hAnsi="Calibri" w:cs="Calibri"/>
+          <w:sz w:val="22"/>
+          <w:szCs w:val="22"/>
+        </w:rPr>
+        <w:t xml:space="preserve"> Node.js, </w:t>
+      </w:r>
+      <w:proofErr w:type="spellStart"/>
+      <w:r>
+        <w:rPr>
+          <w:rFonts w:ascii="Calibri" w:hAnsi="Calibri" w:cs="Calibri"/>
+          <w:sz w:val="22"/>
+          <w:szCs w:val="22"/>
+        </w:rPr>
+        <w:t>TypeScript</w:t>
+      </w:r>
+      <w:proofErr w:type="spellEnd"/>
+      <w:r>
+        <w:rPr>
+          <w:rFonts w:ascii="Calibri" w:hAnsi="Calibri" w:cs="Calibri"/>
+          <w:sz w:val="22"/>
+          <w:szCs w:val="22"/>
+        </w:rPr>
+        <w:t xml:space="preserve">, </w:t>
+      </w:r>
+      <w:proofErr w:type="spellStart"/>
+      <w:r>
+        <w:rPr>
+          <w:rFonts w:ascii="Calibri" w:hAnsi="Calibri" w:cs="Calibri"/>
+          <w:sz w:val="22"/>
+          <w:szCs w:val="22"/>
+        </w:rPr>
+        <w:t>and</w:t>
+      </w:r>
+      <w:proofErr w:type="spellEnd"/>
+      <w:r>
+        <w:rPr>
+          <w:rFonts w:ascii="Calibri" w:hAnsi="Calibri" w:cs="Calibri"/>
+          <w:sz w:val="22"/>
+          <w:szCs w:val="22"/>
+        </w:rPr>
+        <w:t xml:space="preserve"> </w:t>
+      </w:r>
+      <w:proofErr w:type="spellStart"/>
+      <w:r>
+        <w:rPr>
+          <w:rFonts w:ascii="Calibri" w:hAnsi="Calibri" w:cs="Calibri"/>
+          <w:sz w:val="22"/>
+          <w:szCs w:val="22"/>
+        </w:rPr>
+        <w:t>AdonisJS</w:t>
+      </w:r>
+      <w:proofErr w:type="spellEnd"/>
       <w:r>
         <w:rPr>
           <w:rFonts w:ascii="Calibri" w:hAnsi="Calibri" w:cs="Calibri"/>
@@ -413,14 +4144,106 @@
         <w:br/>
         <w:t xml:space="preserve">- </w:t>
       </w:r>
-      <w:r>
-        <w:rPr>
-          <w:rFonts w:ascii="Calibri" w:hAnsi="Calibri" w:cs="Calibri"/>
-          <w:sz w:val="22"/>
-          <w:szCs w:val="22"/>
-        </w:rPr>
-        <w:t>Implementation of Clean Architecture and Domain-Driven Design (DDD) principles</w:t>
-      </w:r>
+      <w:proofErr w:type="spellStart"/>
+      <w:r>
+        <w:rPr>
+          <w:rFonts w:ascii="Calibri" w:hAnsi="Calibri" w:cs="Calibri"/>
+          <w:sz w:val="22"/>
+          <w:szCs w:val="22"/>
+        </w:rPr>
+        <w:t>Implementation</w:t>
+      </w:r>
+      <w:proofErr w:type="spellEnd"/>
+      <w:r>
+        <w:rPr>
+          <w:rFonts w:ascii="Calibri" w:hAnsi="Calibri" w:cs="Calibri"/>
+          <w:sz w:val="22"/>
+          <w:szCs w:val="22"/>
+        </w:rPr>
+        <w:t xml:space="preserve"> </w:t>
+      </w:r>
+      <w:proofErr w:type="spellStart"/>
+      <w:r>
+        <w:rPr>
+          <w:rFonts w:ascii="Calibri" w:hAnsi="Calibri" w:cs="Calibri"/>
+          <w:sz w:val="22"/>
+          <w:szCs w:val="22"/>
+        </w:rPr>
+        <w:t>of</w:t>
+      </w:r>
+      <w:proofErr w:type="spellEnd"/>
+      <w:r>
+        <w:rPr>
+          <w:rFonts w:ascii="Calibri" w:hAnsi="Calibri" w:cs="Calibri"/>
+          <w:sz w:val="22"/>
+          <w:szCs w:val="22"/>
+        </w:rPr>
+        <w:t xml:space="preserve"> Clean </w:t>
+      </w:r>
+      <w:proofErr w:type="spellStart"/>
+      <w:r>
+        <w:rPr>
+          <w:rFonts w:ascii="Calibri" w:hAnsi="Calibri" w:cs="Calibri"/>
+          <w:sz w:val="22"/>
+          <w:szCs w:val="22"/>
+        </w:rPr>
+        <w:t>Architecture</w:t>
+      </w:r>
+      <w:proofErr w:type="spellEnd"/>
+      <w:r>
+        <w:rPr>
+          <w:rFonts w:ascii="Calibri" w:hAnsi="Calibri" w:cs="Calibri"/>
+          <w:sz w:val="22"/>
+          <w:szCs w:val="22"/>
+        </w:rPr>
+        <w:t xml:space="preserve"> </w:t>
+      </w:r>
+      <w:proofErr w:type="spellStart"/>
+      <w:r>
+        <w:rPr>
+          <w:rFonts w:ascii="Calibri" w:hAnsi="Calibri" w:cs="Calibri"/>
+          <w:sz w:val="22"/>
+          <w:szCs w:val="22"/>
+        </w:rPr>
+        <w:t>and</w:t>
+      </w:r>
+      <w:proofErr w:type="spellEnd"/>
+      <w:r>
+        <w:rPr>
+          <w:rFonts w:ascii="Calibri" w:hAnsi="Calibri" w:cs="Calibri"/>
+          <w:sz w:val="22"/>
+          <w:szCs w:val="22"/>
+        </w:rPr>
+        <w:t xml:space="preserve"> Domain-</w:t>
+      </w:r>
+      <w:proofErr w:type="spellStart"/>
+      <w:r>
+        <w:rPr>
+          <w:rFonts w:ascii="Calibri" w:hAnsi="Calibri" w:cs="Calibri"/>
+          <w:sz w:val="22"/>
+          <w:szCs w:val="22"/>
+        </w:rPr>
+        <w:t>Driven</w:t>
+      </w:r>
+      <w:proofErr w:type="spellEnd"/>
+      <w:r>
+        <w:rPr>
+          <w:rFonts w:ascii="Calibri" w:hAnsi="Calibri" w:cs="Calibri"/>
+          <w:sz w:val="22"/>
+          <w:szCs w:val="22"/>
+        </w:rPr>
+        <w:t xml:space="preserve"> Design (DDD) </w:t>
+      </w:r>
+      <w:proofErr w:type="spellStart"/>
+      <w:r>
+        <w:rPr>
+          <w:rFonts w:ascii="Calibri" w:hAnsi="Calibri" w:cs="Calibri"/>
+          <w:sz w:val="22"/>
+          <w:szCs w:val="22"/>
+        </w:rPr>
+        <w:t>principles</w:t>
+      </w:r>
+      <w:proofErr w:type="spellEnd"/>
       <w:r>
         <w:rPr>
           <w:rFonts w:ascii="Calibri" w:hAnsi="Calibri" w:cs="Calibri"/>
@@ -438,14 +4261,62 @@
         <w:br/>
         <w:t xml:space="preserve">- </w:t>
       </w:r>
-      <w:r>
-        <w:rPr>
-          <w:rFonts w:ascii="Calibri" w:hAnsi="Calibri" w:cs="Calibri"/>
-          <w:sz w:val="22"/>
-          <w:szCs w:val="22"/>
-        </w:rPr>
-        <w:t>Frontend development with Angular</w:t>
-      </w:r>
+      <w:proofErr w:type="spellStart"/>
+      <w:r>
+        <w:rPr>
+          <w:rFonts w:ascii="Calibri" w:hAnsi="Calibri" w:cs="Calibri"/>
+          <w:sz w:val="22"/>
+          <w:szCs w:val="22"/>
+        </w:rPr>
+        <w:t>Frontend</w:t>
+      </w:r>
+      <w:proofErr w:type="spellEnd"/>
+      <w:r>
+        <w:rPr>
+          <w:rFonts w:ascii="Calibri" w:hAnsi="Calibri" w:cs="Calibri"/>
+          <w:sz w:val="22"/>
+          <w:szCs w:val="22"/>
+        </w:rPr>
+        <w:t xml:space="preserve"> </w:t>
+      </w:r>
+      <w:proofErr w:type="spellStart"/>
+      <w:r>
+        <w:rPr>
+          <w:rFonts w:ascii="Calibri" w:hAnsi="Calibri" w:cs="Calibri"/>
+          <w:sz w:val="22"/>
+          <w:szCs w:val="22"/>
+        </w:rPr>
+        <w:t>development</w:t>
+      </w:r>
+      <w:proofErr w:type="spellEnd"/>
+      <w:r>
+        <w:rPr>
+          <w:rFonts w:ascii="Calibri" w:hAnsi="Calibri" w:cs="Calibri"/>
+          <w:sz w:val="22"/>
+          <w:szCs w:val="22"/>
+        </w:rPr>
+        <w:t xml:space="preserve"> </w:t>
+      </w:r>
+      <w:proofErr w:type="spellStart"/>
+      <w:proofErr w:type="gramStart"/>
+      <w:r>
+        <w:rPr>
+          <w:rFonts w:ascii="Calibri" w:hAnsi="Calibri" w:cs="Calibri"/>
+          <w:sz w:val="22"/>
+          <w:szCs w:val="22"/>
+        </w:rPr>
+        <w:t>with</w:t>
+      </w:r>
+      <w:proofErr w:type="spellEnd"/>
+      <w:r>
+        <w:rPr>
+          <w:rFonts w:ascii="Calibri" w:hAnsi="Calibri" w:cs="Calibri"/>
+          <w:sz w:val="22"/>
+          <w:szCs w:val="22"/>
+        </w:rPr>
+        <w:t xml:space="preserve"> Angular</w:t>
+      </w:r>
+      <w:proofErr w:type="gramEnd"/>
       <w:r>
         <w:rPr>
           <w:rFonts w:ascii="Calibri" w:hAnsi="Calibri" w:cs="Calibri"/>
@@ -453,24 +4324,109 @@
           <w:szCs w:val="22"/>
         </w:rPr>
         <w:br/>
-        <w:t>- C</w:t>
-      </w:r>
-      <w:r>
-        <w:rPr>
-          <w:rFonts w:ascii="Calibri" w:hAnsi="Calibri" w:cs="Calibri"/>
-          <w:sz w:val="22"/>
-          <w:szCs w:val="22"/>
-        </w:rPr>
-        <w:t>ollaboration within a fully international team</w:t>
-      </w:r>
-      <w:r>
-        <w:rPr>
-          <w:rFonts w:ascii="Calibri" w:hAnsi="Calibri" w:cs="Calibri"/>
-          <w:sz w:val="22"/>
-          <w:szCs w:val="22"/>
-        </w:rPr>
-        <w:br/>
-      </w:r>
+        <w:t xml:space="preserve">- </w:t>
+      </w:r>
+      <w:proofErr w:type="spellStart"/>
+      <w:r>
+        <w:rPr>
+          <w:rFonts w:ascii="Calibri" w:hAnsi="Calibri" w:cs="Calibri"/>
+          <w:sz w:val="22"/>
+          <w:szCs w:val="22"/>
+        </w:rPr>
+        <w:t>C</w:t>
+      </w:r>
+      <w:r>
+        <w:rPr>
+          <w:rFonts w:ascii="Calibri" w:hAnsi="Calibri" w:cs="Calibri"/>
+          <w:sz w:val="22"/>
+          <w:szCs w:val="22"/>
+        </w:rPr>
+        <w:t>ollaboration</w:t>
+      </w:r>
+      <w:proofErr w:type="spellEnd"/>
+      <w:r>
+        <w:rPr>
+          <w:rFonts w:ascii="Calibri" w:hAnsi="Calibri" w:cs="Calibri"/>
+          <w:sz w:val="22"/>
+          <w:szCs w:val="22"/>
+        </w:rPr>
+        <w:t xml:space="preserve"> </w:t>
+      </w:r>
+      <w:proofErr w:type="spellStart"/>
+      <w:r>
+        <w:rPr>
+          <w:rFonts w:ascii="Calibri" w:hAnsi="Calibri" w:cs="Calibri"/>
+          <w:sz w:val="22"/>
+          <w:szCs w:val="22"/>
+        </w:rPr>
+        <w:t>within</w:t>
+      </w:r>
+      <w:proofErr w:type="spellEnd"/>
+      <w:r>
+        <w:rPr>
+          <w:rFonts w:ascii="Calibri" w:hAnsi="Calibri" w:cs="Calibri"/>
+          <w:sz w:val="22"/>
+          <w:szCs w:val="22"/>
+        </w:rPr>
+        <w:t xml:space="preserve"> a </w:t>
+      </w:r>
+      <w:proofErr w:type="spellStart"/>
+      <w:r>
+        <w:rPr>
+          <w:rFonts w:ascii="Calibri" w:hAnsi="Calibri" w:cs="Calibri"/>
+          <w:sz w:val="22"/>
+          <w:szCs w:val="22"/>
+        </w:rPr>
+        <w:t>fully</w:t>
+      </w:r>
+      <w:proofErr w:type="spellEnd"/>
+      <w:r>
+        <w:rPr>
+          <w:rFonts w:ascii="Calibri" w:hAnsi="Calibri" w:cs="Calibri"/>
+          <w:sz w:val="22"/>
+          <w:szCs w:val="22"/>
+        </w:rPr>
+        <w:t xml:space="preserve"> </w:t>
+      </w:r>
+      <w:proofErr w:type="spellStart"/>
+      <w:r>
+        <w:rPr>
+          <w:rFonts w:ascii="Calibri" w:hAnsi="Calibri" w:cs="Calibri"/>
+          <w:sz w:val="22"/>
+          <w:szCs w:val="22"/>
+        </w:rPr>
+        <w:t>international</w:t>
+      </w:r>
+      <w:proofErr w:type="spellEnd"/>
+      <w:r>
+        <w:rPr>
+          <w:rFonts w:ascii="Calibri" w:hAnsi="Calibri" w:cs="Calibri"/>
+          <w:sz w:val="22"/>
+          <w:szCs w:val="22"/>
+        </w:rPr>
+        <w:t xml:space="preserve"> </w:t>
+      </w:r>
+      <w:proofErr w:type="spellStart"/>
+      <w:r>
+        <w:rPr>
+          <w:rFonts w:ascii="Calibri" w:hAnsi="Calibri" w:cs="Calibri"/>
+          <w:sz w:val="22"/>
+          <w:szCs w:val="22"/>
+        </w:rPr>
+        <w:t>team</w:t>
+      </w:r>
+      <w:proofErr w:type="spellEnd"/>
+    </w:p>
+    <w:p>
+      <w:pPr>
+        <w:spacing w:before="240"/>
+        <w:rPr>
+          <w:rFonts w:ascii="Calibri" w:hAnsi="Calibri" w:cs="Calibri"/>
+          <w:sz w:val="22"/>
+          <w:szCs w:val="22"/>
+          <w:lang w:val="en-US"/>
+        </w:rPr>
+      </w:pPr>
       <w:r>
         <w:rPr>
           <w:rFonts w:ascii="Calibri" w:hAnsi="Calibri" w:cs="Calibri"/>
@@ -501,6 +4457,7 @@
           <w:sz w:val="22"/>
           <w:szCs w:val="22"/>
         </w:rPr>
+        <w:lastRenderedPageBreak/>
         <w:t xml:space="preserve">GE Aerospace </w:t>
       </w:r>
       <w:r>
@@ -521,7 +4478,71 @@
           <w:sz w:val="22"/>
           <w:szCs w:val="22"/>
         </w:rPr>
-        <w:t xml:space="preserve"> April 2023 </w:t>
+        <w:t xml:space="preserve"> </w:t>
+      </w:r>
+      <w:r>
+        <w:rPr>
+          <w:rFonts w:ascii="Calibri" w:hAnsi="Calibri" w:cs="Calibri"/>
+          <w:b/>
+          <w:bCs/>
+          <w:sz w:val="22"/>
+          <w:szCs w:val="22"/>
+        </w:rPr>
+        <w:t xml:space="preserve">Full Stack </w:t>
+      </w:r>
+      <w:proofErr w:type="spellStart"/>
+      <w:r>
+        <w:rPr>
+          <w:rFonts w:ascii="Calibri" w:hAnsi="Calibri" w:cs="Calibri"/>
+          <w:b/>
+          <w:bCs/>
+          <w:sz w:val="22"/>
+          <w:szCs w:val="22"/>
+        </w:rPr>
+        <w:t>Developer</w:t>
+      </w:r>
+      <w:proofErr w:type="spellEnd"/>
+      <w:r>
+        <w:rPr>
+          <w:rFonts w:ascii="Calibri" w:hAnsi="Calibri" w:cs="Calibri"/>
+          <w:b/>
+          <w:bCs/>
+          <w:sz w:val="22"/>
+          <w:szCs w:val="22"/>
+        </w:rPr>
+        <w:t xml:space="preserve"> </w:t>
+      </w:r>
+      <w:proofErr w:type="gramStart"/>
+      <w:r>
+        <w:rPr>
+          <w:rFonts w:ascii="Calibri" w:hAnsi="Calibri" w:cs="Calibri"/>
+          <w:b/>
+          <w:bCs/>
+          <w:sz w:val="22"/>
+          <w:szCs w:val="22"/>
+        </w:rPr>
+        <w:t xml:space="preserve">- </w:t>
+      </w:r>
+      <w:r>
+        <w:rPr>
+          <w:rFonts w:ascii="Calibri" w:hAnsi="Calibri" w:cs="Calibri"/>
+          <w:b/>
+          <w:bCs/>
+          <w:sz w:val="22"/>
+          <w:szCs w:val="22"/>
+        </w:rPr>
+        <w:t xml:space="preserve"> April</w:t>
+      </w:r>
+      <w:proofErr w:type="gramEnd"/>
+      <w:r>
+        <w:rPr>
+          <w:rFonts w:ascii="Calibri" w:hAnsi="Calibri" w:cs="Calibri"/>
+          <w:b/>
+          <w:bCs/>
+          <w:sz w:val="22"/>
+          <w:szCs w:val="22"/>
+        </w:rPr>
+        <w:t xml:space="preserve"> 2023 </w:t>
       </w:r>
       <w:r>
         <w:rPr>
@@ -552,60 +4573,862 @@
           <w:szCs w:val="22"/>
         </w:rPr>
         <w:br/>
-        <w:t>Full Stack Developer</w:t>
-      </w:r>
-      <w:r>
-        <w:rPr>
-          <w:rFonts w:ascii="Calibri" w:hAnsi="Calibri" w:cs="Calibri"/>
-          <w:b/>
-          <w:bCs/>
+      </w:r>
+      <w:r>
+        <w:rPr>
+          <w:rFonts w:ascii="Calibri" w:hAnsi="Calibri" w:cs="Calibri"/>
+          <w:b/>
+          <w:bCs/>
+          <w:sz w:val="22"/>
+          <w:szCs w:val="22"/>
+        </w:rPr>
+        <w:t xml:space="preserve">- </w:t>
+      </w:r>
+      <w:r>
+        <w:rPr>
+          <w:rFonts w:ascii="Calibri" w:hAnsi="Calibri" w:cs="Calibri"/>
+          <w:sz w:val="22"/>
+          <w:szCs w:val="22"/>
+        </w:rPr>
+        <w:t xml:space="preserve">Led </w:t>
+      </w:r>
+      <w:proofErr w:type="spellStart"/>
+      <w:r>
+        <w:rPr>
+          <w:rFonts w:ascii="Calibri" w:hAnsi="Calibri" w:cs="Calibri"/>
+          <w:sz w:val="22"/>
+          <w:szCs w:val="22"/>
+        </w:rPr>
+        <w:t>the</w:t>
+      </w:r>
+      <w:proofErr w:type="spellEnd"/>
+      <w:r>
+        <w:rPr>
+          <w:rFonts w:ascii="Calibri" w:hAnsi="Calibri" w:cs="Calibri"/>
+          <w:sz w:val="22"/>
+          <w:szCs w:val="22"/>
+        </w:rPr>
+        <w:t xml:space="preserve"> complete </w:t>
+      </w:r>
+      <w:proofErr w:type="spellStart"/>
+      <w:r>
+        <w:rPr>
+          <w:rFonts w:ascii="Calibri" w:hAnsi="Calibri" w:cs="Calibri"/>
+          <w:sz w:val="22"/>
+          <w:szCs w:val="22"/>
+        </w:rPr>
+        <w:t>backend</w:t>
+      </w:r>
+      <w:proofErr w:type="spellEnd"/>
+      <w:r>
+        <w:rPr>
+          <w:rFonts w:ascii="Calibri" w:hAnsi="Calibri" w:cs="Calibri"/>
+          <w:sz w:val="22"/>
+          <w:szCs w:val="22"/>
+        </w:rPr>
+        <w:t xml:space="preserve"> </w:t>
+      </w:r>
+      <w:proofErr w:type="spellStart"/>
+      <w:r>
+        <w:rPr>
+          <w:rFonts w:ascii="Calibri" w:hAnsi="Calibri" w:cs="Calibri"/>
+          <w:sz w:val="22"/>
+          <w:szCs w:val="22"/>
+        </w:rPr>
+        <w:t>rewrite</w:t>
+      </w:r>
+      <w:proofErr w:type="spellEnd"/>
+      <w:r>
+        <w:rPr>
+          <w:rFonts w:ascii="Calibri" w:hAnsi="Calibri" w:cs="Calibri"/>
+          <w:sz w:val="22"/>
+          <w:szCs w:val="22"/>
+        </w:rPr>
+        <w:t xml:space="preserve"> (</w:t>
+      </w:r>
+      <w:r>
+        <w:rPr>
+          <w:rFonts w:ascii="Calibri" w:hAnsi="Calibri" w:cs="Calibri"/>
+          <w:sz w:val="22"/>
+          <w:szCs w:val="22"/>
+          <w:u w:val="single"/>
+        </w:rPr>
+        <w:t>130</w:t>
+      </w:r>
+      <w:r>
+        <w:rPr>
+          <w:rFonts w:ascii="Calibri" w:hAnsi="Calibri" w:cs="Calibri"/>
+          <w:sz w:val="22"/>
+          <w:szCs w:val="22"/>
+        </w:rPr>
+        <w:t xml:space="preserve">+ </w:t>
+      </w:r>
+      <w:proofErr w:type="spellStart"/>
+      <w:r>
+        <w:rPr>
+          <w:rFonts w:ascii="Calibri" w:hAnsi="Calibri" w:cs="Calibri"/>
+          <w:sz w:val="22"/>
+          <w:szCs w:val="22"/>
+        </w:rPr>
+        <w:t>endpoints</w:t>
+      </w:r>
+      <w:proofErr w:type="spellEnd"/>
+      <w:r>
+        <w:rPr>
+          <w:rFonts w:ascii="Calibri" w:hAnsi="Calibri" w:cs="Calibri"/>
+          <w:sz w:val="22"/>
+          <w:szCs w:val="22"/>
+        </w:rPr>
+        <w:t xml:space="preserve">), </w:t>
+      </w:r>
+      <w:proofErr w:type="spellStart"/>
+      <w:r>
+        <w:rPr>
+          <w:rFonts w:ascii="Calibri" w:hAnsi="Calibri" w:cs="Calibri"/>
+          <w:sz w:val="22"/>
+          <w:szCs w:val="22"/>
+        </w:rPr>
+        <w:t>migrating</w:t>
+      </w:r>
+      <w:proofErr w:type="spellEnd"/>
+      <w:r>
+        <w:rPr>
+          <w:rFonts w:ascii="Calibri" w:hAnsi="Calibri" w:cs="Calibri"/>
+          <w:sz w:val="22"/>
+          <w:szCs w:val="22"/>
+        </w:rPr>
+        <w:t xml:space="preserve"> </w:t>
+      </w:r>
+      <w:proofErr w:type="spellStart"/>
+      <w:r>
+        <w:rPr>
+          <w:rFonts w:ascii="Calibri" w:hAnsi="Calibri" w:cs="Calibri"/>
+          <w:sz w:val="22"/>
+          <w:szCs w:val="22"/>
+        </w:rPr>
+        <w:t>from</w:t>
+      </w:r>
+      <w:proofErr w:type="spellEnd"/>
+      <w:r>
+        <w:rPr>
+          <w:rFonts w:ascii="Calibri" w:hAnsi="Calibri" w:cs="Calibri"/>
+          <w:sz w:val="22"/>
+          <w:szCs w:val="22"/>
+        </w:rPr>
+        <w:t xml:space="preserve"> Node.js </w:t>
+      </w:r>
+      <w:proofErr w:type="spellStart"/>
+      <w:r>
+        <w:rPr>
+          <w:rFonts w:ascii="Calibri" w:hAnsi="Calibri" w:cs="Calibri"/>
+          <w:sz w:val="22"/>
+          <w:szCs w:val="22"/>
+        </w:rPr>
+        <w:t>to</w:t>
+      </w:r>
+      <w:proofErr w:type="spellEnd"/>
+      <w:r>
+        <w:rPr>
+          <w:rFonts w:ascii="Calibri" w:hAnsi="Calibri" w:cs="Calibri"/>
+          <w:sz w:val="22"/>
+          <w:szCs w:val="22"/>
+        </w:rPr>
+        <w:t xml:space="preserve"> </w:t>
+      </w:r>
+      <w:proofErr w:type="spellStart"/>
+      <w:r>
+        <w:rPr>
+          <w:rFonts w:ascii="Calibri" w:hAnsi="Calibri" w:cs="Calibri"/>
+          <w:sz w:val="22"/>
+          <w:szCs w:val="22"/>
+        </w:rPr>
+        <w:t>NestJS</w:t>
+      </w:r>
+      <w:proofErr w:type="spellEnd"/>
+      <w:r>
+        <w:rPr>
+          <w:rFonts w:ascii="Calibri" w:hAnsi="Calibri" w:cs="Calibri"/>
+          <w:sz w:val="22"/>
+          <w:szCs w:val="22"/>
+        </w:rPr>
+        <w:t>.</w:t>
+      </w:r>
+    </w:p>
+    <w:p>
+      <w:pPr>
+        <w:spacing w:after="0"/>
+        <w:rPr>
+          <w:rFonts w:ascii="Calibri" w:hAnsi="Calibri" w:cs="Calibri"/>
+          <w:sz w:val="22"/>
+          <w:szCs w:val="22"/>
+        </w:rPr>
+      </w:pPr>
+      <w:r>
+        <w:rPr>
+          <w:rFonts w:ascii="Calibri" w:hAnsi="Calibri" w:cs="Calibri"/>
+          <w:sz w:val="22"/>
+          <w:szCs w:val="22"/>
+        </w:rPr>
+        <w:t xml:space="preserve">- </w:t>
+      </w:r>
+      <w:proofErr w:type="spellStart"/>
+      <w:r>
+        <w:rPr>
+          <w:rFonts w:ascii="Calibri" w:hAnsi="Calibri" w:cs="Calibri"/>
+          <w:sz w:val="22"/>
+          <w:szCs w:val="22"/>
+        </w:rPr>
+        <w:t>Implemented</w:t>
+      </w:r>
+      <w:proofErr w:type="spellEnd"/>
+      <w:r>
+        <w:rPr>
+          <w:rFonts w:ascii="Calibri" w:hAnsi="Calibri" w:cs="Calibri"/>
+          <w:sz w:val="22"/>
+          <w:szCs w:val="22"/>
+        </w:rPr>
+        <w:t xml:space="preserve"> OAuth2 </w:t>
+      </w:r>
+      <w:proofErr w:type="spellStart"/>
+      <w:r>
+        <w:rPr>
+          <w:rFonts w:ascii="Calibri" w:hAnsi="Calibri" w:cs="Calibri"/>
+          <w:sz w:val="22"/>
+          <w:szCs w:val="22"/>
+        </w:rPr>
+        <w:t>auth</w:t>
+      </w:r>
+      <w:proofErr w:type="spellEnd"/>
+      <w:r>
+        <w:rPr>
+          <w:rFonts w:ascii="Calibri" w:hAnsi="Calibri" w:cs="Calibri"/>
+          <w:sz w:val="22"/>
+          <w:szCs w:val="22"/>
+        </w:rPr>
+        <w:t xml:space="preserve">, </w:t>
+      </w:r>
+      <w:proofErr w:type="spellStart"/>
+      <w:r>
+        <w:rPr>
+          <w:rFonts w:ascii="Calibri" w:hAnsi="Calibri" w:cs="Calibri"/>
+          <w:sz w:val="22"/>
+          <w:szCs w:val="22"/>
+        </w:rPr>
+        <w:t>automated</w:t>
+      </w:r>
+      <w:proofErr w:type="spellEnd"/>
+      <w:r>
+        <w:rPr>
+          <w:rFonts w:ascii="Calibri" w:hAnsi="Calibri" w:cs="Calibri"/>
+          <w:sz w:val="22"/>
+          <w:szCs w:val="22"/>
+        </w:rPr>
+        <w:t xml:space="preserve"> </w:t>
+      </w:r>
+      <w:proofErr w:type="spellStart"/>
+      <w:r>
+        <w:rPr>
+          <w:rFonts w:ascii="Calibri" w:hAnsi="Calibri" w:cs="Calibri"/>
+          <w:sz w:val="22"/>
+          <w:szCs w:val="22"/>
+        </w:rPr>
+        <w:t>testing</w:t>
+      </w:r>
+      <w:proofErr w:type="spellEnd"/>
+      <w:r>
+        <w:rPr>
+          <w:rFonts w:ascii="Calibri" w:hAnsi="Calibri" w:cs="Calibri"/>
+          <w:sz w:val="22"/>
+          <w:szCs w:val="22"/>
+        </w:rPr>
+        <w:t xml:space="preserve">, </w:t>
+      </w:r>
+      <w:proofErr w:type="spellStart"/>
+      <w:r>
+        <w:rPr>
+          <w:rFonts w:ascii="Calibri" w:hAnsi="Calibri" w:cs="Calibri"/>
+          <w:sz w:val="22"/>
+          <w:szCs w:val="22"/>
+        </w:rPr>
+        <w:t>and</w:t>
+      </w:r>
+      <w:proofErr w:type="spellEnd"/>
+      <w:r>
+        <w:rPr>
+          <w:rFonts w:ascii="Calibri" w:hAnsi="Calibri" w:cs="Calibri"/>
+          <w:sz w:val="22"/>
+          <w:szCs w:val="22"/>
+        </w:rPr>
+        <w:t xml:space="preserve"> API </w:t>
+      </w:r>
+      <w:proofErr w:type="spellStart"/>
+      <w:r>
+        <w:rPr>
+          <w:rFonts w:ascii="Calibri" w:hAnsi="Calibri" w:cs="Calibri"/>
+          <w:sz w:val="22"/>
+          <w:szCs w:val="22"/>
+        </w:rPr>
+        <w:t>documentation</w:t>
+      </w:r>
+      <w:proofErr w:type="spellEnd"/>
+      <w:r>
+        <w:rPr>
+          <w:rFonts w:ascii="Calibri" w:hAnsi="Calibri" w:cs="Calibri"/>
+          <w:sz w:val="22"/>
+          <w:szCs w:val="22"/>
+        </w:rPr>
+        <w:t xml:space="preserve"> </w:t>
+      </w:r>
+      <w:proofErr w:type="spellStart"/>
+      <w:r>
+        <w:rPr>
+          <w:rFonts w:ascii="Calibri" w:hAnsi="Calibri" w:cs="Calibri"/>
+          <w:sz w:val="22"/>
+          <w:szCs w:val="22"/>
+        </w:rPr>
+        <w:t>using</w:t>
+      </w:r>
+      <w:proofErr w:type="spellEnd"/>
+      <w:r>
+        <w:rPr>
+          <w:rFonts w:ascii="Calibri" w:hAnsi="Calibri" w:cs="Calibri"/>
+          <w:sz w:val="22"/>
+          <w:szCs w:val="22"/>
+        </w:rPr>
+        <w:t xml:space="preserve"> Swagger</w:t>
+      </w:r>
+      <w:r>
+        <w:rPr>
+          <w:rFonts w:ascii="Calibri" w:hAnsi="Calibri" w:cs="Calibri"/>
+          <w:sz w:val="22"/>
+          <w:szCs w:val="22"/>
+        </w:rPr>
+        <w:t>.</w:t>
+      </w:r>
+      <w:r>
+        <w:rPr>
+          <w:rFonts w:ascii="Calibri" w:hAnsi="Calibri" w:cs="Calibri"/>
           <w:sz w:val="22"/>
           <w:szCs w:val="22"/>
         </w:rPr>
         <w:br/>
         <w:t xml:space="preserve">- </w:t>
       </w:r>
-      <w:r>
-        <w:rPr>
-          <w:rFonts w:ascii="Calibri" w:hAnsi="Calibri" w:cs="Calibri"/>
-          <w:sz w:val="22"/>
-          <w:szCs w:val="22"/>
-        </w:rPr>
-        <w:t>Led the complete backend rewrite (</w:t>
-      </w:r>
-      <w:r>
-        <w:rPr>
-          <w:rFonts w:ascii="Calibri" w:hAnsi="Calibri" w:cs="Calibri"/>
-          <w:sz w:val="22"/>
-          <w:szCs w:val="22"/>
-          <w:u w:val="single"/>
-        </w:rPr>
-        <w:t>130</w:t>
-      </w:r>
-      <w:r>
-        <w:rPr>
-          <w:rFonts w:ascii="Calibri" w:hAnsi="Calibri" w:cs="Calibri"/>
-          <w:sz w:val="22"/>
-          <w:szCs w:val="22"/>
-        </w:rPr>
-        <w:t xml:space="preserve">+ endpoints), </w:t>
-      </w:r>
-      <w:r>
-        <w:rPr>
-          <w:rFonts w:ascii="Calibri" w:hAnsi="Calibri" w:cs="Calibri"/>
-          <w:sz w:val="22"/>
-          <w:szCs w:val="22"/>
-        </w:rPr>
-        <w:t xml:space="preserve">migrating from Node.js to NestJS </w:t>
-      </w:r>
-      <w:r>
-        <w:rPr>
-          <w:rFonts w:ascii="Calibri" w:hAnsi="Calibri" w:cs="Calibri"/>
-          <w:sz w:val="22"/>
-          <w:szCs w:val="22"/>
-        </w:rPr>
-        <w:t>(TypeScript)</w:t>
-      </w:r>
+      <w:proofErr w:type="spellStart"/>
+      <w:r>
+        <w:rPr>
+          <w:rFonts w:ascii="Calibri" w:hAnsi="Calibri" w:cs="Calibri"/>
+          <w:sz w:val="22"/>
+          <w:szCs w:val="22"/>
+        </w:rPr>
+        <w:t>Designed</w:t>
+      </w:r>
+      <w:proofErr w:type="spellEnd"/>
+      <w:r>
+        <w:rPr>
+          <w:rFonts w:ascii="Calibri" w:hAnsi="Calibri" w:cs="Calibri"/>
+          <w:sz w:val="22"/>
+          <w:szCs w:val="22"/>
+        </w:rPr>
+        <w:t xml:space="preserve"> </w:t>
+      </w:r>
+      <w:proofErr w:type="spellStart"/>
+      <w:r>
+        <w:rPr>
+          <w:rFonts w:ascii="Calibri" w:hAnsi="Calibri" w:cs="Calibri"/>
+          <w:sz w:val="22"/>
+          <w:szCs w:val="22"/>
+        </w:rPr>
+        <w:t>and</w:t>
+      </w:r>
+      <w:proofErr w:type="spellEnd"/>
+      <w:r>
+        <w:rPr>
+          <w:rFonts w:ascii="Calibri" w:hAnsi="Calibri" w:cs="Calibri"/>
+          <w:sz w:val="22"/>
+          <w:szCs w:val="22"/>
+        </w:rPr>
+        <w:t xml:space="preserve"> </w:t>
+      </w:r>
+      <w:proofErr w:type="spellStart"/>
+      <w:r>
+        <w:rPr>
+          <w:rFonts w:ascii="Calibri" w:hAnsi="Calibri" w:cs="Calibri"/>
+          <w:sz w:val="22"/>
+          <w:szCs w:val="22"/>
+        </w:rPr>
+        <w:t>implemented</w:t>
+      </w:r>
+      <w:proofErr w:type="spellEnd"/>
+      <w:r>
+        <w:rPr>
+          <w:rFonts w:ascii="Calibri" w:hAnsi="Calibri" w:cs="Calibri"/>
+          <w:sz w:val="22"/>
+          <w:szCs w:val="22"/>
+        </w:rPr>
+        <w:t xml:space="preserve"> </w:t>
+      </w:r>
+      <w:proofErr w:type="spellStart"/>
+      <w:r>
+        <w:rPr>
+          <w:rFonts w:ascii="Calibri" w:hAnsi="Calibri" w:cs="Calibri"/>
+          <w:sz w:val="22"/>
+          <w:szCs w:val="22"/>
+        </w:rPr>
+        <w:t>observability</w:t>
+      </w:r>
+      <w:proofErr w:type="spellEnd"/>
+      <w:r>
+        <w:rPr>
+          <w:rFonts w:ascii="Calibri" w:hAnsi="Calibri" w:cs="Calibri"/>
+          <w:sz w:val="22"/>
+          <w:szCs w:val="22"/>
+        </w:rPr>
+        <w:t xml:space="preserve"> </w:t>
+      </w:r>
+      <w:proofErr w:type="spellStart"/>
+      <w:r>
+        <w:rPr>
+          <w:rFonts w:ascii="Calibri" w:hAnsi="Calibri" w:cs="Calibri"/>
+          <w:sz w:val="22"/>
+          <w:szCs w:val="22"/>
+        </w:rPr>
+        <w:t>solutions</w:t>
+      </w:r>
+      <w:proofErr w:type="spellEnd"/>
+      <w:r>
+        <w:rPr>
+          <w:rFonts w:ascii="Calibri" w:hAnsi="Calibri" w:cs="Calibri"/>
+          <w:sz w:val="22"/>
+          <w:szCs w:val="22"/>
+        </w:rPr>
+        <w:t xml:space="preserve"> </w:t>
+      </w:r>
+      <w:proofErr w:type="spellStart"/>
+      <w:r>
+        <w:rPr>
+          <w:rFonts w:ascii="Calibri" w:hAnsi="Calibri" w:cs="Calibri"/>
+          <w:sz w:val="22"/>
+          <w:szCs w:val="22"/>
+        </w:rPr>
+        <w:t>with</w:t>
+      </w:r>
+      <w:proofErr w:type="spellEnd"/>
+      <w:r>
+        <w:rPr>
+          <w:rFonts w:ascii="Calibri" w:hAnsi="Calibri" w:cs="Calibri"/>
+          <w:sz w:val="22"/>
+          <w:szCs w:val="22"/>
+        </w:rPr>
+        <w:t xml:space="preserve"> </w:t>
+      </w:r>
+      <w:proofErr w:type="spellStart"/>
+      <w:r>
+        <w:rPr>
+          <w:rFonts w:ascii="Calibri" w:hAnsi="Calibri" w:cs="Calibri"/>
+          <w:sz w:val="22"/>
+          <w:szCs w:val="22"/>
+        </w:rPr>
+        <w:t>Prometheus</w:t>
+      </w:r>
+      <w:proofErr w:type="spellEnd"/>
+      <w:r>
+        <w:rPr>
+          <w:rFonts w:ascii="Calibri" w:hAnsi="Calibri" w:cs="Calibri"/>
+          <w:sz w:val="22"/>
+          <w:szCs w:val="22"/>
+        </w:rPr>
+        <w:t xml:space="preserve"> </w:t>
+      </w:r>
+      <w:proofErr w:type="spellStart"/>
+      <w:r>
+        <w:rPr>
+          <w:rFonts w:ascii="Calibri" w:hAnsi="Calibri" w:cs="Calibri"/>
+          <w:sz w:val="22"/>
+          <w:szCs w:val="22"/>
+        </w:rPr>
+        <w:t>and</w:t>
+      </w:r>
+      <w:proofErr w:type="spellEnd"/>
+      <w:r>
+        <w:rPr>
+          <w:rFonts w:ascii="Calibri" w:hAnsi="Calibri" w:cs="Calibri"/>
+          <w:sz w:val="22"/>
+          <w:szCs w:val="22"/>
+        </w:rPr>
+        <w:t xml:space="preserve"> </w:t>
+      </w:r>
+      <w:proofErr w:type="spellStart"/>
+      <w:r>
+        <w:rPr>
+          <w:rFonts w:ascii="Calibri" w:hAnsi="Calibri" w:cs="Calibri"/>
+          <w:sz w:val="22"/>
+          <w:szCs w:val="22"/>
+        </w:rPr>
+        <w:t>Grafana</w:t>
+      </w:r>
+      <w:proofErr w:type="spellEnd"/>
+      <w:r>
+        <w:rPr>
+          <w:rFonts w:ascii="Calibri" w:hAnsi="Calibri" w:cs="Calibri"/>
+          <w:sz w:val="22"/>
+          <w:szCs w:val="22"/>
+        </w:rPr>
+        <w:t>.</w:t>
+      </w:r>
+      <w:r>
+        <w:rPr>
+          <w:rFonts w:ascii="Calibri" w:hAnsi="Calibri" w:cs="Calibri"/>
+          <w:sz w:val="22"/>
+          <w:szCs w:val="22"/>
+        </w:rPr>
+        <w:br/>
+        <w:t xml:space="preserve">- </w:t>
+      </w:r>
+      <w:proofErr w:type="spellStart"/>
+      <w:r>
+        <w:rPr>
+          <w:rFonts w:ascii="Calibri" w:hAnsi="Calibri" w:cs="Calibri"/>
+          <w:sz w:val="22"/>
+          <w:szCs w:val="22"/>
+        </w:rPr>
+        <w:t>O</w:t>
+      </w:r>
+      <w:r>
+        <w:rPr>
+          <w:rFonts w:ascii="Calibri" w:hAnsi="Calibri" w:cs="Calibri"/>
+          <w:sz w:val="22"/>
+          <w:szCs w:val="22"/>
+        </w:rPr>
+        <w:t>wned</w:t>
+      </w:r>
+      <w:proofErr w:type="spellEnd"/>
+      <w:r>
+        <w:rPr>
+          <w:rFonts w:ascii="Calibri" w:hAnsi="Calibri" w:cs="Calibri"/>
+          <w:sz w:val="22"/>
+          <w:szCs w:val="22"/>
+        </w:rPr>
+        <w:t xml:space="preserve"> </w:t>
+      </w:r>
+      <w:proofErr w:type="spellStart"/>
+      <w:r>
+        <w:rPr>
+          <w:rFonts w:ascii="Calibri" w:hAnsi="Calibri" w:cs="Calibri"/>
+          <w:sz w:val="22"/>
+          <w:szCs w:val="22"/>
+        </w:rPr>
+        <w:t>the</w:t>
+      </w:r>
+      <w:proofErr w:type="spellEnd"/>
+      <w:r>
+        <w:rPr>
+          <w:rFonts w:ascii="Calibri" w:hAnsi="Calibri" w:cs="Calibri"/>
+          <w:sz w:val="22"/>
+          <w:szCs w:val="22"/>
+        </w:rPr>
+        <w:t xml:space="preserve"> full </w:t>
+      </w:r>
+      <w:proofErr w:type="spellStart"/>
+      <w:r>
+        <w:rPr>
+          <w:rFonts w:ascii="Calibri" w:hAnsi="Calibri" w:cs="Calibri"/>
+          <w:sz w:val="22"/>
+          <w:szCs w:val="22"/>
+        </w:rPr>
+        <w:t>development</w:t>
+      </w:r>
+      <w:proofErr w:type="spellEnd"/>
+      <w:r>
+        <w:rPr>
+          <w:rFonts w:ascii="Calibri" w:hAnsi="Calibri" w:cs="Calibri"/>
+          <w:sz w:val="22"/>
+          <w:szCs w:val="22"/>
+        </w:rPr>
+        <w:t xml:space="preserve"> </w:t>
+      </w:r>
+      <w:proofErr w:type="spellStart"/>
+      <w:r>
+        <w:rPr>
+          <w:rFonts w:ascii="Calibri" w:hAnsi="Calibri" w:cs="Calibri"/>
+          <w:sz w:val="22"/>
+          <w:szCs w:val="22"/>
+        </w:rPr>
+        <w:t>lifecycle</w:t>
+      </w:r>
+      <w:proofErr w:type="spellEnd"/>
+      <w:r>
+        <w:rPr>
+          <w:rFonts w:ascii="Calibri" w:hAnsi="Calibri" w:cs="Calibri"/>
+          <w:sz w:val="22"/>
+          <w:szCs w:val="22"/>
+        </w:rPr>
+        <w:t xml:space="preserve">: </w:t>
+      </w:r>
+      <w:proofErr w:type="spellStart"/>
+      <w:r>
+        <w:rPr>
+          <w:rFonts w:ascii="Calibri" w:hAnsi="Calibri" w:cs="Calibri"/>
+          <w:sz w:val="22"/>
+          <w:szCs w:val="22"/>
+        </w:rPr>
+        <w:t>architecture</w:t>
+      </w:r>
+      <w:proofErr w:type="spellEnd"/>
+      <w:r>
+        <w:rPr>
+          <w:rFonts w:ascii="Calibri" w:hAnsi="Calibri" w:cs="Calibri"/>
+          <w:sz w:val="22"/>
+          <w:szCs w:val="22"/>
+        </w:rPr>
+        <w:t xml:space="preserve"> design, </w:t>
+      </w:r>
+      <w:proofErr w:type="spellStart"/>
+      <w:r>
+        <w:rPr>
+          <w:rFonts w:ascii="Calibri" w:hAnsi="Calibri" w:cs="Calibri"/>
+          <w:sz w:val="22"/>
+          <w:szCs w:val="22"/>
+        </w:rPr>
+        <w:t>implementation</w:t>
+      </w:r>
+      <w:proofErr w:type="spellEnd"/>
+      <w:r>
+        <w:rPr>
+          <w:rFonts w:ascii="Calibri" w:hAnsi="Calibri" w:cs="Calibri"/>
+          <w:sz w:val="22"/>
+          <w:szCs w:val="22"/>
+        </w:rPr>
+        <w:t xml:space="preserve">, </w:t>
+      </w:r>
+      <w:proofErr w:type="spellStart"/>
+      <w:r>
+        <w:rPr>
+          <w:rFonts w:ascii="Calibri" w:hAnsi="Calibri" w:cs="Calibri"/>
+          <w:sz w:val="22"/>
+          <w:szCs w:val="22"/>
+        </w:rPr>
+        <w:t>testing</w:t>
+      </w:r>
+      <w:proofErr w:type="spellEnd"/>
+      <w:r>
+        <w:rPr>
+          <w:rFonts w:ascii="Calibri" w:hAnsi="Calibri" w:cs="Calibri"/>
+          <w:sz w:val="22"/>
+          <w:szCs w:val="22"/>
+        </w:rPr>
+        <w:t xml:space="preserve">, </w:t>
+      </w:r>
+      <w:proofErr w:type="spellStart"/>
+      <w:r>
+        <w:rPr>
+          <w:rFonts w:ascii="Calibri" w:hAnsi="Calibri" w:cs="Calibri"/>
+          <w:sz w:val="22"/>
+          <w:szCs w:val="22"/>
+        </w:rPr>
+        <w:t>and</w:t>
+      </w:r>
+      <w:proofErr w:type="spellEnd"/>
+      <w:r>
+        <w:rPr>
+          <w:rFonts w:ascii="Calibri" w:hAnsi="Calibri" w:cs="Calibri"/>
+          <w:sz w:val="22"/>
+          <w:szCs w:val="22"/>
+        </w:rPr>
+        <w:t xml:space="preserve"> </w:t>
+      </w:r>
+      <w:proofErr w:type="spellStart"/>
+      <w:r>
+        <w:rPr>
+          <w:rFonts w:ascii="Calibri" w:hAnsi="Calibri" w:cs="Calibri"/>
+          <w:sz w:val="22"/>
+          <w:szCs w:val="22"/>
+        </w:rPr>
+        <w:t>production</w:t>
+      </w:r>
+      <w:proofErr w:type="spellEnd"/>
+      <w:r>
+        <w:rPr>
+          <w:rFonts w:ascii="Calibri" w:hAnsi="Calibri" w:cs="Calibri"/>
+          <w:sz w:val="22"/>
+          <w:szCs w:val="22"/>
+        </w:rPr>
+        <w:t xml:space="preserve"> </w:t>
+      </w:r>
+      <w:proofErr w:type="spellStart"/>
+      <w:r>
+        <w:rPr>
+          <w:rFonts w:ascii="Calibri" w:hAnsi="Calibri" w:cs="Calibri"/>
+          <w:sz w:val="22"/>
+          <w:szCs w:val="22"/>
+        </w:rPr>
+        <w:t>deployment</w:t>
+      </w:r>
+      <w:proofErr w:type="spellEnd"/>
+      <w:r>
+        <w:rPr>
+          <w:rFonts w:ascii="Calibri" w:hAnsi="Calibri" w:cs="Calibri"/>
+          <w:sz w:val="22"/>
+          <w:szCs w:val="22"/>
+        </w:rPr>
+        <w:br/>
+        <w:t xml:space="preserve">- </w:t>
+      </w:r>
+      <w:proofErr w:type="spellStart"/>
+      <w:r>
+        <w:rPr>
+          <w:rFonts w:ascii="Calibri" w:hAnsi="Calibri" w:cs="Calibri"/>
+          <w:sz w:val="22"/>
+          <w:szCs w:val="22"/>
+        </w:rPr>
+        <w:t>Delivered</w:t>
+      </w:r>
+      <w:proofErr w:type="spellEnd"/>
+      <w:r>
+        <w:rPr>
+          <w:rFonts w:ascii="Calibri" w:hAnsi="Calibri" w:cs="Calibri"/>
+          <w:sz w:val="22"/>
+          <w:szCs w:val="22"/>
+        </w:rPr>
+        <w:t xml:space="preserve"> a system </w:t>
+      </w:r>
+      <w:proofErr w:type="spellStart"/>
+      <w:r>
+        <w:rPr>
+          <w:rFonts w:ascii="Calibri" w:hAnsi="Calibri" w:cs="Calibri"/>
+          <w:sz w:val="22"/>
+          <w:szCs w:val="22"/>
+        </w:rPr>
+        <w:t>serving</w:t>
+      </w:r>
+      <w:proofErr w:type="spellEnd"/>
+      <w:r>
+        <w:rPr>
+          <w:rFonts w:ascii="Calibri" w:hAnsi="Calibri" w:cs="Calibri"/>
+          <w:sz w:val="22"/>
+          <w:szCs w:val="22"/>
+        </w:rPr>
+        <w:t xml:space="preserve"> 1,300+ </w:t>
+      </w:r>
+      <w:proofErr w:type="spellStart"/>
+      <w:r>
+        <w:rPr>
+          <w:rFonts w:ascii="Calibri" w:hAnsi="Calibri" w:cs="Calibri"/>
+          <w:sz w:val="22"/>
+          <w:szCs w:val="22"/>
+        </w:rPr>
+        <w:t>users</w:t>
+      </w:r>
+      <w:proofErr w:type="spellEnd"/>
+      <w:r>
+        <w:rPr>
+          <w:rFonts w:ascii="Calibri" w:hAnsi="Calibri" w:cs="Calibri"/>
+          <w:sz w:val="22"/>
+          <w:szCs w:val="22"/>
+        </w:rPr>
+        <w:t xml:space="preserve">, </w:t>
+      </w:r>
+      <w:proofErr w:type="spellStart"/>
+      <w:r>
+        <w:rPr>
+          <w:rFonts w:ascii="Calibri" w:hAnsi="Calibri" w:cs="Calibri"/>
+          <w:sz w:val="22"/>
+          <w:szCs w:val="22"/>
+        </w:rPr>
+        <w:t>consolidated</w:t>
+      </w:r>
+      <w:proofErr w:type="spellEnd"/>
+      <w:r>
+        <w:rPr>
+          <w:rFonts w:ascii="Calibri" w:hAnsi="Calibri" w:cs="Calibri"/>
+          <w:sz w:val="22"/>
+          <w:szCs w:val="22"/>
+        </w:rPr>
+        <w:t xml:space="preserve"> for global </w:t>
+      </w:r>
+      <w:proofErr w:type="spellStart"/>
+      <w:r>
+        <w:rPr>
+          <w:rFonts w:ascii="Calibri" w:hAnsi="Calibri" w:cs="Calibri"/>
+          <w:sz w:val="22"/>
+          <w:szCs w:val="22"/>
+        </w:rPr>
+        <w:t>usage</w:t>
+      </w:r>
+      <w:proofErr w:type="spellEnd"/>
+      <w:r>
+        <w:rPr>
+          <w:rFonts w:ascii="Calibri" w:hAnsi="Calibri" w:cs="Calibri"/>
+          <w:sz w:val="22"/>
+          <w:szCs w:val="22"/>
+        </w:rPr>
+        <w:br/>
+        <w:t xml:space="preserve">- </w:t>
+      </w:r>
+      <w:proofErr w:type="spellStart"/>
+      <w:r>
+        <w:rPr>
+          <w:rFonts w:ascii="Calibri" w:hAnsi="Calibri" w:cs="Calibri"/>
+          <w:sz w:val="22"/>
+          <w:szCs w:val="22"/>
+        </w:rPr>
+        <w:t>Eliminated</w:t>
+      </w:r>
+      <w:proofErr w:type="spellEnd"/>
+      <w:r>
+        <w:rPr>
+          <w:rFonts w:ascii="Calibri" w:hAnsi="Calibri" w:cs="Calibri"/>
+          <w:sz w:val="22"/>
+          <w:szCs w:val="22"/>
+        </w:rPr>
+        <w:t xml:space="preserve"> </w:t>
+      </w:r>
+      <w:proofErr w:type="spellStart"/>
+      <w:r>
+        <w:rPr>
+          <w:rFonts w:ascii="Calibri" w:hAnsi="Calibri" w:cs="Calibri"/>
+          <w:sz w:val="22"/>
+          <w:szCs w:val="22"/>
+        </w:rPr>
+        <w:t>approximately</w:t>
+      </w:r>
+      <w:proofErr w:type="spellEnd"/>
+      <w:r>
+        <w:rPr>
+          <w:rFonts w:ascii="Calibri" w:hAnsi="Calibri" w:cs="Calibri"/>
+          <w:sz w:val="22"/>
+          <w:szCs w:val="22"/>
+        </w:rPr>
+        <w:t xml:space="preserve"> 800 </w:t>
+      </w:r>
+      <w:proofErr w:type="spellStart"/>
+      <w:r>
+        <w:rPr>
+          <w:rFonts w:ascii="Calibri" w:hAnsi="Calibri" w:cs="Calibri"/>
+          <w:sz w:val="22"/>
+          <w:szCs w:val="22"/>
+        </w:rPr>
+        <w:t>security</w:t>
+      </w:r>
+      <w:proofErr w:type="spellEnd"/>
+      <w:r>
+        <w:rPr>
+          <w:rFonts w:ascii="Calibri" w:hAnsi="Calibri" w:cs="Calibri"/>
+          <w:sz w:val="22"/>
+          <w:szCs w:val="22"/>
+        </w:rPr>
+        <w:t xml:space="preserve"> </w:t>
+      </w:r>
+      <w:proofErr w:type="spellStart"/>
+      <w:r>
+        <w:rPr>
+          <w:rFonts w:ascii="Calibri" w:hAnsi="Calibri" w:cs="Calibri"/>
+          <w:sz w:val="22"/>
+          <w:szCs w:val="22"/>
+        </w:rPr>
+        <w:t>vulnerabilities</w:t>
+      </w:r>
+      <w:proofErr w:type="spellEnd"/>
     </w:p>
     <w:p>
       <w:pPr>
@@ -614,8 +5437,173 @@
           <w:rFonts w:ascii="Calibri" w:hAnsi="Calibri" w:cs="Calibri"/>
           <w:sz w:val="22"/>
           <w:szCs w:val="22"/>
-        </w:rPr>
-      </w:pPr>
+          <w:lang w:val="en-US"/>
+        </w:rPr>
+      </w:pPr>
+      <w:proofErr w:type="spellStart"/>
+      <w:r>
+        <w:rPr>
+          <w:rFonts w:ascii="Calibri" w:hAnsi="Calibri" w:cs="Calibri"/>
+          <w:b/>
+          <w:bCs/>
+          <w:sz w:val="22"/>
+          <w:szCs w:val="22"/>
+        </w:rPr>
+        <w:t>Advice</w:t>
+      </w:r>
+      <w:proofErr w:type="spellEnd"/>
+      <w:r>
+        <w:rPr>
+          <w:rFonts w:ascii="Calibri" w:hAnsi="Calibri" w:cs="Calibri"/>
+          <w:b/>
+          <w:bCs/>
+          <w:sz w:val="22"/>
+          <w:szCs w:val="22"/>
+        </w:rPr>
+        <w:t xml:space="preserve"> Compliance </w:t>
+      </w:r>
+      <w:proofErr w:type="spellStart"/>
+      <w:r>
+        <w:rPr>
+          <w:rFonts w:ascii="Calibri" w:hAnsi="Calibri" w:cs="Calibri"/>
+          <w:b/>
+          <w:bCs/>
+          <w:sz w:val="22"/>
+          <w:szCs w:val="22"/>
+        </w:rPr>
+        <w:t>Solutions</w:t>
+      </w:r>
+      <w:proofErr w:type="spellEnd"/>
+      <w:r>
+        <w:rPr>
+          <w:rFonts w:ascii="Calibri" w:hAnsi="Calibri" w:cs="Calibri"/>
+          <w:b/>
+          <w:bCs/>
+          <w:sz w:val="22"/>
+          <w:szCs w:val="22"/>
+        </w:rPr>
+        <w:t xml:space="preserve"> </w:t>
+      </w:r>
+      <w:r>
+        <w:rPr>
+          <w:rFonts w:ascii="Calibri" w:hAnsi="Calibri" w:cs="Calibri"/>
+          <w:b/>
+          <w:bCs/>
+          <w:sz w:val="22"/>
+          <w:szCs w:val="22"/>
+        </w:rPr>
+        <w:t>-</w:t>
+      </w:r>
+      <w:r>
+        <w:rPr>
+          <w:rFonts w:ascii="Calibri" w:hAnsi="Calibri" w:cs="Calibri"/>
+          <w:b/>
+          <w:bCs/>
+          <w:sz w:val="22"/>
+          <w:szCs w:val="22"/>
+        </w:rPr>
+        <w:t xml:space="preserve"> </w:t>
+      </w:r>
+      <w:proofErr w:type="spellStart"/>
+      <w:r>
+        <w:rPr>
+          <w:rFonts w:ascii="Calibri" w:hAnsi="Calibri" w:cs="Calibri"/>
+          <w:b/>
+          <w:bCs/>
+          <w:sz w:val="22"/>
+          <w:szCs w:val="22"/>
+        </w:rPr>
+        <w:t>December</w:t>
+      </w:r>
+      <w:proofErr w:type="spellEnd"/>
+      <w:r>
+        <w:rPr>
+          <w:rFonts w:ascii="Calibri" w:hAnsi="Calibri" w:cs="Calibri"/>
+          <w:b/>
+          <w:bCs/>
+          <w:sz w:val="22"/>
+          <w:szCs w:val="22"/>
+        </w:rPr>
+        <w:t xml:space="preserve"> 2021 </w:t>
+      </w:r>
+      <w:r>
+        <w:rPr>
+          <w:rFonts w:ascii="Calibri" w:hAnsi="Calibri" w:cs="Calibri"/>
+          <w:b/>
+          <w:bCs/>
+          <w:sz w:val="22"/>
+          <w:szCs w:val="22"/>
+        </w:rPr>
+        <w:t>-</w:t>
+      </w:r>
+      <w:r>
+        <w:rPr>
+          <w:rFonts w:ascii="Calibri" w:hAnsi="Calibri" w:cs="Calibri"/>
+          <w:b/>
+          <w:bCs/>
+          <w:sz w:val="22"/>
+          <w:szCs w:val="22"/>
+        </w:rPr>
+        <w:t xml:space="preserve"> </w:t>
+      </w:r>
+      <w:proofErr w:type="spellStart"/>
+      <w:r>
+        <w:rPr>
+          <w:rFonts w:ascii="Calibri" w:hAnsi="Calibri" w:cs="Calibri"/>
+          <w:b/>
+          <w:bCs/>
+          <w:sz w:val="22"/>
+          <w:szCs w:val="22"/>
+        </w:rPr>
+        <w:t>January</w:t>
+      </w:r>
+      <w:proofErr w:type="spellEnd"/>
+      <w:r>
+        <w:rPr>
+          <w:rFonts w:ascii="Calibri" w:hAnsi="Calibri" w:cs="Calibri"/>
+          <w:b/>
+          <w:bCs/>
+          <w:sz w:val="22"/>
+          <w:szCs w:val="22"/>
+        </w:rPr>
+        <w:t xml:space="preserve"> 2023</w:t>
+      </w:r>
+      <w:r>
+        <w:rPr>
+          <w:rFonts w:ascii="Calibri" w:hAnsi="Calibri" w:cs="Calibri"/>
+          <w:b/>
+          <w:bCs/>
+          <w:sz w:val="22"/>
+          <w:szCs w:val="22"/>
+        </w:rPr>
+        <w:t xml:space="preserve"> - </w:t>
+      </w:r>
+      <w:r>
+        <w:rPr>
+          <w:rFonts w:ascii="Calibri" w:hAnsi="Calibri" w:cs="Calibri"/>
+          <w:sz w:val="22"/>
+          <w:szCs w:val="22"/>
+        </w:rPr>
+        <w:t xml:space="preserve">C# </w:t>
+      </w:r>
+      <w:proofErr w:type="spellStart"/>
+      <w:r>
+        <w:rPr>
+          <w:rFonts w:ascii="Calibri" w:hAnsi="Calibri" w:cs="Calibri"/>
+          <w:sz w:val="22"/>
+          <w:szCs w:val="22"/>
+        </w:rPr>
+        <w:t>Developer</w:t>
+      </w:r>
+      <w:proofErr w:type="spellEnd"/>
+      <w:r>
+        <w:rPr>
+          <w:rFonts w:ascii="Calibri" w:hAnsi="Calibri" w:cs="Calibri"/>
+          <w:sz w:val="22"/>
+          <w:szCs w:val="22"/>
+        </w:rPr>
+        <w:br/>
+      </w:r>
       <w:r>
         <w:rPr>
           <w:rFonts w:ascii="Calibri" w:hAnsi="Calibri" w:cs="Calibri"/>
@@ -624,13 +5612,77 @@
         </w:rPr>
         <w:t xml:space="preserve">- </w:t>
       </w:r>
-      <w:r>
-        <w:rPr>
-          <w:rFonts w:ascii="Calibri" w:hAnsi="Calibri" w:cs="Calibri"/>
-          <w:sz w:val="22"/>
-          <w:szCs w:val="22"/>
-        </w:rPr>
-        <w:t>Implemented OAuth2 authentication and authorization, automated testing (Jest, Supertest), and API documentation using Swagger</w:t>
+      <w:proofErr w:type="spellStart"/>
+      <w:r>
+        <w:rPr>
+          <w:rFonts w:ascii="Calibri" w:hAnsi="Calibri" w:cs="Calibri"/>
+          <w:sz w:val="22"/>
+          <w:szCs w:val="22"/>
+        </w:rPr>
+        <w:t>Developed</w:t>
+      </w:r>
+      <w:proofErr w:type="spellEnd"/>
+      <w:r>
+        <w:rPr>
+          <w:rFonts w:ascii="Calibri" w:hAnsi="Calibri" w:cs="Calibri"/>
+          <w:sz w:val="22"/>
+          <w:szCs w:val="22"/>
+        </w:rPr>
+        <w:t xml:space="preserve"> </w:t>
+      </w:r>
+      <w:proofErr w:type="spellStart"/>
+      <w:r>
+        <w:rPr>
+          <w:rFonts w:ascii="Calibri" w:hAnsi="Calibri" w:cs="Calibri"/>
+          <w:sz w:val="22"/>
+          <w:szCs w:val="22"/>
+        </w:rPr>
+        <w:t>RESTful</w:t>
+      </w:r>
+      <w:proofErr w:type="spellEnd"/>
+      <w:r>
+        <w:rPr>
+          <w:rFonts w:ascii="Calibri" w:hAnsi="Calibri" w:cs="Calibri"/>
+          <w:sz w:val="22"/>
+          <w:szCs w:val="22"/>
+        </w:rPr>
+        <w:t xml:space="preserve"> APIs </w:t>
+      </w:r>
+      <w:proofErr w:type="spellStart"/>
+      <w:r>
+        <w:rPr>
+          <w:rFonts w:ascii="Calibri" w:hAnsi="Calibri" w:cs="Calibri"/>
+          <w:sz w:val="22"/>
+          <w:szCs w:val="22"/>
+        </w:rPr>
+        <w:t>using</w:t>
+      </w:r>
+      <w:proofErr w:type="spellEnd"/>
+      <w:r>
+        <w:rPr>
+          <w:rFonts w:ascii="Calibri" w:hAnsi="Calibri" w:cs="Calibri"/>
+          <w:sz w:val="22"/>
+          <w:szCs w:val="22"/>
+        </w:rPr>
+        <w:t xml:space="preserve"> C# </w:t>
+      </w:r>
+      <w:proofErr w:type="spellStart"/>
+      <w:r>
+        <w:rPr>
+          <w:rFonts w:ascii="Calibri" w:hAnsi="Calibri" w:cs="Calibri"/>
+          <w:sz w:val="22"/>
+          <w:szCs w:val="22"/>
+        </w:rPr>
+        <w:t>and</w:t>
+      </w:r>
+      <w:proofErr w:type="spellEnd"/>
+      <w:r>
+        <w:rPr>
+          <w:rFonts w:ascii="Calibri" w:hAnsi="Calibri" w:cs="Calibri"/>
+          <w:sz w:val="22"/>
+          <w:szCs w:val="22"/>
+        </w:rPr>
+        <w:t xml:space="preserve"> .NET</w:t>
       </w:r>
       <w:r>
         <w:rPr>
@@ -641,31 +5693,88 @@
         <w:br/>
         <w:t xml:space="preserve">- </w:t>
       </w:r>
-      <w:r>
-        <w:rPr>
-          <w:rFonts w:ascii="Calibri" w:hAnsi="Calibri" w:cs="Calibri"/>
-          <w:sz w:val="22"/>
-          <w:szCs w:val="22"/>
-        </w:rPr>
-        <w:t>Designed and implemented observability solutions with Prometheus and Grafana</w:t>
-      </w:r>
-      <w:r>
-        <w:rPr>
-          <w:rFonts w:ascii="Calibri" w:hAnsi="Calibri" w:cs="Calibri"/>
-          <w:sz w:val="22"/>
-          <w:szCs w:val="22"/>
-        </w:rPr>
-        <w:br/>
-        <w:t>- I</w:t>
-      </w:r>
-      <w:r>
-        <w:rPr>
-          <w:rFonts w:ascii="Calibri" w:hAnsi="Calibri" w:cs="Calibri"/>
-          <w:sz w:val="22"/>
-          <w:szCs w:val="22"/>
-        </w:rPr>
-        <w:t>ntegrated the system with PostgreSQL and SAP HANA databases</w:t>
-      </w:r>
+      <w:proofErr w:type="spellStart"/>
+      <w:r>
+        <w:rPr>
+          <w:rFonts w:ascii="Calibri" w:hAnsi="Calibri" w:cs="Calibri"/>
+          <w:sz w:val="22"/>
+          <w:szCs w:val="22"/>
+        </w:rPr>
+        <w:t>Implemented</w:t>
+      </w:r>
+      <w:proofErr w:type="spellEnd"/>
+      <w:r>
+        <w:rPr>
+          <w:rFonts w:ascii="Calibri" w:hAnsi="Calibri" w:cs="Calibri"/>
+          <w:sz w:val="22"/>
+          <w:szCs w:val="22"/>
+        </w:rPr>
+        <w:t xml:space="preserve"> </w:t>
+      </w:r>
+      <w:proofErr w:type="spellStart"/>
+      <w:r>
+        <w:rPr>
+          <w:rFonts w:ascii="Calibri" w:hAnsi="Calibri" w:cs="Calibri"/>
+          <w:sz w:val="22"/>
+          <w:szCs w:val="22"/>
+        </w:rPr>
+        <w:t>JavaScript-based</w:t>
+      </w:r>
+      <w:proofErr w:type="spellEnd"/>
+      <w:r>
+        <w:rPr>
+          <w:rFonts w:ascii="Calibri" w:hAnsi="Calibri" w:cs="Calibri"/>
+          <w:sz w:val="22"/>
+          <w:szCs w:val="22"/>
+        </w:rPr>
+        <w:t xml:space="preserve"> features </w:t>
+      </w:r>
+      <w:proofErr w:type="spellStart"/>
+      <w:r>
+        <w:rPr>
+          <w:rFonts w:ascii="Calibri" w:hAnsi="Calibri" w:cs="Calibri"/>
+          <w:sz w:val="22"/>
+          <w:szCs w:val="22"/>
+        </w:rPr>
+        <w:t>and</w:t>
+      </w:r>
+      <w:proofErr w:type="spellEnd"/>
+      <w:r>
+        <w:rPr>
+          <w:rFonts w:ascii="Calibri" w:hAnsi="Calibri" w:cs="Calibri"/>
+          <w:sz w:val="22"/>
+          <w:szCs w:val="22"/>
+        </w:rPr>
+        <w:t xml:space="preserve"> </w:t>
+      </w:r>
+      <w:proofErr w:type="spellStart"/>
+      <w:r>
+        <w:rPr>
+          <w:rFonts w:ascii="Calibri" w:hAnsi="Calibri" w:cs="Calibri"/>
+          <w:sz w:val="22"/>
+          <w:szCs w:val="22"/>
+        </w:rPr>
+        <w:t>frontend</w:t>
+      </w:r>
+      <w:proofErr w:type="spellEnd"/>
+      <w:r>
+        <w:rPr>
+          <w:rFonts w:ascii="Calibri" w:hAnsi="Calibri" w:cs="Calibri"/>
+          <w:sz w:val="22"/>
+          <w:szCs w:val="22"/>
+        </w:rPr>
+        <w:t xml:space="preserve"> </w:t>
+      </w:r>
+      <w:proofErr w:type="spellStart"/>
+      <w:r>
+        <w:rPr>
+          <w:rFonts w:ascii="Calibri" w:hAnsi="Calibri" w:cs="Calibri"/>
+          <w:sz w:val="22"/>
+          <w:szCs w:val="22"/>
+        </w:rPr>
+        <w:t>functionalities</w:t>
+      </w:r>
+      <w:proofErr w:type="spellEnd"/>
       <w:r>
         <w:rPr>
           <w:rFonts w:ascii="Calibri" w:hAnsi="Calibri" w:cs="Calibri"/>
@@ -675,31 +5784,441 @@
         <w:br/>
         <w:t xml:space="preserve">- </w:t>
       </w:r>
-      <w:r>
-        <w:rPr>
-          <w:rFonts w:ascii="Calibri" w:hAnsi="Calibri" w:cs="Calibri"/>
-          <w:sz w:val="22"/>
-          <w:szCs w:val="22"/>
-        </w:rPr>
-        <w:t>Developed new features and continuous system enhancements</w:t>
-      </w:r>
-      <w:r>
-        <w:rPr>
-          <w:rFonts w:ascii="Calibri" w:hAnsi="Calibri" w:cs="Calibri"/>
+      <w:proofErr w:type="spellStart"/>
+      <w:r>
+        <w:rPr>
+          <w:rFonts w:ascii="Calibri" w:hAnsi="Calibri" w:cs="Calibri"/>
+          <w:sz w:val="22"/>
+          <w:szCs w:val="22"/>
+        </w:rPr>
+        <w:t>C</w:t>
+      </w:r>
+      <w:r>
+        <w:rPr>
+          <w:rFonts w:ascii="Calibri" w:hAnsi="Calibri" w:cs="Calibri"/>
+          <w:sz w:val="22"/>
+          <w:szCs w:val="22"/>
+        </w:rPr>
+        <w:t>ontributed</w:t>
+      </w:r>
+      <w:proofErr w:type="spellEnd"/>
+      <w:r>
+        <w:rPr>
+          <w:rFonts w:ascii="Calibri" w:hAnsi="Calibri" w:cs="Calibri"/>
+          <w:sz w:val="22"/>
+          <w:szCs w:val="22"/>
+        </w:rPr>
+        <w:t xml:space="preserve"> </w:t>
+      </w:r>
+      <w:proofErr w:type="spellStart"/>
+      <w:r>
+        <w:rPr>
+          <w:rFonts w:ascii="Calibri" w:hAnsi="Calibri" w:cs="Calibri"/>
+          <w:sz w:val="22"/>
+          <w:szCs w:val="22"/>
+        </w:rPr>
+        <w:t>to</w:t>
+      </w:r>
+      <w:proofErr w:type="spellEnd"/>
+      <w:r>
+        <w:rPr>
+          <w:rFonts w:ascii="Calibri" w:hAnsi="Calibri" w:cs="Calibri"/>
+          <w:sz w:val="22"/>
+          <w:szCs w:val="22"/>
+        </w:rPr>
+        <w:t xml:space="preserve"> </w:t>
+      </w:r>
+      <w:proofErr w:type="spellStart"/>
+      <w:r>
+        <w:rPr>
+          <w:rFonts w:ascii="Calibri" w:hAnsi="Calibri" w:cs="Calibri"/>
+          <w:sz w:val="22"/>
+          <w:szCs w:val="22"/>
+        </w:rPr>
+        <w:t>corporate</w:t>
+      </w:r>
+      <w:proofErr w:type="spellEnd"/>
+      <w:r>
+        <w:rPr>
+          <w:rFonts w:ascii="Calibri" w:hAnsi="Calibri" w:cs="Calibri"/>
+          <w:sz w:val="22"/>
+          <w:szCs w:val="22"/>
+        </w:rPr>
+        <w:t xml:space="preserve"> systems </w:t>
+      </w:r>
+      <w:proofErr w:type="spellStart"/>
+      <w:r>
+        <w:rPr>
+          <w:rFonts w:ascii="Calibri" w:hAnsi="Calibri" w:cs="Calibri"/>
+          <w:sz w:val="22"/>
+          <w:szCs w:val="22"/>
+        </w:rPr>
+        <w:t>focused</w:t>
+      </w:r>
+      <w:proofErr w:type="spellEnd"/>
+      <w:r>
+        <w:rPr>
+          <w:rFonts w:ascii="Calibri" w:hAnsi="Calibri" w:cs="Calibri"/>
+          <w:sz w:val="22"/>
+          <w:szCs w:val="22"/>
+        </w:rPr>
+        <w:t xml:space="preserve"> </w:t>
+      </w:r>
+      <w:proofErr w:type="spellStart"/>
+      <w:r>
+        <w:rPr>
+          <w:rFonts w:ascii="Calibri" w:hAnsi="Calibri" w:cs="Calibri"/>
+          <w:sz w:val="22"/>
+          <w:szCs w:val="22"/>
+        </w:rPr>
+        <w:t>on</w:t>
+      </w:r>
+      <w:proofErr w:type="spellEnd"/>
+      <w:r>
+        <w:rPr>
+          <w:rFonts w:ascii="Calibri" w:hAnsi="Calibri" w:cs="Calibri"/>
+          <w:sz w:val="22"/>
+          <w:szCs w:val="22"/>
+        </w:rPr>
+        <w:t xml:space="preserve"> compliance </w:t>
+      </w:r>
+      <w:proofErr w:type="spellStart"/>
+      <w:r>
+        <w:rPr>
+          <w:rFonts w:ascii="Calibri" w:hAnsi="Calibri" w:cs="Calibri"/>
+          <w:sz w:val="22"/>
+          <w:szCs w:val="22"/>
+        </w:rPr>
+        <w:t>and</w:t>
+      </w:r>
+      <w:proofErr w:type="spellEnd"/>
+      <w:r>
+        <w:rPr>
+          <w:rFonts w:ascii="Calibri" w:hAnsi="Calibri" w:cs="Calibri"/>
+          <w:sz w:val="22"/>
+          <w:szCs w:val="22"/>
+        </w:rPr>
+        <w:t xml:space="preserve"> </w:t>
+      </w:r>
+      <w:proofErr w:type="spellStart"/>
+      <w:r>
+        <w:rPr>
+          <w:rFonts w:ascii="Calibri" w:hAnsi="Calibri" w:cs="Calibri"/>
+          <w:sz w:val="22"/>
+          <w:szCs w:val="22"/>
+        </w:rPr>
+        <w:t>regulatory</w:t>
+      </w:r>
+      <w:proofErr w:type="spellEnd"/>
+      <w:r>
+        <w:rPr>
+          <w:rFonts w:ascii="Calibri" w:hAnsi="Calibri" w:cs="Calibri"/>
+          <w:sz w:val="22"/>
+          <w:szCs w:val="22"/>
+        </w:rPr>
+        <w:t xml:space="preserve"> </w:t>
+      </w:r>
+      <w:proofErr w:type="spellStart"/>
+      <w:r>
+        <w:rPr>
+          <w:rFonts w:ascii="Calibri" w:hAnsi="Calibri" w:cs="Calibri"/>
+          <w:sz w:val="22"/>
+          <w:szCs w:val="22"/>
+        </w:rPr>
+        <w:t>requirements</w:t>
+      </w:r>
+      <w:proofErr w:type="spellEnd"/>
+    </w:p>
+    <w:p>
+      <w:pPr>
+        <w:spacing w:after="0"/>
+        <w:rPr>
+          <w:rFonts w:ascii="Calibri" w:hAnsi="Calibri" w:cs="Calibri"/>
+          <w:sz w:val="22"/>
+          <w:szCs w:val="22"/>
+          <w:u w:val="single"/>
+        </w:rPr>
+      </w:pPr>
+      <w:r>
+        <w:rPr>
+          <w:rFonts w:ascii="Calibri" w:hAnsi="Calibri" w:cs="Calibri"/>
+          <w:b/>
+          <w:bCs/>
+          <w:sz w:val="22"/>
+          <w:szCs w:val="22"/>
+        </w:rPr>
+        <w:t xml:space="preserve">Orange Business Services </w:t>
+      </w:r>
+      <w:r>
+        <w:rPr>
+          <w:rFonts w:ascii="Calibri" w:hAnsi="Calibri" w:cs="Calibri"/>
+          <w:b/>
+          <w:bCs/>
+          <w:sz w:val="22"/>
+          <w:szCs w:val="22"/>
+        </w:rPr>
+        <w:t>-</w:t>
+      </w:r>
+      <w:r>
+        <w:rPr>
+          <w:rFonts w:ascii="Calibri" w:hAnsi="Calibri" w:cs="Calibri"/>
+          <w:b/>
+          <w:bCs/>
+          <w:sz w:val="22"/>
+          <w:szCs w:val="22"/>
+        </w:rPr>
+        <w:t xml:space="preserve"> </w:t>
+      </w:r>
+      <w:proofErr w:type="spellStart"/>
+      <w:r>
+        <w:rPr>
+          <w:rFonts w:ascii="Calibri" w:hAnsi="Calibri" w:cs="Calibri"/>
+          <w:b/>
+          <w:bCs/>
+          <w:sz w:val="22"/>
+          <w:szCs w:val="22"/>
+        </w:rPr>
+        <w:t>November</w:t>
+      </w:r>
+      <w:proofErr w:type="spellEnd"/>
+      <w:r>
+        <w:rPr>
+          <w:rFonts w:ascii="Calibri" w:hAnsi="Calibri" w:cs="Calibri"/>
+          <w:b/>
+          <w:bCs/>
+          <w:sz w:val="22"/>
+          <w:szCs w:val="22"/>
+        </w:rPr>
+        <w:t xml:space="preserve"> 2020 </w:t>
+      </w:r>
+      <w:r>
+        <w:rPr>
+          <w:rFonts w:ascii="Calibri" w:hAnsi="Calibri" w:cs="Calibri"/>
+          <w:b/>
+          <w:bCs/>
+          <w:sz w:val="22"/>
+          <w:szCs w:val="22"/>
+        </w:rPr>
+        <w:t>-</w:t>
+      </w:r>
+      <w:r>
+        <w:rPr>
+          <w:rFonts w:ascii="Calibri" w:hAnsi="Calibri" w:cs="Calibri"/>
+          <w:b/>
+          <w:bCs/>
+          <w:sz w:val="22"/>
+          <w:szCs w:val="22"/>
+        </w:rPr>
+        <w:t xml:space="preserve"> </w:t>
+      </w:r>
+      <w:proofErr w:type="spellStart"/>
+      <w:r>
+        <w:rPr>
+          <w:rFonts w:ascii="Calibri" w:hAnsi="Calibri" w:cs="Calibri"/>
+          <w:b/>
+          <w:bCs/>
+          <w:sz w:val="22"/>
+          <w:szCs w:val="22"/>
+        </w:rPr>
+        <w:t>November</w:t>
+      </w:r>
+      <w:proofErr w:type="spellEnd"/>
+      <w:r>
+        <w:rPr>
+          <w:rFonts w:ascii="Calibri" w:hAnsi="Calibri" w:cs="Calibri"/>
+          <w:b/>
+          <w:bCs/>
+          <w:sz w:val="22"/>
+          <w:szCs w:val="22"/>
+        </w:rPr>
+        <w:t xml:space="preserve"> 2021</w:t>
+      </w:r>
+      <w:r>
+        <w:rPr>
+          <w:rFonts w:ascii="Calibri" w:hAnsi="Calibri" w:cs="Calibri"/>
+          <w:b/>
+          <w:bCs/>
+          <w:sz w:val="22"/>
+          <w:szCs w:val="22"/>
+        </w:rPr>
+        <w:t xml:space="preserve"> </w:t>
+      </w:r>
+      <w:r>
+        <w:rPr>
+          <w:rFonts w:ascii="Calibri" w:hAnsi="Calibri" w:cs="Calibri"/>
+          <w:b/>
+          <w:bCs/>
+          <w:sz w:val="22"/>
+          <w:szCs w:val="22"/>
+        </w:rPr>
+        <w:t xml:space="preserve">LDM/NAM </w:t>
+      </w:r>
+      <w:proofErr w:type="spellStart"/>
+      <w:r>
+        <w:rPr>
+          <w:rFonts w:ascii="Calibri" w:hAnsi="Calibri" w:cs="Calibri"/>
+          <w:b/>
+          <w:bCs/>
+          <w:sz w:val="22"/>
+          <w:szCs w:val="22"/>
+        </w:rPr>
+        <w:t>Intern</w:t>
+      </w:r>
+      <w:proofErr w:type="spellEnd"/>
+      <w:r>
+        <w:rPr>
+          <w:rFonts w:ascii="Calibri" w:hAnsi="Calibri" w:cs="Calibri"/>
+          <w:b/>
+          <w:bCs/>
           <w:sz w:val="22"/>
           <w:szCs w:val="22"/>
         </w:rPr>
         <w:br/>
-        <w:t>- O</w:t>
-      </w:r>
-      <w:r>
-        <w:rPr>
-          <w:rFonts w:ascii="Calibri" w:hAnsi="Calibri" w:cs="Calibri"/>
-          <w:sz w:val="22"/>
-          <w:szCs w:val="22"/>
-        </w:rPr>
-        <w:t>wned the full development lifecycle: architecture design, implementation, testing, and production deployment</w:t>
-      </w:r>
+      </w:r>
+      <w:r>
+        <w:rPr>
+          <w:rFonts w:ascii="Calibri" w:hAnsi="Calibri" w:cs="Calibri"/>
+          <w:sz w:val="22"/>
+          <w:szCs w:val="22"/>
+        </w:rPr>
+        <w:t xml:space="preserve">- </w:t>
+      </w:r>
+      <w:proofErr w:type="spellStart"/>
+      <w:r>
+        <w:rPr>
+          <w:rFonts w:ascii="Calibri" w:hAnsi="Calibri" w:cs="Calibri"/>
+          <w:sz w:val="22"/>
+          <w:szCs w:val="22"/>
+        </w:rPr>
+        <w:t>Managed</w:t>
+      </w:r>
+      <w:proofErr w:type="spellEnd"/>
+      <w:r>
+        <w:rPr>
+          <w:rFonts w:ascii="Calibri" w:hAnsi="Calibri" w:cs="Calibri"/>
+          <w:sz w:val="22"/>
+          <w:szCs w:val="22"/>
+        </w:rPr>
+        <w:t xml:space="preserve"> network </w:t>
+      </w:r>
+      <w:proofErr w:type="spellStart"/>
+      <w:r>
+        <w:rPr>
+          <w:rFonts w:ascii="Calibri" w:hAnsi="Calibri" w:cs="Calibri"/>
+          <w:sz w:val="22"/>
+          <w:szCs w:val="22"/>
+        </w:rPr>
+        <w:t>service</w:t>
+      </w:r>
+      <w:proofErr w:type="spellEnd"/>
+      <w:r>
+        <w:rPr>
+          <w:rFonts w:ascii="Calibri" w:hAnsi="Calibri" w:cs="Calibri"/>
+          <w:sz w:val="22"/>
+          <w:szCs w:val="22"/>
+        </w:rPr>
+        <w:t xml:space="preserve"> </w:t>
+      </w:r>
+      <w:proofErr w:type="spellStart"/>
+      <w:r>
+        <w:rPr>
+          <w:rFonts w:ascii="Calibri" w:hAnsi="Calibri" w:cs="Calibri"/>
+          <w:sz w:val="22"/>
+          <w:szCs w:val="22"/>
+        </w:rPr>
+        <w:t>orders</w:t>
+      </w:r>
+      <w:proofErr w:type="spellEnd"/>
+      <w:r>
+        <w:rPr>
+          <w:rFonts w:ascii="Calibri" w:hAnsi="Calibri" w:cs="Calibri"/>
+          <w:sz w:val="22"/>
+          <w:szCs w:val="22"/>
+        </w:rPr>
+        <w:t xml:space="preserve"> </w:t>
+      </w:r>
+      <w:proofErr w:type="spellStart"/>
+      <w:r>
+        <w:rPr>
+          <w:rFonts w:ascii="Calibri" w:hAnsi="Calibri" w:cs="Calibri"/>
+          <w:sz w:val="22"/>
+          <w:szCs w:val="22"/>
+        </w:rPr>
+        <w:t>and</w:t>
+      </w:r>
+      <w:proofErr w:type="spellEnd"/>
+      <w:r>
+        <w:rPr>
+          <w:rFonts w:ascii="Calibri" w:hAnsi="Calibri" w:cs="Calibri"/>
+          <w:sz w:val="22"/>
+          <w:szCs w:val="22"/>
+        </w:rPr>
+        <w:t xml:space="preserve"> </w:t>
+      </w:r>
+      <w:proofErr w:type="spellStart"/>
+      <w:r>
+        <w:rPr>
+          <w:rFonts w:ascii="Calibri" w:hAnsi="Calibri" w:cs="Calibri"/>
+          <w:sz w:val="22"/>
+          <w:szCs w:val="22"/>
+        </w:rPr>
+        <w:t>projects</w:t>
+      </w:r>
+      <w:proofErr w:type="spellEnd"/>
+      <w:r>
+        <w:rPr>
+          <w:rFonts w:ascii="Calibri" w:hAnsi="Calibri" w:cs="Calibri"/>
+          <w:sz w:val="22"/>
+          <w:szCs w:val="22"/>
+        </w:rPr>
+        <w:t xml:space="preserve"> for </w:t>
+      </w:r>
+      <w:proofErr w:type="spellStart"/>
+      <w:r>
+        <w:rPr>
+          <w:rFonts w:ascii="Calibri" w:hAnsi="Calibri" w:cs="Calibri"/>
+          <w:sz w:val="22"/>
+          <w:szCs w:val="22"/>
+        </w:rPr>
+        <w:t>the</w:t>
+      </w:r>
+      <w:proofErr w:type="spellEnd"/>
+      <w:r>
+        <w:rPr>
+          <w:rFonts w:ascii="Calibri" w:hAnsi="Calibri" w:cs="Calibri"/>
+          <w:sz w:val="22"/>
+          <w:szCs w:val="22"/>
+        </w:rPr>
+        <w:t xml:space="preserve"> North </w:t>
+      </w:r>
+      <w:proofErr w:type="spellStart"/>
+      <w:r>
+        <w:rPr>
+          <w:rFonts w:ascii="Calibri" w:hAnsi="Calibri" w:cs="Calibri"/>
+          <w:sz w:val="22"/>
+          <w:szCs w:val="22"/>
+        </w:rPr>
+        <w:t>America</w:t>
+      </w:r>
+      <w:proofErr w:type="spellEnd"/>
+      <w:r>
+        <w:rPr>
+          <w:rFonts w:ascii="Calibri" w:hAnsi="Calibri" w:cs="Calibri"/>
+          <w:sz w:val="22"/>
+          <w:szCs w:val="22"/>
+        </w:rPr>
+        <w:t xml:space="preserve"> </w:t>
+      </w:r>
+      <w:proofErr w:type="spellStart"/>
+      <w:r>
+        <w:rPr>
+          <w:rFonts w:ascii="Calibri" w:hAnsi="Calibri" w:cs="Calibri"/>
+          <w:sz w:val="22"/>
+          <w:szCs w:val="22"/>
+        </w:rPr>
+        <w:t>region</w:t>
+      </w:r>
+      <w:proofErr w:type="spellEnd"/>
       <w:r>
         <w:rPr>
           <w:rFonts w:ascii="Calibri" w:hAnsi="Calibri" w:cs="Calibri"/>
@@ -709,14 +6228,88 @@
         <w:br/>
         <w:t xml:space="preserve">- </w:t>
       </w:r>
-      <w:r>
-        <w:rPr>
-          <w:rFonts w:ascii="Calibri" w:hAnsi="Calibri" w:cs="Calibri"/>
-          <w:sz w:val="22"/>
-          <w:szCs w:val="22"/>
-        </w:rPr>
-        <w:t>Delivered a system serving 1,300+ users, consolidated for global usage</w:t>
-      </w:r>
+      <w:proofErr w:type="spellStart"/>
+      <w:r>
+        <w:rPr>
+          <w:rFonts w:ascii="Calibri" w:hAnsi="Calibri" w:cs="Calibri"/>
+          <w:sz w:val="22"/>
+          <w:szCs w:val="22"/>
+        </w:rPr>
+        <w:t>Collaborated</w:t>
+      </w:r>
+      <w:proofErr w:type="spellEnd"/>
+      <w:r>
+        <w:rPr>
+          <w:rFonts w:ascii="Calibri" w:hAnsi="Calibri" w:cs="Calibri"/>
+          <w:sz w:val="22"/>
+          <w:szCs w:val="22"/>
+        </w:rPr>
+        <w:t xml:space="preserve"> </w:t>
+      </w:r>
+      <w:proofErr w:type="spellStart"/>
+      <w:r>
+        <w:rPr>
+          <w:rFonts w:ascii="Calibri" w:hAnsi="Calibri" w:cs="Calibri"/>
+          <w:sz w:val="22"/>
+          <w:szCs w:val="22"/>
+        </w:rPr>
+        <w:t>within</w:t>
+      </w:r>
+      <w:proofErr w:type="spellEnd"/>
+      <w:r>
+        <w:rPr>
+          <w:rFonts w:ascii="Calibri" w:hAnsi="Calibri" w:cs="Calibri"/>
+          <w:sz w:val="22"/>
+          <w:szCs w:val="22"/>
+        </w:rPr>
+        <w:t xml:space="preserve"> a U.S.-</w:t>
+      </w:r>
+      <w:proofErr w:type="spellStart"/>
+      <w:r>
+        <w:rPr>
+          <w:rFonts w:ascii="Calibri" w:hAnsi="Calibri" w:cs="Calibri"/>
+          <w:sz w:val="22"/>
+          <w:szCs w:val="22"/>
+        </w:rPr>
+        <w:t>based</w:t>
+      </w:r>
+      <w:proofErr w:type="spellEnd"/>
+      <w:r>
+        <w:rPr>
+          <w:rFonts w:ascii="Calibri" w:hAnsi="Calibri" w:cs="Calibri"/>
+          <w:sz w:val="22"/>
+          <w:szCs w:val="22"/>
+        </w:rPr>
+        <w:t xml:space="preserve"> </w:t>
+      </w:r>
+      <w:proofErr w:type="spellStart"/>
+      <w:r>
+        <w:rPr>
+          <w:rFonts w:ascii="Calibri" w:hAnsi="Calibri" w:cs="Calibri"/>
+          <w:sz w:val="22"/>
+          <w:szCs w:val="22"/>
+        </w:rPr>
+        <w:t>international</w:t>
+      </w:r>
+      <w:proofErr w:type="spellEnd"/>
+      <w:r>
+        <w:rPr>
+          <w:rFonts w:ascii="Calibri" w:hAnsi="Calibri" w:cs="Calibri"/>
+          <w:sz w:val="22"/>
+          <w:szCs w:val="22"/>
+        </w:rPr>
+        <w:t xml:space="preserve"> </w:t>
+      </w:r>
+      <w:proofErr w:type="spellStart"/>
+      <w:r>
+        <w:rPr>
+          <w:rFonts w:ascii="Calibri" w:hAnsi="Calibri" w:cs="Calibri"/>
+          <w:sz w:val="22"/>
+          <w:szCs w:val="22"/>
+        </w:rPr>
+        <w:t>team</w:t>
+      </w:r>
+      <w:proofErr w:type="spellEnd"/>
       <w:r>
         <w:rPr>
           <w:rFonts w:ascii="Calibri" w:hAnsi="Calibri" w:cs="Calibri"/>
@@ -726,125 +6319,124 @@
         <w:br/>
         <w:t xml:space="preserve">- </w:t>
       </w:r>
-      <w:r>
-        <w:rPr>
-          <w:rFonts w:ascii="Calibri" w:hAnsi="Calibri" w:cs="Calibri"/>
-          <w:sz w:val="22"/>
-          <w:szCs w:val="22"/>
-        </w:rPr>
-        <w:t>Eliminated approximately 800 security vulnerabilities</w:t>
-      </w:r>
-    </w:p>
-    <w:p>
-      <w:pPr>
-        <w:rPr>
-          <w:rFonts w:ascii="Calibri" w:hAnsi="Calibri" w:cs="Calibri"/>
-          <w:sz w:val="22"/>
-          <w:szCs w:val="22"/>
-          <w:lang w:val="en-US"/>
-        </w:rPr>
-      </w:pPr>
-      <w:r>
-        <w:rPr>
-          <w:rFonts w:ascii="Calibri" w:hAnsi="Calibri" w:cs="Calibri"/>
-          <w:b/>
-          <w:bCs/>
-          <w:sz w:val="22"/>
-          <w:szCs w:val="22"/>
-        </w:rPr>
-        <w:lastRenderedPageBreak/>
-        <w:t xml:space="preserve">Advice Compliance Solutions </w:t>
-      </w:r>
-      <w:r>
-        <w:rPr>
-          <w:rFonts w:ascii="Calibri" w:hAnsi="Calibri" w:cs="Calibri"/>
-          <w:b/>
-          <w:bCs/>
-          <w:sz w:val="22"/>
-          <w:szCs w:val="22"/>
-        </w:rPr>
-        <w:t>-</w:t>
-      </w:r>
-      <w:r>
-        <w:rPr>
-          <w:rFonts w:ascii="Calibri" w:hAnsi="Calibri" w:cs="Calibri"/>
-          <w:b/>
-          <w:bCs/>
-          <w:sz w:val="22"/>
-          <w:szCs w:val="22"/>
-        </w:rPr>
-        <w:t xml:space="preserve"> December 2021 </w:t>
-      </w:r>
-      <w:r>
-        <w:rPr>
-          <w:rFonts w:ascii="Calibri" w:hAnsi="Calibri" w:cs="Calibri"/>
-          <w:b/>
-          <w:bCs/>
-          <w:sz w:val="22"/>
-          <w:szCs w:val="22"/>
-        </w:rPr>
-        <w:t>-</w:t>
-      </w:r>
-      <w:r>
-        <w:rPr>
-          <w:rFonts w:ascii="Calibri" w:hAnsi="Calibri" w:cs="Calibri"/>
-          <w:b/>
-          <w:bCs/>
-          <w:sz w:val="22"/>
-          <w:szCs w:val="22"/>
-        </w:rPr>
-        <w:t xml:space="preserve"> January 2023</w:t>
-      </w:r>
-      <w:r>
-        <w:rPr>
-          <w:rFonts w:ascii="Calibri" w:hAnsi="Calibri" w:cs="Calibri"/>
-          <w:b/>
-          <w:bCs/>
-          <w:sz w:val="22"/>
-          <w:szCs w:val="22"/>
-        </w:rPr>
-        <w:t xml:space="preserve"> - </w:t>
-      </w:r>
-      <w:r>
-        <w:rPr>
-          <w:rFonts w:ascii="Calibri" w:hAnsi="Calibri" w:cs="Calibri"/>
-          <w:sz w:val="22"/>
-          <w:szCs w:val="22"/>
-        </w:rPr>
-        <w:t xml:space="preserve">C# </w:t>
-      </w:r>
-      <w:r>
-        <w:rPr>
-          <w:rFonts w:ascii="Calibri" w:hAnsi="Calibri" w:cs="Calibri"/>
-          <w:sz w:val="22"/>
-          <w:szCs w:val="22"/>
-        </w:rPr>
-        <w:t>Developer</w:t>
-      </w:r>
-      <w:r>
-        <w:rPr>
-          <w:rFonts w:ascii="Calibri" w:hAnsi="Calibri" w:cs="Calibri"/>
-          <w:sz w:val="22"/>
-          <w:szCs w:val="22"/>
-        </w:rPr>
-        <w:br/>
-      </w:r>
-      <w:r>
-        <w:rPr>
-          <w:rFonts w:ascii="Calibri" w:hAnsi="Calibri" w:cs="Calibri"/>
-          <w:sz w:val="22"/>
-          <w:szCs w:val="22"/>
-        </w:rPr>
-        <w:t xml:space="preserve">- </w:t>
-      </w:r>
-      <w:r>
-        <w:rPr>
-          <w:rFonts w:ascii="Calibri" w:hAnsi="Calibri" w:cs="Calibri"/>
-          <w:sz w:val="22"/>
-          <w:szCs w:val="22"/>
-        </w:rPr>
-        <w:t>Developed RESTful APIs using C# and .NET</w:t>
-      </w:r>
+      <w:proofErr w:type="spellStart"/>
+      <w:r>
+        <w:rPr>
+          <w:rFonts w:ascii="Calibri" w:hAnsi="Calibri" w:cs="Calibri"/>
+          <w:sz w:val="22"/>
+          <w:szCs w:val="22"/>
+        </w:rPr>
+        <w:t>Acted</w:t>
+      </w:r>
+      <w:proofErr w:type="spellEnd"/>
+      <w:r>
+        <w:rPr>
+          <w:rFonts w:ascii="Calibri" w:hAnsi="Calibri" w:cs="Calibri"/>
+          <w:sz w:val="22"/>
+          <w:szCs w:val="22"/>
+        </w:rPr>
+        <w:t xml:space="preserve"> as a </w:t>
+      </w:r>
+      <w:proofErr w:type="spellStart"/>
+      <w:r>
+        <w:rPr>
+          <w:rFonts w:ascii="Calibri" w:hAnsi="Calibri" w:cs="Calibri"/>
+          <w:sz w:val="22"/>
+          <w:szCs w:val="22"/>
+        </w:rPr>
+        <w:t>liaison</w:t>
+      </w:r>
+      <w:proofErr w:type="spellEnd"/>
+      <w:r>
+        <w:rPr>
+          <w:rFonts w:ascii="Calibri" w:hAnsi="Calibri" w:cs="Calibri"/>
+          <w:sz w:val="22"/>
+          <w:szCs w:val="22"/>
+        </w:rPr>
+        <w:t xml:space="preserve"> </w:t>
+      </w:r>
+      <w:proofErr w:type="spellStart"/>
+      <w:r>
+        <w:rPr>
+          <w:rFonts w:ascii="Calibri" w:hAnsi="Calibri" w:cs="Calibri"/>
+          <w:sz w:val="22"/>
+          <w:szCs w:val="22"/>
+        </w:rPr>
+        <w:t>between</w:t>
+      </w:r>
+      <w:proofErr w:type="spellEnd"/>
+      <w:r>
+        <w:rPr>
+          <w:rFonts w:ascii="Calibri" w:hAnsi="Calibri" w:cs="Calibri"/>
+          <w:sz w:val="22"/>
+          <w:szCs w:val="22"/>
+        </w:rPr>
+        <w:t xml:space="preserve"> </w:t>
+      </w:r>
+      <w:proofErr w:type="spellStart"/>
+      <w:r>
+        <w:rPr>
+          <w:rFonts w:ascii="Calibri" w:hAnsi="Calibri" w:cs="Calibri"/>
+          <w:sz w:val="22"/>
+          <w:szCs w:val="22"/>
+        </w:rPr>
+        <w:t>technical</w:t>
+      </w:r>
+      <w:proofErr w:type="spellEnd"/>
+      <w:r>
+        <w:rPr>
+          <w:rFonts w:ascii="Calibri" w:hAnsi="Calibri" w:cs="Calibri"/>
+          <w:sz w:val="22"/>
+          <w:szCs w:val="22"/>
+        </w:rPr>
+        <w:t xml:space="preserve"> </w:t>
+      </w:r>
+      <w:proofErr w:type="spellStart"/>
+      <w:r>
+        <w:rPr>
+          <w:rFonts w:ascii="Calibri" w:hAnsi="Calibri" w:cs="Calibri"/>
+          <w:sz w:val="22"/>
+          <w:szCs w:val="22"/>
+        </w:rPr>
+        <w:t>and</w:t>
+      </w:r>
+      <w:proofErr w:type="spellEnd"/>
+      <w:r>
+        <w:rPr>
+          <w:rFonts w:ascii="Calibri" w:hAnsi="Calibri" w:cs="Calibri"/>
+          <w:sz w:val="22"/>
+          <w:szCs w:val="22"/>
+        </w:rPr>
+        <w:t xml:space="preserve"> </w:t>
+      </w:r>
+      <w:proofErr w:type="spellStart"/>
+      <w:r>
+        <w:rPr>
+          <w:rFonts w:ascii="Calibri" w:hAnsi="Calibri" w:cs="Calibri"/>
+          <w:sz w:val="22"/>
+          <w:szCs w:val="22"/>
+        </w:rPr>
+        <w:t>operational</w:t>
+      </w:r>
+      <w:proofErr w:type="spellEnd"/>
+      <w:r>
+        <w:rPr>
+          <w:rFonts w:ascii="Calibri" w:hAnsi="Calibri" w:cs="Calibri"/>
+          <w:sz w:val="22"/>
+          <w:szCs w:val="22"/>
+        </w:rPr>
+        <w:t xml:space="preserve"> </w:t>
+      </w:r>
+      <w:proofErr w:type="spellStart"/>
+      <w:r>
+        <w:rPr>
+          <w:rFonts w:ascii="Calibri" w:hAnsi="Calibri" w:cs="Calibri"/>
+          <w:sz w:val="22"/>
+          <w:szCs w:val="22"/>
+        </w:rPr>
+        <w:t>departments</w:t>
+      </w:r>
+      <w:proofErr w:type="spellEnd"/>
       <w:r>
         <w:rPr>
           <w:rFonts w:ascii="Calibri" w:hAnsi="Calibri" w:cs="Calibri"/>
@@ -854,187 +6446,77 @@
         <w:br/>
         <w:t xml:space="preserve">- </w:t>
       </w:r>
-      <w:r>
-        <w:rPr>
-          <w:rFonts w:ascii="Calibri" w:hAnsi="Calibri" w:cs="Calibri"/>
-          <w:sz w:val="22"/>
-          <w:szCs w:val="22"/>
-        </w:rPr>
-        <w:t>Implemented JavaScript-based features and frontend functionalities</w:t>
-      </w:r>
-      <w:r>
-        <w:rPr>
-          <w:rFonts w:ascii="Calibri" w:hAnsi="Calibri" w:cs="Calibri"/>
-          <w:sz w:val="22"/>
-          <w:szCs w:val="22"/>
-        </w:rPr>
-        <w:br/>
-        <w:t>- C</w:t>
-      </w:r>
-      <w:r>
-        <w:rPr>
-          <w:rFonts w:ascii="Calibri" w:hAnsi="Calibri" w:cs="Calibri"/>
-          <w:sz w:val="22"/>
-          <w:szCs w:val="22"/>
-        </w:rPr>
-        <w:t>ontributed to corporate systems focused on compliance and regulatory requirements</w:t>
-      </w:r>
-    </w:p>
-    <w:p>
-      <w:pPr>
-        <w:rPr>
-          <w:rFonts w:ascii="Calibri" w:hAnsi="Calibri" w:cs="Calibri"/>
-          <w:sz w:val="22"/>
-          <w:szCs w:val="22"/>
-          <w:u w:val="single"/>
-        </w:rPr>
-      </w:pPr>
-      <w:r>
-        <w:rPr>
-          <w:rFonts w:ascii="Calibri" w:hAnsi="Calibri" w:cs="Calibri"/>
-          <w:b/>
-          <w:bCs/>
-          <w:sz w:val="22"/>
-          <w:szCs w:val="22"/>
-        </w:rPr>
-        <w:t xml:space="preserve">Orange Business Services </w:t>
-      </w:r>
-      <w:r>
-        <w:rPr>
-          <w:rFonts w:ascii="Calibri" w:hAnsi="Calibri" w:cs="Calibri"/>
-          <w:b/>
-          <w:bCs/>
-          <w:sz w:val="22"/>
-          <w:szCs w:val="22"/>
-        </w:rPr>
-        <w:t>-</w:t>
-      </w:r>
-      <w:r>
-        <w:rPr>
-          <w:rFonts w:ascii="Calibri" w:hAnsi="Calibri" w:cs="Calibri"/>
-          <w:b/>
-          <w:bCs/>
-          <w:sz w:val="22"/>
-          <w:szCs w:val="22"/>
-        </w:rPr>
-        <w:t xml:space="preserve"> November 2020 </w:t>
-      </w:r>
-      <w:r>
-        <w:rPr>
-          <w:rFonts w:ascii="Calibri" w:hAnsi="Calibri" w:cs="Calibri"/>
-          <w:b/>
-          <w:bCs/>
-          <w:sz w:val="22"/>
-          <w:szCs w:val="22"/>
-        </w:rPr>
-        <w:t>-</w:t>
-      </w:r>
-      <w:r>
-        <w:rPr>
-          <w:rFonts w:ascii="Calibri" w:hAnsi="Calibri" w:cs="Calibri"/>
-          <w:b/>
-          <w:bCs/>
-          <w:sz w:val="22"/>
-          <w:szCs w:val="22"/>
-        </w:rPr>
-        <w:t xml:space="preserve"> November 2021</w:t>
-      </w:r>
-      <w:r>
-        <w:rPr>
-          <w:rFonts w:ascii="Calibri" w:hAnsi="Calibri" w:cs="Calibri"/>
-          <w:b/>
-          <w:bCs/>
-          <w:sz w:val="22"/>
-          <w:szCs w:val="22"/>
-        </w:rPr>
-        <w:t xml:space="preserve"> </w:t>
-      </w:r>
-      <w:r>
-        <w:rPr>
-          <w:rFonts w:ascii="Calibri" w:hAnsi="Calibri" w:cs="Calibri"/>
-          <w:b/>
-          <w:bCs/>
-          <w:sz w:val="22"/>
-          <w:szCs w:val="22"/>
-        </w:rPr>
-        <w:t>LDM/NAM Intern</w:t>
-      </w:r>
-      <w:r>
-        <w:rPr>
-          <w:rFonts w:ascii="Calibri" w:hAnsi="Calibri" w:cs="Calibri"/>
-          <w:b/>
-          <w:bCs/>
-          <w:sz w:val="22"/>
-          <w:szCs w:val="22"/>
-        </w:rPr>
-        <w:br/>
-      </w:r>
-      <w:r>
-        <w:rPr>
-          <w:rFonts w:ascii="Calibri" w:hAnsi="Calibri" w:cs="Calibri"/>
-          <w:sz w:val="22"/>
-          <w:szCs w:val="22"/>
-        </w:rPr>
-        <w:t xml:space="preserve">- </w:t>
-      </w:r>
-      <w:r>
-        <w:rPr>
-          <w:rFonts w:ascii="Calibri" w:hAnsi="Calibri" w:cs="Calibri"/>
-          <w:sz w:val="22"/>
-          <w:szCs w:val="22"/>
-        </w:rPr>
-        <w:t>Managed network service orders and projects for the North America region</w:t>
-      </w:r>
-      <w:r>
-        <w:rPr>
-          <w:rFonts w:ascii="Calibri" w:hAnsi="Calibri" w:cs="Calibri"/>
-          <w:sz w:val="22"/>
-          <w:szCs w:val="22"/>
-        </w:rPr>
-        <w:br/>
-        <w:t xml:space="preserve">- </w:t>
-      </w:r>
-      <w:r>
-        <w:rPr>
-          <w:rFonts w:ascii="Calibri" w:hAnsi="Calibri" w:cs="Calibri"/>
-          <w:sz w:val="22"/>
-          <w:szCs w:val="22"/>
-        </w:rPr>
-        <w:t>Collaborated within a U.S.-based international team</w:t>
-      </w:r>
-      <w:r>
-        <w:rPr>
-          <w:rFonts w:ascii="Calibri" w:hAnsi="Calibri" w:cs="Calibri"/>
-          <w:sz w:val="22"/>
-          <w:szCs w:val="22"/>
-        </w:rPr>
-        <w:br/>
-        <w:t xml:space="preserve">- </w:t>
-      </w:r>
-      <w:r>
-        <w:rPr>
-          <w:rFonts w:ascii="Calibri" w:hAnsi="Calibri" w:cs="Calibri"/>
-          <w:sz w:val="22"/>
-          <w:szCs w:val="22"/>
-        </w:rPr>
-        <w:t>Acted as a liaison between technical and operational departments</w:t>
-      </w:r>
-      <w:r>
-        <w:rPr>
-          <w:rFonts w:ascii="Calibri" w:hAnsi="Calibri" w:cs="Calibri"/>
-          <w:sz w:val="22"/>
-          <w:szCs w:val="22"/>
-        </w:rPr>
-        <w:br/>
-        <w:t xml:space="preserve">- </w:t>
-      </w:r>
-      <w:r>
-        <w:rPr>
-          <w:rFonts w:ascii="Calibri" w:hAnsi="Calibri" w:cs="Calibri"/>
-          <w:sz w:val="22"/>
-          <w:szCs w:val="22"/>
-        </w:rPr>
-        <w:t>Gained experience in a global corporate environment with strong focus on processes and organizational structure</w:t>
+      <w:proofErr w:type="spellStart"/>
+      <w:r>
+        <w:rPr>
+          <w:rFonts w:ascii="Calibri" w:hAnsi="Calibri" w:cs="Calibri"/>
+          <w:sz w:val="22"/>
+          <w:szCs w:val="22"/>
+        </w:rPr>
+        <w:t>Gained</w:t>
+      </w:r>
+      <w:proofErr w:type="spellEnd"/>
+      <w:r>
+        <w:rPr>
+          <w:rFonts w:ascii="Calibri" w:hAnsi="Calibri" w:cs="Calibri"/>
+          <w:sz w:val="22"/>
+          <w:szCs w:val="22"/>
+        </w:rPr>
+        <w:t xml:space="preserve"> </w:t>
+      </w:r>
+      <w:proofErr w:type="spellStart"/>
+      <w:r>
+        <w:rPr>
+          <w:rFonts w:ascii="Calibri" w:hAnsi="Calibri" w:cs="Calibri"/>
+          <w:sz w:val="22"/>
+          <w:szCs w:val="22"/>
+        </w:rPr>
+        <w:t>experience</w:t>
+      </w:r>
+      <w:proofErr w:type="spellEnd"/>
+      <w:r>
+        <w:rPr>
+          <w:rFonts w:ascii="Calibri" w:hAnsi="Calibri" w:cs="Calibri"/>
+          <w:sz w:val="22"/>
+          <w:szCs w:val="22"/>
+        </w:rPr>
+        <w:t xml:space="preserve"> in a global </w:t>
+      </w:r>
+      <w:proofErr w:type="spellStart"/>
+      <w:r>
+        <w:rPr>
+          <w:rFonts w:ascii="Calibri" w:hAnsi="Calibri" w:cs="Calibri"/>
+          <w:sz w:val="22"/>
+          <w:szCs w:val="22"/>
+        </w:rPr>
+        <w:t>corporate</w:t>
+      </w:r>
+      <w:proofErr w:type="spellEnd"/>
+      <w:r>
+        <w:rPr>
+          <w:rFonts w:ascii="Calibri" w:hAnsi="Calibri" w:cs="Calibri"/>
+          <w:sz w:val="22"/>
+          <w:szCs w:val="22"/>
+        </w:rPr>
+        <w:t xml:space="preserve"> </w:t>
+      </w:r>
+      <w:proofErr w:type="spellStart"/>
+      <w:r>
+        <w:rPr>
+          <w:rFonts w:ascii="Calibri" w:hAnsi="Calibri" w:cs="Calibri"/>
+          <w:sz w:val="22"/>
+          <w:szCs w:val="22"/>
+        </w:rPr>
+        <w:t>environment</w:t>
+      </w:r>
+      <w:proofErr w:type="spellEnd"/>
+      <w:r>
+        <w:rPr>
+          <w:rFonts w:ascii="Calibri" w:hAnsi="Calibri" w:cs="Calibri"/>
+          <w:sz w:val="22"/>
+          <w:szCs w:val="22"/>
+        </w:rPr>
+        <w:t xml:space="preserve"> </w:t>
       </w:r>
       <w:r>
         <w:rPr>
@@ -1047,6 +6529,7 @@
           <v:rect id="_x0000_i1028" style="width:0;height:1.5pt" o:hralign="center" o:hrstd="t" o:hr="t" fillcolor="#a0a0a0" stroked="f"/>
         </w:pict>
       </w:r>
+      <w:proofErr w:type="spellStart"/>
       <w:r>
         <w:rPr>
           <w:rFonts w:ascii="Calibri" w:hAnsi="Calibri" w:cs="Calibri"/>
@@ -1057,6 +6540,7 @@
         </w:rPr>
         <w:t>Education</w:t>
       </w:r>
+      <w:proofErr w:type="spellEnd"/>
       <w:r>
         <w:rPr>
           <w:rFonts w:ascii="Calibri" w:hAnsi="Calibri" w:cs="Calibri"/>
@@ -1067,29 +6551,77 @@
         </w:rPr>
         <w:br/>
       </w:r>
-      <w:r>
-        <w:rPr>
-          <w:rFonts w:ascii="Calibri" w:hAnsi="Calibri" w:cs="Calibri"/>
-          <w:sz w:val="22"/>
-          <w:szCs w:val="22"/>
-        </w:rPr>
-        <w:t>Bachelor’s Degree in Computer Engineering</w:t>
-      </w:r>
-      <w:r>
-        <w:rPr>
-          <w:rFonts w:ascii="Calibri" w:hAnsi="Calibri" w:cs="Calibri"/>
-          <w:sz w:val="22"/>
-          <w:szCs w:val="22"/>
-        </w:rPr>
-        <w:t>,</w:t>
-      </w:r>
-      <w:r>
-        <w:rPr>
-          <w:rFonts w:ascii="Calibri" w:hAnsi="Calibri" w:cs="Calibri"/>
-          <w:sz w:val="22"/>
-          <w:szCs w:val="22"/>
-        </w:rPr>
-        <w:t xml:space="preserve"> Expected Graduation: March 2026</w:t>
+      <w:proofErr w:type="spellStart"/>
+      <w:r>
+        <w:rPr>
+          <w:rFonts w:ascii="Calibri" w:hAnsi="Calibri" w:cs="Calibri"/>
+          <w:sz w:val="22"/>
+          <w:szCs w:val="22"/>
+        </w:rPr>
+        <w:t>Bachelor’s</w:t>
+      </w:r>
+      <w:proofErr w:type="spellEnd"/>
+      <w:r>
+        <w:rPr>
+          <w:rFonts w:ascii="Calibri" w:hAnsi="Calibri" w:cs="Calibri"/>
+          <w:sz w:val="22"/>
+          <w:szCs w:val="22"/>
+        </w:rPr>
+        <w:t xml:space="preserve"> </w:t>
+      </w:r>
+      <w:proofErr w:type="spellStart"/>
+      <w:r>
+        <w:rPr>
+          <w:rFonts w:ascii="Calibri" w:hAnsi="Calibri" w:cs="Calibri"/>
+          <w:sz w:val="22"/>
+          <w:szCs w:val="22"/>
+        </w:rPr>
+        <w:t>Degree</w:t>
+      </w:r>
+      <w:proofErr w:type="spellEnd"/>
+      <w:r>
+        <w:rPr>
+          <w:rFonts w:ascii="Calibri" w:hAnsi="Calibri" w:cs="Calibri"/>
+          <w:sz w:val="22"/>
+          <w:szCs w:val="22"/>
+        </w:rPr>
+        <w:t xml:space="preserve"> in Computer </w:t>
+      </w:r>
+      <w:proofErr w:type="spellStart"/>
+      <w:r>
+        <w:rPr>
+          <w:rFonts w:ascii="Calibri" w:hAnsi="Calibri" w:cs="Calibri"/>
+          <w:sz w:val="22"/>
+          <w:szCs w:val="22"/>
+        </w:rPr>
+        <w:t>Engineering</w:t>
+      </w:r>
+      <w:proofErr w:type="spellEnd"/>
+      <w:r>
+        <w:rPr>
+          <w:rFonts w:ascii="Calibri" w:hAnsi="Calibri" w:cs="Calibri"/>
+          <w:sz w:val="22"/>
+          <w:szCs w:val="22"/>
+        </w:rPr>
+        <w:t xml:space="preserve"> </w:t>
+      </w:r>
+      <w:proofErr w:type="spellStart"/>
+      <w:r>
+        <w:rPr>
+          <w:rFonts w:ascii="Calibri" w:hAnsi="Calibri" w:cs="Calibri"/>
+          <w:sz w:val="22"/>
+          <w:szCs w:val="22"/>
+        </w:rPr>
+        <w:t>Feb</w:t>
+      </w:r>
+      <w:proofErr w:type="spellEnd"/>
+      <w:r>
+        <w:rPr>
+          <w:rFonts w:ascii="Calibri" w:hAnsi="Calibri" w:cs="Calibri"/>
+          <w:sz w:val="22"/>
+          <w:szCs w:val="22"/>
+        </w:rPr>
+        <w:t xml:space="preserve"> 2020 – Mar 2026</w:t>
       </w:r>
       <w:r>
         <w:rPr>
@@ -1105,11 +6637,48 @@
           <w:sz w:val="22"/>
           <w:szCs w:val="22"/>
         </w:rPr>
-        <w:t>Federal Center for Technological Education Celso Suckow da Fonseca (CEFET/RJ)</w:t>
+        <w:t xml:space="preserve">Federal Center for </w:t>
+      </w:r>
+      <w:proofErr w:type="spellStart"/>
+      <w:r>
+        <w:rPr>
+          <w:rFonts w:ascii="Calibri" w:hAnsi="Calibri" w:cs="Calibri"/>
+          <w:sz w:val="22"/>
+          <w:szCs w:val="22"/>
+        </w:rPr>
+        <w:t>Technological</w:t>
+      </w:r>
+      <w:proofErr w:type="spellEnd"/>
+      <w:r>
+        <w:rPr>
+          <w:rFonts w:ascii="Calibri" w:hAnsi="Calibri" w:cs="Calibri"/>
+          <w:sz w:val="22"/>
+          <w:szCs w:val="22"/>
+        </w:rPr>
+        <w:t xml:space="preserve"> </w:t>
+      </w:r>
+      <w:proofErr w:type="spellStart"/>
+      <w:r>
+        <w:rPr>
+          <w:rFonts w:ascii="Calibri" w:hAnsi="Calibri" w:cs="Calibri"/>
+          <w:sz w:val="22"/>
+          <w:szCs w:val="22"/>
+        </w:rPr>
+        <w:t>Education</w:t>
+      </w:r>
+      <w:proofErr w:type="spellEnd"/>
+      <w:r>
+        <w:rPr>
+          <w:rFonts w:ascii="Calibri" w:hAnsi="Calibri" w:cs="Calibri"/>
+          <w:sz w:val="22"/>
+          <w:szCs w:val="22"/>
+        </w:rPr>
+        <w:t xml:space="preserve"> Celso Suckow da Fonseca (CEFET/RJ)</w:t>
       </w:r>
     </w:p>
     <w:p>
       <w:pPr>
+        <w:spacing w:after="0"/>
         <w:rPr>
           <w:rFonts w:ascii="Calibri" w:hAnsi="Calibri" w:cs="Calibri"/>
           <w:sz w:val="22"/>
@@ -1137,15 +6706,27 @@
         </w:rPr>
         <w:br/>
       </w:r>
-      <w:r>
-        <w:rPr>
-          <w:rFonts w:ascii="Calibri" w:hAnsi="Calibri" w:cs="Calibri"/>
-          <w:b/>
-          <w:bCs/>
-          <w:sz w:val="22"/>
-          <w:szCs w:val="22"/>
-        </w:rPr>
-        <w:t xml:space="preserve">International Experience </w:t>
+      <w:proofErr w:type="spellStart"/>
+      <w:r>
+        <w:rPr>
+          <w:rFonts w:ascii="Calibri" w:hAnsi="Calibri" w:cs="Calibri"/>
+          <w:b/>
+          <w:bCs/>
+          <w:sz w:val="22"/>
+          <w:szCs w:val="22"/>
+        </w:rPr>
+        <w:t>International</w:t>
+      </w:r>
+      <w:proofErr w:type="spellEnd"/>
+      <w:r>
+        <w:rPr>
+          <w:rFonts w:ascii="Calibri" w:hAnsi="Calibri" w:cs="Calibri"/>
+          <w:b/>
+          <w:bCs/>
+          <w:sz w:val="22"/>
+          <w:szCs w:val="22"/>
+        </w:rPr>
+        <w:t xml:space="preserve"> Experience </w:t>
       </w:r>
       <w:r>
         <w:rPr>
@@ -1175,15 +6756,71 @@
         </w:rPr>
         <w:br/>
       </w:r>
-      <w:r>
-        <w:rPr>
-          <w:rFonts w:ascii="Calibri" w:hAnsi="Calibri" w:cs="Calibri"/>
-          <w:b/>
-          <w:bCs/>
-          <w:sz w:val="22"/>
-          <w:szCs w:val="22"/>
-        </w:rPr>
-        <w:t xml:space="preserve">University of Valladolid | September 2025 </w:t>
+      <w:proofErr w:type="spellStart"/>
+      <w:r>
+        <w:rPr>
+          <w:rFonts w:ascii="Calibri" w:hAnsi="Calibri" w:cs="Calibri"/>
+          <w:b/>
+          <w:bCs/>
+          <w:sz w:val="22"/>
+          <w:szCs w:val="22"/>
+        </w:rPr>
+        <w:t>University</w:t>
+      </w:r>
+      <w:proofErr w:type="spellEnd"/>
+      <w:r>
+        <w:rPr>
+          <w:rFonts w:ascii="Calibri" w:hAnsi="Calibri" w:cs="Calibri"/>
+          <w:b/>
+          <w:bCs/>
+          <w:sz w:val="22"/>
+          <w:szCs w:val="22"/>
+        </w:rPr>
+        <w:t xml:space="preserve"> </w:t>
+      </w:r>
+      <w:proofErr w:type="spellStart"/>
+      <w:r>
+        <w:rPr>
+          <w:rFonts w:ascii="Calibri" w:hAnsi="Calibri" w:cs="Calibri"/>
+          <w:b/>
+          <w:bCs/>
+          <w:sz w:val="22"/>
+          <w:szCs w:val="22"/>
+        </w:rPr>
+        <w:t>of</w:t>
+      </w:r>
+      <w:proofErr w:type="spellEnd"/>
+      <w:r>
+        <w:rPr>
+          <w:rFonts w:ascii="Calibri" w:hAnsi="Calibri" w:cs="Calibri"/>
+          <w:b/>
+          <w:bCs/>
+          <w:sz w:val="22"/>
+          <w:szCs w:val="22"/>
+        </w:rPr>
+        <w:t xml:space="preserve"> Valladolid | </w:t>
+      </w:r>
+      <w:proofErr w:type="spellStart"/>
+      <w:r>
+        <w:rPr>
+          <w:rFonts w:ascii="Calibri" w:hAnsi="Calibri" w:cs="Calibri"/>
+          <w:b/>
+          <w:bCs/>
+          <w:sz w:val="22"/>
+          <w:szCs w:val="22"/>
+        </w:rPr>
+        <w:t>September</w:t>
+      </w:r>
+      <w:proofErr w:type="spellEnd"/>
+      <w:r>
+        <w:rPr>
+          <w:rFonts w:ascii="Calibri" w:hAnsi="Calibri" w:cs="Calibri"/>
+          <w:b/>
+          <w:bCs/>
+          <w:sz w:val="22"/>
+          <w:szCs w:val="22"/>
+        </w:rPr>
+        <w:t xml:space="preserve"> 2025 </w:t>
       </w:r>
       <w:r>
         <w:rPr>
@@ -1203,7 +6840,29 @@
           <w:sz w:val="22"/>
           <w:szCs w:val="22"/>
         </w:rPr>
-        <w:t xml:space="preserve"> February 2026</w:t>
+        <w:t xml:space="preserve"> </w:t>
+      </w:r>
+      <w:proofErr w:type="spellStart"/>
+      <w:r>
+        <w:rPr>
+          <w:rFonts w:ascii="Calibri" w:hAnsi="Calibri" w:cs="Calibri"/>
+          <w:b/>
+          <w:bCs/>
+          <w:sz w:val="22"/>
+          <w:szCs w:val="22"/>
+        </w:rPr>
+        <w:t>February</w:t>
+      </w:r>
+      <w:proofErr w:type="spellEnd"/>
+      <w:r>
+        <w:rPr>
+          <w:rFonts w:ascii="Calibri" w:hAnsi="Calibri" w:cs="Calibri"/>
+          <w:b/>
+          <w:bCs/>
+          <w:sz w:val="22"/>
+          <w:szCs w:val="22"/>
+        </w:rPr>
+        <w:t xml:space="preserve"> 2026</w:t>
       </w:r>
       <w:r>
         <w:rPr>
@@ -1213,13 +6872,149 @@
         </w:rPr>
         <w:br/>
       </w:r>
-      <w:r>
-        <w:rPr>
-          <w:rFonts w:ascii="Calibri" w:hAnsi="Calibri" w:cs="Calibri"/>
-          <w:sz w:val="22"/>
-          <w:szCs w:val="22"/>
-        </w:rPr>
-        <w:t>Selected based on academic merit for Santander Open Academy and CEFET/RJ scholarships.</w:t>
+      <w:proofErr w:type="spellStart"/>
+      <w:r>
+        <w:rPr>
+          <w:rFonts w:ascii="Calibri" w:hAnsi="Calibri" w:cs="Calibri"/>
+          <w:sz w:val="22"/>
+          <w:szCs w:val="22"/>
+        </w:rPr>
+        <w:t>Selected</w:t>
+      </w:r>
+      <w:proofErr w:type="spellEnd"/>
+      <w:r>
+        <w:rPr>
+          <w:rFonts w:ascii="Calibri" w:hAnsi="Calibri" w:cs="Calibri"/>
+          <w:sz w:val="22"/>
+          <w:szCs w:val="22"/>
+        </w:rPr>
+        <w:t xml:space="preserve"> </w:t>
+      </w:r>
+      <w:proofErr w:type="spellStart"/>
+      <w:r>
+        <w:rPr>
+          <w:rFonts w:ascii="Calibri" w:hAnsi="Calibri" w:cs="Calibri"/>
+          <w:sz w:val="22"/>
+          <w:szCs w:val="22"/>
+        </w:rPr>
+        <w:t>based</w:t>
+      </w:r>
+      <w:proofErr w:type="spellEnd"/>
+      <w:r>
+        <w:rPr>
+          <w:rFonts w:ascii="Calibri" w:hAnsi="Calibri" w:cs="Calibri"/>
+          <w:sz w:val="22"/>
+          <w:szCs w:val="22"/>
+        </w:rPr>
+        <w:t xml:space="preserve"> </w:t>
+      </w:r>
+      <w:proofErr w:type="spellStart"/>
+      <w:r>
+        <w:rPr>
+          <w:rFonts w:ascii="Calibri" w:hAnsi="Calibri" w:cs="Calibri"/>
+          <w:sz w:val="22"/>
+          <w:szCs w:val="22"/>
+        </w:rPr>
+        <w:t>on</w:t>
+      </w:r>
+      <w:proofErr w:type="spellEnd"/>
+      <w:r>
+        <w:rPr>
+          <w:rFonts w:ascii="Calibri" w:hAnsi="Calibri" w:cs="Calibri"/>
+          <w:sz w:val="22"/>
+          <w:szCs w:val="22"/>
+        </w:rPr>
+        <w:t xml:space="preserve"> </w:t>
+      </w:r>
+      <w:proofErr w:type="spellStart"/>
+      <w:r>
+        <w:rPr>
+          <w:rFonts w:ascii="Calibri" w:hAnsi="Calibri" w:cs="Calibri"/>
+          <w:sz w:val="22"/>
+          <w:szCs w:val="22"/>
+        </w:rPr>
+        <w:t>academic</w:t>
+      </w:r>
+      <w:proofErr w:type="spellEnd"/>
+      <w:r>
+        <w:rPr>
+          <w:rFonts w:ascii="Calibri" w:hAnsi="Calibri" w:cs="Calibri"/>
+          <w:sz w:val="22"/>
+          <w:szCs w:val="22"/>
+        </w:rPr>
+        <w:t xml:space="preserve"> </w:t>
+      </w:r>
+      <w:proofErr w:type="spellStart"/>
+      <w:r>
+        <w:rPr>
+          <w:rFonts w:ascii="Calibri" w:hAnsi="Calibri" w:cs="Calibri"/>
+          <w:sz w:val="22"/>
+          <w:szCs w:val="22"/>
+        </w:rPr>
+        <w:t>merit</w:t>
+      </w:r>
+      <w:proofErr w:type="spellEnd"/>
+      <w:r>
+        <w:rPr>
+          <w:rFonts w:ascii="Calibri" w:hAnsi="Calibri" w:cs="Calibri"/>
+          <w:sz w:val="22"/>
+          <w:szCs w:val="22"/>
+        </w:rPr>
+        <w:t xml:space="preserve"> for Santander Open </w:t>
+      </w:r>
+      <w:proofErr w:type="spellStart"/>
+      <w:r>
+        <w:rPr>
+          <w:rFonts w:ascii="Calibri" w:hAnsi="Calibri" w:cs="Calibri"/>
+          <w:sz w:val="22"/>
+          <w:szCs w:val="22"/>
+        </w:rPr>
+        <w:t>Academy</w:t>
+      </w:r>
+      <w:proofErr w:type="spellEnd"/>
+      <w:r>
+        <w:rPr>
+          <w:rFonts w:ascii="Calibri" w:hAnsi="Calibri" w:cs="Calibri"/>
+          <w:sz w:val="22"/>
+          <w:szCs w:val="22"/>
+        </w:rPr>
+        <w:t xml:space="preserve"> </w:t>
+      </w:r>
+      <w:proofErr w:type="spellStart"/>
+      <w:r>
+        <w:rPr>
+          <w:rFonts w:ascii="Calibri" w:hAnsi="Calibri" w:cs="Calibri"/>
+          <w:sz w:val="22"/>
+          <w:szCs w:val="22"/>
+        </w:rPr>
+        <w:t>and</w:t>
+      </w:r>
+      <w:proofErr w:type="spellEnd"/>
+      <w:r>
+        <w:rPr>
+          <w:rFonts w:ascii="Calibri" w:hAnsi="Calibri" w:cs="Calibri"/>
+          <w:sz w:val="22"/>
+          <w:szCs w:val="22"/>
+        </w:rPr>
+        <w:t xml:space="preserve"> CEFET/RJ </w:t>
+      </w:r>
+      <w:proofErr w:type="spellStart"/>
+      <w:r>
+        <w:rPr>
+          <w:rFonts w:ascii="Calibri" w:hAnsi="Calibri" w:cs="Calibri"/>
+          <w:sz w:val="22"/>
+          <w:szCs w:val="22"/>
+        </w:rPr>
+        <w:t>scholarships</w:t>
+      </w:r>
+      <w:proofErr w:type="spellEnd"/>
+      <w:r>
+        <w:rPr>
+          <w:rFonts w:ascii="Calibri" w:hAnsi="Calibri" w:cs="Calibri"/>
+          <w:sz w:val="22"/>
+          <w:szCs w:val="22"/>
+        </w:rPr>
+        <w:t>.</w:t>
       </w:r>
       <w:r>
         <w:rPr>
@@ -1228,7 +7023,132 @@
           <w:szCs w:val="22"/>
         </w:rPr>
         <w:br/>
-        <w:t>Academic exchange in Computer Engineering with parallel professional experience as a Full Stack Developer.</w:t>
+      </w:r>
+      <w:proofErr w:type="spellStart"/>
+      <w:r>
+        <w:rPr>
+          <w:rFonts w:ascii="Calibri" w:hAnsi="Calibri" w:cs="Calibri"/>
+          <w:sz w:val="22"/>
+          <w:szCs w:val="22"/>
+        </w:rPr>
+        <w:t>Academic</w:t>
+      </w:r>
+      <w:proofErr w:type="spellEnd"/>
+      <w:r>
+        <w:rPr>
+          <w:rFonts w:ascii="Calibri" w:hAnsi="Calibri" w:cs="Calibri"/>
+          <w:sz w:val="22"/>
+          <w:szCs w:val="22"/>
+        </w:rPr>
+        <w:t xml:space="preserve"> </w:t>
+      </w:r>
+      <w:proofErr w:type="spellStart"/>
+      <w:r>
+        <w:rPr>
+          <w:rFonts w:ascii="Calibri" w:hAnsi="Calibri" w:cs="Calibri"/>
+          <w:sz w:val="22"/>
+          <w:szCs w:val="22"/>
+        </w:rPr>
+        <w:t>exchange</w:t>
+      </w:r>
+      <w:proofErr w:type="spellEnd"/>
+      <w:r>
+        <w:rPr>
+          <w:rFonts w:ascii="Calibri" w:hAnsi="Calibri" w:cs="Calibri"/>
+          <w:sz w:val="22"/>
+          <w:szCs w:val="22"/>
+        </w:rPr>
+        <w:t xml:space="preserve"> in Computer </w:t>
+      </w:r>
+      <w:proofErr w:type="spellStart"/>
+      <w:r>
+        <w:rPr>
+          <w:rFonts w:ascii="Calibri" w:hAnsi="Calibri" w:cs="Calibri"/>
+          <w:sz w:val="22"/>
+          <w:szCs w:val="22"/>
+        </w:rPr>
+        <w:t>Engineering</w:t>
+      </w:r>
+      <w:proofErr w:type="spellEnd"/>
+      <w:r>
+        <w:rPr>
+          <w:rFonts w:ascii="Calibri" w:hAnsi="Calibri" w:cs="Calibri"/>
+          <w:sz w:val="22"/>
+          <w:szCs w:val="22"/>
+        </w:rPr>
+        <w:t xml:space="preserve"> </w:t>
+      </w:r>
+      <w:proofErr w:type="spellStart"/>
+      <w:r>
+        <w:rPr>
+          <w:rFonts w:ascii="Calibri" w:hAnsi="Calibri" w:cs="Calibri"/>
+          <w:sz w:val="22"/>
+          <w:szCs w:val="22"/>
+        </w:rPr>
+        <w:t>with</w:t>
+      </w:r>
+      <w:proofErr w:type="spellEnd"/>
+      <w:r>
+        <w:rPr>
+          <w:rFonts w:ascii="Calibri" w:hAnsi="Calibri" w:cs="Calibri"/>
+          <w:sz w:val="22"/>
+          <w:szCs w:val="22"/>
+        </w:rPr>
+        <w:t xml:space="preserve"> </w:t>
+      </w:r>
+      <w:proofErr w:type="spellStart"/>
+      <w:r>
+        <w:rPr>
+          <w:rFonts w:ascii="Calibri" w:hAnsi="Calibri" w:cs="Calibri"/>
+          <w:sz w:val="22"/>
+          <w:szCs w:val="22"/>
+        </w:rPr>
+        <w:t>parallel</w:t>
+      </w:r>
+      <w:proofErr w:type="spellEnd"/>
+      <w:r>
+        <w:rPr>
+          <w:rFonts w:ascii="Calibri" w:hAnsi="Calibri" w:cs="Calibri"/>
+          <w:sz w:val="22"/>
+          <w:szCs w:val="22"/>
+        </w:rPr>
+        <w:t xml:space="preserve"> professional </w:t>
+      </w:r>
+      <w:proofErr w:type="spellStart"/>
+      <w:r>
+        <w:rPr>
+          <w:rFonts w:ascii="Calibri" w:hAnsi="Calibri" w:cs="Calibri"/>
+          <w:sz w:val="22"/>
+          <w:szCs w:val="22"/>
+        </w:rPr>
+        <w:t>experience</w:t>
+      </w:r>
+      <w:proofErr w:type="spellEnd"/>
+      <w:r>
+        <w:rPr>
+          <w:rFonts w:ascii="Calibri" w:hAnsi="Calibri" w:cs="Calibri"/>
+          <w:sz w:val="22"/>
+          <w:szCs w:val="22"/>
+        </w:rPr>
+        <w:t xml:space="preserve"> as a Full Stack </w:t>
+      </w:r>
+      <w:proofErr w:type="spellStart"/>
+      <w:r>
+        <w:rPr>
+          <w:rFonts w:ascii="Calibri" w:hAnsi="Calibri" w:cs="Calibri"/>
+          <w:sz w:val="22"/>
+          <w:szCs w:val="22"/>
+        </w:rPr>
+        <w:t>Developer</w:t>
+      </w:r>
+      <w:proofErr w:type="spellEnd"/>
+      <w:r>
+        <w:rPr>
+          <w:rFonts w:ascii="Calibri" w:hAnsi="Calibri" w:cs="Calibri"/>
+          <w:sz w:val="22"/>
+          <w:szCs w:val="22"/>
+        </w:rPr>
+        <w:t>.</w:t>
       </w:r>
       <w:r>
         <w:rPr>
@@ -1244,6 +7164,596 @@
     </w:p>
     <w:p>
       <w:pPr>
+        <w:spacing w:after="0"/>
+        <w:rPr>
+          <w:rFonts w:ascii="Calibri" w:hAnsi="Calibri" w:cs="Calibri"/>
+          <w:b/>
+          <w:bCs/>
+          <w:sz w:val="22"/>
+          <w:szCs w:val="22"/>
+        </w:rPr>
+      </w:pPr>
+      <w:r>
+        <w:rPr>
+          <w:rFonts w:ascii="Calibri" w:hAnsi="Calibri" w:cs="Calibri"/>
+          <w:b/>
+          <w:bCs/>
+          <w:sz w:val="22"/>
+          <w:szCs w:val="22"/>
+        </w:rPr>
+        <w:t>Skills</w:t>
+      </w:r>
+      <w:r>
+        <w:rPr>
+          <w:rFonts w:ascii="Calibri" w:hAnsi="Calibri" w:cs="Calibri"/>
+          <w:b/>
+          <w:bCs/>
+          <w:sz w:val="22"/>
+          <w:szCs w:val="22"/>
+        </w:rPr>
+        <w:br/>
+      </w:r>
+      <w:proofErr w:type="spellStart"/>
+      <w:r>
+        <w:rPr>
+          <w:rFonts w:ascii="Calibri" w:hAnsi="Calibri" w:cs="Calibri"/>
+          <w:b/>
+          <w:bCs/>
+          <w:sz w:val="22"/>
+          <w:szCs w:val="22"/>
+        </w:rPr>
+        <w:t>Backend</w:t>
+      </w:r>
+      <w:proofErr w:type="spellEnd"/>
+      <w:r>
+        <w:rPr>
+          <w:rFonts w:ascii="Calibri" w:hAnsi="Calibri" w:cs="Calibri"/>
+          <w:b/>
+          <w:bCs/>
+          <w:sz w:val="22"/>
+          <w:szCs w:val="22"/>
+        </w:rPr>
+        <w:t xml:space="preserve">: </w:t>
+      </w:r>
+      <w:r>
+        <w:rPr>
+          <w:rFonts w:ascii="Calibri" w:hAnsi="Calibri" w:cs="Calibri"/>
+          <w:sz w:val="22"/>
+          <w:szCs w:val="22"/>
+        </w:rPr>
+        <w:t xml:space="preserve">.NET, C#, Node.js, </w:t>
+      </w:r>
+      <w:proofErr w:type="spellStart"/>
+      <w:r>
+        <w:rPr>
+          <w:rFonts w:ascii="Calibri" w:hAnsi="Calibri" w:cs="Calibri"/>
+          <w:sz w:val="22"/>
+          <w:szCs w:val="22"/>
+        </w:rPr>
+        <w:t>TypeScript</w:t>
+      </w:r>
+      <w:proofErr w:type="spellEnd"/>
+      <w:r>
+        <w:rPr>
+          <w:rFonts w:ascii="Calibri" w:hAnsi="Calibri" w:cs="Calibri"/>
+          <w:sz w:val="22"/>
+          <w:szCs w:val="22"/>
+        </w:rPr>
+        <w:t>, REST APIs</w:t>
+      </w:r>
+    </w:p>
+    <w:p>
+      <w:pPr>
+        <w:spacing w:after="0"/>
+        <w:rPr>
+          <w:rFonts w:ascii="Calibri" w:hAnsi="Calibri" w:cs="Calibri"/>
+          <w:b/>
+          <w:bCs/>
+          <w:sz w:val="22"/>
+          <w:szCs w:val="22"/>
+        </w:rPr>
+      </w:pPr>
+      <w:proofErr w:type="spellStart"/>
+      <w:r>
+        <w:rPr>
+          <w:rFonts w:ascii="Calibri" w:hAnsi="Calibri" w:cs="Calibri"/>
+          <w:b/>
+          <w:bCs/>
+          <w:sz w:val="22"/>
+          <w:szCs w:val="22"/>
+        </w:rPr>
+        <w:t>Frontend</w:t>
+      </w:r>
+      <w:proofErr w:type="spellEnd"/>
+      <w:r>
+        <w:rPr>
+          <w:rFonts w:ascii="Calibri" w:hAnsi="Calibri" w:cs="Calibri"/>
+          <w:b/>
+          <w:bCs/>
+          <w:sz w:val="22"/>
+          <w:szCs w:val="22"/>
+        </w:rPr>
+        <w:t xml:space="preserve">: </w:t>
+      </w:r>
+      <w:r>
+        <w:rPr>
+          <w:rFonts w:ascii="Calibri" w:hAnsi="Calibri" w:cs="Calibri"/>
+          <w:sz w:val="22"/>
+          <w:szCs w:val="22"/>
+        </w:rPr>
+        <w:t xml:space="preserve">React.js, Vue.js, </w:t>
+      </w:r>
+      <w:proofErr w:type="spellStart"/>
+      <w:r>
+        <w:rPr>
+          <w:rFonts w:ascii="Calibri" w:hAnsi="Calibri" w:cs="Calibri"/>
+          <w:sz w:val="22"/>
+          <w:szCs w:val="22"/>
+        </w:rPr>
+        <w:t>JavaScript</w:t>
+      </w:r>
+      <w:proofErr w:type="spellEnd"/>
+    </w:p>
+    <w:p>
+      <w:pPr>
+        <w:spacing w:after="0"/>
+        <w:rPr>
+          <w:rFonts w:ascii="Calibri" w:hAnsi="Calibri" w:cs="Calibri"/>
+          <w:b/>
+          <w:bCs/>
+          <w:sz w:val="22"/>
+          <w:szCs w:val="22"/>
+        </w:rPr>
+      </w:pPr>
+      <w:r>
+        <w:rPr>
+          <w:rFonts w:ascii="Calibri" w:hAnsi="Calibri" w:cs="Calibri"/>
+          <w:b/>
+          <w:bCs/>
+          <w:sz w:val="22"/>
+          <w:szCs w:val="22"/>
+        </w:rPr>
+        <w:t xml:space="preserve">Cloud &amp; </w:t>
+      </w:r>
+      <w:proofErr w:type="spellStart"/>
+      <w:r>
+        <w:rPr>
+          <w:rFonts w:ascii="Calibri" w:hAnsi="Calibri" w:cs="Calibri"/>
+          <w:b/>
+          <w:bCs/>
+          <w:sz w:val="22"/>
+          <w:szCs w:val="22"/>
+        </w:rPr>
+        <w:t>DevOps</w:t>
+      </w:r>
+      <w:proofErr w:type="spellEnd"/>
+      <w:r>
+        <w:rPr>
+          <w:rFonts w:ascii="Calibri" w:hAnsi="Calibri" w:cs="Calibri"/>
+          <w:b/>
+          <w:bCs/>
+          <w:sz w:val="22"/>
+          <w:szCs w:val="22"/>
+        </w:rPr>
+        <w:t xml:space="preserve">: </w:t>
+      </w:r>
+      <w:r>
+        <w:rPr>
+          <w:rFonts w:ascii="Calibri" w:hAnsi="Calibri" w:cs="Calibri"/>
+          <w:sz w:val="22"/>
+          <w:szCs w:val="22"/>
+        </w:rPr>
+        <w:t>AWS, Docker, CI/CD</w:t>
+      </w:r>
+    </w:p>
+    <w:p>
+      <w:pPr>
+        <w:spacing w:after="0"/>
+        <w:rPr>
+          <w:rFonts w:ascii="Calibri" w:hAnsi="Calibri" w:cs="Calibri"/>
+          <w:b/>
+          <w:bCs/>
+          <w:sz w:val="22"/>
+          <w:szCs w:val="22"/>
+        </w:rPr>
+      </w:pPr>
+      <w:proofErr w:type="spellStart"/>
+      <w:r>
+        <w:rPr>
+          <w:rFonts w:ascii="Calibri" w:hAnsi="Calibri" w:cs="Calibri"/>
+          <w:b/>
+          <w:bCs/>
+          <w:sz w:val="22"/>
+          <w:szCs w:val="22"/>
+        </w:rPr>
+        <w:t>Databases</w:t>
+      </w:r>
+      <w:proofErr w:type="spellEnd"/>
+      <w:r>
+        <w:rPr>
+          <w:rFonts w:ascii="Calibri" w:hAnsi="Calibri" w:cs="Calibri"/>
+          <w:b/>
+          <w:bCs/>
+          <w:sz w:val="22"/>
+          <w:szCs w:val="22"/>
+        </w:rPr>
+        <w:t xml:space="preserve">: </w:t>
+      </w:r>
+      <w:r>
+        <w:rPr>
+          <w:rFonts w:ascii="Calibri" w:hAnsi="Calibri" w:cs="Calibri"/>
+          <w:sz w:val="22"/>
+          <w:szCs w:val="22"/>
+        </w:rPr>
+        <w:t xml:space="preserve">SQL Server, PostgreSQL, MySQL, SAP HANA, </w:t>
+      </w:r>
+      <w:proofErr w:type="spellStart"/>
+      <w:r>
+        <w:rPr>
+          <w:rFonts w:ascii="Calibri" w:hAnsi="Calibri" w:cs="Calibri"/>
+          <w:sz w:val="22"/>
+          <w:szCs w:val="22"/>
+        </w:rPr>
+        <w:t>Amazon</w:t>
+      </w:r>
+      <w:proofErr w:type="spellEnd"/>
+      <w:r>
+        <w:rPr>
+          <w:rFonts w:ascii="Calibri" w:hAnsi="Calibri" w:cs="Calibri"/>
+          <w:sz w:val="22"/>
+          <w:szCs w:val="22"/>
+        </w:rPr>
+        <w:t xml:space="preserve"> Athena</w:t>
+      </w:r>
+    </w:p>
+    <w:p>
+      <w:pPr>
+        <w:spacing w:after="0"/>
+        <w:rPr>
+          <w:rFonts w:ascii="Calibri" w:hAnsi="Calibri" w:cs="Calibri"/>
+          <w:b/>
+          <w:bCs/>
+          <w:sz w:val="22"/>
+          <w:szCs w:val="22"/>
+          <w:u w:val="single"/>
+        </w:rPr>
+      </w:pPr>
+      <w:proofErr w:type="spellStart"/>
+      <w:r>
+        <w:rPr>
+          <w:rFonts w:ascii="Calibri" w:hAnsi="Calibri" w:cs="Calibri"/>
+          <w:b/>
+          <w:bCs/>
+          <w:sz w:val="22"/>
+          <w:szCs w:val="22"/>
+        </w:rPr>
+        <w:t>Messaging</w:t>
+      </w:r>
+      <w:proofErr w:type="spellEnd"/>
+      <w:r>
+        <w:rPr>
+          <w:rFonts w:ascii="Calibri" w:hAnsi="Calibri" w:cs="Calibri"/>
+          <w:b/>
+          <w:bCs/>
+          <w:sz w:val="22"/>
+          <w:szCs w:val="22"/>
+        </w:rPr>
+        <w:t xml:space="preserve"> &amp; </w:t>
+      </w:r>
+      <w:proofErr w:type="spellStart"/>
+      <w:r>
+        <w:rPr>
+          <w:rFonts w:ascii="Calibri" w:hAnsi="Calibri" w:cs="Calibri"/>
+          <w:b/>
+          <w:bCs/>
+          <w:sz w:val="22"/>
+          <w:szCs w:val="22"/>
+        </w:rPr>
+        <w:t>Distributed</w:t>
+      </w:r>
+      <w:proofErr w:type="spellEnd"/>
+      <w:r>
+        <w:rPr>
+          <w:rFonts w:ascii="Calibri" w:hAnsi="Calibri" w:cs="Calibri"/>
+          <w:b/>
+          <w:bCs/>
+          <w:sz w:val="22"/>
+          <w:szCs w:val="22"/>
+        </w:rPr>
+        <w:t xml:space="preserve"> </w:t>
+      </w:r>
+      <w:proofErr w:type="spellStart"/>
+      <w:r>
+        <w:rPr>
+          <w:rFonts w:ascii="Calibri" w:hAnsi="Calibri" w:cs="Calibri"/>
+          <w:b/>
+          <w:bCs/>
+          <w:sz w:val="22"/>
+          <w:szCs w:val="22"/>
+        </w:rPr>
+        <w:t>Processing</w:t>
+      </w:r>
+      <w:proofErr w:type="spellEnd"/>
+      <w:r>
+        <w:rPr>
+          <w:rFonts w:ascii="Calibri" w:hAnsi="Calibri" w:cs="Calibri"/>
+          <w:b/>
+          <w:bCs/>
+          <w:sz w:val="22"/>
+          <w:szCs w:val="22"/>
+        </w:rPr>
+        <w:t xml:space="preserve">: </w:t>
+      </w:r>
+      <w:proofErr w:type="spellStart"/>
+      <w:r>
+        <w:rPr>
+          <w:rFonts w:ascii="Calibri" w:hAnsi="Calibri" w:cs="Calibri"/>
+          <w:sz w:val="22"/>
+          <w:szCs w:val="22"/>
+        </w:rPr>
+        <w:t>Amazon</w:t>
+      </w:r>
+      <w:proofErr w:type="spellEnd"/>
+      <w:r>
+        <w:rPr>
+          <w:rFonts w:ascii="Calibri" w:hAnsi="Calibri" w:cs="Calibri"/>
+          <w:sz w:val="22"/>
+          <w:szCs w:val="22"/>
+        </w:rPr>
+        <w:t xml:space="preserve"> SQS, </w:t>
+      </w:r>
+      <w:proofErr w:type="spellStart"/>
+      <w:r>
+        <w:rPr>
+          <w:rFonts w:ascii="Calibri" w:hAnsi="Calibri" w:cs="Calibri"/>
+          <w:sz w:val="22"/>
+          <w:szCs w:val="22"/>
+        </w:rPr>
+        <w:t>Amazon</w:t>
+      </w:r>
+      <w:proofErr w:type="spellEnd"/>
+      <w:r>
+        <w:rPr>
+          <w:rFonts w:ascii="Calibri" w:hAnsi="Calibri" w:cs="Calibri"/>
+          <w:sz w:val="22"/>
+          <w:szCs w:val="22"/>
+        </w:rPr>
+        <w:t xml:space="preserve"> SNS, </w:t>
+      </w:r>
+      <w:proofErr w:type="spellStart"/>
+      <w:r>
+        <w:rPr>
+          <w:rFonts w:ascii="Calibri" w:hAnsi="Calibri" w:cs="Calibri"/>
+          <w:sz w:val="22"/>
+          <w:szCs w:val="22"/>
+        </w:rPr>
+        <w:t>Amazon</w:t>
+      </w:r>
+      <w:proofErr w:type="spellEnd"/>
+      <w:r>
+        <w:rPr>
+          <w:rFonts w:ascii="Calibri" w:hAnsi="Calibri" w:cs="Calibri"/>
+          <w:sz w:val="22"/>
+          <w:szCs w:val="22"/>
+        </w:rPr>
+        <w:t xml:space="preserve"> S3</w:t>
+      </w:r>
+    </w:p>
+    <w:p>
+      <w:pPr>
+        <w:spacing w:after="0"/>
+        <w:rPr>
+          <w:rFonts w:ascii="Calibri" w:hAnsi="Calibri" w:cs="Calibri"/>
+          <w:sz w:val="22"/>
+          <w:szCs w:val="22"/>
+        </w:rPr>
+      </w:pPr>
+      <w:proofErr w:type="spellStart"/>
+      <w:r>
+        <w:rPr>
+          <w:rFonts w:ascii="Calibri" w:hAnsi="Calibri" w:cs="Calibri"/>
+          <w:b/>
+          <w:bCs/>
+          <w:sz w:val="22"/>
+          <w:szCs w:val="22"/>
+        </w:rPr>
+        <w:t>Testing</w:t>
+      </w:r>
+      <w:proofErr w:type="spellEnd"/>
+      <w:r>
+        <w:rPr>
+          <w:rFonts w:ascii="Calibri" w:hAnsi="Calibri" w:cs="Calibri"/>
+          <w:b/>
+          <w:bCs/>
+          <w:sz w:val="22"/>
+          <w:szCs w:val="22"/>
+        </w:rPr>
+        <w:t xml:space="preserve">: </w:t>
+      </w:r>
+      <w:proofErr w:type="spellStart"/>
+      <w:r>
+        <w:rPr>
+          <w:rFonts w:ascii="Calibri" w:hAnsi="Calibri" w:cs="Calibri"/>
+          <w:sz w:val="22"/>
+          <w:szCs w:val="22"/>
+        </w:rPr>
+        <w:t>Jest</w:t>
+      </w:r>
+      <w:proofErr w:type="spellEnd"/>
+      <w:r>
+        <w:rPr>
+          <w:rFonts w:ascii="Calibri" w:hAnsi="Calibri" w:cs="Calibri"/>
+          <w:sz w:val="22"/>
+          <w:szCs w:val="22"/>
+        </w:rPr>
+        <w:t xml:space="preserve">, </w:t>
+      </w:r>
+      <w:proofErr w:type="spellStart"/>
+      <w:r>
+        <w:rPr>
+          <w:rFonts w:ascii="Calibri" w:hAnsi="Calibri" w:cs="Calibri"/>
+          <w:sz w:val="22"/>
+          <w:szCs w:val="22"/>
+        </w:rPr>
+        <w:t>Supertest</w:t>
+      </w:r>
+      <w:proofErr w:type="spellEnd"/>
+      <w:r>
+        <w:rPr>
+          <w:rFonts w:ascii="Calibri" w:hAnsi="Calibri" w:cs="Calibri"/>
+          <w:sz w:val="22"/>
+          <w:szCs w:val="22"/>
+        </w:rPr>
+        <w:t xml:space="preserve">, Unit </w:t>
+      </w:r>
+      <w:proofErr w:type="spellStart"/>
+      <w:r>
+        <w:rPr>
+          <w:rFonts w:ascii="Calibri" w:hAnsi="Calibri" w:cs="Calibri"/>
+          <w:sz w:val="22"/>
+          <w:szCs w:val="22"/>
+        </w:rPr>
+        <w:t>Testing</w:t>
+      </w:r>
+      <w:proofErr w:type="spellEnd"/>
+      <w:r>
+        <w:rPr>
+          <w:rFonts w:ascii="Calibri" w:hAnsi="Calibri" w:cs="Calibri"/>
+          <w:sz w:val="22"/>
+          <w:szCs w:val="22"/>
+        </w:rPr>
+        <w:t xml:space="preserve">, </w:t>
+      </w:r>
+      <w:proofErr w:type="spellStart"/>
+      <w:r>
+        <w:rPr>
+          <w:rFonts w:ascii="Calibri" w:hAnsi="Calibri" w:cs="Calibri"/>
+          <w:sz w:val="22"/>
+          <w:szCs w:val="22"/>
+        </w:rPr>
+        <w:t>Integration</w:t>
+      </w:r>
+      <w:proofErr w:type="spellEnd"/>
+      <w:r>
+        <w:rPr>
+          <w:rFonts w:ascii="Calibri" w:hAnsi="Calibri" w:cs="Calibri"/>
+          <w:sz w:val="22"/>
+          <w:szCs w:val="22"/>
+        </w:rPr>
+        <w:t xml:space="preserve"> </w:t>
+      </w:r>
+      <w:proofErr w:type="spellStart"/>
+      <w:r>
+        <w:rPr>
+          <w:rFonts w:ascii="Calibri" w:hAnsi="Calibri" w:cs="Calibri"/>
+          <w:sz w:val="22"/>
+          <w:szCs w:val="22"/>
+        </w:rPr>
+        <w:t>Testing</w:t>
+      </w:r>
+      <w:proofErr w:type="spellEnd"/>
+    </w:p>
+    <w:p>
+      <w:pPr>
+        <w:spacing w:after="0"/>
+        <w:rPr>
+          <w:rFonts w:ascii="Calibri" w:hAnsi="Calibri" w:cs="Calibri"/>
+          <w:b/>
+          <w:bCs/>
+          <w:sz w:val="22"/>
+          <w:szCs w:val="22"/>
+        </w:rPr>
+      </w:pPr>
+      <w:proofErr w:type="spellStart"/>
+      <w:r>
+        <w:rPr>
+          <w:rFonts w:ascii="Calibri" w:hAnsi="Calibri" w:cs="Calibri"/>
+          <w:b/>
+          <w:bCs/>
+          <w:sz w:val="22"/>
+          <w:szCs w:val="22"/>
+        </w:rPr>
+        <w:t>Observability</w:t>
+      </w:r>
+      <w:proofErr w:type="spellEnd"/>
+      <w:r>
+        <w:rPr>
+          <w:rFonts w:ascii="Calibri" w:hAnsi="Calibri" w:cs="Calibri"/>
+          <w:b/>
+          <w:bCs/>
+          <w:sz w:val="22"/>
+          <w:szCs w:val="22"/>
+        </w:rPr>
+        <w:t xml:space="preserve">: </w:t>
+      </w:r>
+      <w:proofErr w:type="spellStart"/>
+      <w:r>
+        <w:rPr>
+          <w:rFonts w:ascii="Calibri" w:hAnsi="Calibri" w:cs="Calibri"/>
+          <w:sz w:val="22"/>
+          <w:szCs w:val="22"/>
+        </w:rPr>
+        <w:t>Prometheus</w:t>
+      </w:r>
+      <w:proofErr w:type="spellEnd"/>
+      <w:r>
+        <w:rPr>
+          <w:rFonts w:ascii="Calibri" w:hAnsi="Calibri" w:cs="Calibri"/>
+          <w:sz w:val="22"/>
+          <w:szCs w:val="22"/>
+        </w:rPr>
+        <w:t xml:space="preserve">, </w:t>
+      </w:r>
+      <w:proofErr w:type="spellStart"/>
+      <w:r>
+        <w:rPr>
+          <w:rFonts w:ascii="Calibri" w:hAnsi="Calibri" w:cs="Calibri"/>
+          <w:sz w:val="22"/>
+          <w:szCs w:val="22"/>
+        </w:rPr>
+        <w:t>Grafana</w:t>
+      </w:r>
+      <w:proofErr w:type="spellEnd"/>
+      <w:r>
+        <w:rPr>
+          <w:rFonts w:ascii="Calibri" w:hAnsi="Calibri" w:cs="Calibri"/>
+          <w:sz w:val="22"/>
+          <w:szCs w:val="22"/>
+        </w:rPr>
+        <w:t xml:space="preserve">, </w:t>
+      </w:r>
+      <w:proofErr w:type="spellStart"/>
+      <w:r>
+        <w:rPr>
+          <w:rFonts w:ascii="Calibri" w:hAnsi="Calibri" w:cs="Calibri"/>
+          <w:sz w:val="22"/>
+          <w:szCs w:val="22"/>
+        </w:rPr>
+        <w:t>Amazon</w:t>
+      </w:r>
+      <w:proofErr w:type="spellEnd"/>
+      <w:r>
+        <w:rPr>
+          <w:rFonts w:ascii="Calibri" w:hAnsi="Calibri" w:cs="Calibri"/>
+          <w:sz w:val="22"/>
+          <w:szCs w:val="22"/>
+        </w:rPr>
+        <w:t xml:space="preserve"> </w:t>
+      </w:r>
+      <w:proofErr w:type="spellStart"/>
+      <w:r>
+        <w:rPr>
+          <w:rFonts w:ascii="Calibri" w:hAnsi="Calibri" w:cs="Calibri"/>
+          <w:sz w:val="22"/>
+          <w:szCs w:val="22"/>
+        </w:rPr>
+        <w:t>CloudWatch</w:t>
+      </w:r>
+      <w:proofErr w:type="spellEnd"/>
+    </w:p>
+    <w:p>
+      <w:pPr>
+        <w:spacing w:after="0"/>
         <w:rPr>
           <w:rFonts w:ascii="Calibri" w:hAnsi="Calibri" w:cs="Calibri"/>
           <w:sz w:val="22"/>
@@ -1251,184 +7761,6 @@
           <w:lang w:val="en-US"/>
         </w:rPr>
       </w:pPr>
-      <w:r>
-        <w:rPr>
-          <w:rFonts w:ascii="Calibri" w:hAnsi="Calibri" w:cs="Calibri"/>
-          <w:b/>
-          <w:bCs/>
-          <w:sz w:val="22"/>
-          <w:szCs w:val="22"/>
-        </w:rPr>
-        <w:t>Skills</w:t>
-      </w:r>
-      <w:r>
-        <w:rPr>
-          <w:rFonts w:ascii="Calibri" w:hAnsi="Calibri" w:cs="Calibri"/>
-          <w:b/>
-          <w:bCs/>
-          <w:sz w:val="22"/>
-          <w:szCs w:val="22"/>
-        </w:rPr>
-        <w:br/>
-      </w:r>
-      <w:r>
-        <w:rPr>
-          <w:rFonts w:ascii="Calibri" w:hAnsi="Calibri" w:cs="Calibri"/>
-          <w:b/>
-          <w:bCs/>
-          <w:sz w:val="22"/>
-          <w:szCs w:val="22"/>
-        </w:rPr>
-        <w:t xml:space="preserve">Backend: </w:t>
-      </w:r>
-      <w:r>
-        <w:rPr>
-          <w:rFonts w:ascii="Calibri" w:hAnsi="Calibri" w:cs="Calibri"/>
-          <w:sz w:val="22"/>
-          <w:szCs w:val="22"/>
-        </w:rPr>
-        <w:t>Node.js, TypeScript, NestJS, RESTful APIs, Clean Architecture</w:t>
-      </w:r>
-      <w:r>
-        <w:rPr>
-          <w:rFonts w:ascii="Calibri" w:hAnsi="Calibri" w:cs="Calibri"/>
-          <w:sz w:val="22"/>
-          <w:szCs w:val="22"/>
-        </w:rPr>
-        <w:br/>
-      </w:r>
-      <w:r>
-        <w:rPr>
-          <w:rFonts w:ascii="Calibri" w:hAnsi="Calibri" w:cs="Calibri"/>
-          <w:b/>
-          <w:bCs/>
-          <w:sz w:val="22"/>
-          <w:szCs w:val="22"/>
-        </w:rPr>
-        <w:t xml:space="preserve">Frontend: </w:t>
-      </w:r>
-      <w:r>
-        <w:rPr>
-          <w:rFonts w:ascii="Calibri" w:hAnsi="Calibri" w:cs="Calibri"/>
-          <w:sz w:val="22"/>
-          <w:szCs w:val="22"/>
-        </w:rPr>
-        <w:t>React.js, Vue.js, Angular</w:t>
-      </w:r>
-      <w:r>
-        <w:rPr>
-          <w:rFonts w:ascii="Calibri" w:hAnsi="Calibri" w:cs="Calibri"/>
-          <w:b/>
-          <w:bCs/>
-          <w:sz w:val="22"/>
-          <w:szCs w:val="22"/>
-        </w:rPr>
-        <w:br/>
-        <w:t xml:space="preserve">Cloud &amp; DevOps: </w:t>
-      </w:r>
-      <w:r>
-        <w:rPr>
-          <w:rFonts w:ascii="Calibri" w:hAnsi="Calibri" w:cs="Calibri"/>
-          <w:sz w:val="22"/>
-          <w:szCs w:val="22"/>
-        </w:rPr>
-        <w:t>AWS, CI/CD, Docker</w:t>
-      </w:r>
-      <w:r>
-        <w:rPr>
-          <w:rFonts w:ascii="Calibri" w:hAnsi="Calibri" w:cs="Calibri"/>
-          <w:b/>
-          <w:bCs/>
-          <w:sz w:val="22"/>
-          <w:szCs w:val="22"/>
-        </w:rPr>
-        <w:br/>
-        <w:t xml:space="preserve">Databases: </w:t>
-      </w:r>
-      <w:r>
-        <w:rPr>
-          <w:rFonts w:ascii="Calibri" w:hAnsi="Calibri" w:cs="Calibri"/>
-          <w:sz w:val="22"/>
-          <w:szCs w:val="22"/>
-        </w:rPr>
-        <w:t>PostgreSQL, SAP HANA, SQL Server, MySQL (Relational), MongoDB (NoSQL)</w:t>
-      </w:r>
-      <w:r>
-        <w:rPr>
-          <w:rFonts w:ascii="Calibri" w:hAnsi="Calibri" w:cs="Calibri"/>
-          <w:b/>
-          <w:bCs/>
-          <w:sz w:val="22"/>
-          <w:szCs w:val="22"/>
-        </w:rPr>
-        <w:br/>
-        <w:t xml:space="preserve">Automated Testing: </w:t>
-      </w:r>
-      <w:r>
-        <w:rPr>
-          <w:rFonts w:ascii="Calibri" w:hAnsi="Calibri" w:cs="Calibri"/>
-          <w:sz w:val="22"/>
-          <w:szCs w:val="22"/>
-        </w:rPr>
-        <w:t>Jest, Supertest, unit and integration testing</w:t>
-      </w:r>
-      <w:r>
-        <w:rPr>
-          <w:rFonts w:ascii="Calibri" w:hAnsi="Calibri" w:cs="Calibri"/>
-          <w:b/>
-          <w:bCs/>
-          <w:sz w:val="22"/>
-          <w:szCs w:val="22"/>
-        </w:rPr>
-        <w:br/>
-        <w:t xml:space="preserve">Observability: </w:t>
-      </w:r>
-      <w:r>
-        <w:rPr>
-          <w:rFonts w:ascii="Calibri" w:hAnsi="Calibri" w:cs="Calibri"/>
-          <w:sz w:val="22"/>
-          <w:szCs w:val="22"/>
-        </w:rPr>
-        <w:t>Prometheus, Grafana</w:t>
-      </w:r>
-      <w:r>
-        <w:rPr>
-          <w:rFonts w:ascii="Calibri" w:hAnsi="Calibri" w:cs="Calibri"/>
-          <w:b/>
-          <w:bCs/>
-          <w:sz w:val="22"/>
-          <w:szCs w:val="22"/>
-        </w:rPr>
-        <w:br/>
-        <w:t xml:space="preserve">Messaging &amp; Integration: </w:t>
-      </w:r>
-      <w:r>
-        <w:rPr>
-          <w:rFonts w:ascii="Calibri" w:hAnsi="Calibri" w:cs="Calibri"/>
-          <w:sz w:val="22"/>
-          <w:szCs w:val="22"/>
-        </w:rPr>
-        <w:t>RabbitMQ</w:t>
-      </w:r>
-      <w:r>
-        <w:rPr>
-          <w:rFonts w:ascii="Calibri" w:hAnsi="Calibri" w:cs="Calibri"/>
-          <w:b/>
-          <w:bCs/>
-          <w:sz w:val="22"/>
-          <w:szCs w:val="22"/>
-        </w:rPr>
-        <w:br/>
-        <w:t xml:space="preserve">Other Technologies: </w:t>
-      </w:r>
-      <w:r>
-        <w:rPr>
-          <w:rFonts w:ascii="Calibri" w:hAnsi="Calibri" w:cs="Calibri"/>
-          <w:sz w:val="22"/>
-          <w:szCs w:val="22"/>
-        </w:rPr>
-        <w:t>C#, .NET</w:t>
-      </w:r>
       <w:r>
         <w:rPr>
           <w:rFonts w:ascii="Calibri" w:hAnsi="Calibri" w:cs="Calibri"/>
@@ -1443,22 +7775,35 @@
     </w:p>
     <w:p>
       <w:pPr>
-        <w:rPr>
-          <w:rFonts w:ascii="Calibri" w:hAnsi="Calibri" w:cs="Calibri"/>
-          <w:sz w:val="22"/>
-          <w:szCs w:val="22"/>
-        </w:rPr>
-      </w:pPr>
-      <w:r>
-        <w:rPr>
-          <w:rFonts w:ascii="Calibri" w:hAnsi="Calibri" w:cs="Calibri"/>
-          <w:b/>
-          <w:bCs/>
-          <w:sz w:val="22"/>
-          <w:szCs w:val="22"/>
-        </w:rPr>
-        <w:t>AI &amp; Applied Research</w:t>
-      </w:r>
+        <w:spacing w:after="0"/>
+        <w:rPr>
+          <w:rFonts w:ascii="Calibri" w:hAnsi="Calibri" w:cs="Calibri"/>
+          <w:sz w:val="22"/>
+          <w:szCs w:val="22"/>
+        </w:rPr>
+      </w:pPr>
+      <w:r>
+        <w:rPr>
+          <w:rFonts w:ascii="Calibri" w:hAnsi="Calibri" w:cs="Calibri"/>
+          <w:b/>
+          <w:bCs/>
+          <w:sz w:val="22"/>
+          <w:szCs w:val="22"/>
+        </w:rPr>
+        <w:t xml:space="preserve">AI &amp; Applied </w:t>
+      </w:r>
+      <w:proofErr w:type="spellStart"/>
+      <w:r>
+        <w:rPr>
+          <w:rFonts w:ascii="Calibri" w:hAnsi="Calibri" w:cs="Calibri"/>
+          <w:b/>
+          <w:bCs/>
+          <w:sz w:val="22"/>
+          <w:szCs w:val="22"/>
+        </w:rPr>
+        <w:t>Research</w:t>
+      </w:r>
+      <w:proofErr w:type="spellEnd"/>
       <w:r>
         <w:rPr>
           <w:rFonts w:ascii="Calibri" w:hAnsi="Calibri" w:cs="Calibri"/>
@@ -1475,11 +7820,498 @@
           <w:sz w:val="22"/>
           <w:szCs w:val="22"/>
         </w:rPr>
-        <w:t>Fine-tuned a LLaMA model (~1B parameters) using QLoRA (4-bit quantization) and Unsloth for DDoS attack classification and detection. Developed GenGuardian, a custom tool featuring a complete training, evaluation, and deployment pipeline executed in a virtualized environment with malicious traffic simulation.</w:t>
+        <w:t>Fine-</w:t>
+      </w:r>
+      <w:proofErr w:type="spellStart"/>
+      <w:r>
+        <w:rPr>
+          <w:rFonts w:ascii="Calibri" w:hAnsi="Calibri" w:cs="Calibri"/>
+          <w:sz w:val="22"/>
+          <w:szCs w:val="22"/>
+        </w:rPr>
+        <w:t>tuned</w:t>
+      </w:r>
+      <w:proofErr w:type="spellEnd"/>
+      <w:r>
+        <w:rPr>
+          <w:rFonts w:ascii="Calibri" w:hAnsi="Calibri" w:cs="Calibri"/>
+          <w:sz w:val="22"/>
+          <w:szCs w:val="22"/>
+        </w:rPr>
+        <w:t xml:space="preserve"> a </w:t>
+      </w:r>
+      <w:proofErr w:type="spellStart"/>
+      <w:r>
+        <w:rPr>
+          <w:rFonts w:ascii="Calibri" w:hAnsi="Calibri" w:cs="Calibri"/>
+          <w:sz w:val="22"/>
+          <w:szCs w:val="22"/>
+        </w:rPr>
+        <w:t>LLaMA</w:t>
+      </w:r>
+      <w:proofErr w:type="spellEnd"/>
+      <w:r>
+        <w:rPr>
+          <w:rFonts w:ascii="Calibri" w:hAnsi="Calibri" w:cs="Calibri"/>
+          <w:sz w:val="22"/>
+          <w:szCs w:val="22"/>
+        </w:rPr>
+        <w:t xml:space="preserve"> model (~1B </w:t>
+      </w:r>
+      <w:proofErr w:type="spellStart"/>
+      <w:r>
+        <w:rPr>
+          <w:rFonts w:ascii="Calibri" w:hAnsi="Calibri" w:cs="Calibri"/>
+          <w:sz w:val="22"/>
+          <w:szCs w:val="22"/>
+        </w:rPr>
+        <w:t>parameters</w:t>
+      </w:r>
+      <w:proofErr w:type="spellEnd"/>
+      <w:r>
+        <w:rPr>
+          <w:rFonts w:ascii="Calibri" w:hAnsi="Calibri" w:cs="Calibri"/>
+          <w:sz w:val="22"/>
+          <w:szCs w:val="22"/>
+        </w:rPr>
+        <w:t xml:space="preserve">) </w:t>
+      </w:r>
+      <w:proofErr w:type="spellStart"/>
+      <w:r>
+        <w:rPr>
+          <w:rFonts w:ascii="Calibri" w:hAnsi="Calibri" w:cs="Calibri"/>
+          <w:sz w:val="22"/>
+          <w:szCs w:val="22"/>
+        </w:rPr>
+        <w:t>using</w:t>
+      </w:r>
+      <w:proofErr w:type="spellEnd"/>
+      <w:r>
+        <w:rPr>
+          <w:rFonts w:ascii="Calibri" w:hAnsi="Calibri" w:cs="Calibri"/>
+          <w:sz w:val="22"/>
+          <w:szCs w:val="22"/>
+        </w:rPr>
+        <w:t xml:space="preserve"> </w:t>
+      </w:r>
+      <w:proofErr w:type="spellStart"/>
+      <w:r>
+        <w:rPr>
+          <w:rFonts w:ascii="Calibri" w:hAnsi="Calibri" w:cs="Calibri"/>
+          <w:sz w:val="22"/>
+          <w:szCs w:val="22"/>
+        </w:rPr>
+        <w:t>QLoRA</w:t>
+      </w:r>
+      <w:proofErr w:type="spellEnd"/>
+      <w:r>
+        <w:rPr>
+          <w:rFonts w:ascii="Calibri" w:hAnsi="Calibri" w:cs="Calibri"/>
+          <w:sz w:val="22"/>
+          <w:szCs w:val="22"/>
+        </w:rPr>
+        <w:t xml:space="preserve"> (4-bit </w:t>
+      </w:r>
+      <w:proofErr w:type="spellStart"/>
+      <w:r>
+        <w:rPr>
+          <w:rFonts w:ascii="Calibri" w:hAnsi="Calibri" w:cs="Calibri"/>
+          <w:sz w:val="22"/>
+          <w:szCs w:val="22"/>
+        </w:rPr>
+        <w:t>quantization</w:t>
+      </w:r>
+      <w:proofErr w:type="spellEnd"/>
+      <w:r>
+        <w:rPr>
+          <w:rFonts w:ascii="Calibri" w:hAnsi="Calibri" w:cs="Calibri"/>
+          <w:sz w:val="22"/>
+          <w:szCs w:val="22"/>
+        </w:rPr>
+        <w:t xml:space="preserve">) </w:t>
+      </w:r>
+      <w:proofErr w:type="spellStart"/>
+      <w:r>
+        <w:rPr>
+          <w:rFonts w:ascii="Calibri" w:hAnsi="Calibri" w:cs="Calibri"/>
+          <w:sz w:val="22"/>
+          <w:szCs w:val="22"/>
+        </w:rPr>
+        <w:t>and</w:t>
+      </w:r>
+      <w:proofErr w:type="spellEnd"/>
+      <w:r>
+        <w:rPr>
+          <w:rFonts w:ascii="Calibri" w:hAnsi="Calibri" w:cs="Calibri"/>
+          <w:sz w:val="22"/>
+          <w:szCs w:val="22"/>
+        </w:rPr>
+        <w:t xml:space="preserve"> </w:t>
+      </w:r>
+      <w:proofErr w:type="spellStart"/>
+      <w:r>
+        <w:rPr>
+          <w:rFonts w:ascii="Calibri" w:hAnsi="Calibri" w:cs="Calibri"/>
+          <w:sz w:val="22"/>
+          <w:szCs w:val="22"/>
+        </w:rPr>
+        <w:t>Unsloth</w:t>
+      </w:r>
+      <w:proofErr w:type="spellEnd"/>
+      <w:r>
+        <w:rPr>
+          <w:rFonts w:ascii="Calibri" w:hAnsi="Calibri" w:cs="Calibri"/>
+          <w:sz w:val="22"/>
+          <w:szCs w:val="22"/>
+        </w:rPr>
+        <w:t xml:space="preserve"> for </w:t>
+      </w:r>
+      <w:proofErr w:type="spellStart"/>
+      <w:r>
+        <w:rPr>
+          <w:rFonts w:ascii="Calibri" w:hAnsi="Calibri" w:cs="Calibri"/>
+          <w:sz w:val="22"/>
+          <w:szCs w:val="22"/>
+        </w:rPr>
+        <w:t>DDoS</w:t>
+      </w:r>
+      <w:proofErr w:type="spellEnd"/>
+      <w:r>
+        <w:rPr>
+          <w:rFonts w:ascii="Calibri" w:hAnsi="Calibri" w:cs="Calibri"/>
+          <w:sz w:val="22"/>
+          <w:szCs w:val="22"/>
+        </w:rPr>
+        <w:t xml:space="preserve"> </w:t>
+      </w:r>
+      <w:proofErr w:type="spellStart"/>
+      <w:r>
+        <w:rPr>
+          <w:rFonts w:ascii="Calibri" w:hAnsi="Calibri" w:cs="Calibri"/>
+          <w:sz w:val="22"/>
+          <w:szCs w:val="22"/>
+        </w:rPr>
+        <w:t>attack</w:t>
+      </w:r>
+      <w:proofErr w:type="spellEnd"/>
+      <w:r>
+        <w:rPr>
+          <w:rFonts w:ascii="Calibri" w:hAnsi="Calibri" w:cs="Calibri"/>
+          <w:sz w:val="22"/>
+          <w:szCs w:val="22"/>
+        </w:rPr>
+        <w:t xml:space="preserve"> </w:t>
+      </w:r>
+      <w:proofErr w:type="spellStart"/>
+      <w:r>
+        <w:rPr>
+          <w:rFonts w:ascii="Calibri" w:hAnsi="Calibri" w:cs="Calibri"/>
+          <w:sz w:val="22"/>
+          <w:szCs w:val="22"/>
+        </w:rPr>
+        <w:t>classification</w:t>
+      </w:r>
+      <w:proofErr w:type="spellEnd"/>
+      <w:r>
+        <w:rPr>
+          <w:rFonts w:ascii="Calibri" w:hAnsi="Calibri" w:cs="Calibri"/>
+          <w:sz w:val="22"/>
+          <w:szCs w:val="22"/>
+        </w:rPr>
+        <w:t xml:space="preserve"> </w:t>
+      </w:r>
+      <w:proofErr w:type="spellStart"/>
+      <w:r>
+        <w:rPr>
+          <w:rFonts w:ascii="Calibri" w:hAnsi="Calibri" w:cs="Calibri"/>
+          <w:sz w:val="22"/>
+          <w:szCs w:val="22"/>
+        </w:rPr>
+        <w:t>and</w:t>
+      </w:r>
+      <w:proofErr w:type="spellEnd"/>
+      <w:r>
+        <w:rPr>
+          <w:rFonts w:ascii="Calibri" w:hAnsi="Calibri" w:cs="Calibri"/>
+          <w:sz w:val="22"/>
+          <w:szCs w:val="22"/>
+        </w:rPr>
+        <w:t xml:space="preserve"> </w:t>
+      </w:r>
+      <w:proofErr w:type="spellStart"/>
+      <w:r>
+        <w:rPr>
+          <w:rFonts w:ascii="Calibri" w:hAnsi="Calibri" w:cs="Calibri"/>
+          <w:sz w:val="22"/>
+          <w:szCs w:val="22"/>
+        </w:rPr>
+        <w:t>detection</w:t>
+      </w:r>
+      <w:proofErr w:type="spellEnd"/>
+      <w:r>
+        <w:rPr>
+          <w:rFonts w:ascii="Calibri" w:hAnsi="Calibri" w:cs="Calibri"/>
+          <w:sz w:val="22"/>
+          <w:szCs w:val="22"/>
+        </w:rPr>
+        <w:t xml:space="preserve">. </w:t>
+      </w:r>
+      <w:proofErr w:type="spellStart"/>
+      <w:r>
+        <w:rPr>
+          <w:rFonts w:ascii="Calibri" w:hAnsi="Calibri" w:cs="Calibri"/>
+          <w:sz w:val="22"/>
+          <w:szCs w:val="22"/>
+        </w:rPr>
+        <w:t>Developed</w:t>
+      </w:r>
+      <w:proofErr w:type="spellEnd"/>
+      <w:r>
+        <w:rPr>
+          <w:rFonts w:ascii="Calibri" w:hAnsi="Calibri" w:cs="Calibri"/>
+          <w:sz w:val="22"/>
+          <w:szCs w:val="22"/>
+        </w:rPr>
+        <w:t xml:space="preserve"> </w:t>
+      </w:r>
+      <w:proofErr w:type="spellStart"/>
+      <w:r>
+        <w:rPr>
+          <w:rFonts w:ascii="Calibri" w:hAnsi="Calibri" w:cs="Calibri"/>
+          <w:sz w:val="22"/>
+          <w:szCs w:val="22"/>
+        </w:rPr>
+        <w:t>GenGuardian</w:t>
+      </w:r>
+      <w:proofErr w:type="spellEnd"/>
+      <w:r>
+        <w:rPr>
+          <w:rFonts w:ascii="Calibri" w:hAnsi="Calibri" w:cs="Calibri"/>
+          <w:sz w:val="22"/>
+          <w:szCs w:val="22"/>
+        </w:rPr>
+        <w:t xml:space="preserve">, a </w:t>
+      </w:r>
+      <w:proofErr w:type="spellStart"/>
+      <w:r>
+        <w:rPr>
+          <w:rFonts w:ascii="Calibri" w:hAnsi="Calibri" w:cs="Calibri"/>
+          <w:sz w:val="22"/>
+          <w:szCs w:val="22"/>
+        </w:rPr>
+        <w:t>custom</w:t>
+      </w:r>
+      <w:proofErr w:type="spellEnd"/>
+      <w:r>
+        <w:rPr>
+          <w:rFonts w:ascii="Calibri" w:hAnsi="Calibri" w:cs="Calibri"/>
+          <w:sz w:val="22"/>
+          <w:szCs w:val="22"/>
+        </w:rPr>
+        <w:t xml:space="preserve"> tool </w:t>
+      </w:r>
+      <w:proofErr w:type="spellStart"/>
+      <w:r>
+        <w:rPr>
+          <w:rFonts w:ascii="Calibri" w:hAnsi="Calibri" w:cs="Calibri"/>
+          <w:sz w:val="22"/>
+          <w:szCs w:val="22"/>
+        </w:rPr>
+        <w:t>featuring</w:t>
+      </w:r>
+      <w:proofErr w:type="spellEnd"/>
+      <w:r>
+        <w:rPr>
+          <w:rFonts w:ascii="Calibri" w:hAnsi="Calibri" w:cs="Calibri"/>
+          <w:sz w:val="22"/>
+          <w:szCs w:val="22"/>
+        </w:rPr>
+        <w:t xml:space="preserve"> a complete training, </w:t>
+      </w:r>
+      <w:proofErr w:type="spellStart"/>
+      <w:r>
+        <w:rPr>
+          <w:rFonts w:ascii="Calibri" w:hAnsi="Calibri" w:cs="Calibri"/>
+          <w:sz w:val="22"/>
+          <w:szCs w:val="22"/>
+        </w:rPr>
+        <w:t>evaluation</w:t>
+      </w:r>
+      <w:proofErr w:type="spellEnd"/>
+      <w:r>
+        <w:rPr>
+          <w:rFonts w:ascii="Calibri" w:hAnsi="Calibri" w:cs="Calibri"/>
+          <w:sz w:val="22"/>
+          <w:szCs w:val="22"/>
+        </w:rPr>
+        <w:t xml:space="preserve">, </w:t>
+      </w:r>
+      <w:proofErr w:type="spellStart"/>
+      <w:r>
+        <w:rPr>
+          <w:rFonts w:ascii="Calibri" w:hAnsi="Calibri" w:cs="Calibri"/>
+          <w:sz w:val="22"/>
+          <w:szCs w:val="22"/>
+        </w:rPr>
+        <w:t>and</w:t>
+      </w:r>
+      <w:proofErr w:type="spellEnd"/>
+      <w:r>
+        <w:rPr>
+          <w:rFonts w:ascii="Calibri" w:hAnsi="Calibri" w:cs="Calibri"/>
+          <w:sz w:val="22"/>
+          <w:szCs w:val="22"/>
+        </w:rPr>
+        <w:t xml:space="preserve"> </w:t>
+      </w:r>
+      <w:proofErr w:type="spellStart"/>
+      <w:r>
+        <w:rPr>
+          <w:rFonts w:ascii="Calibri" w:hAnsi="Calibri" w:cs="Calibri"/>
+          <w:sz w:val="22"/>
+          <w:szCs w:val="22"/>
+        </w:rPr>
+        <w:t>deployment</w:t>
+      </w:r>
+      <w:proofErr w:type="spellEnd"/>
+      <w:r>
+        <w:rPr>
+          <w:rFonts w:ascii="Calibri" w:hAnsi="Calibri" w:cs="Calibri"/>
+          <w:sz w:val="22"/>
+          <w:szCs w:val="22"/>
+        </w:rPr>
+        <w:t xml:space="preserve"> pipeline </w:t>
+      </w:r>
+      <w:proofErr w:type="spellStart"/>
+      <w:r>
+        <w:rPr>
+          <w:rFonts w:ascii="Calibri" w:hAnsi="Calibri" w:cs="Calibri"/>
+          <w:sz w:val="22"/>
+          <w:szCs w:val="22"/>
+        </w:rPr>
+        <w:t>executed</w:t>
+      </w:r>
+      <w:proofErr w:type="spellEnd"/>
+      <w:r>
+        <w:rPr>
+          <w:rFonts w:ascii="Calibri" w:hAnsi="Calibri" w:cs="Calibri"/>
+          <w:sz w:val="22"/>
+          <w:szCs w:val="22"/>
+        </w:rPr>
+        <w:t xml:space="preserve"> in a </w:t>
+      </w:r>
+      <w:proofErr w:type="spellStart"/>
+      <w:r>
+        <w:rPr>
+          <w:rFonts w:ascii="Calibri" w:hAnsi="Calibri" w:cs="Calibri"/>
+          <w:sz w:val="22"/>
+          <w:szCs w:val="22"/>
+        </w:rPr>
+        <w:t>virtualized</w:t>
+      </w:r>
+      <w:proofErr w:type="spellEnd"/>
+      <w:r>
+        <w:rPr>
+          <w:rFonts w:ascii="Calibri" w:hAnsi="Calibri" w:cs="Calibri"/>
+          <w:sz w:val="22"/>
+          <w:szCs w:val="22"/>
+        </w:rPr>
+        <w:t xml:space="preserve"> </w:t>
+      </w:r>
+      <w:proofErr w:type="spellStart"/>
+      <w:r>
+        <w:rPr>
+          <w:rFonts w:ascii="Calibri" w:hAnsi="Calibri" w:cs="Calibri"/>
+          <w:sz w:val="22"/>
+          <w:szCs w:val="22"/>
+        </w:rPr>
+        <w:t>environment</w:t>
+      </w:r>
+      <w:proofErr w:type="spellEnd"/>
+      <w:r>
+        <w:rPr>
+          <w:rFonts w:ascii="Calibri" w:hAnsi="Calibri" w:cs="Calibri"/>
+          <w:sz w:val="22"/>
+          <w:szCs w:val="22"/>
+        </w:rPr>
+        <w:t xml:space="preserve"> </w:t>
+      </w:r>
+      <w:proofErr w:type="spellStart"/>
+      <w:r>
+        <w:rPr>
+          <w:rFonts w:ascii="Calibri" w:hAnsi="Calibri" w:cs="Calibri"/>
+          <w:sz w:val="22"/>
+          <w:szCs w:val="22"/>
+        </w:rPr>
+        <w:t>with</w:t>
+      </w:r>
+      <w:proofErr w:type="spellEnd"/>
+      <w:r>
+        <w:rPr>
+          <w:rFonts w:ascii="Calibri" w:hAnsi="Calibri" w:cs="Calibri"/>
+          <w:sz w:val="22"/>
+          <w:szCs w:val="22"/>
+        </w:rPr>
+        <w:t xml:space="preserve"> </w:t>
+      </w:r>
+      <w:proofErr w:type="spellStart"/>
+      <w:r>
+        <w:rPr>
+          <w:rFonts w:ascii="Calibri" w:hAnsi="Calibri" w:cs="Calibri"/>
+          <w:sz w:val="22"/>
+          <w:szCs w:val="22"/>
+        </w:rPr>
+        <w:t>malicious</w:t>
+      </w:r>
+      <w:proofErr w:type="spellEnd"/>
+      <w:r>
+        <w:rPr>
+          <w:rFonts w:ascii="Calibri" w:hAnsi="Calibri" w:cs="Calibri"/>
+          <w:sz w:val="22"/>
+          <w:szCs w:val="22"/>
+        </w:rPr>
+        <w:t xml:space="preserve"> </w:t>
+      </w:r>
+      <w:proofErr w:type="spellStart"/>
+      <w:r>
+        <w:rPr>
+          <w:rFonts w:ascii="Calibri" w:hAnsi="Calibri" w:cs="Calibri"/>
+          <w:sz w:val="22"/>
+          <w:szCs w:val="22"/>
+        </w:rPr>
+        <w:t>traffic</w:t>
+      </w:r>
+      <w:proofErr w:type="spellEnd"/>
+      <w:r>
+        <w:rPr>
+          <w:rFonts w:ascii="Calibri" w:hAnsi="Calibri" w:cs="Calibri"/>
+          <w:sz w:val="22"/>
+          <w:szCs w:val="22"/>
+        </w:rPr>
+        <w:t xml:space="preserve"> </w:t>
+      </w:r>
+      <w:proofErr w:type="spellStart"/>
+      <w:r>
+        <w:rPr>
+          <w:rFonts w:ascii="Calibri" w:hAnsi="Calibri" w:cs="Calibri"/>
+          <w:sz w:val="22"/>
+          <w:szCs w:val="22"/>
+        </w:rPr>
+        <w:t>simulation</w:t>
+      </w:r>
+      <w:proofErr w:type="spellEnd"/>
+      <w:r>
+        <w:rPr>
+          <w:rFonts w:ascii="Calibri" w:hAnsi="Calibri" w:cs="Calibri"/>
+          <w:sz w:val="22"/>
+          <w:szCs w:val="22"/>
+        </w:rPr>
+        <w:t>.</w:t>
       </w:r>
     </w:p>
     <w:p>
       <w:pPr>
+        <w:spacing w:after="0"/>
         <w:rPr>
           <w:rFonts w:ascii="Calibri" w:hAnsi="Calibri" w:cs="Calibri"/>
           <w:sz w:val="22"/>
@@ -1501,6 +8333,7 @@
     </w:p>
     <w:p>
       <w:pPr>
+        <w:spacing w:after="0"/>
         <w:rPr>
           <w:rFonts w:ascii="Calibri" w:hAnsi="Calibri" w:cs="Calibri"/>
           <w:b/>
@@ -2581,6 +9414,155 @@
     </w:lvl>
   </w:abstractNum>
   <w:abstractNum w:abstractNumId="6" w15:restartNumberingAfterBreak="0">
+    <w:nsid w:val="540348B5"/>
+    <w:multiLevelType w:val="multilevel"/>
+    <w:tmpl w:val="F4ECBDB0"/>
+    <w:lvl w:ilvl="0">
+      <w:start w:val="1"/>
+      <w:numFmt w:val="bullet"/>
+      <w:lvlText w:val=""/>
+      <w:lvlJc w:val="left"/>
+      <w:pPr>
+        <w:tabs>
+          <w:tab w:val="num" w:pos="720"/>
+        </w:tabs>
+        <w:ind w:left="720" w:hanging="360"/>
+      </w:pPr>
+      <w:rPr>
+        <w:rFonts w:ascii="Symbol" w:hAnsi="Symbol" w:hint="default"/>
+        <w:sz w:val="20"/>
+      </w:rPr>
+    </w:lvl>
+    <w:lvl w:ilvl="1" w:tentative="1">
+      <w:start w:val="1"/>
+      <w:numFmt w:val="bullet"/>
+      <w:lvlText w:val="o"/>
+      <w:lvlJc w:val="left"/>
+      <w:pPr>
+        <w:tabs>
+          <w:tab w:val="num" w:pos="1440"/>
+        </w:tabs>
+        <w:ind w:left="1440" w:hanging="360"/>
+      </w:pPr>
+      <w:rPr>
+        <w:rFonts w:ascii="Courier New" w:hAnsi="Courier New" w:hint="default"/>
+        <w:sz w:val="20"/>
+      </w:rPr>
+    </w:lvl>
+    <w:lvl w:ilvl="2" w:tentative="1">
+      <w:start w:val="1"/>
+      <w:numFmt w:val="bullet"/>
+      <w:lvlText w:val=""/>
+      <w:lvlJc w:val="left"/>
+      <w:pPr>
+        <w:tabs>
+          <w:tab w:val="num" w:pos="2160"/>
+        </w:tabs>
+        <w:ind w:left="2160" w:hanging="360"/>
+      </w:pPr>
+      <w:rPr>
+        <w:rFonts w:ascii="Wingdings" w:hAnsi="Wingdings" w:hint="default"/>
+        <w:sz w:val="20"/>
+      </w:rPr>
+    </w:lvl>
+    <w:lvl w:ilvl="3" w:tentative="1">
+      <w:start w:val="1"/>
+      <w:numFmt w:val="bullet"/>
+      <w:lvlText w:val=""/>
+      <w:lvlJc w:val="left"/>
+      <w:pPr>
+        <w:tabs>
+          <w:tab w:val="num" w:pos="2880"/>
+        </w:tabs>
+        <w:ind w:left="2880" w:hanging="360"/>
+      </w:pPr>
+      <w:rPr>
+        <w:rFonts w:ascii="Wingdings" w:hAnsi="Wingdings" w:hint="default"/>
+        <w:sz w:val="20"/>
+      </w:rPr>
+    </w:lvl>
+    <w:lvl w:ilvl="4" w:tentative="1">
+      <w:start w:val="1"/>
+      <w:numFmt w:val="bullet"/>
+      <w:lvlText w:val=""/>
+      <w:lvlJc w:val="left"/>
+      <w:pPr>
+        <w:tabs>
+          <w:tab w:val="num" w:pos="3600"/>
+        </w:tabs>
+        <w:ind w:left="3600" w:hanging="360"/>
+      </w:pPr>
+      <w:rPr>
+        <w:rFonts w:ascii="Wingdings" w:hAnsi="Wingdings" w:hint="default"/>
+        <w:sz w:val="20"/>
+      </w:rPr>
+    </w:lvl>
+    <w:lvl w:ilvl="5" w:tentative="1">
+      <w:start w:val="1"/>
+      <w:numFmt w:val="bullet"/>
+      <w:lvlText w:val=""/>
+      <w:lvlJc w:val="left"/>
+      <w:pPr>
+        <w:tabs>
+          <w:tab w:val="num" w:pos="4320"/>
+        </w:tabs>
+        <w:ind w:left="4320" w:hanging="360"/>
+      </w:pPr>
+      <w:rPr>
+        <w:rFonts w:ascii="Wingdings" w:hAnsi="Wingdings" w:hint="default"/>
+        <w:sz w:val="20"/>
+      </w:rPr>
+    </w:lvl>
+    <w:lvl w:ilvl="6" w:tentative="1">
+      <w:start w:val="1"/>
+      <w:numFmt w:val="bullet"/>
+      <w:lvlText w:val=""/>
+      <w:lvlJc w:val="left"/>
+      <w:pPr>
+        <w:tabs>
+          <w:tab w:val="num" w:pos="5040"/>
+        </w:tabs>
+        <w:ind w:left="5040" w:hanging="360"/>
+      </w:pPr>
+      <w:rPr>
+        <w:rFonts w:ascii="Wingdings" w:hAnsi="Wingdings" w:hint="default"/>
+        <w:sz w:val="20"/>
+      </w:rPr>
+    </w:lvl>
+    <w:lvl w:ilvl="7" w:tentative="1">
+      <w:start w:val="1"/>
+      <w:numFmt w:val="bullet"/>
+      <w:lvlText w:val=""/>
+      <w:lvlJc w:val="left"/>
+      <w:pPr>
+        <w:tabs>
+          <w:tab w:val="num" w:pos="5760"/>
+        </w:tabs>
+        <w:ind w:left="5760" w:hanging="360"/>
+      </w:pPr>
+      <w:rPr>
+        <w:rFonts w:ascii="Wingdings" w:hAnsi="Wingdings" w:hint="default"/>
+        <w:sz w:val="20"/>
+      </w:rPr>
+    </w:lvl>
+    <w:lvl w:ilvl="8" w:tentative="1">
+      <w:start w:val="1"/>
+      <w:numFmt w:val="bullet"/>
+      <w:lvlText w:val=""/>
+      <w:lvlJc w:val="left"/>
+      <w:pPr>
+        <w:tabs>
+          <w:tab w:val="num" w:pos="6480"/>
+        </w:tabs>
+        <w:ind w:left="6480" w:hanging="360"/>
+      </w:pPr>
+      <w:rPr>
+        <w:rFonts w:ascii="Wingdings" w:hAnsi="Wingdings" w:hint="default"/>
+        <w:sz w:val="20"/>
+      </w:rPr>
+    </w:lvl>
+  </w:abstractNum>
+  <w:abstractNum w:abstractNumId="7" w15:restartNumberingAfterBreak="0">
     <w:nsid w:val="54866FCE"/>
     <w:multiLevelType w:val="multilevel"/>
     <w:tmpl w:val="ED1E6036"/>
@@ -2729,7 +9711,7 @@
       </w:rPr>
     </w:lvl>
   </w:abstractNum>
-  <w:abstractNum w:abstractNumId="7" w15:restartNumberingAfterBreak="0">
+  <w:abstractNum w:abstractNumId="8" w15:restartNumberingAfterBreak="0">
     <w:nsid w:val="589D54E8"/>
     <w:multiLevelType w:val="multilevel"/>
     <w:tmpl w:val="1728DD76"/>
@@ -2878,7 +9860,7 @@
       </w:rPr>
     </w:lvl>
   </w:abstractNum>
-  <w:abstractNum w:abstractNumId="8" w15:restartNumberingAfterBreak="0">
+  <w:abstractNum w:abstractNumId="9" w15:restartNumberingAfterBreak="0">
     <w:nsid w:val="5CA165D9"/>
     <w:multiLevelType w:val="multilevel"/>
     <w:tmpl w:val="E7ECECCA"/>
@@ -3027,7 +10009,7 @@
       </w:rPr>
     </w:lvl>
   </w:abstractNum>
-  <w:abstractNum w:abstractNumId="9" w15:restartNumberingAfterBreak="0">
+  <w:abstractNum w:abstractNumId="10" w15:restartNumberingAfterBreak="0">
     <w:nsid w:val="6617576C"/>
     <w:multiLevelType w:val="multilevel"/>
     <w:tmpl w:val="312CB6E8"/>
@@ -3176,7 +10158,7 @@
       </w:rPr>
     </w:lvl>
   </w:abstractNum>
-  <w:abstractNum w:abstractNumId="10" w15:restartNumberingAfterBreak="0">
+  <w:abstractNum w:abstractNumId="11" w15:restartNumberingAfterBreak="0">
     <w:nsid w:val="69327605"/>
     <w:multiLevelType w:val="multilevel"/>
     <w:tmpl w:val="E1CA86F6"/>
@@ -3325,7 +10307,7 @@
       </w:rPr>
     </w:lvl>
   </w:abstractNum>
-  <w:abstractNum w:abstractNumId="11" w15:restartNumberingAfterBreak="0">
+  <w:abstractNum w:abstractNumId="12" w15:restartNumberingAfterBreak="0">
     <w:nsid w:val="6A5A3E7B"/>
     <w:multiLevelType w:val="multilevel"/>
     <w:tmpl w:val="5B880688"/>
@@ -3474,7 +10456,7 @@
       </w:rPr>
     </w:lvl>
   </w:abstractNum>
-  <w:abstractNum w:abstractNumId="12" w15:restartNumberingAfterBreak="0">
+  <w:abstractNum w:abstractNumId="13" w15:restartNumberingAfterBreak="0">
     <w:nsid w:val="6E365FF6"/>
     <w:multiLevelType w:val="multilevel"/>
     <w:tmpl w:val="3084AF66"/>
@@ -3623,7 +10605,7 @@
       </w:rPr>
     </w:lvl>
   </w:abstractNum>
-  <w:abstractNum w:abstractNumId="13" w15:restartNumberingAfterBreak="0">
+  <w:abstractNum w:abstractNumId="14" w15:restartNumberingAfterBreak="0">
     <w:nsid w:val="793B2943"/>
     <w:multiLevelType w:val="multilevel"/>
     <w:tmpl w:val="379E0842"/>
@@ -3773,16 +10755,16 @@
     </w:lvl>
   </w:abstractNum>
   <w:num w:numId="1" w16cid:durableId="133329570">
-    <w:abstractNumId w:val="10"/>
+    <w:abstractNumId w:val="11"/>
   </w:num>
   <w:num w:numId="2" w16cid:durableId="474568424">
-    <w:abstractNumId w:val="13"/>
+    <w:abstractNumId w:val="14"/>
   </w:num>
   <w:num w:numId="3" w16cid:durableId="1345786853">
     <w:abstractNumId w:val="5"/>
   </w:num>
   <w:num w:numId="4" w16cid:durableId="72900935">
-    <w:abstractNumId w:val="11"/>
+    <w:abstractNumId w:val="12"/>
   </w:num>
   <w:num w:numId="5" w16cid:durableId="935555568">
     <w:abstractNumId w:val="2"/>
@@ -3791,28 +10773,31 @@
     <w:abstractNumId w:val="4"/>
   </w:num>
   <w:num w:numId="7" w16cid:durableId="1158182366">
-    <w:abstractNumId w:val="8"/>
+    <w:abstractNumId w:val="9"/>
   </w:num>
   <w:num w:numId="8" w16cid:durableId="1670329856">
     <w:abstractNumId w:val="3"/>
   </w:num>
   <w:num w:numId="9" w16cid:durableId="1548640942">
-    <w:abstractNumId w:val="7"/>
+    <w:abstractNumId w:val="8"/>
   </w:num>
   <w:num w:numId="10" w16cid:durableId="1083259798">
-    <w:abstractNumId w:val="9"/>
+    <w:abstractNumId w:val="10"/>
   </w:num>
   <w:num w:numId="11" w16cid:durableId="376205550">
     <w:abstractNumId w:val="0"/>
   </w:num>
   <w:num w:numId="12" w16cid:durableId="1207646454">
-    <w:abstractNumId w:val="6"/>
+    <w:abstractNumId w:val="7"/>
   </w:num>
   <w:num w:numId="13" w16cid:durableId="1351684749">
     <w:abstractNumId w:val="1"/>
   </w:num>
   <w:num w:numId="14" w16cid:durableId="1194491843">
-    <w:abstractNumId w:val="12"/>
+    <w:abstractNumId w:val="13"/>
+  </w:num>
+  <w:num w:numId="15" w16cid:durableId="1638298426">
+    <w:abstractNumId w:val="6"/>
   </w:num>
 </w:numbering>
 </file>
